--- a/Documentação/Documentação Projeto Individual.docx
+++ b/Documentação/Documentação Projeto Individual.docx
@@ -333,6 +333,15 @@
     <w:p/>
     <w:sdt>
       <w:sdtPr>
+        <w:rPr>
+          <w:rFonts w:asciiTheme="minorHAnsi" w:eastAsiaTheme="minorHAnsi" w:hAnsiTheme="minorHAnsi" w:cstheme="minorBidi"/>
+          <w:bCs w:val="0"/>
+          <w:color w:val="auto"/>
+          <w:kern w:val="2"/>
+          <w:szCs w:val="22"/>
+          <w:lang w:eastAsia="en-US"/>
+          <w14:ligatures w14:val="standardContextual"/>
+        </w:rPr>
         <w:id w:val="-244583453"/>
         <w:docPartObj>
           <w:docPartGallery w:val="Table of Contents"/>
@@ -341,13 +350,7 @@
       </w:sdtPr>
       <w:sdtEndPr>
         <w:rPr>
-          <w:rFonts w:asciiTheme="minorHAnsi" w:eastAsiaTheme="minorHAnsi" w:hAnsiTheme="minorHAnsi" w:cstheme="minorBidi"/>
           <w:b/>
-          <w:color w:val="auto"/>
-          <w:kern w:val="2"/>
-          <w:szCs w:val="22"/>
-          <w:lang w:eastAsia="en-US"/>
-          <w14:ligatures w14:val="standardContextual"/>
         </w:rPr>
       </w:sdtEndPr>
       <w:sdtContent>
@@ -1541,28 +1544,13 @@
         <w:tab/>
       </w:r>
       <w:r>
-        <w:t xml:space="preserve">O Brasil possui uma das maiores comunidades consumidores de anime no mundo, destacando-se como o </w:t>
-      </w:r>
-      <w:r>
-        <w:t>3</w:t>
-      </w:r>
-      <w:r>
-        <w:t xml:space="preserve">º </w:t>
-      </w:r>
-      <w:r>
-        <w:t>maior mercado de animes fora a China e o Japão, ficando atrás apenas dos Estados Unidos e da Índia</w:t>
-      </w:r>
-      <w:r>
-        <w:t xml:space="preserve">. Esse crescimento se intensificou com a popularização de serviços de </w:t>
+        <w:t xml:space="preserve">O Brasil possui uma das maiores comunidades consumidores de anime no mundo, destacando-se como o 3º maior mercado de animes fora a China e o Japão, ficando atrás apenas dos Estados Unidos e da Índia. Esse crescimento se intensificou com a popularização de serviços de </w:t>
       </w:r>
       <w:r>
         <w:t>streaming,</w:t>
       </w:r>
       <w:r>
-        <w:t xml:space="preserve"> pandemia e </w:t>
-      </w:r>
-      <w:r>
-        <w:t>a ampliação do acesso à internet, tornando o anime uma forma de entretenimento presente no cotidiano dos jovens brasileiros. A difusão e o engajamento em torno dessa mídia são reforçados por eventos culturais, como o Anime Friends, que reúne milhares de fãs todos os anos, demonstrando a força desse segmento no país.</w:t>
+        <w:t xml:space="preserve"> pandemia e a ampliação do acesso à internet, tornando o anime uma forma de entretenimento presente no cotidiano dos jovens brasileiros. A difusão e o engajamento em torno dessa mídia são reforçados por eventos culturais, como o Anime Friends, que reúne milhares de fãs todos os anos, demonstrando a força desse segmento no país.</w:t>
       </w:r>
     </w:p>
     <w:p>
@@ -1657,8 +1645,6 @@
     <w:p>
       <w:r>
         <w:tab/>
-      </w:r>
-      <w:r>
         <w:t xml:space="preserve">A presença dos animes na televisão aberta desde os anos 1990, com títulos como Dragon Ball, Pokémon e Cavaleiros do Zodíaco, contribuiu para criar uma base de fãs sólida, que hoje alcança diferentes gerações. Com o avanço das plataformas </w:t>
       </w:r>
       <w:r>
@@ -1886,57 +1872,39 @@
           <w:sz w:val="24"/>
           <w:szCs w:val="24"/>
         </w:rPr>
-        <w:t xml:space="preserve"> </w:t>
+        <w:t xml:space="preserve"> –</w:t>
       </w:r>
       <w:r>
         <w:rPr>
           <w:sz w:val="24"/>
           <w:szCs w:val="24"/>
         </w:rPr>
-        <w:t>–</w:t>
+        <w:t xml:space="preserve"> Anime</w:t>
       </w:r>
       <w:r>
         <w:rPr>
           <w:sz w:val="24"/>
           <w:szCs w:val="24"/>
         </w:rPr>
-        <w:t xml:space="preserve"> Anime</w:t>
+        <w:t xml:space="preserve"> Pokémon</w:t>
       </w:r>
       <w:r>
         <w:rPr>
           <w:sz w:val="24"/>
           <w:szCs w:val="24"/>
         </w:rPr>
-        <w:t xml:space="preserve"> </w:t>
-      </w:r>
-      <w:r>
-        <w:rPr>
-          <w:sz w:val="24"/>
-          <w:szCs w:val="24"/>
-        </w:rPr>
-        <w:t>Pokémon</w:t>
-      </w:r>
-      <w:r>
-        <w:rPr>
-          <w:sz w:val="24"/>
-          <w:szCs w:val="24"/>
-        </w:rPr>
         <w:t xml:space="preserve"> lançado em 1996</w:t>
       </w:r>
     </w:p>
     <w:p>
       <w:r>
         <w:tab/>
-      </w:r>
-      <w:r>
         <w:t>Do ponto de vista de mercado, a influência econômica dos animes no Brasil é igualmente expressiva. Empresas de streaming confirmam que o país está entre os maiores consumidores de produções japonesas em suas plataformas, fazendo com que o licenciamento de títulos se torne cada vez mais frequente. Além disso, franquias de anime movimentam a indústria de produtos derivados, jogos e cinema, gerando impacto direto na economia do entretenimento.</w:t>
       </w:r>
     </w:p>
     <w:p>
       <w:r>
         <w:tab/>
-      </w:r>
-      <w:r>
         <w:t xml:space="preserve">Culturalmente, os animes desempenham um papel significativo na formação </w:t>
       </w:r>
       <w:r>
@@ -1980,17 +1948,14 @@
       <w:r>
         <w:t xml:space="preserve">A Relação entre Psicologia e </w:t>
       </w:r>
+      <w:bookmarkEnd w:id="3"/>
       <w:proofErr w:type="gramStart"/>
       <w:r>
         <w:t xml:space="preserve">os </w:t>
       </w:r>
       <w:r>
-        <w:t>A</w:t>
-      </w:r>
-      <w:r>
-        <w:t>nimes</w:t>
-      </w:r>
-      <w:bookmarkEnd w:id="3"/>
+        <w:t>Animes</w:t>
+      </w:r>
       <w:proofErr w:type="gramEnd"/>
     </w:p>
     <w:p>
@@ -2007,16 +1972,12 @@
     <w:p>
       <w:r>
         <w:tab/>
-      </w:r>
-      <w:r>
         <w:t>Os animes também funcionam como ferramenta de representação emocional. O público se identifica com os conflitos internos dos personagens e passa a refletir sobre os próprios sentimentos, estratégias de enfrentamento e modos de se relacionar com o mundo ao redor. Esse processo pode contribuir para a regulação emocional, empatia e amadurecimento psicológico. A ficção torna-se então um meio seguro para explorar emoções intensas e desenvolver habilidades socioemocionais.</w:t>
       </w:r>
     </w:p>
     <w:p>
       <w:r>
         <w:tab/>
-      </w:r>
-      <w:r>
         <w:t xml:space="preserve">Além disso, a Psicologia Social destaca o papel da </w:t>
       </w:r>
       <w:r>
@@ -2033,8 +1994,6 @@
     <w:p>
       <w:r>
         <w:tab/>
-      </w:r>
-      <w:r>
         <w:t>Portanto, a relação entre Psicologia e animes é sólida: ao mesmo tempo que as obras animadas retratam sentimentos complexos da vida humana, também ajudam seus fãs a compreenderem mais sobre quem são, o que sentem e como podem lidar com suas próprias batalhas emocionais. Isso reforça a importância desse tipo de conteúdo cultural para o desenvolvimento pessoal dos jovens brasileiros.</w:t>
       </w:r>
     </w:p>
@@ -2073,19 +2032,7 @@
       </w:r>
       <w:proofErr w:type="spellEnd"/>
       <w:r>
-        <w:t xml:space="preserve"> Kaisen apresenta uma narrativa que explora intensamente a relação entre emoções negativas e o enfrentamento de traumas pessoais. Na obra, </w:t>
-      </w:r>
-      <w:r>
-        <w:t>temas</w:t>
-      </w:r>
-      <w:r>
-        <w:t xml:space="preserve"> como medo, raiva e dor se manifestam literal e metaforicamente na forma de “maldições”, criaturas originadas do sofrimento humano. Assim, o anime estabelece uma conexão direta entre forças </w:t>
-      </w:r>
-      <w:r>
-        <w:t>mentais</w:t>
-      </w:r>
-      <w:r>
-        <w:t xml:space="preserve"> internas e ameaças externas, reforçando a ideia de que lidar com emoções é um processo inevitável da existência.</w:t>
+        <w:t xml:space="preserve"> Kaisen apresenta uma narrativa que explora intensamente a relação entre emoções negativas e o enfrentamento de traumas pessoais. Na obra, temas como medo, raiva e dor se manifestam literal e metaforicamente na forma de “maldições”, criaturas originadas do sofrimento humano. Assim, o anime estabelece uma conexão direta entre forças mentais internas e ameaças externas, reforçando a ideia de que lidar com emoções é um processo inevitável da existência.</w:t>
       </w:r>
     </w:p>
     <w:p>
@@ -2195,8 +2142,6 @@
     <w:p>
       <w:r>
         <w:tab/>
-      </w:r>
-      <w:r>
         <w:t xml:space="preserve">A história acompanha jovens feiticeiros que precisam superar seus próprios limites psicológicos enquanto </w:t>
       </w:r>
       <w:r>
@@ -2207,8 +2152,6 @@
     <w:p>
       <w:r>
         <w:tab/>
-      </w:r>
-      <w:r>
         <w:t xml:space="preserve">Essa narrativa intensa e complexa também destaca o papel do apoio social no desenvolvimento individual. Laços de amizade, confiança e cuidado mútuo são elementos fundamentais para o crescimento psicológico dentro da história. Ao combinar ação com questionamentos profundos sobre a condição humana, </w:t>
       </w:r>
       <w:proofErr w:type="spellStart"/>
@@ -2276,8 +2219,6 @@
     <w:p>
       <w:r>
         <w:tab/>
-      </w:r>
-      <w:r>
         <w:t xml:space="preserve">O anime enfatiza o poder das relações humanas para fortalecer a resiliência emocional. Valores como compaixão, bondade e compreensão do sofrimento alheio são componentes essenciais da narrativa. O desenvolvimento dos personagens é guiado tanto por batalhas físicas quanto por conflitos internos, mostrando que a verdadeira força muitas </w:t>
       </w:r>
       <w:r>
@@ -2386,21 +2327,12 @@
           <w:sz w:val="24"/>
           <w:szCs w:val="24"/>
         </w:rPr>
-        <w:t xml:space="preserve"> Kaisen lançado em 20</w:t>
-      </w:r>
-      <w:r>
-        <w:rPr>
-          <w:sz w:val="24"/>
-          <w:szCs w:val="24"/>
-        </w:rPr>
-        <w:t>20</w:t>
+        <w:t xml:space="preserve"> Kaisen lançado em 2020</w:t>
       </w:r>
     </w:p>
     <w:p>
       <w:r>
         <w:tab/>
-      </w:r>
-      <w:r>
         <w:t xml:space="preserve">Outro ponto marcante é o equilíbrio emocional, constantemente desafiado pela violência do mundo em que vivem. Ao representar a dualidade entre fragilidade e determinação, </w:t>
       </w:r>
       <w:proofErr w:type="spellStart"/>
@@ -2445,8 +2377,6 @@
     <w:p>
       <w:r>
         <w:tab/>
-      </w:r>
-      <w:r>
         <w:t xml:space="preserve">Maki </w:t>
       </w:r>
       <w:proofErr w:type="spellStart"/>
@@ -2605,44 +2535,19 @@
     <w:p>
       <w:r>
         <w:tab/>
-      </w:r>
-      <w:r>
-        <w:t>A resiliência é o principal traço de Maki. Mesmo sendo vista como inferior, ela canaliza suas dificuldades para aprimorar suas capacidades físicas e técnicas. Em vez de se conformar com o destino imposto pela família, escolhe cultivar uma mente independente, longe de expectativas alheias. Sua força não surge da sorte ou de poderes herdados, mas de treinamento intenso, disciplina e autoconfiança</w:t>
-      </w:r>
-      <w:r>
-        <w:t>,</w:t>
-      </w:r>
-      <w:r>
-        <w:t xml:space="preserve"> aspectos que traduzem a teoria psicológica do crescimento pós-trauma, onde o indivíduo transforma adversidades em desenvolvimento pessoal.</w:t>
+        <w:t>A resiliência é o principal traço de Maki. Mesmo sendo vista como inferior, ela canaliza suas dificuldades para aprimorar suas capacidades físicas e técnicas. Em vez de se conformar com o destino imposto pela família, escolhe cultivar uma mente independente, longe de expectativas alheias. Sua força não surge da sorte ou de poderes herdados, mas de treinamento intenso, disciplina e autoconfiança, aspectos que traduzem a teoria psicológica do crescimento pós-trauma, onde o indivíduo transforma adversidades em desenvolvimento pessoal.</w:t>
       </w:r>
     </w:p>
     <w:p>
       <w:r>
         <w:tab/>
-      </w:r>
-      <w:r>
-        <w:t xml:space="preserve">Ao se apoiar em suas próprias habilidades, Maki reforça um importante princípio de Psicologia </w:t>
-      </w:r>
-      <w:r>
-        <w:t>Positiva</w:t>
-      </w:r>
-      <w:r>
-        <w:t xml:space="preserve">: a construção </w:t>
-      </w:r>
-      <w:r>
-        <w:t xml:space="preserve">de </w:t>
+        <w:t xml:space="preserve">Ao se apoiar em suas próprias habilidades, Maki reforça um importante princípio de Psicologia Positiva: a construção de </w:t>
       </w:r>
       <w:r>
         <w:t>autossuficiência</w:t>
       </w:r>
       <w:r>
-        <w:t>, que não depende de validações externas para existir. Sua jornada inspira espectadores que também se sentem desacreditados ou marginalizados a enxergar que limitações impostas por outros não definem a identidade individual. Assim, Maki representa coragem emocional, propósito e quebra de padrões</w:t>
-      </w:r>
-      <w:r>
-        <w:t>,</w:t>
-      </w:r>
-      <w:r>
-        <w:t xml:space="preserve"> pilares essenciais para saúde mental e fortalecimento pessoal.</w:t>
+        <w:t>, que não depende de validações externas para existir. Sua jornada inspira espectadores que também se sentem desacreditados ou marginalizados a enxergar que limitações impostas por outros não definem a identidade individual. Assim, Maki representa coragem emocional, propósito e quebra de padrões, pilares essenciais para saúde mental e fortalecimento pessoal.</w:t>
       </w:r>
     </w:p>
     <w:p/>
@@ -2672,8 +2577,6 @@
     <w:p>
       <w:r>
         <w:tab/>
-      </w:r>
-      <w:r>
         <w:t xml:space="preserve">Shinobu </w:t>
       </w:r>
       <w:proofErr w:type="spellStart"/>
@@ -2801,53 +2704,46 @@
           <w:sz w:val="24"/>
           <w:szCs w:val="24"/>
         </w:rPr>
-        <w:t xml:space="preserve">Personagem </w:t>
-      </w:r>
+        <w:t xml:space="preserve">Personagem Shinobu </w:t>
+      </w:r>
+      <w:proofErr w:type="spellStart"/>
       <w:r>
         <w:rPr>
           <w:sz w:val="24"/>
           <w:szCs w:val="24"/>
         </w:rPr>
-        <w:t xml:space="preserve">Shinobu </w:t>
-      </w:r>
-      <w:proofErr w:type="spellStart"/>
+        <w:t>Kochou</w:t>
+      </w:r>
+      <w:proofErr w:type="spellEnd"/>
       <w:r>
         <w:rPr>
           <w:sz w:val="24"/>
           <w:szCs w:val="24"/>
         </w:rPr>
-        <w:t>Kochou</w:t>
-      </w:r>
-      <w:proofErr w:type="spellEnd"/>
+        <w:t xml:space="preserve"> de </w:t>
+      </w:r>
+      <w:proofErr w:type="spellStart"/>
       <w:r>
         <w:rPr>
           <w:sz w:val="24"/>
           <w:szCs w:val="24"/>
         </w:rPr>
-        <w:t xml:space="preserve"> de </w:t>
-      </w:r>
-      <w:proofErr w:type="spellStart"/>
+        <w:t>Kimetsu</w:t>
+      </w:r>
+      <w:proofErr w:type="spellEnd"/>
       <w:r>
         <w:rPr>
           <w:sz w:val="24"/>
           <w:szCs w:val="24"/>
         </w:rPr>
-        <w:t>Kimetsu</w:t>
-      </w:r>
-      <w:proofErr w:type="spellEnd"/>
+        <w:t xml:space="preserve"> no </w:t>
+      </w:r>
+      <w:proofErr w:type="spellStart"/>
       <w:r>
         <w:rPr>
           <w:sz w:val="24"/>
           <w:szCs w:val="24"/>
         </w:rPr>
-        <w:t xml:space="preserve"> no </w:t>
-      </w:r>
-      <w:proofErr w:type="spellStart"/>
-      <w:r>
-        <w:rPr>
-          <w:sz w:val="24"/>
-          <w:szCs w:val="24"/>
-        </w:rPr>
         <w:t>Yaiba</w:t>
       </w:r>
       <w:proofErr w:type="spellEnd"/>
@@ -2855,63 +2751,17 @@
     <w:p>
       <w:r>
         <w:tab/>
-      </w:r>
-      <w:r>
-        <w:t>Seu comportamento está intimamente ligado ao conceito de resiliência adaptativa</w:t>
-      </w:r>
-      <w:r>
-        <w:t>,</w:t>
-      </w:r>
-      <w:r>
-        <w:t xml:space="preserve"> quando o indivíduo </w:t>
-      </w:r>
-      <w:r>
-        <w:t>cria</w:t>
-      </w:r>
-      <w:r>
-        <w:t xml:space="preserve"> recursos para lidar </w:t>
-      </w:r>
-      <w:r>
-        <w:t>com situações diversas</w:t>
-      </w:r>
-      <w:r>
-        <w:t>. Sem força física suficiente, Shinobu desenvolve um estilo de combate baseado em armas químicas e toxinas, tornando-se letal por meio de criatividade, treinamento analítico e controle emocional. Ela é guiada por valores humanitários, mas também por um conflito interno: sua raiva e tristeza são constantemente reprimidas, convertidas em sorriso e gentileza como forma de enfrentar a dor.</w:t>
+        <w:t>Seu comportamento está intimamente ligado ao conceito de resiliência adaptativa, quando o indivíduo cria recursos para lidar com situações diversas. Sem força física suficiente, Shinobu desenvolve um estilo de combate baseado em armas químicas e toxinas, tornando-se letal por meio de criatividade, treinamento analítico e controle emocional. Ela é guiada por valores humanitários, mas também por um conflito interno: sua raiva e tristeza são constantemente reprimidas, convertidas em sorriso e gentileza como forma de enfrentar a dor.</w:t>
       </w:r>
     </w:p>
     <w:p>
       <w:r>
         <w:tab/>
-      </w:r>
-      <w:r>
-        <w:t xml:space="preserve">Do ponto de vista psicológico, Shinobu representa a busca por sentido em meio ao sofrimento. Sua </w:t>
-      </w:r>
-      <w:r>
-        <w:t>jornada</w:t>
-      </w:r>
-      <w:r>
-        <w:t xml:space="preserve"> reflete </w:t>
-      </w:r>
-      <w:r>
-        <w:t>atitudes onde ela</w:t>
-      </w:r>
-      <w:r>
-        <w:t xml:space="preserve"> transforma dor em motivação, sufoca</w:t>
-      </w:r>
-      <w:r>
-        <w:t xml:space="preserve"> </w:t>
-      </w:r>
-      <w:r>
-        <w:t xml:space="preserve">impulsos destrutivos e direciona energia para um propósito </w:t>
+        <w:t xml:space="preserve">Do ponto de vista psicológico, Shinobu representa a busca por sentido em meio ao sofrimento. Sua jornada reflete atitudes onde ela transforma dor em motivação, sufoca impulsos destrutivos e direciona energia para um propósito </w:t>
       </w:r>
       <w:r>
         <w:lastRenderedPageBreak/>
-        <w:t>maior</w:t>
-      </w:r>
-      <w:r>
-        <w:t xml:space="preserve">, </w:t>
-      </w:r>
-      <w:r>
-        <w:t>proteger outras pessoas. Para espectadores que se percebem fragilizados fisicamente ou emocionalmente, a personagem reforça a ideia de que a força pode vir da mente, e não apenas dos músculos.</w:t>
+        <w:t>maior, proteger outras pessoas. Para espectadores que se percebem fragilizados fisicamente ou emocionalmente, a personagem reforça a ideia de que a força pode vir da mente, e não apenas dos músculos.</w:t>
       </w:r>
     </w:p>
     <w:p>
@@ -2931,15 +2781,7 @@
     <w:p>
       <w:r>
         <w:tab/>
-      </w:r>
-      <w:r>
-        <w:t>A Agenda 2030 da ONU, por meio da ODS 3</w:t>
-      </w:r>
-      <w:r>
-        <w:t xml:space="preserve">, </w:t>
-      </w:r>
-      <w:r>
-        <w:t xml:space="preserve">Saúde e Bem-Estar, busca garantir vidas saudáveis e promover o bem-estar para todas as pessoas, em todas as idades. Esse objetivo inclui a atenção à saúde mental, reconhecida como parte fundamental do desenvolvimento humano. Estudos apontam que transtornos psicológicos têm crescido </w:t>
+        <w:t xml:space="preserve">A Agenda 2030 da ONU, por meio da ODS 3, Saúde e Bem-Estar, busca garantir vidas saudáveis e promover o bem-estar para todas as pessoas, em todas as idades. Esse objetivo inclui a atenção à saúde mental, reconhecida como parte fundamental do desenvolvimento humano. Estudos apontam que transtornos psicológicos têm crescido </w:t>
       </w:r>
       <w:r>
         <w:t xml:space="preserve">e afetado </w:t>
@@ -2948,10 +2790,7 @@
         <w:t>de forma significativa</w:t>
       </w:r>
       <w:r>
-        <w:t xml:space="preserve"> </w:t>
-      </w:r>
-      <w:r>
-        <w:t>jovens e adultos</w:t>
+        <w:t xml:space="preserve"> jovens e adultos</w:t>
       </w:r>
       <w:r>
         <w:t>, reforçando a necessidade de iniciativas que incentivem o autoconhecimento, a gestão emocional e o fortalecimento da autoestima.</w:t>
@@ -3017,15 +2856,13 @@
         </w:rPr>
         <w:t xml:space="preserve">7 – Gráfico de Afastamento por Saúde Mental entre 2014 </w:t>
       </w:r>
-      <w:proofErr w:type="gramStart"/>
       <w:r>
         <w:rPr>
           <w:sz w:val="24"/>
           <w:szCs w:val="24"/>
         </w:rPr>
-        <w:t>a</w:t>
-      </w:r>
-      <w:proofErr w:type="gramEnd"/>
+        <w:t>e</w:t>
+      </w:r>
       <w:r>
         <w:rPr>
           <w:sz w:val="24"/>
@@ -3059,10 +2896,7 @@
         <w:t>suicídio foi responsável por mais de uma morte a cada cem, e a maioria desses casos, cerca de 58%, aconteceu antes das pessoas completarem 50 anos de idade.</w:t>
       </w:r>
       <w:r>
-        <w:t xml:space="preserve"> </w:t>
-      </w:r>
-      <w:r>
-        <w:t xml:space="preserve">Os transtornos mentais representam a principal causa de incapacidade, sendo responsáveis por um em cada seis anos vividos com alguma </w:t>
+        <w:t xml:space="preserve"> Os transtornos mentais representam a principal causa de incapacidade, sendo responsáveis por um em cada seis anos vividos com alguma </w:t>
       </w:r>
       <w:r>
         <w:lastRenderedPageBreak/>
@@ -3146,21 +2980,7 @@
           <w:sz w:val="24"/>
           <w:szCs w:val="24"/>
         </w:rPr>
-        <w:t>8</w:t>
-      </w:r>
-      <w:r>
-        <w:rPr>
-          <w:sz w:val="24"/>
-          <w:szCs w:val="24"/>
-        </w:rPr>
-        <w:t xml:space="preserve"> – Gráfico </w:t>
-      </w:r>
-      <w:r>
-        <w:rPr>
-          <w:sz w:val="24"/>
-          <w:szCs w:val="24"/>
-        </w:rPr>
-        <w:t>da taxa de mortalidade por suicídio em diferentes Países (OMS)</w:t>
+        <w:t>8 – Gráfico da taxa de mortalidade por suicídio em diferentes Países (OMS)</w:t>
       </w:r>
     </w:p>
     <w:p>
@@ -3240,81 +3060,39 @@
           <w:sz w:val="24"/>
           <w:szCs w:val="24"/>
         </w:rPr>
-        <w:t>9</w:t>
-      </w:r>
+        <w:t>9 – Gráfico da taxa de mortalidade por suicídio em diferentes no Brasil (</w:t>
+      </w:r>
+      <w:proofErr w:type="spellStart"/>
       <w:r>
         <w:rPr>
           <w:sz w:val="24"/>
           <w:szCs w:val="24"/>
         </w:rPr>
-        <w:t xml:space="preserve"> – Gráfico da </w:t>
-      </w:r>
+        <w:t>Datasus</w:t>
+      </w:r>
+      <w:proofErr w:type="spellEnd"/>
       <w:r>
         <w:rPr>
           <w:sz w:val="24"/>
           <w:szCs w:val="24"/>
         </w:rPr>
-        <w:t>t</w:t>
-      </w:r>
+        <w:t xml:space="preserve">, </w:t>
+      </w:r>
+      <w:proofErr w:type="spellStart"/>
       <w:r>
         <w:rPr>
           <w:sz w:val="24"/>
           <w:szCs w:val="24"/>
         </w:rPr>
-        <w:t xml:space="preserve">axa de mortalidade por suicídio em diferentes </w:t>
-      </w:r>
+        <w:t>Whosis</w:t>
+      </w:r>
+      <w:proofErr w:type="spellEnd"/>
       <w:r>
         <w:rPr>
           <w:sz w:val="24"/>
           <w:szCs w:val="24"/>
         </w:rPr>
-        <w:t>no Brasil</w:t>
-      </w:r>
-      <w:r>
-        <w:rPr>
-          <w:sz w:val="24"/>
-          <w:szCs w:val="24"/>
-        </w:rPr>
-        <w:t xml:space="preserve"> (</w:t>
-      </w:r>
-      <w:proofErr w:type="spellStart"/>
-      <w:r>
-        <w:rPr>
-          <w:sz w:val="24"/>
-          <w:szCs w:val="24"/>
-        </w:rPr>
-        <w:t>Datasus</w:t>
-      </w:r>
-      <w:proofErr w:type="spellEnd"/>
-      <w:r>
-        <w:rPr>
-          <w:sz w:val="24"/>
-          <w:szCs w:val="24"/>
-        </w:rPr>
-        <w:t xml:space="preserve">, </w:t>
-      </w:r>
-      <w:proofErr w:type="spellStart"/>
-      <w:r>
-        <w:rPr>
-          <w:sz w:val="24"/>
-          <w:szCs w:val="24"/>
-        </w:rPr>
-        <w:t>Whosis</w:t>
-      </w:r>
-      <w:proofErr w:type="spellEnd"/>
-      <w:r>
-        <w:rPr>
-          <w:sz w:val="24"/>
-          <w:szCs w:val="24"/>
-        </w:rPr>
-        <w:t xml:space="preserve"> e ONU</w:t>
-      </w:r>
-      <w:r>
-        <w:rPr>
-          <w:sz w:val="24"/>
-          <w:szCs w:val="24"/>
-        </w:rPr>
-        <w:t>)</w:t>
+        <w:t xml:space="preserve"> e ONU)</w:t>
       </w:r>
     </w:p>
     <w:p>
@@ -3325,10 +3103,7 @@
         <w:t xml:space="preserve">Nesse contexto, o presente projeto </w:t>
       </w:r>
       <w:r>
-        <w:t xml:space="preserve">correlaciona </w:t>
-      </w:r>
-      <w:r>
-        <w:t>elementos culturais populares, animes e psicologia</w:t>
+        <w:t>correlaciona elementos culturais populares, animes e psicologia</w:t>
       </w:r>
       <w:r>
         <w:t xml:space="preserve"> com a ODS 3 </w:t>
@@ -3370,8 +3145,6 @@
     <w:p>
       <w:r>
         <w:tab/>
-      </w:r>
-      <w:r>
         <w:t xml:space="preserve">Além disso, ao aproximar a linguagem da juventude de conceitos da Psicologia, a iniciativa contribui para reduzir o estigma relacionado ao debate sobre saúde mental. Trabalhar essas reflexões de forma acessível e engajadora fortalece a consciência emocional e a busca por equilíbrio interno. Dessa </w:t>
       </w:r>
       <w:r>
@@ -3398,13 +3171,7 @@
         <w:tab/>
       </w:r>
       <w:r>
-        <w:t xml:space="preserve">Este projeto tem como objetivo geral desenvolver uma aplicação web que, por meio de um quiz relacionado a traços </w:t>
-      </w:r>
-      <w:r>
-        <w:t>de personalidade</w:t>
-      </w:r>
-      <w:r>
-        <w:t xml:space="preserve"> inspirados em personagens dos animes </w:t>
+        <w:t xml:space="preserve">Este projeto tem como objetivo geral desenvolver uma aplicação web que, por meio de um quiz relacionado a traços de personalidade inspirados em personagens dos animes </w:t>
       </w:r>
       <w:proofErr w:type="spellStart"/>
       <w:r>
@@ -3428,19 +3195,7 @@
       </w:r>
       <w:proofErr w:type="spellEnd"/>
       <w:r>
-        <w:t xml:space="preserve">, contribua para o autoconhecimento, a reflexão emocional e a promoção do bem-estar entre jovens, </w:t>
-      </w:r>
-      <w:r>
-        <w:t>alinhando-se à</w:t>
-      </w:r>
-      <w:r>
-        <w:t xml:space="preserve"> ODS 3</w:t>
-      </w:r>
-      <w:r>
-        <w:t>,</w:t>
-      </w:r>
-      <w:r>
-        <w:t xml:space="preserve"> Saúde e Bem-Estar. </w:t>
+        <w:t xml:space="preserve">, contribua para o autoconhecimento, a reflexão emocional e a promoção do bem-estar entre jovens, alinhando-se à ODS 3, Saúde e Bem-Estar. </w:t>
       </w:r>
     </w:p>
     <w:p>
@@ -3456,8 +3211,16 @@
       <w:r>
         <w:t xml:space="preserve"> a entrega de um sistema composto por um </w:t>
       </w:r>
-      <w:r>
-        <w:t xml:space="preserve">quis, </w:t>
+      <w:proofErr w:type="spellStart"/>
+      <w:r>
+        <w:t>qui</w:t>
+      </w:r>
+      <w:r>
+        <w:t>zz</w:t>
+      </w:r>
+      <w:proofErr w:type="spellEnd"/>
+      <w:r>
+        <w:t xml:space="preserve">, </w:t>
       </w:r>
       <w:r>
         <w:t>uma dashboar</w:t>
@@ -3515,40 +3278,17 @@
         <w:tab/>
       </w:r>
       <w:r>
-        <w:t>O grande aumento da taxa transtorno entre os jovens</w:t>
-      </w:r>
-      <w:r>
-        <w:t xml:space="preserve"> evidencia a necessidade de criar ferramentas acessíveis e compatíveis com a realidade desse público. Segundo o Ministério da Saúde, transtornos emocionais como ansiedade e depressão têm se tornado cada vez mais comuns entre adolescentes e adultos jovens no Brasil, reforçando a importância de abordagens que estimulem o </w:t>
+        <w:t xml:space="preserve">O grande aumento da taxa transtorno entre os jovens evidencia a necessidade de criar ferramentas acessíveis e compatíveis com a realidade desse público. Segundo o Ministério da Saúde, transtornos emocionais como ansiedade e depressão têm se tornado cada vez mais comuns entre adolescentes e adultos jovens no Brasil, reforçando a importância de abordagens que estimulem o </w:t>
       </w:r>
       <w:r>
         <w:lastRenderedPageBreak/>
-        <w:t>autoconhecimento e a reflexão emocional de forma leve e compreensível. Nesse contexto, a cultura dos animes</w:t>
-      </w:r>
-      <w:r>
-        <w:t>,</w:t>
-      </w:r>
-      <w:r>
-        <w:t xml:space="preserve"> amplamente consumida por essa faixa etária</w:t>
-      </w:r>
-      <w:r>
-        <w:t xml:space="preserve">, </w:t>
-      </w:r>
-      <w:r>
-        <w:t>surge como uma oportunidade estratégica para aproximar discussões psicológicas de forma natural, engajadora e livre de estigmas.</w:t>
+        <w:t>autoconhecimento e a reflexão emocional de forma leve e compreensível. Nesse contexto, a cultura dos animes, amplamente consumida por essa faixa etária, surge como uma oportunidade estratégica para aproximar discussões psicológicas de forma natural, engajadora e livre de estigmas.</w:t>
       </w:r>
     </w:p>
     <w:p>
       <w:r>
         <w:tab/>
-      </w:r>
-      <w:r>
-        <w:t>Combinando tecnologia, Psicologia e elementos narrativos de animes populares, este projeto oferece uma solução inovadora, conectando aspectos de entretenimento ao desenvolvimento socioemocional. Ao utilizar personagens com histórias marcadas por superação e resiliência, o sistema busca incentivar o usuário a reconhecer suas próprias forças, promover bem-estar e ampliar a consciência emocional, alinhando-se diretamente à ODS 3</w:t>
-      </w:r>
-      <w:r>
-        <w:t>,</w:t>
-      </w:r>
-      <w:r>
-        <w:t xml:space="preserve"> Saúde e Bem-Estar. Dessa forma, o projeto não apenas entrega um produto funcional e interativo, mas também contribui para a formação de jovens mais preparados para lidar com suas emoções e desafios pessoais.</w:t>
+        <w:t>Combinando tecnologia, Psicologia e elementos narrativos de animes populares, este projeto oferece uma solução inovadora, conectando aspectos de entretenimento ao desenvolvimento socioemocional. Ao utilizar personagens com histórias marcadas por superação e resiliência, o sistema busca incentivar o usuário a reconhecer suas próprias forças, promover bem-estar e ampliar a consciência emocional, alinhando-se diretamente à ODS 3, Saúde e Bem-Estar. Dessa forma, o projeto não apenas entrega um produto funcional e interativo, mas também contribui para a formação de jovens mais preparados para lidar com suas emoções e desafios pessoais.</w:t>
       </w:r>
     </w:p>
     <w:p>
@@ -3568,21 +3308,7 @@
     <w:p>
       <w:r>
         <w:tab/>
-      </w:r>
-      <w:r>
-        <w:t xml:space="preserve">Este projeto contempla o desenvolvimento de uma aplicação web que utiliza um quiz baseado em traços </w:t>
-      </w:r>
-      <w:r>
-        <w:t>de personalidade</w:t>
-      </w:r>
-      <w:r>
-        <w:t xml:space="preserve"> inspirados em personagens de animes, com o objetivo de promover autoconhecimento e bem-estar emocional. O escopo inclui o desenvolvimento de funcionalidades </w:t>
-      </w:r>
-      <w:r>
-        <w:t>que permitam</w:t>
-      </w:r>
-      <w:r>
-        <w:t xml:space="preserve"> a participação do usuário no quiz, o processamento dos resultados e a visualização dos indicadores por meio de uma dashboard.</w:t>
+        <w:t>Este projeto contempla o desenvolvimento de uma aplicação web que utiliza um quiz baseado em traços de personalidade inspirados em personagens de animes, com o objetivo de promover autoconhecimento e bem-estar emocional. O escopo inclui o desenvolvimento de funcionalidades que permitam a participação do usuário no quiz, o processamento dos resultados e a visualização dos indicadores por meio de uma dashboard.</w:t>
       </w:r>
     </w:p>
     <w:p>
@@ -3814,8 +3540,6 @@
     <w:p>
       <w:r>
         <w:tab/>
-      </w:r>
-      <w:r>
         <w:t>As premissas representam condições consideradas verdadeiras e necessárias para o desenvolvimento adequado do projeto. São elas:</w:t>
       </w:r>
     </w:p>
@@ -3864,13 +3588,7 @@
         </w:numPr>
       </w:pPr>
       <w:r>
-        <w:t>O aluno desenvolvedor possui</w:t>
-      </w:r>
-      <w:r>
-        <w:t xml:space="preserve">r conhecimento </w:t>
-      </w:r>
-      <w:r>
-        <w:t xml:space="preserve">das tecnologias previstas em aula, como HTML, CSS, </w:t>
+        <w:t xml:space="preserve">O aluno desenvolvedor possuir conhecimento das tecnologias previstas em aula, como HTML, CSS, </w:t>
       </w:r>
       <w:proofErr w:type="spellStart"/>
       <w:r>
@@ -3883,10 +3601,7 @@
     </w:p>
     <w:p>
       <w:r>
-        <w:t xml:space="preserve"> Restrições</w:t>
-      </w:r>
-      <w:r>
-        <w:t>:</w:t>
+        <w:t xml:space="preserve"> Restrições:</w:t>
       </w:r>
     </w:p>
     <w:p>
@@ -3964,24 +3679,486 @@
         <w:t xml:space="preserve">. Ou seja, a integração com </w:t>
       </w:r>
       <w:r>
+        <w:t>virtualizado</w:t>
+      </w:r>
+      <w:r>
+        <w:t xml:space="preserve"> com estrutura simples e prática.</w:t>
+      </w:r>
+    </w:p>
+    <w:p>
+      <w:pPr>
+        <w:pStyle w:val="Ttulo1"/>
+        <w:numPr>
+          <w:ilvl w:val="0"/>
+          <w:numId w:val="6"/>
+        </w:numPr>
+      </w:pPr>
+      <w:r>
         <w:lastRenderedPageBreak/>
-        <w:t xml:space="preserve">banco de dados se limitará ao MySQL em um </w:t>
-      </w:r>
-      <w:proofErr w:type="gramStart"/>
-      <w:r>
-        <w:t>ambiente Virtualizado</w:t>
-      </w:r>
-      <w:proofErr w:type="gramEnd"/>
-      <w:r>
-        <w:t xml:space="preserve"> com estrutura simples e prática.</w:t>
+        <w:t>Diagrama de Negócio e Funcionamento</w:t>
+      </w:r>
+    </w:p>
+    <w:p>
+      <w:r>
+        <w:tab/>
+      </w:r>
+      <w:r>
+        <w:t>O diagrama demonstra o fluxo principal de interação do usuário com o sistema. Tudo começa quando o usuário manifesta o interesse em aprender mais sobre saúde mental através do universo dos animes. Em seguida, ele acessa a plataforma e realiza seu cadastro e login para liberar o uso. Após autenticado, o usuário passa a ter acesso ao conteúdo do site voltado para Psicologia e Animes, incluindo materiais informativos e recursos interativos. Por fim, ele realiza o Teste de Personalidade e tem acesso à Dashboard de Resultados, onde pode visualizar de forma personalizada seu perfil psicológico e suas compatibilidades com personagens dos animes.</w:t>
+      </w:r>
+    </w:p>
+    <w:p>
+      <w:r>
+        <w:rPr>
+          <w:noProof/>
+        </w:rPr>
+        <w:drawing>
+          <wp:inline distT="0" distB="0" distL="0" distR="0" wp14:anchorId="39FCA98B" wp14:editId="79AA5FA8">
+            <wp:extent cx="5400040" cy="2160270"/>
+            <wp:effectExtent l="0" t="0" r="0" b="0"/>
+            <wp:docPr id="1738028004" name="Imagem 9" descr="Tela de jogo de vídeo game&#10;&#10;O conteúdo gerado por IA pode estar incorreto."/>
+            <wp:cNvGraphicFramePr>
+              <a:graphicFrameLocks xmlns:a="http://schemas.openxmlformats.org/drawingml/2006/main" noChangeAspect="1"/>
+            </wp:cNvGraphicFramePr>
+            <a:graphic xmlns:a="http://schemas.openxmlformats.org/drawingml/2006/main">
+              <a:graphicData uri="http://schemas.openxmlformats.org/drawingml/2006/picture">
+                <pic:pic xmlns:pic="http://schemas.openxmlformats.org/drawingml/2006/picture">
+                  <pic:nvPicPr>
+                    <pic:cNvPr id="1738028004" name="Imagem 9" descr="Tela de jogo de vídeo game&#10;&#10;O conteúdo gerado por IA pode estar incorreto."/>
+                    <pic:cNvPicPr/>
+                  </pic:nvPicPr>
+                  <pic:blipFill>
+                    <a:blip r:embed="rId22">
+                      <a:extLst>
+                        <a:ext uri="{28A0092B-C50C-407E-A947-70E740481C1C}">
+                          <a14:useLocalDpi xmlns:a14="http://schemas.microsoft.com/office/drawing/2010/main" val="0"/>
+                        </a:ext>
+                      </a:extLst>
+                    </a:blip>
+                    <a:stretch>
+                      <a:fillRect/>
+                    </a:stretch>
+                  </pic:blipFill>
+                  <pic:spPr>
+                    <a:xfrm>
+                      <a:off x="0" y="0"/>
+                      <a:ext cx="5400040" cy="2160270"/>
+                    </a:xfrm>
+                    <a:prstGeom prst="rect">
+                      <a:avLst/>
+                    </a:prstGeom>
+                  </pic:spPr>
+                </pic:pic>
+              </a:graphicData>
+            </a:graphic>
+          </wp:inline>
+        </w:drawing>
       </w:r>
     </w:p>
     <w:p>
       <w:pPr>
         <w:pStyle w:val="Ttulo1"/>
+        <w:numPr>
+          <w:ilvl w:val="0"/>
+          <w:numId w:val="6"/>
+        </w:numPr>
+      </w:pPr>
+      <w:r>
+        <w:t xml:space="preserve">Diagrama de </w:t>
+      </w:r>
+      <w:r>
+        <w:t xml:space="preserve">Solução Técnica </w:t>
+      </w:r>
+    </w:p>
+    <w:p>
+      <w:r>
+        <w:tab/>
+      </w:r>
+      <w:r>
+        <w:t xml:space="preserve">O diagrama representa a arquitetura do sistema desenvolvido para a plataforma ANIPSI. Ele é composto por um ambiente de servidor virtual, onde estão hospedados todos os componentes essenciais da aplicação. Dentro desse servidor, é executado o sistema operacional </w:t>
+      </w:r>
+      <w:proofErr w:type="spellStart"/>
+      <w:r>
+        <w:t>Lubuntu</w:t>
+      </w:r>
+      <w:proofErr w:type="spellEnd"/>
+      <w:r>
+        <w:t>, responsável por suportar a infraestrutura de software.</w:t>
+      </w:r>
+    </w:p>
+    <w:p/>
+    <w:p>
+      <w:r>
+        <w:lastRenderedPageBreak/>
+        <w:t>No centro da aplicação está a API desenvolvida em Node.js, que realiza toda a comunicação com o Banco de Dados MySQL, armazenando e recuperando as informações referentes aos usuários e aos resultados do teste. A API também é responsável por fornecer esses dados para a interface web e para os dashboards.</w:t>
+      </w:r>
+    </w:p>
+    <w:p>
+      <w:r>
+        <w:tab/>
+      </w:r>
+      <w:r>
+        <w:t xml:space="preserve">A camada de Aplicação Web, construída utilizando HTML, CSS e </w:t>
+      </w:r>
+      <w:proofErr w:type="spellStart"/>
+      <w:r>
+        <w:t>JavaScript</w:t>
+      </w:r>
+      <w:proofErr w:type="spellEnd"/>
+      <w:r>
+        <w:t>, é responsável pela interação direta com o usuário, apresentando as páginas do teste e demais funcionalidades.</w:t>
+      </w:r>
+    </w:p>
+    <w:p>
+      <w:r>
+        <w:tab/>
+      </w:r>
+      <w:r>
+        <w:t>Os dashboards se conectam à API para buscar os dados armazenados no banco e exibir análises visuais personalizadas ao usuário.</w:t>
+      </w:r>
+    </w:p>
+    <w:p>
+      <w:r>
+        <w:tab/>
+      </w:r>
+      <w:r>
+        <w:t>O acesso do usuário ocorre a partir de uma máquina local (host), que se comunica com todos os recursos do servidor através da rede, permitindo navegar pelo site, realizar o teste e visualizar os resultados apresentados na dashboard.</w:t>
+      </w:r>
+      <w:r>
+        <w:rPr>
+          <w:noProof/>
+        </w:rPr>
+        <w:drawing>
+          <wp:inline distT="0" distB="0" distL="0" distR="0" wp14:anchorId="35B61A0A" wp14:editId="7B7F7AC8">
+            <wp:extent cx="5400040" cy="3775075"/>
+            <wp:effectExtent l="0" t="0" r="0" b="0"/>
+            <wp:docPr id="653071486" name="Imagem 10" descr="Interface gráfica do usuário, Aplicativo&#10;&#10;O conteúdo gerado por IA pode estar incorreto."/>
+            <wp:cNvGraphicFramePr>
+              <a:graphicFrameLocks xmlns:a="http://schemas.openxmlformats.org/drawingml/2006/main" noChangeAspect="1"/>
+            </wp:cNvGraphicFramePr>
+            <a:graphic xmlns:a="http://schemas.openxmlformats.org/drawingml/2006/main">
+              <a:graphicData uri="http://schemas.openxmlformats.org/drawingml/2006/picture">
+                <pic:pic xmlns:pic="http://schemas.openxmlformats.org/drawingml/2006/picture">
+                  <pic:nvPicPr>
+                    <pic:cNvPr id="653071486" name="Imagem 10" descr="Interface gráfica do usuário, Aplicativo&#10;&#10;O conteúdo gerado por IA pode estar incorreto."/>
+                    <pic:cNvPicPr/>
+                  </pic:nvPicPr>
+                  <pic:blipFill>
+                    <a:blip r:embed="rId23" cstate="print">
+                      <a:extLst>
+                        <a:ext uri="{28A0092B-C50C-407E-A947-70E740481C1C}">
+                          <a14:useLocalDpi xmlns:a14="http://schemas.microsoft.com/office/drawing/2010/main" val="0"/>
+                        </a:ext>
+                      </a:extLst>
+                    </a:blip>
+                    <a:stretch>
+                      <a:fillRect/>
+                    </a:stretch>
+                  </pic:blipFill>
+                  <pic:spPr>
+                    <a:xfrm>
+                      <a:off x="0" y="0"/>
+                      <a:ext cx="5400040" cy="3775075"/>
+                    </a:xfrm>
+                    <a:prstGeom prst="rect">
+                      <a:avLst/>
+                    </a:prstGeom>
+                  </pic:spPr>
+                </pic:pic>
+              </a:graphicData>
+            </a:graphic>
+          </wp:inline>
+        </w:drawing>
+      </w:r>
+    </w:p>
+    <w:p/>
+    <w:p>
+      <w:pPr>
+        <w:pStyle w:val="Ttulo1"/>
+        <w:numPr>
+          <w:ilvl w:val="0"/>
+          <w:numId w:val="6"/>
+        </w:numPr>
+      </w:pPr>
+      <w:r>
+        <w:t>Metodologia Scrum</w:t>
+      </w:r>
+    </w:p>
+    <w:p>
+      <w:r>
+        <w:tab/>
+      </w:r>
+      <w:r>
+        <w:t>Para o desenvolvimento da solução ANIPSI, foi adotada a metodologia ágil Scrum, que permite um processo iterativo e incremental, focado em entregas contínuas e na melhoria constante do software.</w:t>
+      </w:r>
+    </w:p>
+    <w:p>
+      <w:r>
+        <w:tab/>
+      </w:r>
+      <w:r>
+        <w:t>O projeto foi organizado em Sprints semanais, onde cada ciclo possuía metas e resultados práticos a serem entregues, como novas funcionalidades do teste, do dashboard e ajustes visuais da aplicação.</w:t>
+      </w:r>
+    </w:p>
+    <w:p>
+      <w:r>
+        <w:tab/>
+      </w:r>
+      <w:r>
+        <w:t>Durante a execução das etapas, foram utilizadas práticas fundamentais do Scrum, como:</w:t>
+      </w:r>
+    </w:p>
+    <w:p>
+      <w:pPr>
+        <w:pStyle w:val="PargrafodaLista"/>
+        <w:numPr>
+          <w:ilvl w:val="0"/>
+          <w:numId w:val="26"/>
+        </w:numPr>
+      </w:pPr>
+      <w:proofErr w:type="spellStart"/>
+      <w:r>
+        <w:t>Product</w:t>
+      </w:r>
+      <w:proofErr w:type="spellEnd"/>
+      <w:r>
+        <w:t xml:space="preserve"> Backlog: lista priorizada com todas as funcionalidades e melhorias do sistema.</w:t>
+      </w:r>
+    </w:p>
+    <w:p>
+      <w:pPr>
+        <w:pStyle w:val="PargrafodaLista"/>
+        <w:numPr>
+          <w:ilvl w:val="0"/>
+          <w:numId w:val="26"/>
+        </w:numPr>
+      </w:pPr>
+      <w:r>
+        <w:t>Sprint Planning: planejamento do que seria desenvolvido em cada Sprint</w:t>
+      </w:r>
+      <w:r>
+        <w:t xml:space="preserve"> </w:t>
+      </w:r>
+      <w:r>
+        <w:t>definindo prazos.</w:t>
+      </w:r>
+    </w:p>
+    <w:p>
+      <w:r>
+        <w:t>Com isso, o Scrum contribuiu para:</w:t>
+      </w:r>
+    </w:p>
+    <w:p>
+      <w:pPr>
+        <w:pStyle w:val="PargrafodaLista"/>
+        <w:numPr>
+          <w:ilvl w:val="0"/>
+          <w:numId w:val="25"/>
+        </w:numPr>
+      </w:pPr>
+      <w:r>
+        <w:t xml:space="preserve"> Organização do fluxo de trabalho</w:t>
+      </w:r>
+    </w:p>
+    <w:p>
+      <w:pPr>
+        <w:pStyle w:val="PargrafodaLista"/>
+        <w:numPr>
+          <w:ilvl w:val="0"/>
+          <w:numId w:val="25"/>
+        </w:numPr>
+      </w:pPr>
+      <w:r>
+        <w:t xml:space="preserve"> Maior previsibilidade das entregas</w:t>
+      </w:r>
+    </w:p>
+    <w:p>
+      <w:pPr>
+        <w:pStyle w:val="PargrafodaLista"/>
+        <w:numPr>
+          <w:ilvl w:val="0"/>
+          <w:numId w:val="25"/>
+        </w:numPr>
+      </w:pPr>
+      <w:r>
+        <w:t xml:space="preserve"> Adaptação rápida a mudanças</w:t>
+      </w:r>
+    </w:p>
+    <w:p>
+      <w:pPr>
+        <w:pStyle w:val="PargrafodaLista"/>
+        <w:numPr>
+          <w:ilvl w:val="0"/>
+          <w:numId w:val="25"/>
+        </w:numPr>
+      </w:pPr>
+      <w:r>
+        <w:t xml:space="preserve"> Evolução contínua do projeto</w:t>
+      </w:r>
+    </w:p>
+    <w:p>
+      <w:pPr>
+        <w:pStyle w:val="Ttulo1"/>
+        <w:numPr>
+          <w:ilvl w:val="0"/>
+          <w:numId w:val="6"/>
+        </w:numPr>
+      </w:pPr>
+      <w:r>
+        <w:t>Metodologia Scrum</w:t>
+      </w:r>
+    </w:p>
+    <w:p>
+      <w:r>
+        <w:tab/>
+      </w:r>
+      <w:r>
+        <w:t xml:space="preserve">Para garantir o planejamento eficiente do projeto, foi elaborado um </w:t>
+      </w:r>
+      <w:proofErr w:type="spellStart"/>
+      <w:r>
+        <w:t>Product</w:t>
+      </w:r>
+      <w:proofErr w:type="spellEnd"/>
+      <w:r>
+        <w:t xml:space="preserve"> Backlog com todos os requisitos do sistema, classificados por prioridade e tamanho. Esses itens foram distribuídos ao longo das sprints, possibilitando uma visão clara da evolução do desenvolvimento.</w:t>
+      </w:r>
+    </w:p>
+    <w:p>
+      <w:r>
+        <w:rPr>
+          <w:noProof/>
+        </w:rPr>
+        <w:lastRenderedPageBreak/>
+        <w:drawing>
+          <wp:inline distT="0" distB="0" distL="0" distR="0" wp14:anchorId="431CCED1" wp14:editId="23AF7599">
+            <wp:extent cx="5400040" cy="1891030"/>
+            <wp:effectExtent l="0" t="0" r="0" b="0"/>
+            <wp:docPr id="984343926" name="Imagem 1" descr="Gráfico, Aplicativo, Tabela, Excel&#10;&#10;O conteúdo gerado por IA pode estar incorreto."/>
+            <wp:cNvGraphicFramePr>
+              <a:graphicFrameLocks xmlns:a="http://schemas.openxmlformats.org/drawingml/2006/main" noChangeAspect="1"/>
+            </wp:cNvGraphicFramePr>
+            <a:graphic xmlns:a="http://schemas.openxmlformats.org/drawingml/2006/main">
+              <a:graphicData uri="http://schemas.openxmlformats.org/drawingml/2006/picture">
+                <pic:pic xmlns:pic="http://schemas.openxmlformats.org/drawingml/2006/picture">
+                  <pic:nvPicPr>
+                    <pic:cNvPr id="984343926" name="Imagem 1" descr="Gráfico, Aplicativo, Tabela, Excel&#10;&#10;O conteúdo gerado por IA pode estar incorreto."/>
+                    <pic:cNvPicPr/>
+                  </pic:nvPicPr>
+                  <pic:blipFill>
+                    <a:blip r:embed="rId24"/>
+                    <a:stretch>
+                      <a:fillRect/>
+                    </a:stretch>
+                  </pic:blipFill>
+                  <pic:spPr>
+                    <a:xfrm>
+                      <a:off x="0" y="0"/>
+                      <a:ext cx="5400040" cy="1891030"/>
+                    </a:xfrm>
+                    <a:prstGeom prst="rect">
+                      <a:avLst/>
+                    </a:prstGeom>
+                  </pic:spPr>
+                </pic:pic>
+              </a:graphicData>
+            </a:graphic>
+          </wp:inline>
+        </w:drawing>
+      </w:r>
+    </w:p>
+    <w:p>
+      <w:r>
+        <w:tab/>
+      </w:r>
+      <w:r>
+        <w:t xml:space="preserve">O </w:t>
+      </w:r>
+      <w:proofErr w:type="spellStart"/>
+      <w:r>
+        <w:t>Trello</w:t>
+      </w:r>
+      <w:proofErr w:type="spellEnd"/>
+      <w:r>
+        <w:t xml:space="preserve"> foi utilizado como ferramenta de gestão visual, permitindo organizar as tarefas em colunas (Backlog, </w:t>
+      </w:r>
+      <w:proofErr w:type="spellStart"/>
+      <w:r>
+        <w:t>To</w:t>
+      </w:r>
+      <w:proofErr w:type="spellEnd"/>
+      <w:r>
+        <w:t xml:space="preserve"> Do, </w:t>
+      </w:r>
+      <w:proofErr w:type="spellStart"/>
+      <w:r>
+        <w:t>Doing</w:t>
+      </w:r>
+      <w:proofErr w:type="spellEnd"/>
+      <w:r>
+        <w:t xml:space="preserve"> e </w:t>
+      </w:r>
+      <w:proofErr w:type="spellStart"/>
+      <w:r>
+        <w:t>Done</w:t>
+      </w:r>
+      <w:proofErr w:type="spellEnd"/>
+      <w:r>
+        <w:t>) e acompanhar o progresso de forma dinâmica e transparente. Cada cartão representava uma funcionalidade ou atividade do projeto, facilitando o controle e priorização ao longo da execução.</w:t>
+      </w:r>
+    </w:p>
+    <w:p>
+      <w:r>
+        <w:rPr>
+          <w:noProof/>
+        </w:rPr>
+        <w:drawing>
+          <wp:inline distT="0" distB="0" distL="0" distR="0" wp14:anchorId="0A19C532" wp14:editId="54775C93">
+            <wp:extent cx="5400040" cy="2737485"/>
+            <wp:effectExtent l="0" t="0" r="0" b="5715"/>
+            <wp:docPr id="1415978848" name="Imagem 1" descr="Diagrama&#10;&#10;O conteúdo gerado por IA pode estar incorreto."/>
+            <wp:cNvGraphicFramePr>
+              <a:graphicFrameLocks xmlns:a="http://schemas.openxmlformats.org/drawingml/2006/main" noChangeAspect="1"/>
+            </wp:cNvGraphicFramePr>
+            <a:graphic xmlns:a="http://schemas.openxmlformats.org/drawingml/2006/main">
+              <a:graphicData uri="http://schemas.openxmlformats.org/drawingml/2006/picture">
+                <pic:pic xmlns:pic="http://schemas.openxmlformats.org/drawingml/2006/picture">
+                  <pic:nvPicPr>
+                    <pic:cNvPr id="1415978848" name="Imagem 1" descr="Diagrama&#10;&#10;O conteúdo gerado por IA pode estar incorreto."/>
+                    <pic:cNvPicPr/>
+                  </pic:nvPicPr>
+                  <pic:blipFill>
+                    <a:blip r:embed="rId25"/>
+                    <a:stretch>
+                      <a:fillRect/>
+                    </a:stretch>
+                  </pic:blipFill>
+                  <pic:spPr>
+                    <a:xfrm>
+                      <a:off x="0" y="0"/>
+                      <a:ext cx="5400040" cy="2737485"/>
+                    </a:xfrm>
+                    <a:prstGeom prst="rect">
+                      <a:avLst/>
+                    </a:prstGeom>
+                  </pic:spPr>
+                </pic:pic>
+              </a:graphicData>
+            </a:graphic>
+          </wp:inline>
+        </w:drawing>
+      </w:r>
+    </w:p>
+    <w:p/>
+    <w:p/>
+    <w:p/>
+    <w:p/>
+    <w:p>
+      <w:pPr>
+        <w:pStyle w:val="Ttulo1"/>
       </w:pPr>
       <w:bookmarkStart w:id="13" w:name="_Toc213700202"/>
       <w:r>
+        <w:lastRenderedPageBreak/>
         <w:t>Bibliografia</w:t>
       </w:r>
       <w:bookmarkEnd w:id="13"/>
@@ -4077,19 +4254,7 @@
         <w:rPr>
           <w:szCs w:val="32"/>
         </w:rPr>
-        <w:t>Psicologia Social: O Que É e Qual Sua Importância? Disponível em:</w:t>
-      </w:r>
-      <w:r>
-        <w:rPr>
-          <w:szCs w:val="32"/>
-        </w:rPr>
-        <w:t xml:space="preserve"> </w:t>
-      </w:r>
-      <w:r>
-        <w:rPr>
-          <w:szCs w:val="32"/>
-        </w:rPr>
-        <w:t>&lt;https://www.psymeetsocial.com/blog/artigos/psicologia-social&gt;.</w:t>
+        <w:t>Psicologia Social: O Que É e Qual Sua Importância? Disponível em: &lt;https://www.psymeetsocial.com/blog/artigos/psicologia-social&gt;.</w:t>
       </w:r>
     </w:p>
     <w:p>
@@ -4228,14 +4393,7 @@
         <w:rPr>
           <w:szCs w:val="32"/>
         </w:rPr>
-        <w:t xml:space="preserve">OPAS. OMS destaca necessidade urgente de transformar saúde mental e atenção - OPAS/OMS | Organização Pan-Americana da Saúde. Disponível em: </w:t>
-      </w:r>
-      <w:r>
-        <w:rPr>
-          <w:szCs w:val="32"/>
-        </w:rPr>
-        <w:lastRenderedPageBreak/>
-        <w:t>&lt;https://www.paho.org/pt/noticias/17-6-2022-oms-destaca-necessidade-urgente-transformar-saude-mental-e-atencao&gt;.</w:t>
+        <w:t>OPAS. OMS destaca necessidade urgente de transformar saúde mental e atenção - OPAS/OMS | Organização Pan-Americana da Saúde. Disponível em: &lt;https://www.paho.org/pt/noticias/17-6-2022-oms-destaca-necessidade-urgente-transformar-saude-mental-e-atencao&gt;.</w:t>
       </w:r>
     </w:p>
     <w:p>
@@ -4254,7 +4412,14 @@
         <w:rPr>
           <w:szCs w:val="32"/>
         </w:rPr>
-        <w:t>CRISE. Crise de saúde mental: Brasil tem maior número de afastamentos. Disponível em: &lt;https://g1.globo.com/trabalho-e-carreira/noticia/2025/03/10/crise-de-saude-mental-brasil-tem-maior-numero-de-afastamentos-por-ansiedade-e-depressao-em-10-anos.ghtml&gt;.</w:t>
+        <w:t xml:space="preserve">CRISE. Crise de saúde mental: Brasil tem maior número de afastamentos. Disponível em: </w:t>
+      </w:r>
+      <w:r>
+        <w:rPr>
+          <w:szCs w:val="32"/>
+        </w:rPr>
+        <w:lastRenderedPageBreak/>
+        <w:t>&lt;https://g1.globo.com/trabalho-e-carreira/noticia/2025/03/10/crise-de-saude-mental-brasil-tem-maior-numero-de-afastamentos-por-ansiedade-e-depressao-em-10-anos.ghtml&gt;.</w:t>
       </w:r>
       <w:r>
         <w:rPr>
@@ -4319,25 +4484,7 @@
         <w:rPr>
           <w:szCs w:val="32"/>
         </w:rPr>
-        <w:t>Ministério Público do Estado do Paraná.</w:t>
-      </w:r>
-      <w:r>
-        <w:rPr>
-          <w:szCs w:val="32"/>
-        </w:rPr>
-        <w:t xml:space="preserve"> </w:t>
-      </w:r>
-      <w:r>
-        <w:rPr>
-          <w:szCs w:val="32"/>
-        </w:rPr>
-        <w:t>SAÚDE - Taxa de suicídio entre jovens cresce 30% em 25 anos no Brasil</w:t>
-      </w:r>
-      <w:r>
-        <w:rPr>
-          <w:szCs w:val="32"/>
-        </w:rPr>
-        <w:t xml:space="preserve">. </w:t>
+        <w:t xml:space="preserve">Ministério Público do Estado do Paraná. SAÚDE - Taxa de suicídio entre jovens cresce 30% em 25 anos no Brasil. </w:t>
       </w:r>
       <w:r>
         <w:rPr>
@@ -4350,8 +4497,8 @@
     <w:p/>
     <w:p/>
     <w:sectPr>
-      <w:headerReference w:type="default" r:id="rId22"/>
-      <w:footerReference w:type="default" r:id="rId23"/>
+      <w:headerReference w:type="default" r:id="rId26"/>
+      <w:footerReference w:type="default" r:id="rId27"/>
       <w:pgSz w:w="11906" w:h="16838"/>
       <w:pgMar w:top="1417" w:right="1701" w:bottom="1417" w:left="1701" w:header="708" w:footer="708" w:gutter="0"/>
       <w:cols w:space="708"/>
@@ -5469,545 +5616,7 @@
     </w:lvl>
   </w:abstractNum>
   <w:abstractNum w:abstractNumId="3" w15:restartNumberingAfterBreak="0">
-    <w:nsid w:val="1CC55AEF"/>
-    <w:multiLevelType w:val="hybridMultilevel"/>
-    <w:tmpl w:val="CD7825BE"/>
-    <w:lvl w:ilvl="0" w:tplc="04160001">
-      <w:start w:val="1"/>
-      <w:numFmt w:val="bullet"/>
-      <w:lvlText w:val=""/>
-      <w:lvlJc w:val="left"/>
-      <w:pPr>
-        <w:ind w:left="720" w:hanging="360"/>
-      </w:pPr>
-      <w:rPr>
-        <w:rFonts w:ascii="Symbol" w:hAnsi="Symbol" w:hint="default"/>
-      </w:rPr>
-    </w:lvl>
-    <w:lvl w:ilvl="1" w:tplc="04160003" w:tentative="1">
-      <w:start w:val="1"/>
-      <w:numFmt w:val="bullet"/>
-      <w:lvlText w:val="o"/>
-      <w:lvlJc w:val="left"/>
-      <w:pPr>
-        <w:ind w:left="1440" w:hanging="360"/>
-      </w:pPr>
-      <w:rPr>
-        <w:rFonts w:ascii="Courier New" w:hAnsi="Courier New" w:cs="Courier New" w:hint="default"/>
-      </w:rPr>
-    </w:lvl>
-    <w:lvl w:ilvl="2" w:tplc="04160005" w:tentative="1">
-      <w:start w:val="1"/>
-      <w:numFmt w:val="bullet"/>
-      <w:lvlText w:val=""/>
-      <w:lvlJc w:val="left"/>
-      <w:pPr>
-        <w:ind w:left="2160" w:hanging="360"/>
-      </w:pPr>
-      <w:rPr>
-        <w:rFonts w:ascii="Wingdings" w:hAnsi="Wingdings" w:hint="default"/>
-      </w:rPr>
-    </w:lvl>
-    <w:lvl w:ilvl="3" w:tplc="04160001" w:tentative="1">
-      <w:start w:val="1"/>
-      <w:numFmt w:val="bullet"/>
-      <w:lvlText w:val=""/>
-      <w:lvlJc w:val="left"/>
-      <w:pPr>
-        <w:ind w:left="2880" w:hanging="360"/>
-      </w:pPr>
-      <w:rPr>
-        <w:rFonts w:ascii="Symbol" w:hAnsi="Symbol" w:hint="default"/>
-      </w:rPr>
-    </w:lvl>
-    <w:lvl w:ilvl="4" w:tplc="04160003" w:tentative="1">
-      <w:start w:val="1"/>
-      <w:numFmt w:val="bullet"/>
-      <w:lvlText w:val="o"/>
-      <w:lvlJc w:val="left"/>
-      <w:pPr>
-        <w:ind w:left="3600" w:hanging="360"/>
-      </w:pPr>
-      <w:rPr>
-        <w:rFonts w:ascii="Courier New" w:hAnsi="Courier New" w:cs="Courier New" w:hint="default"/>
-      </w:rPr>
-    </w:lvl>
-    <w:lvl w:ilvl="5" w:tplc="04160005" w:tentative="1">
-      <w:start w:val="1"/>
-      <w:numFmt w:val="bullet"/>
-      <w:lvlText w:val=""/>
-      <w:lvlJc w:val="left"/>
-      <w:pPr>
-        <w:ind w:left="4320" w:hanging="360"/>
-      </w:pPr>
-      <w:rPr>
-        <w:rFonts w:ascii="Wingdings" w:hAnsi="Wingdings" w:hint="default"/>
-      </w:rPr>
-    </w:lvl>
-    <w:lvl w:ilvl="6" w:tplc="04160001" w:tentative="1">
-      <w:start w:val="1"/>
-      <w:numFmt w:val="bullet"/>
-      <w:lvlText w:val=""/>
-      <w:lvlJc w:val="left"/>
-      <w:pPr>
-        <w:ind w:left="5040" w:hanging="360"/>
-      </w:pPr>
-      <w:rPr>
-        <w:rFonts w:ascii="Symbol" w:hAnsi="Symbol" w:hint="default"/>
-      </w:rPr>
-    </w:lvl>
-    <w:lvl w:ilvl="7" w:tplc="04160003" w:tentative="1">
-      <w:start w:val="1"/>
-      <w:numFmt w:val="bullet"/>
-      <w:lvlText w:val="o"/>
-      <w:lvlJc w:val="left"/>
-      <w:pPr>
-        <w:ind w:left="5760" w:hanging="360"/>
-      </w:pPr>
-      <w:rPr>
-        <w:rFonts w:ascii="Courier New" w:hAnsi="Courier New" w:cs="Courier New" w:hint="default"/>
-      </w:rPr>
-    </w:lvl>
-    <w:lvl w:ilvl="8" w:tplc="04160005" w:tentative="1">
-      <w:start w:val="1"/>
-      <w:numFmt w:val="bullet"/>
-      <w:lvlText w:val=""/>
-      <w:lvlJc w:val="left"/>
-      <w:pPr>
-        <w:ind w:left="6480" w:hanging="360"/>
-      </w:pPr>
-      <w:rPr>
-        <w:rFonts w:ascii="Wingdings" w:hAnsi="Wingdings" w:hint="default"/>
-      </w:rPr>
-    </w:lvl>
-  </w:abstractNum>
-  <w:abstractNum w:abstractNumId="4" w15:restartNumberingAfterBreak="0">
-    <w:nsid w:val="22CC1B9E"/>
-    <w:multiLevelType w:val="hybridMultilevel"/>
-    <w:tmpl w:val="404AC176"/>
-    <w:lvl w:ilvl="0" w:tplc="04160001">
-      <w:start w:val="1"/>
-      <w:numFmt w:val="bullet"/>
-      <w:lvlText w:val=""/>
-      <w:lvlJc w:val="left"/>
-      <w:pPr>
-        <w:ind w:left="720" w:hanging="360"/>
-      </w:pPr>
-      <w:rPr>
-        <w:rFonts w:ascii="Symbol" w:hAnsi="Symbol" w:hint="default"/>
-      </w:rPr>
-    </w:lvl>
-    <w:lvl w:ilvl="1" w:tplc="04160003" w:tentative="1">
-      <w:start w:val="1"/>
-      <w:numFmt w:val="bullet"/>
-      <w:lvlText w:val="o"/>
-      <w:lvlJc w:val="left"/>
-      <w:pPr>
-        <w:ind w:left="1440" w:hanging="360"/>
-      </w:pPr>
-      <w:rPr>
-        <w:rFonts w:ascii="Courier New" w:hAnsi="Courier New" w:cs="Courier New" w:hint="default"/>
-      </w:rPr>
-    </w:lvl>
-    <w:lvl w:ilvl="2" w:tplc="04160005" w:tentative="1">
-      <w:start w:val="1"/>
-      <w:numFmt w:val="bullet"/>
-      <w:lvlText w:val=""/>
-      <w:lvlJc w:val="left"/>
-      <w:pPr>
-        <w:ind w:left="2160" w:hanging="360"/>
-      </w:pPr>
-      <w:rPr>
-        <w:rFonts w:ascii="Wingdings" w:hAnsi="Wingdings" w:hint="default"/>
-      </w:rPr>
-    </w:lvl>
-    <w:lvl w:ilvl="3" w:tplc="04160001" w:tentative="1">
-      <w:start w:val="1"/>
-      <w:numFmt w:val="bullet"/>
-      <w:lvlText w:val=""/>
-      <w:lvlJc w:val="left"/>
-      <w:pPr>
-        <w:ind w:left="2880" w:hanging="360"/>
-      </w:pPr>
-      <w:rPr>
-        <w:rFonts w:ascii="Symbol" w:hAnsi="Symbol" w:hint="default"/>
-      </w:rPr>
-    </w:lvl>
-    <w:lvl w:ilvl="4" w:tplc="04160003" w:tentative="1">
-      <w:start w:val="1"/>
-      <w:numFmt w:val="bullet"/>
-      <w:lvlText w:val="o"/>
-      <w:lvlJc w:val="left"/>
-      <w:pPr>
-        <w:ind w:left="3600" w:hanging="360"/>
-      </w:pPr>
-      <w:rPr>
-        <w:rFonts w:ascii="Courier New" w:hAnsi="Courier New" w:cs="Courier New" w:hint="default"/>
-      </w:rPr>
-    </w:lvl>
-    <w:lvl w:ilvl="5" w:tplc="04160005" w:tentative="1">
-      <w:start w:val="1"/>
-      <w:numFmt w:val="bullet"/>
-      <w:lvlText w:val=""/>
-      <w:lvlJc w:val="left"/>
-      <w:pPr>
-        <w:ind w:left="4320" w:hanging="360"/>
-      </w:pPr>
-      <w:rPr>
-        <w:rFonts w:ascii="Wingdings" w:hAnsi="Wingdings" w:hint="default"/>
-      </w:rPr>
-    </w:lvl>
-    <w:lvl w:ilvl="6" w:tplc="04160001" w:tentative="1">
-      <w:start w:val="1"/>
-      <w:numFmt w:val="bullet"/>
-      <w:lvlText w:val=""/>
-      <w:lvlJc w:val="left"/>
-      <w:pPr>
-        <w:ind w:left="5040" w:hanging="360"/>
-      </w:pPr>
-      <w:rPr>
-        <w:rFonts w:ascii="Symbol" w:hAnsi="Symbol" w:hint="default"/>
-      </w:rPr>
-    </w:lvl>
-    <w:lvl w:ilvl="7" w:tplc="04160003" w:tentative="1">
-      <w:start w:val="1"/>
-      <w:numFmt w:val="bullet"/>
-      <w:lvlText w:val="o"/>
-      <w:lvlJc w:val="left"/>
-      <w:pPr>
-        <w:ind w:left="5760" w:hanging="360"/>
-      </w:pPr>
-      <w:rPr>
-        <w:rFonts w:ascii="Courier New" w:hAnsi="Courier New" w:cs="Courier New" w:hint="default"/>
-      </w:rPr>
-    </w:lvl>
-    <w:lvl w:ilvl="8" w:tplc="04160005" w:tentative="1">
-      <w:start w:val="1"/>
-      <w:numFmt w:val="bullet"/>
-      <w:lvlText w:val=""/>
-      <w:lvlJc w:val="left"/>
-      <w:pPr>
-        <w:ind w:left="6480" w:hanging="360"/>
-      </w:pPr>
-      <w:rPr>
-        <w:rFonts w:ascii="Wingdings" w:hAnsi="Wingdings" w:hint="default"/>
-      </w:rPr>
-    </w:lvl>
-  </w:abstractNum>
-  <w:abstractNum w:abstractNumId="5" w15:restartNumberingAfterBreak="0">
-    <w:nsid w:val="23C62C54"/>
-    <w:multiLevelType w:val="hybridMultilevel"/>
-    <w:tmpl w:val="A9604072"/>
-    <w:lvl w:ilvl="0" w:tplc="04160001">
-      <w:start w:val="1"/>
-      <w:numFmt w:val="bullet"/>
-      <w:lvlText w:val=""/>
-      <w:lvlJc w:val="left"/>
-      <w:pPr>
-        <w:ind w:left="720" w:hanging="360"/>
-      </w:pPr>
-      <w:rPr>
-        <w:rFonts w:ascii="Symbol" w:hAnsi="Symbol" w:hint="default"/>
-      </w:rPr>
-    </w:lvl>
-    <w:lvl w:ilvl="1" w:tplc="04160003" w:tentative="1">
-      <w:start w:val="1"/>
-      <w:numFmt w:val="bullet"/>
-      <w:lvlText w:val="o"/>
-      <w:lvlJc w:val="left"/>
-      <w:pPr>
-        <w:ind w:left="1440" w:hanging="360"/>
-      </w:pPr>
-      <w:rPr>
-        <w:rFonts w:ascii="Courier New" w:hAnsi="Courier New" w:cs="Courier New" w:hint="default"/>
-      </w:rPr>
-    </w:lvl>
-    <w:lvl w:ilvl="2" w:tplc="04160005" w:tentative="1">
-      <w:start w:val="1"/>
-      <w:numFmt w:val="bullet"/>
-      <w:lvlText w:val=""/>
-      <w:lvlJc w:val="left"/>
-      <w:pPr>
-        <w:ind w:left="2160" w:hanging="360"/>
-      </w:pPr>
-      <w:rPr>
-        <w:rFonts w:ascii="Wingdings" w:hAnsi="Wingdings" w:hint="default"/>
-      </w:rPr>
-    </w:lvl>
-    <w:lvl w:ilvl="3" w:tplc="04160001" w:tentative="1">
-      <w:start w:val="1"/>
-      <w:numFmt w:val="bullet"/>
-      <w:lvlText w:val=""/>
-      <w:lvlJc w:val="left"/>
-      <w:pPr>
-        <w:ind w:left="2880" w:hanging="360"/>
-      </w:pPr>
-      <w:rPr>
-        <w:rFonts w:ascii="Symbol" w:hAnsi="Symbol" w:hint="default"/>
-      </w:rPr>
-    </w:lvl>
-    <w:lvl w:ilvl="4" w:tplc="04160003" w:tentative="1">
-      <w:start w:val="1"/>
-      <w:numFmt w:val="bullet"/>
-      <w:lvlText w:val="o"/>
-      <w:lvlJc w:val="left"/>
-      <w:pPr>
-        <w:ind w:left="3600" w:hanging="360"/>
-      </w:pPr>
-      <w:rPr>
-        <w:rFonts w:ascii="Courier New" w:hAnsi="Courier New" w:cs="Courier New" w:hint="default"/>
-      </w:rPr>
-    </w:lvl>
-    <w:lvl w:ilvl="5" w:tplc="04160005" w:tentative="1">
-      <w:start w:val="1"/>
-      <w:numFmt w:val="bullet"/>
-      <w:lvlText w:val=""/>
-      <w:lvlJc w:val="left"/>
-      <w:pPr>
-        <w:ind w:left="4320" w:hanging="360"/>
-      </w:pPr>
-      <w:rPr>
-        <w:rFonts w:ascii="Wingdings" w:hAnsi="Wingdings" w:hint="default"/>
-      </w:rPr>
-    </w:lvl>
-    <w:lvl w:ilvl="6" w:tplc="04160001" w:tentative="1">
-      <w:start w:val="1"/>
-      <w:numFmt w:val="bullet"/>
-      <w:lvlText w:val=""/>
-      <w:lvlJc w:val="left"/>
-      <w:pPr>
-        <w:ind w:left="5040" w:hanging="360"/>
-      </w:pPr>
-      <w:rPr>
-        <w:rFonts w:ascii="Symbol" w:hAnsi="Symbol" w:hint="default"/>
-      </w:rPr>
-    </w:lvl>
-    <w:lvl w:ilvl="7" w:tplc="04160003" w:tentative="1">
-      <w:start w:val="1"/>
-      <w:numFmt w:val="bullet"/>
-      <w:lvlText w:val="o"/>
-      <w:lvlJc w:val="left"/>
-      <w:pPr>
-        <w:ind w:left="5760" w:hanging="360"/>
-      </w:pPr>
-      <w:rPr>
-        <w:rFonts w:ascii="Courier New" w:hAnsi="Courier New" w:cs="Courier New" w:hint="default"/>
-      </w:rPr>
-    </w:lvl>
-    <w:lvl w:ilvl="8" w:tplc="04160005" w:tentative="1">
-      <w:start w:val="1"/>
-      <w:numFmt w:val="bullet"/>
-      <w:lvlText w:val=""/>
-      <w:lvlJc w:val="left"/>
-      <w:pPr>
-        <w:ind w:left="6480" w:hanging="360"/>
-      </w:pPr>
-      <w:rPr>
-        <w:rFonts w:ascii="Wingdings" w:hAnsi="Wingdings" w:hint="default"/>
-      </w:rPr>
-    </w:lvl>
-  </w:abstractNum>
-  <w:abstractNum w:abstractNumId="6" w15:restartNumberingAfterBreak="0">
-    <w:nsid w:val="23E54037"/>
-    <w:multiLevelType w:val="hybridMultilevel"/>
-    <w:tmpl w:val="5C5CC7E4"/>
-    <w:lvl w:ilvl="0" w:tplc="FFFFFFFF">
-      <w:start w:val="1"/>
-      <w:numFmt w:val="decimal"/>
-      <w:lvlText w:val="%1."/>
-      <w:lvlJc w:val="left"/>
-      <w:pPr>
-        <w:ind w:left="720" w:hanging="360"/>
-      </w:pPr>
-    </w:lvl>
-    <w:lvl w:ilvl="1" w:tplc="04160019">
-      <w:start w:val="1"/>
-      <w:numFmt w:val="lowerLetter"/>
-      <w:lvlText w:val="%2."/>
-      <w:lvlJc w:val="left"/>
-      <w:pPr>
-        <w:ind w:left="1440" w:hanging="360"/>
-      </w:pPr>
-    </w:lvl>
-    <w:lvl w:ilvl="2" w:tplc="0416001B" w:tentative="1">
-      <w:start w:val="1"/>
-      <w:numFmt w:val="lowerRoman"/>
-      <w:lvlText w:val="%3."/>
-      <w:lvlJc w:val="right"/>
-      <w:pPr>
-        <w:ind w:left="2160" w:hanging="180"/>
-      </w:pPr>
-    </w:lvl>
-    <w:lvl w:ilvl="3" w:tplc="0416000F" w:tentative="1">
-      <w:start w:val="1"/>
-      <w:numFmt w:val="decimal"/>
-      <w:lvlText w:val="%4."/>
-      <w:lvlJc w:val="left"/>
-      <w:pPr>
-        <w:ind w:left="2880" w:hanging="360"/>
-      </w:pPr>
-    </w:lvl>
-    <w:lvl w:ilvl="4" w:tplc="04160019" w:tentative="1">
-      <w:start w:val="1"/>
-      <w:numFmt w:val="lowerLetter"/>
-      <w:lvlText w:val="%5."/>
-      <w:lvlJc w:val="left"/>
-      <w:pPr>
-        <w:ind w:left="3600" w:hanging="360"/>
-      </w:pPr>
-    </w:lvl>
-    <w:lvl w:ilvl="5" w:tplc="0416001B" w:tentative="1">
-      <w:start w:val="1"/>
-      <w:numFmt w:val="lowerRoman"/>
-      <w:lvlText w:val="%6."/>
-      <w:lvlJc w:val="right"/>
-      <w:pPr>
-        <w:ind w:left="4320" w:hanging="180"/>
-      </w:pPr>
-    </w:lvl>
-    <w:lvl w:ilvl="6" w:tplc="0416000F" w:tentative="1">
-      <w:start w:val="1"/>
-      <w:numFmt w:val="decimal"/>
-      <w:lvlText w:val="%7."/>
-      <w:lvlJc w:val="left"/>
-      <w:pPr>
-        <w:ind w:left="5040" w:hanging="360"/>
-      </w:pPr>
-    </w:lvl>
-    <w:lvl w:ilvl="7" w:tplc="04160019" w:tentative="1">
-      <w:start w:val="1"/>
-      <w:numFmt w:val="lowerLetter"/>
-      <w:lvlText w:val="%8."/>
-      <w:lvlJc w:val="left"/>
-      <w:pPr>
-        <w:ind w:left="5760" w:hanging="360"/>
-      </w:pPr>
-    </w:lvl>
-    <w:lvl w:ilvl="8" w:tplc="0416001B" w:tentative="1">
-      <w:start w:val="1"/>
-      <w:numFmt w:val="lowerRoman"/>
-      <w:lvlText w:val="%9."/>
-      <w:lvlJc w:val="right"/>
-      <w:pPr>
-        <w:ind w:left="6480" w:hanging="180"/>
-      </w:pPr>
-    </w:lvl>
-  </w:abstractNum>
-  <w:abstractNum w:abstractNumId="7" w15:restartNumberingAfterBreak="0">
-    <w:nsid w:val="36C5641A"/>
-    <w:multiLevelType w:val="hybridMultilevel"/>
-    <w:tmpl w:val="1414AD5C"/>
-    <w:lvl w:ilvl="0" w:tplc="04160001">
-      <w:start w:val="1"/>
-      <w:numFmt w:val="bullet"/>
-      <w:lvlText w:val=""/>
-      <w:lvlJc w:val="left"/>
-      <w:pPr>
-        <w:ind w:left="720" w:hanging="360"/>
-      </w:pPr>
-      <w:rPr>
-        <w:rFonts w:ascii="Symbol" w:hAnsi="Symbol" w:hint="default"/>
-      </w:rPr>
-    </w:lvl>
-    <w:lvl w:ilvl="1" w:tplc="04160003" w:tentative="1">
-      <w:start w:val="1"/>
-      <w:numFmt w:val="bullet"/>
-      <w:lvlText w:val="o"/>
-      <w:lvlJc w:val="left"/>
-      <w:pPr>
-        <w:ind w:left="1440" w:hanging="360"/>
-      </w:pPr>
-      <w:rPr>
-        <w:rFonts w:ascii="Courier New" w:hAnsi="Courier New" w:cs="Courier New" w:hint="default"/>
-      </w:rPr>
-    </w:lvl>
-    <w:lvl w:ilvl="2" w:tplc="04160005" w:tentative="1">
-      <w:start w:val="1"/>
-      <w:numFmt w:val="bullet"/>
-      <w:lvlText w:val=""/>
-      <w:lvlJc w:val="left"/>
-      <w:pPr>
-        <w:ind w:left="2160" w:hanging="360"/>
-      </w:pPr>
-      <w:rPr>
-        <w:rFonts w:ascii="Wingdings" w:hAnsi="Wingdings" w:hint="default"/>
-      </w:rPr>
-    </w:lvl>
-    <w:lvl w:ilvl="3" w:tplc="04160001" w:tentative="1">
-      <w:start w:val="1"/>
-      <w:numFmt w:val="bullet"/>
-      <w:lvlText w:val=""/>
-      <w:lvlJc w:val="left"/>
-      <w:pPr>
-        <w:ind w:left="2880" w:hanging="360"/>
-      </w:pPr>
-      <w:rPr>
-        <w:rFonts w:ascii="Symbol" w:hAnsi="Symbol" w:hint="default"/>
-      </w:rPr>
-    </w:lvl>
-    <w:lvl w:ilvl="4" w:tplc="04160003" w:tentative="1">
-      <w:start w:val="1"/>
-      <w:numFmt w:val="bullet"/>
-      <w:lvlText w:val="o"/>
-      <w:lvlJc w:val="left"/>
-      <w:pPr>
-        <w:ind w:left="3600" w:hanging="360"/>
-      </w:pPr>
-      <w:rPr>
-        <w:rFonts w:ascii="Courier New" w:hAnsi="Courier New" w:cs="Courier New" w:hint="default"/>
-      </w:rPr>
-    </w:lvl>
-    <w:lvl w:ilvl="5" w:tplc="04160005" w:tentative="1">
-      <w:start w:val="1"/>
-      <w:numFmt w:val="bullet"/>
-      <w:lvlText w:val=""/>
-      <w:lvlJc w:val="left"/>
-      <w:pPr>
-        <w:ind w:left="4320" w:hanging="360"/>
-      </w:pPr>
-      <w:rPr>
-        <w:rFonts w:ascii="Wingdings" w:hAnsi="Wingdings" w:hint="default"/>
-      </w:rPr>
-    </w:lvl>
-    <w:lvl w:ilvl="6" w:tplc="04160001" w:tentative="1">
-      <w:start w:val="1"/>
-      <w:numFmt w:val="bullet"/>
-      <w:lvlText w:val=""/>
-      <w:lvlJc w:val="left"/>
-      <w:pPr>
-        <w:ind w:left="5040" w:hanging="360"/>
-      </w:pPr>
-      <w:rPr>
-        <w:rFonts w:ascii="Symbol" w:hAnsi="Symbol" w:hint="default"/>
-      </w:rPr>
-    </w:lvl>
-    <w:lvl w:ilvl="7" w:tplc="04160003" w:tentative="1">
-      <w:start w:val="1"/>
-      <w:numFmt w:val="bullet"/>
-      <w:lvlText w:val="o"/>
-      <w:lvlJc w:val="left"/>
-      <w:pPr>
-        <w:ind w:left="5760" w:hanging="360"/>
-      </w:pPr>
-      <w:rPr>
-        <w:rFonts w:ascii="Courier New" w:hAnsi="Courier New" w:cs="Courier New" w:hint="default"/>
-      </w:rPr>
-    </w:lvl>
-    <w:lvl w:ilvl="8" w:tplc="04160005" w:tentative="1">
-      <w:start w:val="1"/>
-      <w:numFmt w:val="bullet"/>
-      <w:lvlText w:val=""/>
-      <w:lvlJc w:val="left"/>
-      <w:pPr>
-        <w:ind w:left="6480" w:hanging="360"/>
-      </w:pPr>
-      <w:rPr>
-        <w:rFonts w:ascii="Wingdings" w:hAnsi="Wingdings" w:hint="default"/>
-      </w:rPr>
-    </w:lvl>
-  </w:abstractNum>
-  <w:abstractNum w:abstractNumId="8" w15:restartNumberingAfterBreak="0">
-    <w:nsid w:val="41BF7D69"/>
+    <w:nsid w:val="18577506"/>
     <w:multiLevelType w:val="multilevel"/>
     <w:tmpl w:val="8A683080"/>
     <w:lvl w:ilvl="0">
@@ -6127,11 +5736,350 @@
       </w:rPr>
     </w:lvl>
   </w:abstractNum>
-  <w:abstractNum w:abstractNumId="9" w15:restartNumberingAfterBreak="0">
-    <w:nsid w:val="432105A8"/>
+  <w:abstractNum w:abstractNumId="4" w15:restartNumberingAfterBreak="0">
+    <w:nsid w:val="1CC55AEF"/>
     <w:multiLevelType w:val="hybridMultilevel"/>
-    <w:tmpl w:val="16503EB2"/>
-    <w:lvl w:ilvl="0" w:tplc="0416000F">
+    <w:tmpl w:val="CD7825BE"/>
+    <w:lvl w:ilvl="0" w:tplc="04160001">
+      <w:start w:val="1"/>
+      <w:numFmt w:val="bullet"/>
+      <w:lvlText w:val=""/>
+      <w:lvlJc w:val="left"/>
+      <w:pPr>
+        <w:ind w:left="720" w:hanging="360"/>
+      </w:pPr>
+      <w:rPr>
+        <w:rFonts w:ascii="Symbol" w:hAnsi="Symbol" w:hint="default"/>
+      </w:rPr>
+    </w:lvl>
+    <w:lvl w:ilvl="1" w:tplc="04160003" w:tentative="1">
+      <w:start w:val="1"/>
+      <w:numFmt w:val="bullet"/>
+      <w:lvlText w:val="o"/>
+      <w:lvlJc w:val="left"/>
+      <w:pPr>
+        <w:ind w:left="1440" w:hanging="360"/>
+      </w:pPr>
+      <w:rPr>
+        <w:rFonts w:ascii="Courier New" w:hAnsi="Courier New" w:cs="Courier New" w:hint="default"/>
+      </w:rPr>
+    </w:lvl>
+    <w:lvl w:ilvl="2" w:tplc="04160005" w:tentative="1">
+      <w:start w:val="1"/>
+      <w:numFmt w:val="bullet"/>
+      <w:lvlText w:val=""/>
+      <w:lvlJc w:val="left"/>
+      <w:pPr>
+        <w:ind w:left="2160" w:hanging="360"/>
+      </w:pPr>
+      <w:rPr>
+        <w:rFonts w:ascii="Wingdings" w:hAnsi="Wingdings" w:hint="default"/>
+      </w:rPr>
+    </w:lvl>
+    <w:lvl w:ilvl="3" w:tplc="04160001" w:tentative="1">
+      <w:start w:val="1"/>
+      <w:numFmt w:val="bullet"/>
+      <w:lvlText w:val=""/>
+      <w:lvlJc w:val="left"/>
+      <w:pPr>
+        <w:ind w:left="2880" w:hanging="360"/>
+      </w:pPr>
+      <w:rPr>
+        <w:rFonts w:ascii="Symbol" w:hAnsi="Symbol" w:hint="default"/>
+      </w:rPr>
+    </w:lvl>
+    <w:lvl w:ilvl="4" w:tplc="04160003" w:tentative="1">
+      <w:start w:val="1"/>
+      <w:numFmt w:val="bullet"/>
+      <w:lvlText w:val="o"/>
+      <w:lvlJc w:val="left"/>
+      <w:pPr>
+        <w:ind w:left="3600" w:hanging="360"/>
+      </w:pPr>
+      <w:rPr>
+        <w:rFonts w:ascii="Courier New" w:hAnsi="Courier New" w:cs="Courier New" w:hint="default"/>
+      </w:rPr>
+    </w:lvl>
+    <w:lvl w:ilvl="5" w:tplc="04160005" w:tentative="1">
+      <w:start w:val="1"/>
+      <w:numFmt w:val="bullet"/>
+      <w:lvlText w:val=""/>
+      <w:lvlJc w:val="left"/>
+      <w:pPr>
+        <w:ind w:left="4320" w:hanging="360"/>
+      </w:pPr>
+      <w:rPr>
+        <w:rFonts w:ascii="Wingdings" w:hAnsi="Wingdings" w:hint="default"/>
+      </w:rPr>
+    </w:lvl>
+    <w:lvl w:ilvl="6" w:tplc="04160001" w:tentative="1">
+      <w:start w:val="1"/>
+      <w:numFmt w:val="bullet"/>
+      <w:lvlText w:val=""/>
+      <w:lvlJc w:val="left"/>
+      <w:pPr>
+        <w:ind w:left="5040" w:hanging="360"/>
+      </w:pPr>
+      <w:rPr>
+        <w:rFonts w:ascii="Symbol" w:hAnsi="Symbol" w:hint="default"/>
+      </w:rPr>
+    </w:lvl>
+    <w:lvl w:ilvl="7" w:tplc="04160003" w:tentative="1">
+      <w:start w:val="1"/>
+      <w:numFmt w:val="bullet"/>
+      <w:lvlText w:val="o"/>
+      <w:lvlJc w:val="left"/>
+      <w:pPr>
+        <w:ind w:left="5760" w:hanging="360"/>
+      </w:pPr>
+      <w:rPr>
+        <w:rFonts w:ascii="Courier New" w:hAnsi="Courier New" w:cs="Courier New" w:hint="default"/>
+      </w:rPr>
+    </w:lvl>
+    <w:lvl w:ilvl="8" w:tplc="04160005" w:tentative="1">
+      <w:start w:val="1"/>
+      <w:numFmt w:val="bullet"/>
+      <w:lvlText w:val=""/>
+      <w:lvlJc w:val="left"/>
+      <w:pPr>
+        <w:ind w:left="6480" w:hanging="360"/>
+      </w:pPr>
+      <w:rPr>
+        <w:rFonts w:ascii="Wingdings" w:hAnsi="Wingdings" w:hint="default"/>
+      </w:rPr>
+    </w:lvl>
+  </w:abstractNum>
+  <w:abstractNum w:abstractNumId="5" w15:restartNumberingAfterBreak="0">
+    <w:nsid w:val="22CC1B9E"/>
+    <w:multiLevelType w:val="hybridMultilevel"/>
+    <w:tmpl w:val="404AC176"/>
+    <w:lvl w:ilvl="0" w:tplc="04160001">
+      <w:start w:val="1"/>
+      <w:numFmt w:val="bullet"/>
+      <w:lvlText w:val=""/>
+      <w:lvlJc w:val="left"/>
+      <w:pPr>
+        <w:ind w:left="720" w:hanging="360"/>
+      </w:pPr>
+      <w:rPr>
+        <w:rFonts w:ascii="Symbol" w:hAnsi="Symbol" w:hint="default"/>
+      </w:rPr>
+    </w:lvl>
+    <w:lvl w:ilvl="1" w:tplc="04160003" w:tentative="1">
+      <w:start w:val="1"/>
+      <w:numFmt w:val="bullet"/>
+      <w:lvlText w:val="o"/>
+      <w:lvlJc w:val="left"/>
+      <w:pPr>
+        <w:ind w:left="1440" w:hanging="360"/>
+      </w:pPr>
+      <w:rPr>
+        <w:rFonts w:ascii="Courier New" w:hAnsi="Courier New" w:cs="Courier New" w:hint="default"/>
+      </w:rPr>
+    </w:lvl>
+    <w:lvl w:ilvl="2" w:tplc="04160005" w:tentative="1">
+      <w:start w:val="1"/>
+      <w:numFmt w:val="bullet"/>
+      <w:lvlText w:val=""/>
+      <w:lvlJc w:val="left"/>
+      <w:pPr>
+        <w:ind w:left="2160" w:hanging="360"/>
+      </w:pPr>
+      <w:rPr>
+        <w:rFonts w:ascii="Wingdings" w:hAnsi="Wingdings" w:hint="default"/>
+      </w:rPr>
+    </w:lvl>
+    <w:lvl w:ilvl="3" w:tplc="04160001" w:tentative="1">
+      <w:start w:val="1"/>
+      <w:numFmt w:val="bullet"/>
+      <w:lvlText w:val=""/>
+      <w:lvlJc w:val="left"/>
+      <w:pPr>
+        <w:ind w:left="2880" w:hanging="360"/>
+      </w:pPr>
+      <w:rPr>
+        <w:rFonts w:ascii="Symbol" w:hAnsi="Symbol" w:hint="default"/>
+      </w:rPr>
+    </w:lvl>
+    <w:lvl w:ilvl="4" w:tplc="04160003" w:tentative="1">
+      <w:start w:val="1"/>
+      <w:numFmt w:val="bullet"/>
+      <w:lvlText w:val="o"/>
+      <w:lvlJc w:val="left"/>
+      <w:pPr>
+        <w:ind w:left="3600" w:hanging="360"/>
+      </w:pPr>
+      <w:rPr>
+        <w:rFonts w:ascii="Courier New" w:hAnsi="Courier New" w:cs="Courier New" w:hint="default"/>
+      </w:rPr>
+    </w:lvl>
+    <w:lvl w:ilvl="5" w:tplc="04160005" w:tentative="1">
+      <w:start w:val="1"/>
+      <w:numFmt w:val="bullet"/>
+      <w:lvlText w:val=""/>
+      <w:lvlJc w:val="left"/>
+      <w:pPr>
+        <w:ind w:left="4320" w:hanging="360"/>
+      </w:pPr>
+      <w:rPr>
+        <w:rFonts w:ascii="Wingdings" w:hAnsi="Wingdings" w:hint="default"/>
+      </w:rPr>
+    </w:lvl>
+    <w:lvl w:ilvl="6" w:tplc="04160001" w:tentative="1">
+      <w:start w:val="1"/>
+      <w:numFmt w:val="bullet"/>
+      <w:lvlText w:val=""/>
+      <w:lvlJc w:val="left"/>
+      <w:pPr>
+        <w:ind w:left="5040" w:hanging="360"/>
+      </w:pPr>
+      <w:rPr>
+        <w:rFonts w:ascii="Symbol" w:hAnsi="Symbol" w:hint="default"/>
+      </w:rPr>
+    </w:lvl>
+    <w:lvl w:ilvl="7" w:tplc="04160003" w:tentative="1">
+      <w:start w:val="1"/>
+      <w:numFmt w:val="bullet"/>
+      <w:lvlText w:val="o"/>
+      <w:lvlJc w:val="left"/>
+      <w:pPr>
+        <w:ind w:left="5760" w:hanging="360"/>
+      </w:pPr>
+      <w:rPr>
+        <w:rFonts w:ascii="Courier New" w:hAnsi="Courier New" w:cs="Courier New" w:hint="default"/>
+      </w:rPr>
+    </w:lvl>
+    <w:lvl w:ilvl="8" w:tplc="04160005" w:tentative="1">
+      <w:start w:val="1"/>
+      <w:numFmt w:val="bullet"/>
+      <w:lvlText w:val=""/>
+      <w:lvlJc w:val="left"/>
+      <w:pPr>
+        <w:ind w:left="6480" w:hanging="360"/>
+      </w:pPr>
+      <w:rPr>
+        <w:rFonts w:ascii="Wingdings" w:hAnsi="Wingdings" w:hint="default"/>
+      </w:rPr>
+    </w:lvl>
+  </w:abstractNum>
+  <w:abstractNum w:abstractNumId="6" w15:restartNumberingAfterBreak="0">
+    <w:nsid w:val="23C62C54"/>
+    <w:multiLevelType w:val="hybridMultilevel"/>
+    <w:tmpl w:val="A9604072"/>
+    <w:lvl w:ilvl="0" w:tplc="04160001">
+      <w:start w:val="1"/>
+      <w:numFmt w:val="bullet"/>
+      <w:lvlText w:val=""/>
+      <w:lvlJc w:val="left"/>
+      <w:pPr>
+        <w:ind w:left="720" w:hanging="360"/>
+      </w:pPr>
+      <w:rPr>
+        <w:rFonts w:ascii="Symbol" w:hAnsi="Symbol" w:hint="default"/>
+      </w:rPr>
+    </w:lvl>
+    <w:lvl w:ilvl="1" w:tplc="04160003" w:tentative="1">
+      <w:start w:val="1"/>
+      <w:numFmt w:val="bullet"/>
+      <w:lvlText w:val="o"/>
+      <w:lvlJc w:val="left"/>
+      <w:pPr>
+        <w:ind w:left="1440" w:hanging="360"/>
+      </w:pPr>
+      <w:rPr>
+        <w:rFonts w:ascii="Courier New" w:hAnsi="Courier New" w:cs="Courier New" w:hint="default"/>
+      </w:rPr>
+    </w:lvl>
+    <w:lvl w:ilvl="2" w:tplc="04160005" w:tentative="1">
+      <w:start w:val="1"/>
+      <w:numFmt w:val="bullet"/>
+      <w:lvlText w:val=""/>
+      <w:lvlJc w:val="left"/>
+      <w:pPr>
+        <w:ind w:left="2160" w:hanging="360"/>
+      </w:pPr>
+      <w:rPr>
+        <w:rFonts w:ascii="Wingdings" w:hAnsi="Wingdings" w:hint="default"/>
+      </w:rPr>
+    </w:lvl>
+    <w:lvl w:ilvl="3" w:tplc="04160001" w:tentative="1">
+      <w:start w:val="1"/>
+      <w:numFmt w:val="bullet"/>
+      <w:lvlText w:val=""/>
+      <w:lvlJc w:val="left"/>
+      <w:pPr>
+        <w:ind w:left="2880" w:hanging="360"/>
+      </w:pPr>
+      <w:rPr>
+        <w:rFonts w:ascii="Symbol" w:hAnsi="Symbol" w:hint="default"/>
+      </w:rPr>
+    </w:lvl>
+    <w:lvl w:ilvl="4" w:tplc="04160003" w:tentative="1">
+      <w:start w:val="1"/>
+      <w:numFmt w:val="bullet"/>
+      <w:lvlText w:val="o"/>
+      <w:lvlJc w:val="left"/>
+      <w:pPr>
+        <w:ind w:left="3600" w:hanging="360"/>
+      </w:pPr>
+      <w:rPr>
+        <w:rFonts w:ascii="Courier New" w:hAnsi="Courier New" w:cs="Courier New" w:hint="default"/>
+      </w:rPr>
+    </w:lvl>
+    <w:lvl w:ilvl="5" w:tplc="04160005" w:tentative="1">
+      <w:start w:val="1"/>
+      <w:numFmt w:val="bullet"/>
+      <w:lvlText w:val=""/>
+      <w:lvlJc w:val="left"/>
+      <w:pPr>
+        <w:ind w:left="4320" w:hanging="360"/>
+      </w:pPr>
+      <w:rPr>
+        <w:rFonts w:ascii="Wingdings" w:hAnsi="Wingdings" w:hint="default"/>
+      </w:rPr>
+    </w:lvl>
+    <w:lvl w:ilvl="6" w:tplc="04160001" w:tentative="1">
+      <w:start w:val="1"/>
+      <w:numFmt w:val="bullet"/>
+      <w:lvlText w:val=""/>
+      <w:lvlJc w:val="left"/>
+      <w:pPr>
+        <w:ind w:left="5040" w:hanging="360"/>
+      </w:pPr>
+      <w:rPr>
+        <w:rFonts w:ascii="Symbol" w:hAnsi="Symbol" w:hint="default"/>
+      </w:rPr>
+    </w:lvl>
+    <w:lvl w:ilvl="7" w:tplc="04160003" w:tentative="1">
+      <w:start w:val="1"/>
+      <w:numFmt w:val="bullet"/>
+      <w:lvlText w:val="o"/>
+      <w:lvlJc w:val="left"/>
+      <w:pPr>
+        <w:ind w:left="5760" w:hanging="360"/>
+      </w:pPr>
+      <w:rPr>
+        <w:rFonts w:ascii="Courier New" w:hAnsi="Courier New" w:cs="Courier New" w:hint="default"/>
+      </w:rPr>
+    </w:lvl>
+    <w:lvl w:ilvl="8" w:tplc="04160005" w:tentative="1">
+      <w:start w:val="1"/>
+      <w:numFmt w:val="bullet"/>
+      <w:lvlText w:val=""/>
+      <w:lvlJc w:val="left"/>
+      <w:pPr>
+        <w:ind w:left="6480" w:hanging="360"/>
+      </w:pPr>
+      <w:rPr>
+        <w:rFonts w:ascii="Wingdings" w:hAnsi="Wingdings" w:hint="default"/>
+      </w:rPr>
+    </w:lvl>
+  </w:abstractNum>
+  <w:abstractNum w:abstractNumId="7" w15:restartNumberingAfterBreak="0">
+    <w:nsid w:val="23E54037"/>
+    <w:multiLevelType w:val="hybridMultilevel"/>
+    <w:tmpl w:val="5C5CC7E4"/>
+    <w:lvl w:ilvl="0" w:tplc="FFFFFFFF">
       <w:start w:val="1"/>
       <w:numFmt w:val="decimal"/>
       <w:lvlText w:val="%1."/>
@@ -6140,7 +6088,7 @@
         <w:ind w:left="720" w:hanging="360"/>
       </w:pPr>
     </w:lvl>
-    <w:lvl w:ilvl="1" w:tplc="04160019" w:tentative="1">
+    <w:lvl w:ilvl="1" w:tplc="04160019">
       <w:start w:val="1"/>
       <w:numFmt w:val="lowerLetter"/>
       <w:lvlText w:val="%2."/>
@@ -6213,322 +6161,10 @@
       </w:pPr>
     </w:lvl>
   </w:abstractNum>
-  <w:abstractNum w:abstractNumId="10" w15:restartNumberingAfterBreak="0">
-    <w:nsid w:val="4A3E7F6C"/>
-    <w:multiLevelType w:val="hybridMultilevel"/>
-    <w:tmpl w:val="3C4EC968"/>
-    <w:lvl w:ilvl="0" w:tplc="FFFFFFFF">
-      <w:start w:val="1"/>
-      <w:numFmt w:val="decimal"/>
-      <w:lvlText w:val="%1."/>
-      <w:lvlJc w:val="left"/>
-      <w:pPr>
-        <w:ind w:left="720" w:hanging="360"/>
-      </w:pPr>
-    </w:lvl>
-    <w:lvl w:ilvl="1" w:tplc="FFFFFFFF" w:tentative="1">
-      <w:start w:val="1"/>
-      <w:numFmt w:val="lowerLetter"/>
-      <w:lvlText w:val="%2."/>
-      <w:lvlJc w:val="left"/>
-      <w:pPr>
-        <w:ind w:left="1440" w:hanging="360"/>
-      </w:pPr>
-    </w:lvl>
-    <w:lvl w:ilvl="2" w:tplc="FFFFFFFF" w:tentative="1">
-      <w:start w:val="1"/>
-      <w:numFmt w:val="lowerRoman"/>
-      <w:lvlText w:val="%3."/>
-      <w:lvlJc w:val="right"/>
-      <w:pPr>
-        <w:ind w:left="2160" w:hanging="180"/>
-      </w:pPr>
-    </w:lvl>
-    <w:lvl w:ilvl="3" w:tplc="FFFFFFFF" w:tentative="1">
-      <w:start w:val="1"/>
-      <w:numFmt w:val="decimal"/>
-      <w:lvlText w:val="%4."/>
-      <w:lvlJc w:val="left"/>
-      <w:pPr>
-        <w:ind w:left="2880" w:hanging="360"/>
-      </w:pPr>
-    </w:lvl>
-    <w:lvl w:ilvl="4" w:tplc="FFFFFFFF" w:tentative="1">
-      <w:start w:val="1"/>
-      <w:numFmt w:val="lowerLetter"/>
-      <w:lvlText w:val="%5."/>
-      <w:lvlJc w:val="left"/>
-      <w:pPr>
-        <w:ind w:left="3600" w:hanging="360"/>
-      </w:pPr>
-    </w:lvl>
-    <w:lvl w:ilvl="5" w:tplc="FFFFFFFF" w:tentative="1">
-      <w:start w:val="1"/>
-      <w:numFmt w:val="lowerRoman"/>
-      <w:lvlText w:val="%6."/>
-      <w:lvlJc w:val="right"/>
-      <w:pPr>
-        <w:ind w:left="4320" w:hanging="180"/>
-      </w:pPr>
-    </w:lvl>
-    <w:lvl w:ilvl="6" w:tplc="FFFFFFFF" w:tentative="1">
-      <w:start w:val="1"/>
-      <w:numFmt w:val="decimal"/>
-      <w:lvlText w:val="%7."/>
-      <w:lvlJc w:val="left"/>
-      <w:pPr>
-        <w:ind w:left="5040" w:hanging="360"/>
-      </w:pPr>
-    </w:lvl>
-    <w:lvl w:ilvl="7" w:tplc="FFFFFFFF" w:tentative="1">
-      <w:start w:val="1"/>
-      <w:numFmt w:val="lowerLetter"/>
-      <w:lvlText w:val="%8."/>
-      <w:lvlJc w:val="left"/>
-      <w:pPr>
-        <w:ind w:left="5760" w:hanging="360"/>
-      </w:pPr>
-    </w:lvl>
-    <w:lvl w:ilvl="8" w:tplc="FFFFFFFF" w:tentative="1">
-      <w:start w:val="1"/>
-      <w:numFmt w:val="lowerRoman"/>
-      <w:lvlText w:val="%9."/>
-      <w:lvlJc w:val="right"/>
-      <w:pPr>
-        <w:ind w:left="6480" w:hanging="180"/>
-      </w:pPr>
-    </w:lvl>
-  </w:abstractNum>
-  <w:abstractNum w:abstractNumId="11" w15:restartNumberingAfterBreak="0">
-    <w:nsid w:val="5237592C"/>
-    <w:multiLevelType w:val="hybridMultilevel"/>
-    <w:tmpl w:val="4F98D7BA"/>
-    <w:lvl w:ilvl="0" w:tplc="04160001">
-      <w:start w:val="1"/>
-      <w:numFmt w:val="bullet"/>
-      <w:lvlText w:val=""/>
-      <w:lvlJc w:val="left"/>
-      <w:pPr>
-        <w:ind w:left="720" w:hanging="360"/>
-      </w:pPr>
-      <w:rPr>
-        <w:rFonts w:ascii="Symbol" w:hAnsi="Symbol" w:hint="default"/>
-      </w:rPr>
-    </w:lvl>
-    <w:lvl w:ilvl="1" w:tplc="04160003" w:tentative="1">
-      <w:start w:val="1"/>
-      <w:numFmt w:val="bullet"/>
-      <w:lvlText w:val="o"/>
-      <w:lvlJc w:val="left"/>
-      <w:pPr>
-        <w:ind w:left="1440" w:hanging="360"/>
-      </w:pPr>
-      <w:rPr>
-        <w:rFonts w:ascii="Courier New" w:hAnsi="Courier New" w:cs="Courier New" w:hint="default"/>
-      </w:rPr>
-    </w:lvl>
-    <w:lvl w:ilvl="2" w:tplc="04160005" w:tentative="1">
-      <w:start w:val="1"/>
-      <w:numFmt w:val="bullet"/>
-      <w:lvlText w:val=""/>
-      <w:lvlJc w:val="left"/>
-      <w:pPr>
-        <w:ind w:left="2160" w:hanging="360"/>
-      </w:pPr>
-      <w:rPr>
-        <w:rFonts w:ascii="Wingdings" w:hAnsi="Wingdings" w:hint="default"/>
-      </w:rPr>
-    </w:lvl>
-    <w:lvl w:ilvl="3" w:tplc="04160001" w:tentative="1">
-      <w:start w:val="1"/>
-      <w:numFmt w:val="bullet"/>
-      <w:lvlText w:val=""/>
-      <w:lvlJc w:val="left"/>
-      <w:pPr>
-        <w:ind w:left="2880" w:hanging="360"/>
-      </w:pPr>
-      <w:rPr>
-        <w:rFonts w:ascii="Symbol" w:hAnsi="Symbol" w:hint="default"/>
-      </w:rPr>
-    </w:lvl>
-    <w:lvl w:ilvl="4" w:tplc="04160003" w:tentative="1">
-      <w:start w:val="1"/>
-      <w:numFmt w:val="bullet"/>
-      <w:lvlText w:val="o"/>
-      <w:lvlJc w:val="left"/>
-      <w:pPr>
-        <w:ind w:left="3600" w:hanging="360"/>
-      </w:pPr>
-      <w:rPr>
-        <w:rFonts w:ascii="Courier New" w:hAnsi="Courier New" w:cs="Courier New" w:hint="default"/>
-      </w:rPr>
-    </w:lvl>
-    <w:lvl w:ilvl="5" w:tplc="04160005" w:tentative="1">
-      <w:start w:val="1"/>
-      <w:numFmt w:val="bullet"/>
-      <w:lvlText w:val=""/>
-      <w:lvlJc w:val="left"/>
-      <w:pPr>
-        <w:ind w:left="4320" w:hanging="360"/>
-      </w:pPr>
-      <w:rPr>
-        <w:rFonts w:ascii="Wingdings" w:hAnsi="Wingdings" w:hint="default"/>
-      </w:rPr>
-    </w:lvl>
-    <w:lvl w:ilvl="6" w:tplc="04160001" w:tentative="1">
-      <w:start w:val="1"/>
-      <w:numFmt w:val="bullet"/>
-      <w:lvlText w:val=""/>
-      <w:lvlJc w:val="left"/>
-      <w:pPr>
-        <w:ind w:left="5040" w:hanging="360"/>
-      </w:pPr>
-      <w:rPr>
-        <w:rFonts w:ascii="Symbol" w:hAnsi="Symbol" w:hint="default"/>
-      </w:rPr>
-    </w:lvl>
-    <w:lvl w:ilvl="7" w:tplc="04160003" w:tentative="1">
-      <w:start w:val="1"/>
-      <w:numFmt w:val="bullet"/>
-      <w:lvlText w:val="o"/>
-      <w:lvlJc w:val="left"/>
-      <w:pPr>
-        <w:ind w:left="5760" w:hanging="360"/>
-      </w:pPr>
-      <w:rPr>
-        <w:rFonts w:ascii="Courier New" w:hAnsi="Courier New" w:cs="Courier New" w:hint="default"/>
-      </w:rPr>
-    </w:lvl>
-    <w:lvl w:ilvl="8" w:tplc="04160005" w:tentative="1">
-      <w:start w:val="1"/>
-      <w:numFmt w:val="bullet"/>
-      <w:lvlText w:val=""/>
-      <w:lvlJc w:val="left"/>
-      <w:pPr>
-        <w:ind w:left="6480" w:hanging="360"/>
-      </w:pPr>
-      <w:rPr>
-        <w:rFonts w:ascii="Wingdings" w:hAnsi="Wingdings" w:hint="default"/>
-      </w:rPr>
-    </w:lvl>
-  </w:abstractNum>
-  <w:abstractNum w:abstractNumId="12" w15:restartNumberingAfterBreak="0">
-    <w:nsid w:val="57523749"/>
-    <w:multiLevelType w:val="hybridMultilevel"/>
-    <w:tmpl w:val="5BC4CFC4"/>
-    <w:lvl w:ilvl="0" w:tplc="04160001">
-      <w:start w:val="1"/>
-      <w:numFmt w:val="bullet"/>
-      <w:lvlText w:val=""/>
-      <w:lvlJc w:val="left"/>
-      <w:pPr>
-        <w:ind w:left="720" w:hanging="360"/>
-      </w:pPr>
-      <w:rPr>
-        <w:rFonts w:ascii="Symbol" w:hAnsi="Symbol" w:hint="default"/>
-      </w:rPr>
-    </w:lvl>
-    <w:lvl w:ilvl="1" w:tplc="04160003" w:tentative="1">
-      <w:start w:val="1"/>
-      <w:numFmt w:val="bullet"/>
-      <w:lvlText w:val="o"/>
-      <w:lvlJc w:val="left"/>
-      <w:pPr>
-        <w:ind w:left="1440" w:hanging="360"/>
-      </w:pPr>
-      <w:rPr>
-        <w:rFonts w:ascii="Courier New" w:hAnsi="Courier New" w:cs="Courier New" w:hint="default"/>
-      </w:rPr>
-    </w:lvl>
-    <w:lvl w:ilvl="2" w:tplc="04160005" w:tentative="1">
-      <w:start w:val="1"/>
-      <w:numFmt w:val="bullet"/>
-      <w:lvlText w:val=""/>
-      <w:lvlJc w:val="left"/>
-      <w:pPr>
-        <w:ind w:left="2160" w:hanging="360"/>
-      </w:pPr>
-      <w:rPr>
-        <w:rFonts w:ascii="Wingdings" w:hAnsi="Wingdings" w:hint="default"/>
-      </w:rPr>
-    </w:lvl>
-    <w:lvl w:ilvl="3" w:tplc="04160001" w:tentative="1">
-      <w:start w:val="1"/>
-      <w:numFmt w:val="bullet"/>
-      <w:lvlText w:val=""/>
-      <w:lvlJc w:val="left"/>
-      <w:pPr>
-        <w:ind w:left="2880" w:hanging="360"/>
-      </w:pPr>
-      <w:rPr>
-        <w:rFonts w:ascii="Symbol" w:hAnsi="Symbol" w:hint="default"/>
-      </w:rPr>
-    </w:lvl>
-    <w:lvl w:ilvl="4" w:tplc="04160003" w:tentative="1">
-      <w:start w:val="1"/>
-      <w:numFmt w:val="bullet"/>
-      <w:lvlText w:val="o"/>
-      <w:lvlJc w:val="left"/>
-      <w:pPr>
-        <w:ind w:left="3600" w:hanging="360"/>
-      </w:pPr>
-      <w:rPr>
-        <w:rFonts w:ascii="Courier New" w:hAnsi="Courier New" w:cs="Courier New" w:hint="default"/>
-      </w:rPr>
-    </w:lvl>
-    <w:lvl w:ilvl="5" w:tplc="04160005" w:tentative="1">
-      <w:start w:val="1"/>
-      <w:numFmt w:val="bullet"/>
-      <w:lvlText w:val=""/>
-      <w:lvlJc w:val="left"/>
-      <w:pPr>
-        <w:ind w:left="4320" w:hanging="360"/>
-      </w:pPr>
-      <w:rPr>
-        <w:rFonts w:ascii="Wingdings" w:hAnsi="Wingdings" w:hint="default"/>
-      </w:rPr>
-    </w:lvl>
-    <w:lvl w:ilvl="6" w:tplc="04160001" w:tentative="1">
-      <w:start w:val="1"/>
-      <w:numFmt w:val="bullet"/>
-      <w:lvlText w:val=""/>
-      <w:lvlJc w:val="left"/>
-      <w:pPr>
-        <w:ind w:left="5040" w:hanging="360"/>
-      </w:pPr>
-      <w:rPr>
-        <w:rFonts w:ascii="Symbol" w:hAnsi="Symbol" w:hint="default"/>
-      </w:rPr>
-    </w:lvl>
-    <w:lvl w:ilvl="7" w:tplc="04160003" w:tentative="1">
-      <w:start w:val="1"/>
-      <w:numFmt w:val="bullet"/>
-      <w:lvlText w:val="o"/>
-      <w:lvlJc w:val="left"/>
-      <w:pPr>
-        <w:ind w:left="5760" w:hanging="360"/>
-      </w:pPr>
-      <w:rPr>
-        <w:rFonts w:ascii="Courier New" w:hAnsi="Courier New" w:cs="Courier New" w:hint="default"/>
-      </w:rPr>
-    </w:lvl>
-    <w:lvl w:ilvl="8" w:tplc="04160005" w:tentative="1">
-      <w:start w:val="1"/>
-      <w:numFmt w:val="bullet"/>
-      <w:lvlText w:val=""/>
-      <w:lvlJc w:val="left"/>
-      <w:pPr>
-        <w:ind w:left="6480" w:hanging="360"/>
-      </w:pPr>
-      <w:rPr>
-        <w:rFonts w:ascii="Wingdings" w:hAnsi="Wingdings" w:hint="default"/>
-      </w:rPr>
-    </w:lvl>
-  </w:abstractNum>
-  <w:abstractNum w:abstractNumId="13" w15:restartNumberingAfterBreak="0">
-    <w:nsid w:val="5A594856"/>
+  <w:abstractNum w:abstractNumId="8" w15:restartNumberingAfterBreak="0">
+    <w:nsid w:val="2D1A6C93"/>
     <w:multiLevelType w:val="multilevel"/>
-    <w:tmpl w:val="8A683080"/>
+    <w:tmpl w:val="3202E03A"/>
     <w:lvl w:ilvl="0">
       <w:start w:val="1"/>
       <w:numFmt w:val="decimal"/>
@@ -6646,412 +6282,121 @@
       </w:rPr>
     </w:lvl>
   </w:abstractNum>
-  <w:abstractNum w:abstractNumId="14" w15:restartNumberingAfterBreak="0">
-    <w:nsid w:val="5CE93356"/>
+  <w:abstractNum w:abstractNumId="9" w15:restartNumberingAfterBreak="0">
+    <w:nsid w:val="36C5641A"/>
     <w:multiLevelType w:val="hybridMultilevel"/>
-    <w:tmpl w:val="51B0472A"/>
+    <w:tmpl w:val="1414AD5C"/>
     <w:lvl w:ilvl="0" w:tplc="04160001">
       <w:start w:val="1"/>
       <w:numFmt w:val="bullet"/>
       <w:lvlText w:val=""/>
       <w:lvlJc w:val="left"/>
       <w:pPr>
+        <w:ind w:left="720" w:hanging="360"/>
+      </w:pPr>
+      <w:rPr>
+        <w:rFonts w:ascii="Symbol" w:hAnsi="Symbol" w:hint="default"/>
+      </w:rPr>
+    </w:lvl>
+    <w:lvl w:ilvl="1" w:tplc="04160003" w:tentative="1">
+      <w:start w:val="1"/>
+      <w:numFmt w:val="bullet"/>
+      <w:lvlText w:val="o"/>
+      <w:lvlJc w:val="left"/>
+      <w:pPr>
         <w:ind w:left="1440" w:hanging="360"/>
       </w:pPr>
       <w:rPr>
+        <w:rFonts w:ascii="Courier New" w:hAnsi="Courier New" w:cs="Courier New" w:hint="default"/>
+      </w:rPr>
+    </w:lvl>
+    <w:lvl w:ilvl="2" w:tplc="04160005" w:tentative="1">
+      <w:start w:val="1"/>
+      <w:numFmt w:val="bullet"/>
+      <w:lvlText w:val=""/>
+      <w:lvlJc w:val="left"/>
+      <w:pPr>
+        <w:ind w:left="2160" w:hanging="360"/>
+      </w:pPr>
+      <w:rPr>
+        <w:rFonts w:ascii="Wingdings" w:hAnsi="Wingdings" w:hint="default"/>
+      </w:rPr>
+    </w:lvl>
+    <w:lvl w:ilvl="3" w:tplc="04160001" w:tentative="1">
+      <w:start w:val="1"/>
+      <w:numFmt w:val="bullet"/>
+      <w:lvlText w:val=""/>
+      <w:lvlJc w:val="left"/>
+      <w:pPr>
+        <w:ind w:left="2880" w:hanging="360"/>
+      </w:pPr>
+      <w:rPr>
         <w:rFonts w:ascii="Symbol" w:hAnsi="Symbol" w:hint="default"/>
       </w:rPr>
     </w:lvl>
-    <w:lvl w:ilvl="1" w:tplc="04160003" w:tentative="1">
+    <w:lvl w:ilvl="4" w:tplc="04160003" w:tentative="1">
       <w:start w:val="1"/>
       <w:numFmt w:val="bullet"/>
       <w:lvlText w:val="o"/>
       <w:lvlJc w:val="left"/>
       <w:pPr>
-        <w:ind w:left="2160" w:hanging="360"/>
+        <w:ind w:left="3600" w:hanging="360"/>
       </w:pPr>
       <w:rPr>
         <w:rFonts w:ascii="Courier New" w:hAnsi="Courier New" w:cs="Courier New" w:hint="default"/>
       </w:rPr>
     </w:lvl>
-    <w:lvl w:ilvl="2" w:tplc="04160005" w:tentative="1">
+    <w:lvl w:ilvl="5" w:tplc="04160005" w:tentative="1">
       <w:start w:val="1"/>
       <w:numFmt w:val="bullet"/>
       <w:lvlText w:val=""/>
       <w:lvlJc w:val="left"/>
       <w:pPr>
-        <w:ind w:left="2880" w:hanging="360"/>
+        <w:ind w:left="4320" w:hanging="360"/>
       </w:pPr>
       <w:rPr>
         <w:rFonts w:ascii="Wingdings" w:hAnsi="Wingdings" w:hint="default"/>
       </w:rPr>
     </w:lvl>
-    <w:lvl w:ilvl="3" w:tplc="04160001" w:tentative="1">
+    <w:lvl w:ilvl="6" w:tplc="04160001" w:tentative="1">
       <w:start w:val="1"/>
       <w:numFmt w:val="bullet"/>
       <w:lvlText w:val=""/>
       <w:lvlJc w:val="left"/>
       <w:pPr>
-        <w:ind w:left="3600" w:hanging="360"/>
+        <w:ind w:left="5040" w:hanging="360"/>
       </w:pPr>
       <w:rPr>
         <w:rFonts w:ascii="Symbol" w:hAnsi="Symbol" w:hint="default"/>
       </w:rPr>
     </w:lvl>
-    <w:lvl w:ilvl="4" w:tplc="04160003" w:tentative="1">
+    <w:lvl w:ilvl="7" w:tplc="04160003" w:tentative="1">
       <w:start w:val="1"/>
       <w:numFmt w:val="bullet"/>
       <w:lvlText w:val="o"/>
       <w:lvlJc w:val="left"/>
       <w:pPr>
-        <w:ind w:left="4320" w:hanging="360"/>
+        <w:ind w:left="5760" w:hanging="360"/>
       </w:pPr>
       <w:rPr>
         <w:rFonts w:ascii="Courier New" w:hAnsi="Courier New" w:cs="Courier New" w:hint="default"/>
       </w:rPr>
     </w:lvl>
-    <w:lvl w:ilvl="5" w:tplc="04160005" w:tentative="1">
+    <w:lvl w:ilvl="8" w:tplc="04160005" w:tentative="1">
       <w:start w:val="1"/>
       <w:numFmt w:val="bullet"/>
       <w:lvlText w:val=""/>
       <w:lvlJc w:val="left"/>
       <w:pPr>
-        <w:ind w:left="5040" w:hanging="360"/>
+        <w:ind w:left="6480" w:hanging="360"/>
       </w:pPr>
       <w:rPr>
         <w:rFonts w:ascii="Wingdings" w:hAnsi="Wingdings" w:hint="default"/>
       </w:rPr>
     </w:lvl>
-    <w:lvl w:ilvl="6" w:tplc="04160001" w:tentative="1">
-      <w:start w:val="1"/>
-      <w:numFmt w:val="bullet"/>
-      <w:lvlText w:val=""/>
-      <w:lvlJc w:val="left"/>
-      <w:pPr>
-        <w:ind w:left="5760" w:hanging="360"/>
-      </w:pPr>
-      <w:rPr>
-        <w:rFonts w:ascii="Symbol" w:hAnsi="Symbol" w:hint="default"/>
-      </w:rPr>
-    </w:lvl>
-    <w:lvl w:ilvl="7" w:tplc="04160003" w:tentative="1">
-      <w:start w:val="1"/>
-      <w:numFmt w:val="bullet"/>
-      <w:lvlText w:val="o"/>
-      <w:lvlJc w:val="left"/>
-      <w:pPr>
-        <w:ind w:left="6480" w:hanging="360"/>
-      </w:pPr>
-      <w:rPr>
-        <w:rFonts w:ascii="Courier New" w:hAnsi="Courier New" w:cs="Courier New" w:hint="default"/>
-      </w:rPr>
-    </w:lvl>
-    <w:lvl w:ilvl="8" w:tplc="04160005" w:tentative="1">
-      <w:start w:val="1"/>
-      <w:numFmt w:val="bullet"/>
-      <w:lvlText w:val=""/>
-      <w:lvlJc w:val="left"/>
-      <w:pPr>
-        <w:ind w:left="7200" w:hanging="360"/>
-      </w:pPr>
-      <w:rPr>
-        <w:rFonts w:ascii="Wingdings" w:hAnsi="Wingdings" w:hint="default"/>
-      </w:rPr>
-    </w:lvl>
   </w:abstractNum>
-  <w:abstractNum w:abstractNumId="15" w15:restartNumberingAfterBreak="0">
-    <w:nsid w:val="5EB34768"/>
-    <w:multiLevelType w:val="hybridMultilevel"/>
-    <w:tmpl w:val="943C2D96"/>
-    <w:lvl w:ilvl="0" w:tplc="0416000F">
-      <w:start w:val="1"/>
-      <w:numFmt w:val="decimal"/>
-      <w:lvlText w:val="%1."/>
-      <w:lvlJc w:val="left"/>
-      <w:pPr>
-        <w:ind w:left="720" w:hanging="360"/>
-      </w:pPr>
-      <w:rPr>
-        <w:rFonts w:hint="default"/>
-      </w:rPr>
-    </w:lvl>
-    <w:lvl w:ilvl="1" w:tplc="04160019" w:tentative="1">
-      <w:start w:val="1"/>
-      <w:numFmt w:val="lowerLetter"/>
-      <w:lvlText w:val="%2."/>
-      <w:lvlJc w:val="left"/>
-      <w:pPr>
-        <w:ind w:left="1440" w:hanging="360"/>
-      </w:pPr>
-    </w:lvl>
-    <w:lvl w:ilvl="2" w:tplc="0416001B" w:tentative="1">
-      <w:start w:val="1"/>
-      <w:numFmt w:val="lowerRoman"/>
-      <w:lvlText w:val="%3."/>
-      <w:lvlJc w:val="right"/>
-      <w:pPr>
-        <w:ind w:left="2160" w:hanging="180"/>
-      </w:pPr>
-    </w:lvl>
-    <w:lvl w:ilvl="3" w:tplc="0416000F" w:tentative="1">
-      <w:start w:val="1"/>
-      <w:numFmt w:val="decimal"/>
-      <w:lvlText w:val="%4."/>
-      <w:lvlJc w:val="left"/>
-      <w:pPr>
-        <w:ind w:left="2880" w:hanging="360"/>
-      </w:pPr>
-    </w:lvl>
-    <w:lvl w:ilvl="4" w:tplc="04160019" w:tentative="1">
-      <w:start w:val="1"/>
-      <w:numFmt w:val="lowerLetter"/>
-      <w:lvlText w:val="%5."/>
-      <w:lvlJc w:val="left"/>
-      <w:pPr>
-        <w:ind w:left="3600" w:hanging="360"/>
-      </w:pPr>
-    </w:lvl>
-    <w:lvl w:ilvl="5" w:tplc="0416001B" w:tentative="1">
-      <w:start w:val="1"/>
-      <w:numFmt w:val="lowerRoman"/>
-      <w:lvlText w:val="%6."/>
-      <w:lvlJc w:val="right"/>
-      <w:pPr>
-        <w:ind w:left="4320" w:hanging="180"/>
-      </w:pPr>
-    </w:lvl>
-    <w:lvl w:ilvl="6" w:tplc="0416000F" w:tentative="1">
-      <w:start w:val="1"/>
-      <w:numFmt w:val="decimal"/>
-      <w:lvlText w:val="%7."/>
-      <w:lvlJc w:val="left"/>
-      <w:pPr>
-        <w:ind w:left="5040" w:hanging="360"/>
-      </w:pPr>
-    </w:lvl>
-    <w:lvl w:ilvl="7" w:tplc="04160019" w:tentative="1">
-      <w:start w:val="1"/>
-      <w:numFmt w:val="lowerLetter"/>
-      <w:lvlText w:val="%8."/>
-      <w:lvlJc w:val="left"/>
-      <w:pPr>
-        <w:ind w:left="5760" w:hanging="360"/>
-      </w:pPr>
-    </w:lvl>
-    <w:lvl w:ilvl="8" w:tplc="0416001B" w:tentative="1">
-      <w:start w:val="1"/>
-      <w:numFmt w:val="lowerRoman"/>
-      <w:lvlText w:val="%9."/>
-      <w:lvlJc w:val="right"/>
-      <w:pPr>
-        <w:ind w:left="6480" w:hanging="180"/>
-      </w:pPr>
-    </w:lvl>
-  </w:abstractNum>
-  <w:abstractNum w:abstractNumId="16" w15:restartNumberingAfterBreak="0">
-    <w:nsid w:val="6629073F"/>
-    <w:multiLevelType w:val="hybridMultilevel"/>
-    <w:tmpl w:val="4FEA57D6"/>
-    <w:lvl w:ilvl="0" w:tplc="04160001">
-      <w:start w:val="1"/>
-      <w:numFmt w:val="bullet"/>
-      <w:lvlText w:val=""/>
-      <w:lvlJc w:val="left"/>
-      <w:pPr>
-        <w:ind w:left="720" w:hanging="360"/>
-      </w:pPr>
-      <w:rPr>
-        <w:rFonts w:ascii="Symbol" w:hAnsi="Symbol" w:hint="default"/>
-      </w:rPr>
-    </w:lvl>
-    <w:lvl w:ilvl="1" w:tplc="04160003" w:tentative="1">
-      <w:start w:val="1"/>
-      <w:numFmt w:val="bullet"/>
-      <w:lvlText w:val="o"/>
-      <w:lvlJc w:val="left"/>
-      <w:pPr>
-        <w:ind w:left="1440" w:hanging="360"/>
-      </w:pPr>
-      <w:rPr>
-        <w:rFonts w:ascii="Courier New" w:hAnsi="Courier New" w:cs="Courier New" w:hint="default"/>
-      </w:rPr>
-    </w:lvl>
-    <w:lvl w:ilvl="2" w:tplc="04160005" w:tentative="1">
-      <w:start w:val="1"/>
-      <w:numFmt w:val="bullet"/>
-      <w:lvlText w:val=""/>
-      <w:lvlJc w:val="left"/>
-      <w:pPr>
-        <w:ind w:left="2160" w:hanging="360"/>
-      </w:pPr>
-      <w:rPr>
-        <w:rFonts w:ascii="Wingdings" w:hAnsi="Wingdings" w:hint="default"/>
-      </w:rPr>
-    </w:lvl>
-    <w:lvl w:ilvl="3" w:tplc="04160001" w:tentative="1">
-      <w:start w:val="1"/>
-      <w:numFmt w:val="bullet"/>
-      <w:lvlText w:val=""/>
-      <w:lvlJc w:val="left"/>
-      <w:pPr>
-        <w:ind w:left="2880" w:hanging="360"/>
-      </w:pPr>
-      <w:rPr>
-        <w:rFonts w:ascii="Symbol" w:hAnsi="Symbol" w:hint="default"/>
-      </w:rPr>
-    </w:lvl>
-    <w:lvl w:ilvl="4" w:tplc="04160003" w:tentative="1">
-      <w:start w:val="1"/>
-      <w:numFmt w:val="bullet"/>
-      <w:lvlText w:val="o"/>
-      <w:lvlJc w:val="left"/>
-      <w:pPr>
-        <w:ind w:left="3600" w:hanging="360"/>
-      </w:pPr>
-      <w:rPr>
-        <w:rFonts w:ascii="Courier New" w:hAnsi="Courier New" w:cs="Courier New" w:hint="default"/>
-      </w:rPr>
-    </w:lvl>
-    <w:lvl w:ilvl="5" w:tplc="04160005" w:tentative="1">
-      <w:start w:val="1"/>
-      <w:numFmt w:val="bullet"/>
-      <w:lvlText w:val=""/>
-      <w:lvlJc w:val="left"/>
-      <w:pPr>
-        <w:ind w:left="4320" w:hanging="360"/>
-      </w:pPr>
-      <w:rPr>
-        <w:rFonts w:ascii="Wingdings" w:hAnsi="Wingdings" w:hint="default"/>
-      </w:rPr>
-    </w:lvl>
-    <w:lvl w:ilvl="6" w:tplc="04160001" w:tentative="1">
-      <w:start w:val="1"/>
-      <w:numFmt w:val="bullet"/>
-      <w:lvlText w:val=""/>
-      <w:lvlJc w:val="left"/>
-      <w:pPr>
-        <w:ind w:left="5040" w:hanging="360"/>
-      </w:pPr>
-      <w:rPr>
-        <w:rFonts w:ascii="Symbol" w:hAnsi="Symbol" w:hint="default"/>
-      </w:rPr>
-    </w:lvl>
-    <w:lvl w:ilvl="7" w:tplc="04160003" w:tentative="1">
-      <w:start w:val="1"/>
-      <w:numFmt w:val="bullet"/>
-      <w:lvlText w:val="o"/>
-      <w:lvlJc w:val="left"/>
-      <w:pPr>
-        <w:ind w:left="5760" w:hanging="360"/>
-      </w:pPr>
-      <w:rPr>
-        <w:rFonts w:ascii="Courier New" w:hAnsi="Courier New" w:cs="Courier New" w:hint="default"/>
-      </w:rPr>
-    </w:lvl>
-    <w:lvl w:ilvl="8" w:tplc="04160005" w:tentative="1">
-      <w:start w:val="1"/>
-      <w:numFmt w:val="bullet"/>
-      <w:lvlText w:val=""/>
-      <w:lvlJc w:val="left"/>
-      <w:pPr>
-        <w:ind w:left="6480" w:hanging="360"/>
-      </w:pPr>
-      <w:rPr>
-        <w:rFonts w:ascii="Wingdings" w:hAnsi="Wingdings" w:hint="default"/>
-      </w:rPr>
-    </w:lvl>
-  </w:abstractNum>
-  <w:abstractNum w:abstractNumId="17" w15:restartNumberingAfterBreak="0">
-    <w:nsid w:val="66D241DD"/>
-    <w:multiLevelType w:val="hybridMultilevel"/>
-    <w:tmpl w:val="DB5844F8"/>
-    <w:lvl w:ilvl="0" w:tplc="FFFFFFFF">
-      <w:start w:val="1"/>
-      <w:numFmt w:val="decimal"/>
-      <w:lvlText w:val="%1."/>
-      <w:lvlJc w:val="left"/>
-      <w:pPr>
-        <w:ind w:left="720" w:hanging="360"/>
-      </w:pPr>
-      <w:rPr>
-        <w:rFonts w:hint="default"/>
-      </w:rPr>
-    </w:lvl>
-    <w:lvl w:ilvl="1" w:tplc="FFFFFFFF" w:tentative="1">
-      <w:start w:val="1"/>
-      <w:numFmt w:val="lowerLetter"/>
-      <w:lvlText w:val="%2."/>
-      <w:lvlJc w:val="left"/>
-      <w:pPr>
-        <w:ind w:left="1440" w:hanging="360"/>
-      </w:pPr>
-    </w:lvl>
-    <w:lvl w:ilvl="2" w:tplc="FFFFFFFF" w:tentative="1">
-      <w:start w:val="1"/>
-      <w:numFmt w:val="lowerRoman"/>
-      <w:lvlText w:val="%3."/>
-      <w:lvlJc w:val="right"/>
-      <w:pPr>
-        <w:ind w:left="2160" w:hanging="180"/>
-      </w:pPr>
-    </w:lvl>
-    <w:lvl w:ilvl="3" w:tplc="FFFFFFFF" w:tentative="1">
-      <w:start w:val="1"/>
-      <w:numFmt w:val="decimal"/>
-      <w:lvlText w:val="%4."/>
-      <w:lvlJc w:val="left"/>
-      <w:pPr>
-        <w:ind w:left="2880" w:hanging="360"/>
-      </w:pPr>
-    </w:lvl>
-    <w:lvl w:ilvl="4" w:tplc="FFFFFFFF" w:tentative="1">
-      <w:start w:val="1"/>
-      <w:numFmt w:val="lowerLetter"/>
-      <w:lvlText w:val="%5."/>
-      <w:lvlJc w:val="left"/>
-      <w:pPr>
-        <w:ind w:left="3600" w:hanging="360"/>
-      </w:pPr>
-    </w:lvl>
-    <w:lvl w:ilvl="5" w:tplc="FFFFFFFF" w:tentative="1">
-      <w:start w:val="1"/>
-      <w:numFmt w:val="lowerRoman"/>
-      <w:lvlText w:val="%6."/>
-      <w:lvlJc w:val="right"/>
-      <w:pPr>
-        <w:ind w:left="4320" w:hanging="180"/>
-      </w:pPr>
-    </w:lvl>
-    <w:lvl w:ilvl="6" w:tplc="FFFFFFFF" w:tentative="1">
-      <w:start w:val="1"/>
-      <w:numFmt w:val="decimal"/>
-      <w:lvlText w:val="%7."/>
-      <w:lvlJc w:val="left"/>
-      <w:pPr>
-        <w:ind w:left="5040" w:hanging="360"/>
-      </w:pPr>
-    </w:lvl>
-    <w:lvl w:ilvl="7" w:tplc="FFFFFFFF" w:tentative="1">
-      <w:start w:val="1"/>
-      <w:numFmt w:val="lowerLetter"/>
-      <w:lvlText w:val="%8."/>
-      <w:lvlJc w:val="left"/>
-      <w:pPr>
-        <w:ind w:left="5760" w:hanging="360"/>
-      </w:pPr>
-    </w:lvl>
-    <w:lvl w:ilvl="8" w:tplc="FFFFFFFF" w:tentative="1">
-      <w:start w:val="1"/>
-      <w:numFmt w:val="lowerRoman"/>
-      <w:lvlText w:val="%9."/>
-      <w:lvlJc w:val="right"/>
-      <w:pPr>
-        <w:ind w:left="6480" w:hanging="180"/>
-      </w:pPr>
-    </w:lvl>
-  </w:abstractNum>
-  <w:abstractNum w:abstractNumId="18" w15:restartNumberingAfterBreak="0">
-    <w:nsid w:val="68704DBB"/>
+  <w:abstractNum w:abstractNumId="10" w15:restartNumberingAfterBreak="0">
+    <w:nsid w:val="41BF7D69"/>
     <w:multiLevelType w:val="multilevel"/>
     <w:tmpl w:val="8A683080"/>
     <w:lvl w:ilvl="0">
@@ -7171,10 +6516,182 @@
       </w:rPr>
     </w:lvl>
   </w:abstractNum>
-  <w:abstractNum w:abstractNumId="19" w15:restartNumberingAfterBreak="0">
-    <w:nsid w:val="69D6152A"/>
+  <w:abstractNum w:abstractNumId="11" w15:restartNumberingAfterBreak="0">
+    <w:nsid w:val="432105A8"/>
     <w:multiLevelType w:val="hybridMultilevel"/>
-    <w:tmpl w:val="41E43E9C"/>
+    <w:tmpl w:val="16503EB2"/>
+    <w:lvl w:ilvl="0" w:tplc="0416000F">
+      <w:start w:val="1"/>
+      <w:numFmt w:val="decimal"/>
+      <w:lvlText w:val="%1."/>
+      <w:lvlJc w:val="left"/>
+      <w:pPr>
+        <w:ind w:left="720" w:hanging="360"/>
+      </w:pPr>
+    </w:lvl>
+    <w:lvl w:ilvl="1" w:tplc="04160019" w:tentative="1">
+      <w:start w:val="1"/>
+      <w:numFmt w:val="lowerLetter"/>
+      <w:lvlText w:val="%2."/>
+      <w:lvlJc w:val="left"/>
+      <w:pPr>
+        <w:ind w:left="1440" w:hanging="360"/>
+      </w:pPr>
+    </w:lvl>
+    <w:lvl w:ilvl="2" w:tplc="0416001B" w:tentative="1">
+      <w:start w:val="1"/>
+      <w:numFmt w:val="lowerRoman"/>
+      <w:lvlText w:val="%3."/>
+      <w:lvlJc w:val="right"/>
+      <w:pPr>
+        <w:ind w:left="2160" w:hanging="180"/>
+      </w:pPr>
+    </w:lvl>
+    <w:lvl w:ilvl="3" w:tplc="0416000F" w:tentative="1">
+      <w:start w:val="1"/>
+      <w:numFmt w:val="decimal"/>
+      <w:lvlText w:val="%4."/>
+      <w:lvlJc w:val="left"/>
+      <w:pPr>
+        <w:ind w:left="2880" w:hanging="360"/>
+      </w:pPr>
+    </w:lvl>
+    <w:lvl w:ilvl="4" w:tplc="04160019" w:tentative="1">
+      <w:start w:val="1"/>
+      <w:numFmt w:val="lowerLetter"/>
+      <w:lvlText w:val="%5."/>
+      <w:lvlJc w:val="left"/>
+      <w:pPr>
+        <w:ind w:left="3600" w:hanging="360"/>
+      </w:pPr>
+    </w:lvl>
+    <w:lvl w:ilvl="5" w:tplc="0416001B" w:tentative="1">
+      <w:start w:val="1"/>
+      <w:numFmt w:val="lowerRoman"/>
+      <w:lvlText w:val="%6."/>
+      <w:lvlJc w:val="right"/>
+      <w:pPr>
+        <w:ind w:left="4320" w:hanging="180"/>
+      </w:pPr>
+    </w:lvl>
+    <w:lvl w:ilvl="6" w:tplc="0416000F" w:tentative="1">
+      <w:start w:val="1"/>
+      <w:numFmt w:val="decimal"/>
+      <w:lvlText w:val="%7."/>
+      <w:lvlJc w:val="left"/>
+      <w:pPr>
+        <w:ind w:left="5040" w:hanging="360"/>
+      </w:pPr>
+    </w:lvl>
+    <w:lvl w:ilvl="7" w:tplc="04160019" w:tentative="1">
+      <w:start w:val="1"/>
+      <w:numFmt w:val="lowerLetter"/>
+      <w:lvlText w:val="%8."/>
+      <w:lvlJc w:val="left"/>
+      <w:pPr>
+        <w:ind w:left="5760" w:hanging="360"/>
+      </w:pPr>
+    </w:lvl>
+    <w:lvl w:ilvl="8" w:tplc="0416001B" w:tentative="1">
+      <w:start w:val="1"/>
+      <w:numFmt w:val="lowerRoman"/>
+      <w:lvlText w:val="%9."/>
+      <w:lvlJc w:val="right"/>
+      <w:pPr>
+        <w:ind w:left="6480" w:hanging="180"/>
+      </w:pPr>
+    </w:lvl>
+  </w:abstractNum>
+  <w:abstractNum w:abstractNumId="12" w15:restartNumberingAfterBreak="0">
+    <w:nsid w:val="4A3E7F6C"/>
+    <w:multiLevelType w:val="hybridMultilevel"/>
+    <w:tmpl w:val="3C4EC968"/>
+    <w:lvl w:ilvl="0" w:tplc="FFFFFFFF">
+      <w:start w:val="1"/>
+      <w:numFmt w:val="decimal"/>
+      <w:lvlText w:val="%1."/>
+      <w:lvlJc w:val="left"/>
+      <w:pPr>
+        <w:ind w:left="720" w:hanging="360"/>
+      </w:pPr>
+    </w:lvl>
+    <w:lvl w:ilvl="1" w:tplc="FFFFFFFF" w:tentative="1">
+      <w:start w:val="1"/>
+      <w:numFmt w:val="lowerLetter"/>
+      <w:lvlText w:val="%2."/>
+      <w:lvlJc w:val="left"/>
+      <w:pPr>
+        <w:ind w:left="1440" w:hanging="360"/>
+      </w:pPr>
+    </w:lvl>
+    <w:lvl w:ilvl="2" w:tplc="FFFFFFFF" w:tentative="1">
+      <w:start w:val="1"/>
+      <w:numFmt w:val="lowerRoman"/>
+      <w:lvlText w:val="%3."/>
+      <w:lvlJc w:val="right"/>
+      <w:pPr>
+        <w:ind w:left="2160" w:hanging="180"/>
+      </w:pPr>
+    </w:lvl>
+    <w:lvl w:ilvl="3" w:tplc="FFFFFFFF" w:tentative="1">
+      <w:start w:val="1"/>
+      <w:numFmt w:val="decimal"/>
+      <w:lvlText w:val="%4."/>
+      <w:lvlJc w:val="left"/>
+      <w:pPr>
+        <w:ind w:left="2880" w:hanging="360"/>
+      </w:pPr>
+    </w:lvl>
+    <w:lvl w:ilvl="4" w:tplc="FFFFFFFF" w:tentative="1">
+      <w:start w:val="1"/>
+      <w:numFmt w:val="lowerLetter"/>
+      <w:lvlText w:val="%5."/>
+      <w:lvlJc w:val="left"/>
+      <w:pPr>
+        <w:ind w:left="3600" w:hanging="360"/>
+      </w:pPr>
+    </w:lvl>
+    <w:lvl w:ilvl="5" w:tplc="FFFFFFFF" w:tentative="1">
+      <w:start w:val="1"/>
+      <w:numFmt w:val="lowerRoman"/>
+      <w:lvlText w:val="%6."/>
+      <w:lvlJc w:val="right"/>
+      <w:pPr>
+        <w:ind w:left="4320" w:hanging="180"/>
+      </w:pPr>
+    </w:lvl>
+    <w:lvl w:ilvl="6" w:tplc="FFFFFFFF" w:tentative="1">
+      <w:start w:val="1"/>
+      <w:numFmt w:val="decimal"/>
+      <w:lvlText w:val="%7."/>
+      <w:lvlJc w:val="left"/>
+      <w:pPr>
+        <w:ind w:left="5040" w:hanging="360"/>
+      </w:pPr>
+    </w:lvl>
+    <w:lvl w:ilvl="7" w:tplc="FFFFFFFF" w:tentative="1">
+      <w:start w:val="1"/>
+      <w:numFmt w:val="lowerLetter"/>
+      <w:lvlText w:val="%8."/>
+      <w:lvlJc w:val="left"/>
+      <w:pPr>
+        <w:ind w:left="5760" w:hanging="360"/>
+      </w:pPr>
+    </w:lvl>
+    <w:lvl w:ilvl="8" w:tplc="FFFFFFFF" w:tentative="1">
+      <w:start w:val="1"/>
+      <w:numFmt w:val="lowerRoman"/>
+      <w:lvlText w:val="%9."/>
+      <w:lvlJc w:val="right"/>
+      <w:pPr>
+        <w:ind w:left="6480" w:hanging="180"/>
+      </w:pPr>
+    </w:lvl>
+  </w:abstractNum>
+  <w:abstractNum w:abstractNumId="13" w15:restartNumberingAfterBreak="0">
+    <w:nsid w:val="5237592C"/>
+    <w:multiLevelType w:val="hybridMultilevel"/>
+    <w:tmpl w:val="4F98D7BA"/>
     <w:lvl w:ilvl="0" w:tplc="04160001">
       <w:start w:val="1"/>
       <w:numFmt w:val="bullet"/>
@@ -7284,10 +6801,10 @@
       </w:rPr>
     </w:lvl>
   </w:abstractNum>
-  <w:abstractNum w:abstractNumId="20" w15:restartNumberingAfterBreak="0">
-    <w:nsid w:val="76D40636"/>
+  <w:abstractNum w:abstractNumId="14" w15:restartNumberingAfterBreak="0">
+    <w:nsid w:val="57523749"/>
     <w:multiLevelType w:val="hybridMultilevel"/>
-    <w:tmpl w:val="CBD6479A"/>
+    <w:tmpl w:val="5BC4CFC4"/>
     <w:lvl w:ilvl="0" w:tplc="04160001">
       <w:start w:val="1"/>
       <w:numFmt w:val="bullet"/>
@@ -7397,8 +6914,8 @@
       </w:rPr>
     </w:lvl>
   </w:abstractNum>
-  <w:abstractNum w:abstractNumId="21" w15:restartNumberingAfterBreak="0">
-    <w:nsid w:val="7F6C37BB"/>
+  <w:abstractNum w:abstractNumId="15" w15:restartNumberingAfterBreak="0">
+    <w:nsid w:val="5A594856"/>
     <w:multiLevelType w:val="multilevel"/>
     <w:tmpl w:val="8A683080"/>
     <w:lvl w:ilvl="0">
@@ -7518,71 +7035,1181 @@
       </w:rPr>
     </w:lvl>
   </w:abstractNum>
+  <w:abstractNum w:abstractNumId="16" w15:restartNumberingAfterBreak="0">
+    <w:nsid w:val="5CE93356"/>
+    <w:multiLevelType w:val="hybridMultilevel"/>
+    <w:tmpl w:val="51B0472A"/>
+    <w:lvl w:ilvl="0" w:tplc="04160001">
+      <w:start w:val="1"/>
+      <w:numFmt w:val="bullet"/>
+      <w:lvlText w:val=""/>
+      <w:lvlJc w:val="left"/>
+      <w:pPr>
+        <w:ind w:left="1440" w:hanging="360"/>
+      </w:pPr>
+      <w:rPr>
+        <w:rFonts w:ascii="Symbol" w:hAnsi="Symbol" w:hint="default"/>
+      </w:rPr>
+    </w:lvl>
+    <w:lvl w:ilvl="1" w:tplc="04160003" w:tentative="1">
+      <w:start w:val="1"/>
+      <w:numFmt w:val="bullet"/>
+      <w:lvlText w:val="o"/>
+      <w:lvlJc w:val="left"/>
+      <w:pPr>
+        <w:ind w:left="2160" w:hanging="360"/>
+      </w:pPr>
+      <w:rPr>
+        <w:rFonts w:ascii="Courier New" w:hAnsi="Courier New" w:cs="Courier New" w:hint="default"/>
+      </w:rPr>
+    </w:lvl>
+    <w:lvl w:ilvl="2" w:tplc="04160005" w:tentative="1">
+      <w:start w:val="1"/>
+      <w:numFmt w:val="bullet"/>
+      <w:lvlText w:val=""/>
+      <w:lvlJc w:val="left"/>
+      <w:pPr>
+        <w:ind w:left="2880" w:hanging="360"/>
+      </w:pPr>
+      <w:rPr>
+        <w:rFonts w:ascii="Wingdings" w:hAnsi="Wingdings" w:hint="default"/>
+      </w:rPr>
+    </w:lvl>
+    <w:lvl w:ilvl="3" w:tplc="04160001" w:tentative="1">
+      <w:start w:val="1"/>
+      <w:numFmt w:val="bullet"/>
+      <w:lvlText w:val=""/>
+      <w:lvlJc w:val="left"/>
+      <w:pPr>
+        <w:ind w:left="3600" w:hanging="360"/>
+      </w:pPr>
+      <w:rPr>
+        <w:rFonts w:ascii="Symbol" w:hAnsi="Symbol" w:hint="default"/>
+      </w:rPr>
+    </w:lvl>
+    <w:lvl w:ilvl="4" w:tplc="04160003" w:tentative="1">
+      <w:start w:val="1"/>
+      <w:numFmt w:val="bullet"/>
+      <w:lvlText w:val="o"/>
+      <w:lvlJc w:val="left"/>
+      <w:pPr>
+        <w:ind w:left="4320" w:hanging="360"/>
+      </w:pPr>
+      <w:rPr>
+        <w:rFonts w:ascii="Courier New" w:hAnsi="Courier New" w:cs="Courier New" w:hint="default"/>
+      </w:rPr>
+    </w:lvl>
+    <w:lvl w:ilvl="5" w:tplc="04160005" w:tentative="1">
+      <w:start w:val="1"/>
+      <w:numFmt w:val="bullet"/>
+      <w:lvlText w:val=""/>
+      <w:lvlJc w:val="left"/>
+      <w:pPr>
+        <w:ind w:left="5040" w:hanging="360"/>
+      </w:pPr>
+      <w:rPr>
+        <w:rFonts w:ascii="Wingdings" w:hAnsi="Wingdings" w:hint="default"/>
+      </w:rPr>
+    </w:lvl>
+    <w:lvl w:ilvl="6" w:tplc="04160001" w:tentative="1">
+      <w:start w:val="1"/>
+      <w:numFmt w:val="bullet"/>
+      <w:lvlText w:val=""/>
+      <w:lvlJc w:val="left"/>
+      <w:pPr>
+        <w:ind w:left="5760" w:hanging="360"/>
+      </w:pPr>
+      <w:rPr>
+        <w:rFonts w:ascii="Symbol" w:hAnsi="Symbol" w:hint="default"/>
+      </w:rPr>
+    </w:lvl>
+    <w:lvl w:ilvl="7" w:tplc="04160003" w:tentative="1">
+      <w:start w:val="1"/>
+      <w:numFmt w:val="bullet"/>
+      <w:lvlText w:val="o"/>
+      <w:lvlJc w:val="left"/>
+      <w:pPr>
+        <w:ind w:left="6480" w:hanging="360"/>
+      </w:pPr>
+      <w:rPr>
+        <w:rFonts w:ascii="Courier New" w:hAnsi="Courier New" w:cs="Courier New" w:hint="default"/>
+      </w:rPr>
+    </w:lvl>
+    <w:lvl w:ilvl="8" w:tplc="04160005" w:tentative="1">
+      <w:start w:val="1"/>
+      <w:numFmt w:val="bullet"/>
+      <w:lvlText w:val=""/>
+      <w:lvlJc w:val="left"/>
+      <w:pPr>
+        <w:ind w:left="7200" w:hanging="360"/>
+      </w:pPr>
+      <w:rPr>
+        <w:rFonts w:ascii="Wingdings" w:hAnsi="Wingdings" w:hint="default"/>
+      </w:rPr>
+    </w:lvl>
+  </w:abstractNum>
+  <w:abstractNum w:abstractNumId="17" w15:restartNumberingAfterBreak="0">
+    <w:nsid w:val="5E215EAE"/>
+    <w:multiLevelType w:val="hybridMultilevel"/>
+    <w:tmpl w:val="289A1802"/>
+    <w:lvl w:ilvl="0" w:tplc="04160001">
+      <w:start w:val="1"/>
+      <w:numFmt w:val="bullet"/>
+      <w:lvlText w:val=""/>
+      <w:lvlJc w:val="left"/>
+      <w:pPr>
+        <w:ind w:left="720" w:hanging="360"/>
+      </w:pPr>
+      <w:rPr>
+        <w:rFonts w:ascii="Symbol" w:hAnsi="Symbol" w:hint="default"/>
+      </w:rPr>
+    </w:lvl>
+    <w:lvl w:ilvl="1" w:tplc="04160003" w:tentative="1">
+      <w:start w:val="1"/>
+      <w:numFmt w:val="bullet"/>
+      <w:lvlText w:val="o"/>
+      <w:lvlJc w:val="left"/>
+      <w:pPr>
+        <w:ind w:left="1440" w:hanging="360"/>
+      </w:pPr>
+      <w:rPr>
+        <w:rFonts w:ascii="Courier New" w:hAnsi="Courier New" w:cs="Courier New" w:hint="default"/>
+      </w:rPr>
+    </w:lvl>
+    <w:lvl w:ilvl="2" w:tplc="04160005" w:tentative="1">
+      <w:start w:val="1"/>
+      <w:numFmt w:val="bullet"/>
+      <w:lvlText w:val=""/>
+      <w:lvlJc w:val="left"/>
+      <w:pPr>
+        <w:ind w:left="2160" w:hanging="360"/>
+      </w:pPr>
+      <w:rPr>
+        <w:rFonts w:ascii="Wingdings" w:hAnsi="Wingdings" w:hint="default"/>
+      </w:rPr>
+    </w:lvl>
+    <w:lvl w:ilvl="3" w:tplc="04160001" w:tentative="1">
+      <w:start w:val="1"/>
+      <w:numFmt w:val="bullet"/>
+      <w:lvlText w:val=""/>
+      <w:lvlJc w:val="left"/>
+      <w:pPr>
+        <w:ind w:left="2880" w:hanging="360"/>
+      </w:pPr>
+      <w:rPr>
+        <w:rFonts w:ascii="Symbol" w:hAnsi="Symbol" w:hint="default"/>
+      </w:rPr>
+    </w:lvl>
+    <w:lvl w:ilvl="4" w:tplc="04160003" w:tentative="1">
+      <w:start w:val="1"/>
+      <w:numFmt w:val="bullet"/>
+      <w:lvlText w:val="o"/>
+      <w:lvlJc w:val="left"/>
+      <w:pPr>
+        <w:ind w:left="3600" w:hanging="360"/>
+      </w:pPr>
+      <w:rPr>
+        <w:rFonts w:ascii="Courier New" w:hAnsi="Courier New" w:cs="Courier New" w:hint="default"/>
+      </w:rPr>
+    </w:lvl>
+    <w:lvl w:ilvl="5" w:tplc="04160005" w:tentative="1">
+      <w:start w:val="1"/>
+      <w:numFmt w:val="bullet"/>
+      <w:lvlText w:val=""/>
+      <w:lvlJc w:val="left"/>
+      <w:pPr>
+        <w:ind w:left="4320" w:hanging="360"/>
+      </w:pPr>
+      <w:rPr>
+        <w:rFonts w:ascii="Wingdings" w:hAnsi="Wingdings" w:hint="default"/>
+      </w:rPr>
+    </w:lvl>
+    <w:lvl w:ilvl="6" w:tplc="04160001" w:tentative="1">
+      <w:start w:val="1"/>
+      <w:numFmt w:val="bullet"/>
+      <w:lvlText w:val=""/>
+      <w:lvlJc w:val="left"/>
+      <w:pPr>
+        <w:ind w:left="5040" w:hanging="360"/>
+      </w:pPr>
+      <w:rPr>
+        <w:rFonts w:ascii="Symbol" w:hAnsi="Symbol" w:hint="default"/>
+      </w:rPr>
+    </w:lvl>
+    <w:lvl w:ilvl="7" w:tplc="04160003" w:tentative="1">
+      <w:start w:val="1"/>
+      <w:numFmt w:val="bullet"/>
+      <w:lvlText w:val="o"/>
+      <w:lvlJc w:val="left"/>
+      <w:pPr>
+        <w:ind w:left="5760" w:hanging="360"/>
+      </w:pPr>
+      <w:rPr>
+        <w:rFonts w:ascii="Courier New" w:hAnsi="Courier New" w:cs="Courier New" w:hint="default"/>
+      </w:rPr>
+    </w:lvl>
+    <w:lvl w:ilvl="8" w:tplc="04160005" w:tentative="1">
+      <w:start w:val="1"/>
+      <w:numFmt w:val="bullet"/>
+      <w:lvlText w:val=""/>
+      <w:lvlJc w:val="left"/>
+      <w:pPr>
+        <w:ind w:left="6480" w:hanging="360"/>
+      </w:pPr>
+      <w:rPr>
+        <w:rFonts w:ascii="Wingdings" w:hAnsi="Wingdings" w:hint="default"/>
+      </w:rPr>
+    </w:lvl>
+  </w:abstractNum>
+  <w:abstractNum w:abstractNumId="18" w15:restartNumberingAfterBreak="0">
+    <w:nsid w:val="5EB34768"/>
+    <w:multiLevelType w:val="hybridMultilevel"/>
+    <w:tmpl w:val="943C2D96"/>
+    <w:lvl w:ilvl="0" w:tplc="0416000F">
+      <w:start w:val="1"/>
+      <w:numFmt w:val="decimal"/>
+      <w:lvlText w:val="%1."/>
+      <w:lvlJc w:val="left"/>
+      <w:pPr>
+        <w:ind w:left="720" w:hanging="360"/>
+      </w:pPr>
+      <w:rPr>
+        <w:rFonts w:hint="default"/>
+      </w:rPr>
+    </w:lvl>
+    <w:lvl w:ilvl="1" w:tplc="04160019" w:tentative="1">
+      <w:start w:val="1"/>
+      <w:numFmt w:val="lowerLetter"/>
+      <w:lvlText w:val="%2."/>
+      <w:lvlJc w:val="left"/>
+      <w:pPr>
+        <w:ind w:left="1440" w:hanging="360"/>
+      </w:pPr>
+    </w:lvl>
+    <w:lvl w:ilvl="2" w:tplc="0416001B" w:tentative="1">
+      <w:start w:val="1"/>
+      <w:numFmt w:val="lowerRoman"/>
+      <w:lvlText w:val="%3."/>
+      <w:lvlJc w:val="right"/>
+      <w:pPr>
+        <w:ind w:left="2160" w:hanging="180"/>
+      </w:pPr>
+    </w:lvl>
+    <w:lvl w:ilvl="3" w:tplc="0416000F" w:tentative="1">
+      <w:start w:val="1"/>
+      <w:numFmt w:val="decimal"/>
+      <w:lvlText w:val="%4."/>
+      <w:lvlJc w:val="left"/>
+      <w:pPr>
+        <w:ind w:left="2880" w:hanging="360"/>
+      </w:pPr>
+    </w:lvl>
+    <w:lvl w:ilvl="4" w:tplc="04160019" w:tentative="1">
+      <w:start w:val="1"/>
+      <w:numFmt w:val="lowerLetter"/>
+      <w:lvlText w:val="%5."/>
+      <w:lvlJc w:val="left"/>
+      <w:pPr>
+        <w:ind w:left="3600" w:hanging="360"/>
+      </w:pPr>
+    </w:lvl>
+    <w:lvl w:ilvl="5" w:tplc="0416001B" w:tentative="1">
+      <w:start w:val="1"/>
+      <w:numFmt w:val="lowerRoman"/>
+      <w:lvlText w:val="%6."/>
+      <w:lvlJc w:val="right"/>
+      <w:pPr>
+        <w:ind w:left="4320" w:hanging="180"/>
+      </w:pPr>
+    </w:lvl>
+    <w:lvl w:ilvl="6" w:tplc="0416000F" w:tentative="1">
+      <w:start w:val="1"/>
+      <w:numFmt w:val="decimal"/>
+      <w:lvlText w:val="%7."/>
+      <w:lvlJc w:val="left"/>
+      <w:pPr>
+        <w:ind w:left="5040" w:hanging="360"/>
+      </w:pPr>
+    </w:lvl>
+    <w:lvl w:ilvl="7" w:tplc="04160019" w:tentative="1">
+      <w:start w:val="1"/>
+      <w:numFmt w:val="lowerLetter"/>
+      <w:lvlText w:val="%8."/>
+      <w:lvlJc w:val="left"/>
+      <w:pPr>
+        <w:ind w:left="5760" w:hanging="360"/>
+      </w:pPr>
+    </w:lvl>
+    <w:lvl w:ilvl="8" w:tplc="0416001B" w:tentative="1">
+      <w:start w:val="1"/>
+      <w:numFmt w:val="lowerRoman"/>
+      <w:lvlText w:val="%9."/>
+      <w:lvlJc w:val="right"/>
+      <w:pPr>
+        <w:ind w:left="6480" w:hanging="180"/>
+      </w:pPr>
+    </w:lvl>
+  </w:abstractNum>
+  <w:abstractNum w:abstractNumId="19" w15:restartNumberingAfterBreak="0">
+    <w:nsid w:val="5FC14C7D"/>
+    <w:multiLevelType w:val="hybridMultilevel"/>
+    <w:tmpl w:val="3F6EAA56"/>
+    <w:lvl w:ilvl="0" w:tplc="04160001">
+      <w:start w:val="1"/>
+      <w:numFmt w:val="bullet"/>
+      <w:lvlText w:val=""/>
+      <w:lvlJc w:val="left"/>
+      <w:pPr>
+        <w:ind w:left="720" w:hanging="360"/>
+      </w:pPr>
+      <w:rPr>
+        <w:rFonts w:ascii="Symbol" w:hAnsi="Symbol" w:hint="default"/>
+      </w:rPr>
+    </w:lvl>
+    <w:lvl w:ilvl="1" w:tplc="04160003" w:tentative="1">
+      <w:start w:val="1"/>
+      <w:numFmt w:val="bullet"/>
+      <w:lvlText w:val="o"/>
+      <w:lvlJc w:val="left"/>
+      <w:pPr>
+        <w:ind w:left="1440" w:hanging="360"/>
+      </w:pPr>
+      <w:rPr>
+        <w:rFonts w:ascii="Courier New" w:hAnsi="Courier New" w:cs="Courier New" w:hint="default"/>
+      </w:rPr>
+    </w:lvl>
+    <w:lvl w:ilvl="2" w:tplc="04160005" w:tentative="1">
+      <w:start w:val="1"/>
+      <w:numFmt w:val="bullet"/>
+      <w:lvlText w:val=""/>
+      <w:lvlJc w:val="left"/>
+      <w:pPr>
+        <w:ind w:left="2160" w:hanging="360"/>
+      </w:pPr>
+      <w:rPr>
+        <w:rFonts w:ascii="Wingdings" w:hAnsi="Wingdings" w:hint="default"/>
+      </w:rPr>
+    </w:lvl>
+    <w:lvl w:ilvl="3" w:tplc="04160001" w:tentative="1">
+      <w:start w:val="1"/>
+      <w:numFmt w:val="bullet"/>
+      <w:lvlText w:val=""/>
+      <w:lvlJc w:val="left"/>
+      <w:pPr>
+        <w:ind w:left="2880" w:hanging="360"/>
+      </w:pPr>
+      <w:rPr>
+        <w:rFonts w:ascii="Symbol" w:hAnsi="Symbol" w:hint="default"/>
+      </w:rPr>
+    </w:lvl>
+    <w:lvl w:ilvl="4" w:tplc="04160003" w:tentative="1">
+      <w:start w:val="1"/>
+      <w:numFmt w:val="bullet"/>
+      <w:lvlText w:val="o"/>
+      <w:lvlJc w:val="left"/>
+      <w:pPr>
+        <w:ind w:left="3600" w:hanging="360"/>
+      </w:pPr>
+      <w:rPr>
+        <w:rFonts w:ascii="Courier New" w:hAnsi="Courier New" w:cs="Courier New" w:hint="default"/>
+      </w:rPr>
+    </w:lvl>
+    <w:lvl w:ilvl="5" w:tplc="04160005" w:tentative="1">
+      <w:start w:val="1"/>
+      <w:numFmt w:val="bullet"/>
+      <w:lvlText w:val=""/>
+      <w:lvlJc w:val="left"/>
+      <w:pPr>
+        <w:ind w:left="4320" w:hanging="360"/>
+      </w:pPr>
+      <w:rPr>
+        <w:rFonts w:ascii="Wingdings" w:hAnsi="Wingdings" w:hint="default"/>
+      </w:rPr>
+    </w:lvl>
+    <w:lvl w:ilvl="6" w:tplc="04160001" w:tentative="1">
+      <w:start w:val="1"/>
+      <w:numFmt w:val="bullet"/>
+      <w:lvlText w:val=""/>
+      <w:lvlJc w:val="left"/>
+      <w:pPr>
+        <w:ind w:left="5040" w:hanging="360"/>
+      </w:pPr>
+      <w:rPr>
+        <w:rFonts w:ascii="Symbol" w:hAnsi="Symbol" w:hint="default"/>
+      </w:rPr>
+    </w:lvl>
+    <w:lvl w:ilvl="7" w:tplc="04160003" w:tentative="1">
+      <w:start w:val="1"/>
+      <w:numFmt w:val="bullet"/>
+      <w:lvlText w:val="o"/>
+      <w:lvlJc w:val="left"/>
+      <w:pPr>
+        <w:ind w:left="5760" w:hanging="360"/>
+      </w:pPr>
+      <w:rPr>
+        <w:rFonts w:ascii="Courier New" w:hAnsi="Courier New" w:cs="Courier New" w:hint="default"/>
+      </w:rPr>
+    </w:lvl>
+    <w:lvl w:ilvl="8" w:tplc="04160005" w:tentative="1">
+      <w:start w:val="1"/>
+      <w:numFmt w:val="bullet"/>
+      <w:lvlText w:val=""/>
+      <w:lvlJc w:val="left"/>
+      <w:pPr>
+        <w:ind w:left="6480" w:hanging="360"/>
+      </w:pPr>
+      <w:rPr>
+        <w:rFonts w:ascii="Wingdings" w:hAnsi="Wingdings" w:hint="default"/>
+      </w:rPr>
+    </w:lvl>
+  </w:abstractNum>
+  <w:abstractNum w:abstractNumId="20" w15:restartNumberingAfterBreak="0">
+    <w:nsid w:val="6629073F"/>
+    <w:multiLevelType w:val="hybridMultilevel"/>
+    <w:tmpl w:val="4FEA57D6"/>
+    <w:lvl w:ilvl="0" w:tplc="04160001">
+      <w:start w:val="1"/>
+      <w:numFmt w:val="bullet"/>
+      <w:lvlText w:val=""/>
+      <w:lvlJc w:val="left"/>
+      <w:pPr>
+        <w:ind w:left="720" w:hanging="360"/>
+      </w:pPr>
+      <w:rPr>
+        <w:rFonts w:ascii="Symbol" w:hAnsi="Symbol" w:hint="default"/>
+      </w:rPr>
+    </w:lvl>
+    <w:lvl w:ilvl="1" w:tplc="04160003" w:tentative="1">
+      <w:start w:val="1"/>
+      <w:numFmt w:val="bullet"/>
+      <w:lvlText w:val="o"/>
+      <w:lvlJc w:val="left"/>
+      <w:pPr>
+        <w:ind w:left="1440" w:hanging="360"/>
+      </w:pPr>
+      <w:rPr>
+        <w:rFonts w:ascii="Courier New" w:hAnsi="Courier New" w:cs="Courier New" w:hint="default"/>
+      </w:rPr>
+    </w:lvl>
+    <w:lvl w:ilvl="2" w:tplc="04160005" w:tentative="1">
+      <w:start w:val="1"/>
+      <w:numFmt w:val="bullet"/>
+      <w:lvlText w:val=""/>
+      <w:lvlJc w:val="left"/>
+      <w:pPr>
+        <w:ind w:left="2160" w:hanging="360"/>
+      </w:pPr>
+      <w:rPr>
+        <w:rFonts w:ascii="Wingdings" w:hAnsi="Wingdings" w:hint="default"/>
+      </w:rPr>
+    </w:lvl>
+    <w:lvl w:ilvl="3" w:tplc="04160001" w:tentative="1">
+      <w:start w:val="1"/>
+      <w:numFmt w:val="bullet"/>
+      <w:lvlText w:val=""/>
+      <w:lvlJc w:val="left"/>
+      <w:pPr>
+        <w:ind w:left="2880" w:hanging="360"/>
+      </w:pPr>
+      <w:rPr>
+        <w:rFonts w:ascii="Symbol" w:hAnsi="Symbol" w:hint="default"/>
+      </w:rPr>
+    </w:lvl>
+    <w:lvl w:ilvl="4" w:tplc="04160003" w:tentative="1">
+      <w:start w:val="1"/>
+      <w:numFmt w:val="bullet"/>
+      <w:lvlText w:val="o"/>
+      <w:lvlJc w:val="left"/>
+      <w:pPr>
+        <w:ind w:left="3600" w:hanging="360"/>
+      </w:pPr>
+      <w:rPr>
+        <w:rFonts w:ascii="Courier New" w:hAnsi="Courier New" w:cs="Courier New" w:hint="default"/>
+      </w:rPr>
+    </w:lvl>
+    <w:lvl w:ilvl="5" w:tplc="04160005" w:tentative="1">
+      <w:start w:val="1"/>
+      <w:numFmt w:val="bullet"/>
+      <w:lvlText w:val=""/>
+      <w:lvlJc w:val="left"/>
+      <w:pPr>
+        <w:ind w:left="4320" w:hanging="360"/>
+      </w:pPr>
+      <w:rPr>
+        <w:rFonts w:ascii="Wingdings" w:hAnsi="Wingdings" w:hint="default"/>
+      </w:rPr>
+    </w:lvl>
+    <w:lvl w:ilvl="6" w:tplc="04160001" w:tentative="1">
+      <w:start w:val="1"/>
+      <w:numFmt w:val="bullet"/>
+      <w:lvlText w:val=""/>
+      <w:lvlJc w:val="left"/>
+      <w:pPr>
+        <w:ind w:left="5040" w:hanging="360"/>
+      </w:pPr>
+      <w:rPr>
+        <w:rFonts w:ascii="Symbol" w:hAnsi="Symbol" w:hint="default"/>
+      </w:rPr>
+    </w:lvl>
+    <w:lvl w:ilvl="7" w:tplc="04160003" w:tentative="1">
+      <w:start w:val="1"/>
+      <w:numFmt w:val="bullet"/>
+      <w:lvlText w:val="o"/>
+      <w:lvlJc w:val="left"/>
+      <w:pPr>
+        <w:ind w:left="5760" w:hanging="360"/>
+      </w:pPr>
+      <w:rPr>
+        <w:rFonts w:ascii="Courier New" w:hAnsi="Courier New" w:cs="Courier New" w:hint="default"/>
+      </w:rPr>
+    </w:lvl>
+    <w:lvl w:ilvl="8" w:tplc="04160005" w:tentative="1">
+      <w:start w:val="1"/>
+      <w:numFmt w:val="bullet"/>
+      <w:lvlText w:val=""/>
+      <w:lvlJc w:val="left"/>
+      <w:pPr>
+        <w:ind w:left="6480" w:hanging="360"/>
+      </w:pPr>
+      <w:rPr>
+        <w:rFonts w:ascii="Wingdings" w:hAnsi="Wingdings" w:hint="default"/>
+      </w:rPr>
+    </w:lvl>
+  </w:abstractNum>
+  <w:abstractNum w:abstractNumId="21" w15:restartNumberingAfterBreak="0">
+    <w:nsid w:val="66D241DD"/>
+    <w:multiLevelType w:val="hybridMultilevel"/>
+    <w:tmpl w:val="DB5844F8"/>
+    <w:lvl w:ilvl="0" w:tplc="FFFFFFFF">
+      <w:start w:val="1"/>
+      <w:numFmt w:val="decimal"/>
+      <w:lvlText w:val="%1."/>
+      <w:lvlJc w:val="left"/>
+      <w:pPr>
+        <w:ind w:left="720" w:hanging="360"/>
+      </w:pPr>
+      <w:rPr>
+        <w:rFonts w:hint="default"/>
+      </w:rPr>
+    </w:lvl>
+    <w:lvl w:ilvl="1" w:tplc="FFFFFFFF" w:tentative="1">
+      <w:start w:val="1"/>
+      <w:numFmt w:val="lowerLetter"/>
+      <w:lvlText w:val="%2."/>
+      <w:lvlJc w:val="left"/>
+      <w:pPr>
+        <w:ind w:left="1440" w:hanging="360"/>
+      </w:pPr>
+    </w:lvl>
+    <w:lvl w:ilvl="2" w:tplc="FFFFFFFF" w:tentative="1">
+      <w:start w:val="1"/>
+      <w:numFmt w:val="lowerRoman"/>
+      <w:lvlText w:val="%3."/>
+      <w:lvlJc w:val="right"/>
+      <w:pPr>
+        <w:ind w:left="2160" w:hanging="180"/>
+      </w:pPr>
+    </w:lvl>
+    <w:lvl w:ilvl="3" w:tplc="FFFFFFFF" w:tentative="1">
+      <w:start w:val="1"/>
+      <w:numFmt w:val="decimal"/>
+      <w:lvlText w:val="%4."/>
+      <w:lvlJc w:val="left"/>
+      <w:pPr>
+        <w:ind w:left="2880" w:hanging="360"/>
+      </w:pPr>
+    </w:lvl>
+    <w:lvl w:ilvl="4" w:tplc="FFFFFFFF" w:tentative="1">
+      <w:start w:val="1"/>
+      <w:numFmt w:val="lowerLetter"/>
+      <w:lvlText w:val="%5."/>
+      <w:lvlJc w:val="left"/>
+      <w:pPr>
+        <w:ind w:left="3600" w:hanging="360"/>
+      </w:pPr>
+    </w:lvl>
+    <w:lvl w:ilvl="5" w:tplc="FFFFFFFF" w:tentative="1">
+      <w:start w:val="1"/>
+      <w:numFmt w:val="lowerRoman"/>
+      <w:lvlText w:val="%6."/>
+      <w:lvlJc w:val="right"/>
+      <w:pPr>
+        <w:ind w:left="4320" w:hanging="180"/>
+      </w:pPr>
+    </w:lvl>
+    <w:lvl w:ilvl="6" w:tplc="FFFFFFFF" w:tentative="1">
+      <w:start w:val="1"/>
+      <w:numFmt w:val="decimal"/>
+      <w:lvlText w:val="%7."/>
+      <w:lvlJc w:val="left"/>
+      <w:pPr>
+        <w:ind w:left="5040" w:hanging="360"/>
+      </w:pPr>
+    </w:lvl>
+    <w:lvl w:ilvl="7" w:tplc="FFFFFFFF" w:tentative="1">
+      <w:start w:val="1"/>
+      <w:numFmt w:val="lowerLetter"/>
+      <w:lvlText w:val="%8."/>
+      <w:lvlJc w:val="left"/>
+      <w:pPr>
+        <w:ind w:left="5760" w:hanging="360"/>
+      </w:pPr>
+    </w:lvl>
+    <w:lvl w:ilvl="8" w:tplc="FFFFFFFF" w:tentative="1">
+      <w:start w:val="1"/>
+      <w:numFmt w:val="lowerRoman"/>
+      <w:lvlText w:val="%9."/>
+      <w:lvlJc w:val="right"/>
+      <w:pPr>
+        <w:ind w:left="6480" w:hanging="180"/>
+      </w:pPr>
+    </w:lvl>
+  </w:abstractNum>
+  <w:abstractNum w:abstractNumId="22" w15:restartNumberingAfterBreak="0">
+    <w:nsid w:val="68704DBB"/>
+    <w:multiLevelType w:val="multilevel"/>
+    <w:tmpl w:val="8A683080"/>
+    <w:lvl w:ilvl="0">
+      <w:start w:val="1"/>
+      <w:numFmt w:val="decimal"/>
+      <w:lvlText w:val="%1."/>
+      <w:lvlJc w:val="left"/>
+      <w:pPr>
+        <w:ind w:left="720" w:hanging="360"/>
+      </w:pPr>
+      <w:rPr>
+        <w:rFonts w:hint="default"/>
+      </w:rPr>
+    </w:lvl>
+    <w:lvl w:ilvl="1">
+      <w:start w:val="5"/>
+      <w:numFmt w:val="decimal"/>
+      <w:isLgl/>
+      <w:lvlText w:val="%1.%2"/>
+      <w:lvlJc w:val="left"/>
+      <w:pPr>
+        <w:ind w:left="1429" w:hanging="720"/>
+      </w:pPr>
+      <w:rPr>
+        <w:rFonts w:hint="default"/>
+      </w:rPr>
+    </w:lvl>
+    <w:lvl w:ilvl="2">
+      <w:start w:val="1"/>
+      <w:numFmt w:val="decimal"/>
+      <w:isLgl/>
+      <w:lvlText w:val="%1.%2.%3"/>
+      <w:lvlJc w:val="left"/>
+      <w:pPr>
+        <w:ind w:left="1778" w:hanging="720"/>
+      </w:pPr>
+      <w:rPr>
+        <w:rFonts w:hint="default"/>
+      </w:rPr>
+    </w:lvl>
+    <w:lvl w:ilvl="3">
+      <w:start w:val="1"/>
+      <w:numFmt w:val="decimal"/>
+      <w:isLgl/>
+      <w:lvlText w:val="%1.%2.%3.%4"/>
+      <w:lvlJc w:val="left"/>
+      <w:pPr>
+        <w:ind w:left="2487" w:hanging="1080"/>
+      </w:pPr>
+      <w:rPr>
+        <w:rFonts w:hint="default"/>
+      </w:rPr>
+    </w:lvl>
+    <w:lvl w:ilvl="4">
+      <w:start w:val="1"/>
+      <w:numFmt w:val="decimal"/>
+      <w:isLgl/>
+      <w:lvlText w:val="%1.%2.%3.%4.%5"/>
+      <w:lvlJc w:val="left"/>
+      <w:pPr>
+        <w:ind w:left="3196" w:hanging="1440"/>
+      </w:pPr>
+      <w:rPr>
+        <w:rFonts w:hint="default"/>
+      </w:rPr>
+    </w:lvl>
+    <w:lvl w:ilvl="5">
+      <w:start w:val="1"/>
+      <w:numFmt w:val="decimal"/>
+      <w:isLgl/>
+      <w:lvlText w:val="%1.%2.%3.%4.%5.%6"/>
+      <w:lvlJc w:val="left"/>
+      <w:pPr>
+        <w:ind w:left="3905" w:hanging="1800"/>
+      </w:pPr>
+      <w:rPr>
+        <w:rFonts w:hint="default"/>
+      </w:rPr>
+    </w:lvl>
+    <w:lvl w:ilvl="6">
+      <w:start w:val="1"/>
+      <w:numFmt w:val="decimal"/>
+      <w:isLgl/>
+      <w:lvlText w:val="%1.%2.%3.%4.%5.%6.%7"/>
+      <w:lvlJc w:val="left"/>
+      <w:pPr>
+        <w:ind w:left="4254" w:hanging="1800"/>
+      </w:pPr>
+      <w:rPr>
+        <w:rFonts w:hint="default"/>
+      </w:rPr>
+    </w:lvl>
+    <w:lvl w:ilvl="7">
+      <w:start w:val="1"/>
+      <w:numFmt w:val="decimal"/>
+      <w:isLgl/>
+      <w:lvlText w:val="%1.%2.%3.%4.%5.%6.%7.%8"/>
+      <w:lvlJc w:val="left"/>
+      <w:pPr>
+        <w:ind w:left="4963" w:hanging="2160"/>
+      </w:pPr>
+      <w:rPr>
+        <w:rFonts w:hint="default"/>
+      </w:rPr>
+    </w:lvl>
+    <w:lvl w:ilvl="8">
+      <w:start w:val="1"/>
+      <w:numFmt w:val="decimal"/>
+      <w:isLgl/>
+      <w:lvlText w:val="%1.%2.%3.%4.%5.%6.%7.%8.%9"/>
+      <w:lvlJc w:val="left"/>
+      <w:pPr>
+        <w:ind w:left="5672" w:hanging="2520"/>
+      </w:pPr>
+      <w:rPr>
+        <w:rFonts w:hint="default"/>
+      </w:rPr>
+    </w:lvl>
+  </w:abstractNum>
+  <w:abstractNum w:abstractNumId="23" w15:restartNumberingAfterBreak="0">
+    <w:nsid w:val="69D6152A"/>
+    <w:multiLevelType w:val="hybridMultilevel"/>
+    <w:tmpl w:val="41E43E9C"/>
+    <w:lvl w:ilvl="0" w:tplc="04160001">
+      <w:start w:val="1"/>
+      <w:numFmt w:val="bullet"/>
+      <w:lvlText w:val=""/>
+      <w:lvlJc w:val="left"/>
+      <w:pPr>
+        <w:ind w:left="720" w:hanging="360"/>
+      </w:pPr>
+      <w:rPr>
+        <w:rFonts w:ascii="Symbol" w:hAnsi="Symbol" w:hint="default"/>
+      </w:rPr>
+    </w:lvl>
+    <w:lvl w:ilvl="1" w:tplc="04160003" w:tentative="1">
+      <w:start w:val="1"/>
+      <w:numFmt w:val="bullet"/>
+      <w:lvlText w:val="o"/>
+      <w:lvlJc w:val="left"/>
+      <w:pPr>
+        <w:ind w:left="1440" w:hanging="360"/>
+      </w:pPr>
+      <w:rPr>
+        <w:rFonts w:ascii="Courier New" w:hAnsi="Courier New" w:cs="Courier New" w:hint="default"/>
+      </w:rPr>
+    </w:lvl>
+    <w:lvl w:ilvl="2" w:tplc="04160005" w:tentative="1">
+      <w:start w:val="1"/>
+      <w:numFmt w:val="bullet"/>
+      <w:lvlText w:val=""/>
+      <w:lvlJc w:val="left"/>
+      <w:pPr>
+        <w:ind w:left="2160" w:hanging="360"/>
+      </w:pPr>
+      <w:rPr>
+        <w:rFonts w:ascii="Wingdings" w:hAnsi="Wingdings" w:hint="default"/>
+      </w:rPr>
+    </w:lvl>
+    <w:lvl w:ilvl="3" w:tplc="04160001" w:tentative="1">
+      <w:start w:val="1"/>
+      <w:numFmt w:val="bullet"/>
+      <w:lvlText w:val=""/>
+      <w:lvlJc w:val="left"/>
+      <w:pPr>
+        <w:ind w:left="2880" w:hanging="360"/>
+      </w:pPr>
+      <w:rPr>
+        <w:rFonts w:ascii="Symbol" w:hAnsi="Symbol" w:hint="default"/>
+      </w:rPr>
+    </w:lvl>
+    <w:lvl w:ilvl="4" w:tplc="04160003" w:tentative="1">
+      <w:start w:val="1"/>
+      <w:numFmt w:val="bullet"/>
+      <w:lvlText w:val="o"/>
+      <w:lvlJc w:val="left"/>
+      <w:pPr>
+        <w:ind w:left="3600" w:hanging="360"/>
+      </w:pPr>
+      <w:rPr>
+        <w:rFonts w:ascii="Courier New" w:hAnsi="Courier New" w:cs="Courier New" w:hint="default"/>
+      </w:rPr>
+    </w:lvl>
+    <w:lvl w:ilvl="5" w:tplc="04160005" w:tentative="1">
+      <w:start w:val="1"/>
+      <w:numFmt w:val="bullet"/>
+      <w:lvlText w:val=""/>
+      <w:lvlJc w:val="left"/>
+      <w:pPr>
+        <w:ind w:left="4320" w:hanging="360"/>
+      </w:pPr>
+      <w:rPr>
+        <w:rFonts w:ascii="Wingdings" w:hAnsi="Wingdings" w:hint="default"/>
+      </w:rPr>
+    </w:lvl>
+    <w:lvl w:ilvl="6" w:tplc="04160001" w:tentative="1">
+      <w:start w:val="1"/>
+      <w:numFmt w:val="bullet"/>
+      <w:lvlText w:val=""/>
+      <w:lvlJc w:val="left"/>
+      <w:pPr>
+        <w:ind w:left="5040" w:hanging="360"/>
+      </w:pPr>
+      <w:rPr>
+        <w:rFonts w:ascii="Symbol" w:hAnsi="Symbol" w:hint="default"/>
+      </w:rPr>
+    </w:lvl>
+    <w:lvl w:ilvl="7" w:tplc="04160003" w:tentative="1">
+      <w:start w:val="1"/>
+      <w:numFmt w:val="bullet"/>
+      <w:lvlText w:val="o"/>
+      <w:lvlJc w:val="left"/>
+      <w:pPr>
+        <w:ind w:left="5760" w:hanging="360"/>
+      </w:pPr>
+      <w:rPr>
+        <w:rFonts w:ascii="Courier New" w:hAnsi="Courier New" w:cs="Courier New" w:hint="default"/>
+      </w:rPr>
+    </w:lvl>
+    <w:lvl w:ilvl="8" w:tplc="04160005" w:tentative="1">
+      <w:start w:val="1"/>
+      <w:numFmt w:val="bullet"/>
+      <w:lvlText w:val=""/>
+      <w:lvlJc w:val="left"/>
+      <w:pPr>
+        <w:ind w:left="6480" w:hanging="360"/>
+      </w:pPr>
+      <w:rPr>
+        <w:rFonts w:ascii="Wingdings" w:hAnsi="Wingdings" w:hint="default"/>
+      </w:rPr>
+    </w:lvl>
+  </w:abstractNum>
+  <w:abstractNum w:abstractNumId="24" w15:restartNumberingAfterBreak="0">
+    <w:nsid w:val="76D40636"/>
+    <w:multiLevelType w:val="hybridMultilevel"/>
+    <w:tmpl w:val="CBD6479A"/>
+    <w:lvl w:ilvl="0" w:tplc="04160001">
+      <w:start w:val="1"/>
+      <w:numFmt w:val="bullet"/>
+      <w:lvlText w:val=""/>
+      <w:lvlJc w:val="left"/>
+      <w:pPr>
+        <w:ind w:left="720" w:hanging="360"/>
+      </w:pPr>
+      <w:rPr>
+        <w:rFonts w:ascii="Symbol" w:hAnsi="Symbol" w:hint="default"/>
+      </w:rPr>
+    </w:lvl>
+    <w:lvl w:ilvl="1" w:tplc="04160003" w:tentative="1">
+      <w:start w:val="1"/>
+      <w:numFmt w:val="bullet"/>
+      <w:lvlText w:val="o"/>
+      <w:lvlJc w:val="left"/>
+      <w:pPr>
+        <w:ind w:left="1440" w:hanging="360"/>
+      </w:pPr>
+      <w:rPr>
+        <w:rFonts w:ascii="Courier New" w:hAnsi="Courier New" w:cs="Courier New" w:hint="default"/>
+      </w:rPr>
+    </w:lvl>
+    <w:lvl w:ilvl="2" w:tplc="04160005" w:tentative="1">
+      <w:start w:val="1"/>
+      <w:numFmt w:val="bullet"/>
+      <w:lvlText w:val=""/>
+      <w:lvlJc w:val="left"/>
+      <w:pPr>
+        <w:ind w:left="2160" w:hanging="360"/>
+      </w:pPr>
+      <w:rPr>
+        <w:rFonts w:ascii="Wingdings" w:hAnsi="Wingdings" w:hint="default"/>
+      </w:rPr>
+    </w:lvl>
+    <w:lvl w:ilvl="3" w:tplc="04160001" w:tentative="1">
+      <w:start w:val="1"/>
+      <w:numFmt w:val="bullet"/>
+      <w:lvlText w:val=""/>
+      <w:lvlJc w:val="left"/>
+      <w:pPr>
+        <w:ind w:left="2880" w:hanging="360"/>
+      </w:pPr>
+      <w:rPr>
+        <w:rFonts w:ascii="Symbol" w:hAnsi="Symbol" w:hint="default"/>
+      </w:rPr>
+    </w:lvl>
+    <w:lvl w:ilvl="4" w:tplc="04160003" w:tentative="1">
+      <w:start w:val="1"/>
+      <w:numFmt w:val="bullet"/>
+      <w:lvlText w:val="o"/>
+      <w:lvlJc w:val="left"/>
+      <w:pPr>
+        <w:ind w:left="3600" w:hanging="360"/>
+      </w:pPr>
+      <w:rPr>
+        <w:rFonts w:ascii="Courier New" w:hAnsi="Courier New" w:cs="Courier New" w:hint="default"/>
+      </w:rPr>
+    </w:lvl>
+    <w:lvl w:ilvl="5" w:tplc="04160005" w:tentative="1">
+      <w:start w:val="1"/>
+      <w:numFmt w:val="bullet"/>
+      <w:lvlText w:val=""/>
+      <w:lvlJc w:val="left"/>
+      <w:pPr>
+        <w:ind w:left="4320" w:hanging="360"/>
+      </w:pPr>
+      <w:rPr>
+        <w:rFonts w:ascii="Wingdings" w:hAnsi="Wingdings" w:hint="default"/>
+      </w:rPr>
+    </w:lvl>
+    <w:lvl w:ilvl="6" w:tplc="04160001" w:tentative="1">
+      <w:start w:val="1"/>
+      <w:numFmt w:val="bullet"/>
+      <w:lvlText w:val=""/>
+      <w:lvlJc w:val="left"/>
+      <w:pPr>
+        <w:ind w:left="5040" w:hanging="360"/>
+      </w:pPr>
+      <w:rPr>
+        <w:rFonts w:ascii="Symbol" w:hAnsi="Symbol" w:hint="default"/>
+      </w:rPr>
+    </w:lvl>
+    <w:lvl w:ilvl="7" w:tplc="04160003" w:tentative="1">
+      <w:start w:val="1"/>
+      <w:numFmt w:val="bullet"/>
+      <w:lvlText w:val="o"/>
+      <w:lvlJc w:val="left"/>
+      <w:pPr>
+        <w:ind w:left="5760" w:hanging="360"/>
+      </w:pPr>
+      <w:rPr>
+        <w:rFonts w:ascii="Courier New" w:hAnsi="Courier New" w:cs="Courier New" w:hint="default"/>
+      </w:rPr>
+    </w:lvl>
+    <w:lvl w:ilvl="8" w:tplc="04160005" w:tentative="1">
+      <w:start w:val="1"/>
+      <w:numFmt w:val="bullet"/>
+      <w:lvlText w:val=""/>
+      <w:lvlJc w:val="left"/>
+      <w:pPr>
+        <w:ind w:left="6480" w:hanging="360"/>
+      </w:pPr>
+      <w:rPr>
+        <w:rFonts w:ascii="Wingdings" w:hAnsi="Wingdings" w:hint="default"/>
+      </w:rPr>
+    </w:lvl>
+  </w:abstractNum>
+  <w:abstractNum w:abstractNumId="25" w15:restartNumberingAfterBreak="0">
+    <w:nsid w:val="7F6C37BB"/>
+    <w:multiLevelType w:val="multilevel"/>
+    <w:tmpl w:val="3202E03A"/>
+    <w:lvl w:ilvl="0">
+      <w:start w:val="1"/>
+      <w:numFmt w:val="decimal"/>
+      <w:lvlText w:val="%1."/>
+      <w:lvlJc w:val="left"/>
+      <w:pPr>
+        <w:ind w:left="720" w:hanging="360"/>
+      </w:pPr>
+      <w:rPr>
+        <w:rFonts w:hint="default"/>
+      </w:rPr>
+    </w:lvl>
+    <w:lvl w:ilvl="1">
+      <w:start w:val="5"/>
+      <w:numFmt w:val="decimal"/>
+      <w:isLgl/>
+      <w:lvlText w:val="%1.%2"/>
+      <w:lvlJc w:val="left"/>
+      <w:pPr>
+        <w:ind w:left="1429" w:hanging="720"/>
+      </w:pPr>
+      <w:rPr>
+        <w:rFonts w:hint="default"/>
+      </w:rPr>
+    </w:lvl>
+    <w:lvl w:ilvl="2">
+      <w:start w:val="1"/>
+      <w:numFmt w:val="decimal"/>
+      <w:isLgl/>
+      <w:lvlText w:val="%1.%2.%3"/>
+      <w:lvlJc w:val="left"/>
+      <w:pPr>
+        <w:ind w:left="1778" w:hanging="720"/>
+      </w:pPr>
+      <w:rPr>
+        <w:rFonts w:hint="default"/>
+      </w:rPr>
+    </w:lvl>
+    <w:lvl w:ilvl="3">
+      <w:start w:val="1"/>
+      <w:numFmt w:val="decimal"/>
+      <w:isLgl/>
+      <w:lvlText w:val="%1.%2.%3.%4"/>
+      <w:lvlJc w:val="left"/>
+      <w:pPr>
+        <w:ind w:left="2487" w:hanging="1080"/>
+      </w:pPr>
+      <w:rPr>
+        <w:rFonts w:hint="default"/>
+      </w:rPr>
+    </w:lvl>
+    <w:lvl w:ilvl="4">
+      <w:start w:val="1"/>
+      <w:numFmt w:val="decimal"/>
+      <w:isLgl/>
+      <w:lvlText w:val="%1.%2.%3.%4.%5"/>
+      <w:lvlJc w:val="left"/>
+      <w:pPr>
+        <w:ind w:left="3196" w:hanging="1440"/>
+      </w:pPr>
+      <w:rPr>
+        <w:rFonts w:hint="default"/>
+      </w:rPr>
+    </w:lvl>
+    <w:lvl w:ilvl="5">
+      <w:start w:val="1"/>
+      <w:numFmt w:val="decimal"/>
+      <w:isLgl/>
+      <w:lvlText w:val="%1.%2.%3.%4.%5.%6"/>
+      <w:lvlJc w:val="left"/>
+      <w:pPr>
+        <w:ind w:left="3905" w:hanging="1800"/>
+      </w:pPr>
+      <w:rPr>
+        <w:rFonts w:hint="default"/>
+      </w:rPr>
+    </w:lvl>
+    <w:lvl w:ilvl="6">
+      <w:start w:val="1"/>
+      <w:numFmt w:val="decimal"/>
+      <w:isLgl/>
+      <w:lvlText w:val="%1.%2.%3.%4.%5.%6.%7"/>
+      <w:lvlJc w:val="left"/>
+      <w:pPr>
+        <w:ind w:left="4254" w:hanging="1800"/>
+      </w:pPr>
+      <w:rPr>
+        <w:rFonts w:hint="default"/>
+      </w:rPr>
+    </w:lvl>
+    <w:lvl w:ilvl="7">
+      <w:start w:val="1"/>
+      <w:numFmt w:val="decimal"/>
+      <w:isLgl/>
+      <w:lvlText w:val="%1.%2.%3.%4.%5.%6.%7.%8"/>
+      <w:lvlJc w:val="left"/>
+      <w:pPr>
+        <w:ind w:left="4963" w:hanging="2160"/>
+      </w:pPr>
+      <w:rPr>
+        <w:rFonts w:hint="default"/>
+      </w:rPr>
+    </w:lvl>
+    <w:lvl w:ilvl="8">
+      <w:start w:val="1"/>
+      <w:numFmt w:val="decimal"/>
+      <w:isLgl/>
+      <w:lvlText w:val="%1.%2.%3.%4.%5.%6.%7.%8.%9"/>
+      <w:lvlJc w:val="left"/>
+      <w:pPr>
+        <w:ind w:left="5672" w:hanging="2520"/>
+      </w:pPr>
+      <w:rPr>
+        <w:rFonts w:hint="default"/>
+      </w:rPr>
+    </w:lvl>
+  </w:abstractNum>
   <w:num w:numId="1" w16cid:durableId="911240189">
     <w:abstractNumId w:val="1"/>
   </w:num>
   <w:num w:numId="2" w16cid:durableId="396636423">
+    <w:abstractNumId w:val="12"/>
+  </w:num>
+  <w:num w:numId="3" w16cid:durableId="1177230711">
+    <w:abstractNumId w:val="7"/>
+  </w:num>
+  <w:num w:numId="4" w16cid:durableId="797265899">
+    <w:abstractNumId w:val="11"/>
+  </w:num>
+  <w:num w:numId="5" w16cid:durableId="1092971111">
+    <w:abstractNumId w:val="18"/>
+  </w:num>
+  <w:num w:numId="6" w16cid:durableId="1633049345">
+    <w:abstractNumId w:val="25"/>
+  </w:num>
+  <w:num w:numId="7" w16cid:durableId="74866806">
+    <w:abstractNumId w:val="21"/>
+  </w:num>
+  <w:num w:numId="8" w16cid:durableId="1991249482">
+    <w:abstractNumId w:val="23"/>
+  </w:num>
+  <w:num w:numId="9" w16cid:durableId="1836798905">
+    <w:abstractNumId w:val="6"/>
+  </w:num>
+  <w:num w:numId="10" w16cid:durableId="1041319205">
+    <w:abstractNumId w:val="20"/>
+  </w:num>
+  <w:num w:numId="11" w16cid:durableId="591857829">
+    <w:abstractNumId w:val="16"/>
+  </w:num>
+  <w:num w:numId="12" w16cid:durableId="1789932001">
+    <w:abstractNumId w:val="9"/>
+  </w:num>
+  <w:num w:numId="13" w16cid:durableId="646934439">
+    <w:abstractNumId w:val="5"/>
+  </w:num>
+  <w:num w:numId="14" w16cid:durableId="1076317314">
+    <w:abstractNumId w:val="22"/>
+  </w:num>
+  <w:num w:numId="15" w16cid:durableId="1919165945">
     <w:abstractNumId w:val="10"/>
   </w:num>
-  <w:num w:numId="3" w16cid:durableId="1177230711">
-    <w:abstractNumId w:val="6"/>
-  </w:num>
-  <w:num w:numId="4" w16cid:durableId="797265899">
-    <w:abstractNumId w:val="9"/>
-  </w:num>
-  <w:num w:numId="5" w16cid:durableId="1092971111">
+  <w:num w:numId="16" w16cid:durableId="1368871942">
     <w:abstractNumId w:val="15"/>
   </w:num>
-  <w:num w:numId="6" w16cid:durableId="1633049345">
-    <w:abstractNumId w:val="21"/>
+  <w:num w:numId="17" w16cid:durableId="1017662224">
+    <w:abstractNumId w:val="24"/>
   </w:num>
-  <w:num w:numId="7" w16cid:durableId="74866806">
-    <w:abstractNumId w:val="17"/>
+  <w:num w:numId="18" w16cid:durableId="2170616">
+    <w:abstractNumId w:val="13"/>
   </w:num>
-  <w:num w:numId="8" w16cid:durableId="1991249482">
-    <w:abstractNumId w:val="19"/>
-  </w:num>
-  <w:num w:numId="9" w16cid:durableId="1836798905">
-    <w:abstractNumId w:val="5"/>
-  </w:num>
-  <w:num w:numId="10" w16cid:durableId="1041319205">
-    <w:abstractNumId w:val="16"/>
-  </w:num>
-  <w:num w:numId="11" w16cid:durableId="591857829">
-    <w:abstractNumId w:val="14"/>
-  </w:num>
-  <w:num w:numId="12" w16cid:durableId="1789932001">
-    <w:abstractNumId w:val="7"/>
-  </w:num>
-  <w:num w:numId="13" w16cid:durableId="646934439">
+  <w:num w:numId="19" w16cid:durableId="1705447174">
     <w:abstractNumId w:val="4"/>
   </w:num>
-  <w:num w:numId="14" w16cid:durableId="1076317314">
-    <w:abstractNumId w:val="18"/>
-  </w:num>
-  <w:num w:numId="15" w16cid:durableId="1919165945">
-    <w:abstractNumId w:val="8"/>
-  </w:num>
-  <w:num w:numId="16" w16cid:durableId="1368871942">
-    <w:abstractNumId w:val="13"/>
-  </w:num>
-  <w:num w:numId="17" w16cid:durableId="1017662224">
-    <w:abstractNumId w:val="20"/>
-  </w:num>
-  <w:num w:numId="18" w16cid:durableId="2170616">
-    <w:abstractNumId w:val="11"/>
-  </w:num>
-  <w:num w:numId="19" w16cid:durableId="1705447174">
-    <w:abstractNumId w:val="3"/>
-  </w:num>
   <w:num w:numId="20" w16cid:durableId="981037002">
-    <w:abstractNumId w:val="12"/>
+    <w:abstractNumId w:val="14"/>
   </w:num>
   <w:num w:numId="21" w16cid:durableId="1206256953">
     <w:abstractNumId w:val="2"/>
   </w:num>
   <w:num w:numId="22" w16cid:durableId="1749620356">
     <w:abstractNumId w:val="0"/>
+  </w:num>
+  <w:num w:numId="23" w16cid:durableId="961502087">
+    <w:abstractNumId w:val="3"/>
+  </w:num>
+  <w:num w:numId="24" w16cid:durableId="399905318">
+    <w:abstractNumId w:val="8"/>
+  </w:num>
+  <w:num w:numId="25" w16cid:durableId="1124621887">
+    <w:abstractNumId w:val="19"/>
+  </w:num>
+  <w:num w:numId="26" w16cid:durableId="1440447895">
+    <w:abstractNumId w:val="17"/>
   </w:num>
 </w:numbering>
 </file>
@@ -8195,6 +8822,7 @@
   <w:style w:type="character" w:default="1" w:styleId="Fontepargpadro">
     <w:name w:val="Default Paragraph Font"/>
     <w:uiPriority w:val="1"/>
+    <w:semiHidden/>
     <w:unhideWhenUsed/>
   </w:style>
   <w:style w:type="table" w:default="1" w:styleId="Tabelanormal">
@@ -8947,6 +9575,15 @@
 </file>
 
 <file path=customXml/item1.xml><?xml version="1.0" encoding="utf-8"?>
+<?mso-contentType ?>
+<FormTemplates xmlns="http://schemas.microsoft.com/sharepoint/v3/contenttype/forms">
+  <Display>DocumentLibraryForm</Display>
+  <Edit>DocumentLibraryForm</Edit>
+  <New>DocumentLibraryForm</New>
+</FormTemplates>
+</file>
+
+<file path=customXml/item2.xml><?xml version="1.0" encoding="utf-8"?>
 <ct:contentTypeSchema xmlns:ct="http://schemas.microsoft.com/office/2006/metadata/contentType" xmlns:ma="http://schemas.microsoft.com/office/2006/metadata/properties/metaAttributes" ct:_="" ma:_="" ma:contentTypeName="Document" ma:contentTypeID="0x010100A729CFA7192B0F4AA60BE2DF65F4BC74" ma:contentTypeVersion="9" ma:contentTypeDescription="Create a new document." ma:contentTypeScope="" ma:versionID="50aa8a0c676543e6958dd94f0c74afe3">
   <xsd:schema xmlns:xsd="http://www.w3.org/2001/XMLSchema" xmlns:xs="http://www.w3.org/2001/XMLSchema" xmlns:p="http://schemas.microsoft.com/office/2006/metadata/properties" xmlns:ns3="8497f9ae-9c71-438c-b553-1e6fe8b1acb0" targetNamespace="http://schemas.microsoft.com/office/2006/metadata/properties" ma:root="true" ma:fieldsID="1eb51a3c0f6b060b1f14c557f75a2104" ns3:_="">
     <xsd:import namespace="8497f9ae-9c71-438c-b553-1e6fe8b1acb0"/>
@@ -9122,16 +9759,11 @@
 </ct:contentTypeSchema>
 </file>
 
-<file path=customXml/item2.xml><?xml version="1.0" encoding="utf-8"?>
-<?mso-contentType ?>
-<FormTemplates xmlns="http://schemas.microsoft.com/sharepoint/v3/contenttype/forms">
-  <Display>DocumentLibraryForm</Display>
-  <Edit>DocumentLibraryForm</Edit>
-  <New>DocumentLibraryForm</New>
-</FormTemplates>
+<file path=customXml/item3.xml><?xml version="1.0" encoding="utf-8"?>
+<b:Sources xmlns:b="http://schemas.openxmlformats.org/officeDocument/2006/bibliography" xmlns="http://schemas.openxmlformats.org/officeDocument/2006/bibliography" SelectedStyle="\APASixthEditionOfficeOnline.xsl" StyleName="APA" Version="6"/>
 </file>
 
-<file path=customXml/item3.xml><?xml version="1.0" encoding="utf-8"?>
+<file path=customXml/item4.xml><?xml version="1.0" encoding="utf-8"?>
 <p:properties xmlns:p="http://schemas.microsoft.com/office/2006/metadata/properties" xmlns:xsi="http://www.w3.org/2001/XMLSchema-instance" xmlns:pc="http://schemas.microsoft.com/office/infopath/2007/PartnerControls">
   <documentManagement>
     <_activity xmlns="8497f9ae-9c71-438c-b553-1e6fe8b1acb0" xsi:nil="true"/>
@@ -9139,11 +9771,15 @@
 </p:properties>
 </file>
 
-<file path=customXml/item4.xml><?xml version="1.0" encoding="utf-8"?>
-<b:Sources xmlns:b="http://schemas.openxmlformats.org/officeDocument/2006/bibliography" xmlns="http://schemas.openxmlformats.org/officeDocument/2006/bibliography" SelectedStyle="\APASixthEditionOfficeOnline.xsl" StyleName="APA" Version="6"/>
+<file path=customXml/itemProps1.xml><?xml version="1.0" encoding="utf-8"?>
+<ds:datastoreItem xmlns:ds="http://schemas.openxmlformats.org/officeDocument/2006/customXml" ds:itemID="{1ECBDF51-AFAB-432B-8870-9D3A6D144CCF}">
+  <ds:schemaRefs>
+    <ds:schemaRef ds:uri="http://schemas.microsoft.com/sharepoint/v3/contenttype/forms"/>
+  </ds:schemaRefs>
+</ds:datastoreItem>
 </file>
 
-<file path=customXml/itemProps1.xml><?xml version="1.0" encoding="utf-8"?>
+<file path=customXml/itemProps2.xml><?xml version="1.0" encoding="utf-8"?>
 <ds:datastoreItem xmlns:ds="http://schemas.openxmlformats.org/officeDocument/2006/customXml" ds:itemID="{5AF0D3E7-0F3C-4842-8E6B-8233D9B32D82}">
   <ds:schemaRefs>
     <ds:schemaRef ds:uri="http://schemas.microsoft.com/office/2006/metadata/contentType"/>
@@ -9161,34 +9797,20 @@
 </ds:datastoreItem>
 </file>
 
-<file path=customXml/itemProps2.xml><?xml version="1.0" encoding="utf-8"?>
-<ds:datastoreItem xmlns:ds="http://schemas.openxmlformats.org/officeDocument/2006/customXml" ds:itemID="{1ECBDF51-AFAB-432B-8870-9D3A6D144CCF}">
+<file path=customXml/itemProps3.xml><?xml version="1.0" encoding="utf-8"?>
+<ds:datastoreItem xmlns:ds="http://schemas.openxmlformats.org/officeDocument/2006/customXml" ds:itemID="{AD48E7C7-43C3-4A40-88E1-14836D74E092}">
   <ds:schemaRefs>
-    <ds:schemaRef ds:uri="http://schemas.microsoft.com/sharepoint/v3/contenttype/forms"/>
-  </ds:schemaRefs>
-</ds:datastoreItem>
-</file>
-
-<file path=customXml/itemProps3.xml><?xml version="1.0" encoding="utf-8"?>
-<ds:datastoreItem xmlns:ds="http://schemas.openxmlformats.org/officeDocument/2006/customXml" ds:itemID="{903205B8-9C1D-454C-9703-FE7EAAAECBF5}">
-  <ds:schemaRefs>
-    <ds:schemaRef ds:uri="http://schemas.microsoft.com/office/2006/metadata/properties"/>
-    <ds:schemaRef ds:uri="http://schemas.microsoft.com/office/infopath/2007/PartnerControls"/>
-    <ds:schemaRef ds:uri="http://purl.org/dc/dcmitype/"/>
-    <ds:schemaRef ds:uri="8497f9ae-9c71-438c-b553-1e6fe8b1acb0"/>
-    <ds:schemaRef ds:uri="http://www.w3.org/XML/1998/namespace"/>
-    <ds:schemaRef ds:uri="http://purl.org/dc/elements/1.1/"/>
-    <ds:schemaRef ds:uri="http://schemas.microsoft.com/office/2006/documentManagement/types"/>
-    <ds:schemaRef ds:uri="http://schemas.openxmlformats.org/package/2006/metadata/core-properties"/>
-    <ds:schemaRef ds:uri="http://purl.org/dc/terms/"/>
+    <ds:schemaRef ds:uri="http://schemas.openxmlformats.org/officeDocument/2006/bibliography"/>
   </ds:schemaRefs>
 </ds:datastoreItem>
 </file>
 
 <file path=customXml/itemProps4.xml><?xml version="1.0" encoding="utf-8"?>
-<ds:datastoreItem xmlns:ds="http://schemas.openxmlformats.org/officeDocument/2006/customXml" ds:itemID="{AD48E7C7-43C3-4A40-88E1-14836D74E092}">
+<ds:datastoreItem xmlns:ds="http://schemas.openxmlformats.org/officeDocument/2006/customXml" ds:itemID="{903205B8-9C1D-454C-9703-FE7EAAAECBF5}">
   <ds:schemaRefs>
-    <ds:schemaRef ds:uri="http://schemas.openxmlformats.org/officeDocument/2006/bibliography"/>
+    <ds:schemaRef ds:uri="http://schemas.microsoft.com/office/2006/metadata/properties"/>
+    <ds:schemaRef ds:uri="http://schemas.microsoft.com/office/infopath/2007/PartnerControls"/>
+    <ds:schemaRef ds:uri="8497f9ae-9c71-438c-b553-1e6fe8b1acb0"/>
   </ds:schemaRefs>
 </ds:datastoreItem>
 </file>
--- a/Documentação/Documentação Projeto Individual.docx
+++ b/Documentação/Documentação Projeto Individual.docx
@@ -333,6 +333,15 @@
     <w:p/>
     <w:sdt>
       <w:sdtPr>
+        <w:rPr>
+          <w:rFonts w:asciiTheme="minorHAnsi" w:eastAsiaTheme="minorHAnsi" w:hAnsiTheme="minorHAnsi" w:cstheme="minorBidi"/>
+          <w:bCs w:val="0"/>
+          <w:color w:val="auto"/>
+          <w:kern w:val="2"/>
+          <w:szCs w:val="22"/>
+          <w:lang w:eastAsia="en-US"/>
+          <w14:ligatures w14:val="standardContextual"/>
+        </w:rPr>
         <w:id w:val="-244583453"/>
         <w:docPartObj>
           <w:docPartGallery w:val="Table of Contents"/>
@@ -341,13 +350,7 @@
       </w:sdtPr>
       <w:sdtEndPr>
         <w:rPr>
-          <w:rFonts w:asciiTheme="minorHAnsi" w:eastAsiaTheme="minorHAnsi" w:hAnsiTheme="minorHAnsi" w:cstheme="minorBidi"/>
           <w:b/>
-          <w:color w:val="auto"/>
-          <w:kern w:val="2"/>
-          <w:szCs w:val="22"/>
-          <w:lang w:eastAsia="en-US"/>
-          <w14:ligatures w14:val="standardContextual"/>
         </w:rPr>
       </w:sdtEndPr>
       <w:sdtContent>
@@ -384,7 +387,7 @@
           <w:r>
             <w:fldChar w:fldCharType="separate"/>
           </w:r>
-          <w:hyperlink w:anchor="_Toc213700190" w:history="1">
+          <w:hyperlink w:anchor="_Toc216010124" w:history="1">
             <w:r>
               <w:rPr>
                 <w:rStyle w:val="Hyperlink"/>
@@ -411,7 +414,7 @@
                 <w:noProof/>
                 <w:webHidden/>
               </w:rPr>
-              <w:instrText xml:space="preserve"> PAGEREF _Toc213700190 \h </w:instrText>
+              <w:instrText xml:space="preserve"> PAGEREF _Toc216010124 \h </w:instrText>
             </w:r>
             <w:r>
               <w:rPr>
@@ -458,7 +461,7 @@
               <w14:ligatures w14:val="standardContextual"/>
             </w:rPr>
           </w:pPr>
-          <w:hyperlink w:anchor="_Toc213700191" w:history="1">
+          <w:hyperlink w:anchor="_Toc216010125" w:history="1">
             <w:r>
               <w:rPr>
                 <w:rStyle w:val="Hyperlink"/>
@@ -485,7 +488,7 @@
                 <w:noProof/>
                 <w:webHidden/>
               </w:rPr>
-              <w:instrText xml:space="preserve"> PAGEREF _Toc213700191 \h </w:instrText>
+              <w:instrText xml:space="preserve"> PAGEREF _Toc216010125 \h </w:instrText>
             </w:r>
             <w:r>
               <w:rPr>
@@ -532,7 +535,7 @@
               <w14:ligatures w14:val="standardContextual"/>
             </w:rPr>
           </w:pPr>
-          <w:hyperlink w:anchor="_Toc213700192" w:history="1">
+          <w:hyperlink w:anchor="_Toc216010126" w:history="1">
             <w:r>
               <w:rPr>
                 <w:rStyle w:val="Hyperlink"/>
@@ -559,7 +562,7 @@
                 <w:noProof/>
                 <w:webHidden/>
               </w:rPr>
-              <w:instrText xml:space="preserve"> PAGEREF _Toc213700192 \h </w:instrText>
+              <w:instrText xml:space="preserve"> PAGEREF _Toc216010126 \h </w:instrText>
             </w:r>
             <w:r>
               <w:rPr>
@@ -606,7 +609,7 @@
               <w14:ligatures w14:val="standardContextual"/>
             </w:rPr>
           </w:pPr>
-          <w:hyperlink w:anchor="_Toc213700193" w:history="1">
+          <w:hyperlink w:anchor="_Toc216010127" w:history="1">
             <w:r>
               <w:rPr>
                 <w:rStyle w:val="Hyperlink"/>
@@ -633,7 +636,7 @@
                 <w:noProof/>
                 <w:webHidden/>
               </w:rPr>
-              <w:instrText xml:space="preserve"> PAGEREF _Toc213700193 \h </w:instrText>
+              <w:instrText xml:space="preserve"> PAGEREF _Toc216010127 \h </w:instrText>
             </w:r>
             <w:r>
               <w:rPr>
@@ -681,7 +684,7 @@
               <w14:ligatures w14:val="standardContextual"/>
             </w:rPr>
           </w:pPr>
-          <w:hyperlink w:anchor="_Toc213700194" w:history="1">
+          <w:hyperlink w:anchor="_Toc216010128" w:history="1">
             <w:r>
               <w:rPr>
                 <w:rStyle w:val="Hyperlink"/>
@@ -727,7 +730,7 @@
                 <w:noProof/>
                 <w:webHidden/>
               </w:rPr>
-              <w:instrText xml:space="preserve"> PAGEREF _Toc213700194 \h </w:instrText>
+              <w:instrText xml:space="preserve"> PAGEREF _Toc216010128 \h </w:instrText>
             </w:r>
             <w:r>
               <w:rPr>
@@ -775,7 +778,7 @@
               <w14:ligatures w14:val="standardContextual"/>
             </w:rPr>
           </w:pPr>
-          <w:hyperlink w:anchor="_Toc213700195" w:history="1">
+          <w:hyperlink w:anchor="_Toc216010129" w:history="1">
             <w:r>
               <w:rPr>
                 <w:rStyle w:val="Hyperlink"/>
@@ -821,7 +824,7 @@
                 <w:noProof/>
                 <w:webHidden/>
               </w:rPr>
-              <w:instrText xml:space="preserve"> PAGEREF _Toc213700195 \h </w:instrText>
+              <w:instrText xml:space="preserve"> PAGEREF _Toc216010129 \h </w:instrText>
             </w:r>
             <w:r>
               <w:rPr>
@@ -869,7 +872,7 @@
               <w14:ligatures w14:val="standardContextual"/>
             </w:rPr>
           </w:pPr>
-          <w:hyperlink w:anchor="_Toc213700196" w:history="1">
+          <w:hyperlink w:anchor="_Toc216010130" w:history="1">
             <w:r>
               <w:rPr>
                 <w:rStyle w:val="Hyperlink"/>
@@ -915,7 +918,7 @@
                 <w:noProof/>
                 <w:webHidden/>
               </w:rPr>
-              <w:instrText xml:space="preserve"> PAGEREF _Toc213700196 \h </w:instrText>
+              <w:instrText xml:space="preserve"> PAGEREF _Toc216010130 \h </w:instrText>
             </w:r>
             <w:r>
               <w:rPr>
@@ -963,7 +966,7 @@
               <w14:ligatures w14:val="standardContextual"/>
             </w:rPr>
           </w:pPr>
-          <w:hyperlink w:anchor="_Toc213700197" w:history="1">
+          <w:hyperlink w:anchor="_Toc216010131" w:history="1">
             <w:r>
               <w:rPr>
                 <w:rStyle w:val="Hyperlink"/>
@@ -1009,7 +1012,7 @@
                 <w:noProof/>
                 <w:webHidden/>
               </w:rPr>
-              <w:instrText xml:space="preserve"> PAGEREF _Toc213700197 \h </w:instrText>
+              <w:instrText xml:space="preserve"> PAGEREF _Toc216010131 \h </w:instrText>
             </w:r>
             <w:r>
               <w:rPr>
@@ -1057,7 +1060,7 @@
               <w14:ligatures w14:val="standardContextual"/>
             </w:rPr>
           </w:pPr>
-          <w:hyperlink w:anchor="_Toc213700198" w:history="1">
+          <w:hyperlink w:anchor="_Toc216010132" w:history="1">
             <w:r>
               <w:rPr>
                 <w:rStyle w:val="Hyperlink"/>
@@ -1103,7 +1106,7 @@
                 <w:noProof/>
                 <w:webHidden/>
               </w:rPr>
-              <w:instrText xml:space="preserve"> PAGEREF _Toc213700198 \h </w:instrText>
+              <w:instrText xml:space="preserve"> PAGEREF _Toc216010132 \h </w:instrText>
             </w:r>
             <w:r>
               <w:rPr>
@@ -1151,7 +1154,7 @@
               <w14:ligatures w14:val="standardContextual"/>
             </w:rPr>
           </w:pPr>
-          <w:hyperlink w:anchor="_Toc213700199" w:history="1">
+          <w:hyperlink w:anchor="_Toc216010133" w:history="1">
             <w:r>
               <w:rPr>
                 <w:rStyle w:val="Hyperlink"/>
@@ -1197,7 +1200,7 @@
                 <w:noProof/>
                 <w:webHidden/>
               </w:rPr>
-              <w:instrText xml:space="preserve"> PAGEREF _Toc213700199 \h </w:instrText>
+              <w:instrText xml:space="preserve"> PAGEREF _Toc216010133 \h </w:instrText>
             </w:r>
             <w:r>
               <w:rPr>
@@ -1245,7 +1248,7 @@
               <w14:ligatures w14:val="standardContextual"/>
             </w:rPr>
           </w:pPr>
-          <w:hyperlink w:anchor="_Toc213700200" w:history="1">
+          <w:hyperlink w:anchor="_Toc216010134" w:history="1">
             <w:r>
               <w:rPr>
                 <w:rStyle w:val="Hyperlink"/>
@@ -1291,7 +1294,7 @@
                 <w:noProof/>
                 <w:webHidden/>
               </w:rPr>
-              <w:instrText xml:space="preserve"> PAGEREF _Toc213700200 \h </w:instrText>
+              <w:instrText xml:space="preserve"> PAGEREF _Toc216010134 \h </w:instrText>
             </w:r>
             <w:r>
               <w:rPr>
@@ -1339,7 +1342,7 @@
               <w14:ligatures w14:val="standardContextual"/>
             </w:rPr>
           </w:pPr>
-          <w:hyperlink w:anchor="_Toc213700201" w:history="1">
+          <w:hyperlink w:anchor="_Toc216010135" w:history="1">
             <w:r>
               <w:rPr>
                 <w:rStyle w:val="Hyperlink"/>
@@ -1385,7 +1388,7 @@
                 <w:noProof/>
                 <w:webHidden/>
               </w:rPr>
-              <w:instrText xml:space="preserve"> PAGEREF _Toc213700201 \h </w:instrText>
+              <w:instrText xml:space="preserve"> PAGEREF _Toc216010135 \h </w:instrText>
             </w:r>
             <w:r>
               <w:rPr>
@@ -1406,6 +1409,382 @@
                 <w:webHidden/>
               </w:rPr>
               <w:t>17</w:t>
+            </w:r>
+            <w:r>
+              <w:rPr>
+                <w:noProof/>
+                <w:webHidden/>
+              </w:rPr>
+              <w:fldChar w:fldCharType="end"/>
+            </w:r>
+          </w:hyperlink>
+        </w:p>
+        <w:p>
+          <w:pPr>
+            <w:pStyle w:val="Sumrio1"/>
+            <w:tabs>
+              <w:tab w:val="left" w:pos="720"/>
+              <w:tab w:val="right" w:leader="dot" w:pos="8494"/>
+            </w:tabs>
+            <w:rPr>
+              <w:rFonts w:cstheme="minorBidi"/>
+              <w:noProof/>
+              <w:color w:val="auto"/>
+              <w:kern w:val="2"/>
+              <w:sz w:val="24"/>
+              <w:szCs w:val="24"/>
+              <w14:ligatures w14:val="standardContextual"/>
+            </w:rPr>
+          </w:pPr>
+          <w:hyperlink w:anchor="_Toc216010136" w:history="1">
+            <w:r>
+              <w:rPr>
+                <w:rStyle w:val="Hyperlink"/>
+                <w:noProof/>
+              </w:rPr>
+              <w:t>6.</w:t>
+            </w:r>
+            <w:r>
+              <w:rPr>
+                <w:rFonts w:cstheme="minorBidi"/>
+                <w:noProof/>
+                <w:color w:val="auto"/>
+                <w:kern w:val="2"/>
+                <w:sz w:val="24"/>
+                <w:szCs w:val="24"/>
+                <w14:ligatures w14:val="standardContextual"/>
+              </w:rPr>
+              <w:tab/>
+            </w:r>
+            <w:r>
+              <w:rPr>
+                <w:rStyle w:val="Hyperlink"/>
+                <w:noProof/>
+              </w:rPr>
+              <w:t>Diagrama de Negócio e Funcionamento</w:t>
+            </w:r>
+            <w:r>
+              <w:rPr>
+                <w:noProof/>
+                <w:webHidden/>
+              </w:rPr>
+              <w:tab/>
+            </w:r>
+            <w:r>
+              <w:rPr>
+                <w:noProof/>
+                <w:webHidden/>
+              </w:rPr>
+              <w:fldChar w:fldCharType="begin"/>
+            </w:r>
+            <w:r>
+              <w:rPr>
+                <w:noProof/>
+                <w:webHidden/>
+              </w:rPr>
+              <w:instrText xml:space="preserve"> PAGEREF _Toc216010136 \h </w:instrText>
+            </w:r>
+            <w:r>
+              <w:rPr>
+                <w:noProof/>
+                <w:webHidden/>
+              </w:rPr>
+            </w:r>
+            <w:r>
+              <w:rPr>
+                <w:noProof/>
+                <w:webHidden/>
+              </w:rPr>
+              <w:fldChar w:fldCharType="separate"/>
+            </w:r>
+            <w:r>
+              <w:rPr>
+                <w:noProof/>
+                <w:webHidden/>
+              </w:rPr>
+              <w:t>18</w:t>
+            </w:r>
+            <w:r>
+              <w:rPr>
+                <w:noProof/>
+                <w:webHidden/>
+              </w:rPr>
+              <w:fldChar w:fldCharType="end"/>
+            </w:r>
+          </w:hyperlink>
+        </w:p>
+        <w:p>
+          <w:pPr>
+            <w:pStyle w:val="Sumrio1"/>
+            <w:tabs>
+              <w:tab w:val="left" w:pos="720"/>
+              <w:tab w:val="right" w:leader="dot" w:pos="8494"/>
+            </w:tabs>
+            <w:rPr>
+              <w:rFonts w:cstheme="minorBidi"/>
+              <w:noProof/>
+              <w:color w:val="auto"/>
+              <w:kern w:val="2"/>
+              <w:sz w:val="24"/>
+              <w:szCs w:val="24"/>
+              <w14:ligatures w14:val="standardContextual"/>
+            </w:rPr>
+          </w:pPr>
+          <w:hyperlink w:anchor="_Toc216010137" w:history="1">
+            <w:r>
+              <w:rPr>
+                <w:rStyle w:val="Hyperlink"/>
+                <w:noProof/>
+              </w:rPr>
+              <w:t>7.</w:t>
+            </w:r>
+            <w:r>
+              <w:rPr>
+                <w:rFonts w:cstheme="minorBidi"/>
+                <w:noProof/>
+                <w:color w:val="auto"/>
+                <w:kern w:val="2"/>
+                <w:sz w:val="24"/>
+                <w:szCs w:val="24"/>
+                <w14:ligatures w14:val="standardContextual"/>
+              </w:rPr>
+              <w:tab/>
+            </w:r>
+            <w:r>
+              <w:rPr>
+                <w:rStyle w:val="Hyperlink"/>
+                <w:noProof/>
+              </w:rPr>
+              <w:t>Diagrama de Solução Técnica</w:t>
+            </w:r>
+            <w:r>
+              <w:rPr>
+                <w:noProof/>
+                <w:webHidden/>
+              </w:rPr>
+              <w:tab/>
+            </w:r>
+            <w:r>
+              <w:rPr>
+                <w:noProof/>
+                <w:webHidden/>
+              </w:rPr>
+              <w:fldChar w:fldCharType="begin"/>
+            </w:r>
+            <w:r>
+              <w:rPr>
+                <w:noProof/>
+                <w:webHidden/>
+              </w:rPr>
+              <w:instrText xml:space="preserve"> PAGEREF _Toc216010137 \h </w:instrText>
+            </w:r>
+            <w:r>
+              <w:rPr>
+                <w:noProof/>
+                <w:webHidden/>
+              </w:rPr>
+            </w:r>
+            <w:r>
+              <w:rPr>
+                <w:noProof/>
+                <w:webHidden/>
+              </w:rPr>
+              <w:fldChar w:fldCharType="separate"/>
+            </w:r>
+            <w:r>
+              <w:rPr>
+                <w:noProof/>
+                <w:webHidden/>
+              </w:rPr>
+              <w:t>18</w:t>
+            </w:r>
+            <w:r>
+              <w:rPr>
+                <w:noProof/>
+                <w:webHidden/>
+              </w:rPr>
+              <w:fldChar w:fldCharType="end"/>
+            </w:r>
+          </w:hyperlink>
+        </w:p>
+        <w:p>
+          <w:pPr>
+            <w:pStyle w:val="Sumrio1"/>
+            <w:tabs>
+              <w:tab w:val="left" w:pos="720"/>
+              <w:tab w:val="right" w:leader="dot" w:pos="8494"/>
+            </w:tabs>
+            <w:rPr>
+              <w:rFonts w:cstheme="minorBidi"/>
+              <w:noProof/>
+              <w:color w:val="auto"/>
+              <w:kern w:val="2"/>
+              <w:sz w:val="24"/>
+              <w:szCs w:val="24"/>
+              <w14:ligatures w14:val="standardContextual"/>
+            </w:rPr>
+          </w:pPr>
+          <w:hyperlink w:anchor="_Toc216010138" w:history="1">
+            <w:r>
+              <w:rPr>
+                <w:rStyle w:val="Hyperlink"/>
+                <w:noProof/>
+              </w:rPr>
+              <w:t>8.</w:t>
+            </w:r>
+            <w:r>
+              <w:rPr>
+                <w:rFonts w:cstheme="minorBidi"/>
+                <w:noProof/>
+                <w:color w:val="auto"/>
+                <w:kern w:val="2"/>
+                <w:sz w:val="24"/>
+                <w:szCs w:val="24"/>
+                <w14:ligatures w14:val="standardContextual"/>
+              </w:rPr>
+              <w:tab/>
+            </w:r>
+            <w:r>
+              <w:rPr>
+                <w:rStyle w:val="Hyperlink"/>
+                <w:noProof/>
+              </w:rPr>
+              <w:t>Metodologia Scrum</w:t>
+            </w:r>
+            <w:r>
+              <w:rPr>
+                <w:noProof/>
+                <w:webHidden/>
+              </w:rPr>
+              <w:tab/>
+            </w:r>
+            <w:r>
+              <w:rPr>
+                <w:noProof/>
+                <w:webHidden/>
+              </w:rPr>
+              <w:fldChar w:fldCharType="begin"/>
+            </w:r>
+            <w:r>
+              <w:rPr>
+                <w:noProof/>
+                <w:webHidden/>
+              </w:rPr>
+              <w:instrText xml:space="preserve"> PAGEREF _Toc216010138 \h </w:instrText>
+            </w:r>
+            <w:r>
+              <w:rPr>
+                <w:noProof/>
+                <w:webHidden/>
+              </w:rPr>
+            </w:r>
+            <w:r>
+              <w:rPr>
+                <w:noProof/>
+                <w:webHidden/>
+              </w:rPr>
+              <w:fldChar w:fldCharType="separate"/>
+            </w:r>
+            <w:r>
+              <w:rPr>
+                <w:noProof/>
+                <w:webHidden/>
+              </w:rPr>
+              <w:t>20</w:t>
+            </w:r>
+            <w:r>
+              <w:rPr>
+                <w:noProof/>
+                <w:webHidden/>
+              </w:rPr>
+              <w:fldChar w:fldCharType="end"/>
+            </w:r>
+          </w:hyperlink>
+        </w:p>
+        <w:p>
+          <w:pPr>
+            <w:pStyle w:val="Sumrio1"/>
+            <w:tabs>
+              <w:tab w:val="left" w:pos="720"/>
+              <w:tab w:val="right" w:leader="dot" w:pos="8494"/>
+            </w:tabs>
+            <w:rPr>
+              <w:rFonts w:cstheme="minorBidi"/>
+              <w:noProof/>
+              <w:color w:val="auto"/>
+              <w:kern w:val="2"/>
+              <w:sz w:val="24"/>
+              <w:szCs w:val="24"/>
+              <w14:ligatures w14:val="standardContextual"/>
+            </w:rPr>
+          </w:pPr>
+          <w:hyperlink w:anchor="_Toc216010139" w:history="1">
+            <w:r>
+              <w:rPr>
+                <w:rStyle w:val="Hyperlink"/>
+                <w:noProof/>
+              </w:rPr>
+              <w:t>9.</w:t>
+            </w:r>
+            <w:r>
+              <w:rPr>
+                <w:rFonts w:cstheme="minorBidi"/>
+                <w:noProof/>
+                <w:color w:val="auto"/>
+                <w:kern w:val="2"/>
+                <w:sz w:val="24"/>
+                <w:szCs w:val="24"/>
+                <w14:ligatures w14:val="standardContextual"/>
+              </w:rPr>
+              <w:tab/>
+            </w:r>
+            <w:r>
+              <w:rPr>
+                <w:rStyle w:val="Hyperlink"/>
+                <w:noProof/>
+              </w:rPr>
+              <w:t>Metodologia Scrum</w:t>
+            </w:r>
+            <w:r>
+              <w:rPr>
+                <w:noProof/>
+                <w:webHidden/>
+              </w:rPr>
+              <w:tab/>
+            </w:r>
+            <w:r>
+              <w:rPr>
+                <w:noProof/>
+                <w:webHidden/>
+              </w:rPr>
+              <w:fldChar w:fldCharType="begin"/>
+            </w:r>
+            <w:r>
+              <w:rPr>
+                <w:noProof/>
+                <w:webHidden/>
+              </w:rPr>
+              <w:instrText xml:space="preserve"> PAGEREF _Toc216010139 \h </w:instrText>
+            </w:r>
+            <w:r>
+              <w:rPr>
+                <w:noProof/>
+                <w:webHidden/>
+              </w:rPr>
+            </w:r>
+            <w:r>
+              <w:rPr>
+                <w:noProof/>
+                <w:webHidden/>
+              </w:rPr>
+              <w:fldChar w:fldCharType="separate"/>
+            </w:r>
+            <w:r>
+              <w:rPr>
+                <w:noProof/>
+                <w:webHidden/>
+              </w:rPr>
+              <w:t>20</w:t>
             </w:r>
             <w:r>
               <w:rPr>
@@ -1432,7 +1811,7 @@
               <w14:ligatures w14:val="standardContextual"/>
             </w:rPr>
           </w:pPr>
-          <w:hyperlink w:anchor="_Toc213700202" w:history="1">
+          <w:hyperlink w:anchor="_Toc216010140" w:history="1">
             <w:r>
               <w:rPr>
                 <w:rStyle w:val="Hyperlink"/>
@@ -1459,7 +1838,7 @@
                 <w:noProof/>
                 <w:webHidden/>
               </w:rPr>
-              <w:instrText xml:space="preserve"> PAGEREF _Toc213700202 \h </w:instrText>
+              <w:instrText xml:space="preserve"> PAGEREF _Toc216010140 \h </w:instrText>
             </w:r>
             <w:r>
               <w:rPr>
@@ -1479,7 +1858,7 @@
                 <w:noProof/>
                 <w:webHidden/>
               </w:rPr>
-              <w:t>18</w:t>
+              <w:t>22</w:t>
             </w:r>
             <w:r>
               <w:rPr>
@@ -1503,16 +1882,11 @@
     </w:sdt>
     <w:p/>
     <w:p/>
-    <w:p/>
-    <w:p/>
-    <w:p/>
-    <w:p/>
-    <w:p/>
     <w:p>
       <w:pPr>
         <w:pStyle w:val="Ttulo1"/>
       </w:pPr>
-      <w:bookmarkStart w:id="1" w:name="_Toc213700190"/>
+      <w:bookmarkStart w:id="1" w:name="_Toc216010124"/>
       <w:r>
         <w:lastRenderedPageBreak/>
         <w:t>1.</w:t>
@@ -1530,7 +1904,7 @@
         <w:pStyle w:val="Ttulo2"/>
         <w:ind w:left="709"/>
       </w:pPr>
-      <w:bookmarkStart w:id="2" w:name="_Toc213700191"/>
+      <w:bookmarkStart w:id="2" w:name="_Toc216010125"/>
       <w:r>
         <w:t>1.1 Animes no Brasil</w:t>
       </w:r>
@@ -1541,28 +1915,13 @@
         <w:tab/>
       </w:r>
       <w:r>
-        <w:t xml:space="preserve">O Brasil possui uma das maiores comunidades consumidores de anime no mundo, destacando-se como o </w:t>
-      </w:r>
-      <w:r>
-        <w:t>3</w:t>
-      </w:r>
-      <w:r>
-        <w:t xml:space="preserve">º </w:t>
-      </w:r>
-      <w:r>
-        <w:t>maior mercado de animes fora a China e o Japão, ficando atrás apenas dos Estados Unidos e da Índia</w:t>
-      </w:r>
-      <w:r>
-        <w:t xml:space="preserve">. Esse crescimento se intensificou com a popularização de serviços de </w:t>
+        <w:t xml:space="preserve">O Brasil possui uma das maiores comunidades consumidores de anime no mundo, destacando-se como o 3º maior mercado de animes fora a China e o Japão, ficando atrás apenas dos Estados Unidos e da Índia. Esse crescimento se intensificou com a popularização de serviços de </w:t>
       </w:r>
       <w:r>
         <w:t>streaming,</w:t>
       </w:r>
       <w:r>
-        <w:t xml:space="preserve"> pandemia e </w:t>
-      </w:r>
-      <w:r>
-        <w:t>a ampliação do acesso à internet, tornando o anime uma forma de entretenimento presente no cotidiano dos jovens brasileiros. A difusão e o engajamento em torno dessa mídia são reforçados por eventos culturais, como o Anime Friends, que reúne milhares de fãs todos os anos, demonstrando a força desse segmento no país.</w:t>
+        <w:t xml:space="preserve"> pandemia e a ampliação do acesso à internet, tornando o anime uma forma de entretenimento presente no cotidiano dos jovens brasileiros. A difusão e o engajamento em torno dessa mídia são reforçados por eventos culturais, como o Anime Friends, que reúne milhares de fãs todos os anos, demonstrando a força desse segmento no país.</w:t>
       </w:r>
     </w:p>
     <w:p>
@@ -1657,8 +2016,6 @@
     <w:p>
       <w:r>
         <w:tab/>
-      </w:r>
-      <w:r>
         <w:t xml:space="preserve">A presença dos animes na televisão aberta desde os anos 1990, com títulos como Dragon Ball, Pokémon e Cavaleiros do Zodíaco, contribuiu para criar uma base de fãs sólida, que hoje alcança diferentes gerações. Com o avanço das plataformas </w:t>
       </w:r>
       <w:r>
@@ -1886,57 +2243,39 @@
           <w:sz w:val="24"/>
           <w:szCs w:val="24"/>
         </w:rPr>
-        <w:t xml:space="preserve"> </w:t>
+        <w:t xml:space="preserve"> –</w:t>
       </w:r>
       <w:r>
         <w:rPr>
           <w:sz w:val="24"/>
           <w:szCs w:val="24"/>
         </w:rPr>
-        <w:t>–</w:t>
+        <w:t xml:space="preserve"> Anime</w:t>
       </w:r>
       <w:r>
         <w:rPr>
           <w:sz w:val="24"/>
           <w:szCs w:val="24"/>
         </w:rPr>
-        <w:t xml:space="preserve"> Anime</w:t>
+        <w:t xml:space="preserve"> Pokémon</w:t>
       </w:r>
       <w:r>
         <w:rPr>
           <w:sz w:val="24"/>
           <w:szCs w:val="24"/>
         </w:rPr>
-        <w:t xml:space="preserve"> </w:t>
-      </w:r>
-      <w:r>
-        <w:rPr>
-          <w:sz w:val="24"/>
-          <w:szCs w:val="24"/>
-        </w:rPr>
-        <w:t>Pokémon</w:t>
-      </w:r>
-      <w:r>
-        <w:rPr>
-          <w:sz w:val="24"/>
-          <w:szCs w:val="24"/>
-        </w:rPr>
         <w:t xml:space="preserve"> lançado em 1996</w:t>
       </w:r>
     </w:p>
     <w:p>
       <w:r>
         <w:tab/>
-      </w:r>
-      <w:r>
         <w:t>Do ponto de vista de mercado, a influência econômica dos animes no Brasil é igualmente expressiva. Empresas de streaming confirmam que o país está entre os maiores consumidores de produções japonesas em suas plataformas, fazendo com que o licenciamento de títulos se torne cada vez mais frequente. Além disso, franquias de anime movimentam a indústria de produtos derivados, jogos e cinema, gerando impacto direto na economia do entretenimento.</w:t>
       </w:r>
     </w:p>
     <w:p>
       <w:r>
         <w:tab/>
-      </w:r>
-      <w:r>
         <w:t xml:space="preserve">Culturalmente, os animes desempenham um papel significativo na formação </w:t>
       </w:r>
       <w:r>
@@ -1967,7 +2306,7 @@
         <w:pStyle w:val="Ttulo2"/>
         <w:ind w:left="709"/>
       </w:pPr>
-      <w:bookmarkStart w:id="3" w:name="_Toc213700192"/>
+      <w:bookmarkStart w:id="3" w:name="_Toc216010126"/>
       <w:r>
         <w:t>1.</w:t>
       </w:r>
@@ -1985,10 +2324,7 @@
         <w:t xml:space="preserve">os </w:t>
       </w:r>
       <w:r>
-        <w:t>A</w:t>
-      </w:r>
-      <w:r>
-        <w:t>nimes</w:t>
+        <w:t>Animes</w:t>
       </w:r>
       <w:bookmarkEnd w:id="3"/>
       <w:proofErr w:type="gramEnd"/>
@@ -2007,16 +2343,12 @@
     <w:p>
       <w:r>
         <w:tab/>
-      </w:r>
-      <w:r>
         <w:t>Os animes também funcionam como ferramenta de representação emocional. O público se identifica com os conflitos internos dos personagens e passa a refletir sobre os próprios sentimentos, estratégias de enfrentamento e modos de se relacionar com o mundo ao redor. Esse processo pode contribuir para a regulação emocional, empatia e amadurecimento psicológico. A ficção torna-se então um meio seguro para explorar emoções intensas e desenvolver habilidades socioemocionais.</w:t>
       </w:r>
     </w:p>
     <w:p>
       <w:r>
         <w:tab/>
-      </w:r>
-      <w:r>
         <w:t xml:space="preserve">Além disso, a Psicologia Social destaca o papel da </w:t>
       </w:r>
       <w:r>
@@ -2033,8 +2365,6 @@
     <w:p>
       <w:r>
         <w:tab/>
-      </w:r>
-      <w:r>
         <w:t>Portanto, a relação entre Psicologia e animes é sólida: ao mesmo tempo que as obras animadas retratam sentimentos complexos da vida humana, também ajudam seus fãs a compreenderem mais sobre quem são, o que sentem e como podem lidar com suas próprias batalhas emocionais. Isso reforça a importância desse tipo de conteúdo cultural para o desenvolvimento pessoal dos jovens brasileiros.</w:t>
       </w:r>
     </w:p>
@@ -2043,7 +2373,7 @@
         <w:pStyle w:val="Ttulo2"/>
         <w:ind w:left="709"/>
       </w:pPr>
-      <w:bookmarkStart w:id="4" w:name="_Toc213700193"/>
+      <w:bookmarkStart w:id="4" w:name="_Toc216010127"/>
       <w:r>
         <w:t>1.</w:t>
       </w:r>
@@ -2073,19 +2403,7 @@
       </w:r>
       <w:proofErr w:type="spellEnd"/>
       <w:r>
-        <w:t xml:space="preserve"> Kaisen apresenta uma narrativa que explora intensamente a relação entre emoções negativas e o enfrentamento de traumas pessoais. Na obra, </w:t>
-      </w:r>
-      <w:r>
-        <w:t>temas</w:t>
-      </w:r>
-      <w:r>
-        <w:t xml:space="preserve"> como medo, raiva e dor se manifestam literal e metaforicamente na forma de “maldições”, criaturas originadas do sofrimento humano. Assim, o anime estabelece uma conexão direta entre forças </w:t>
-      </w:r>
-      <w:r>
-        <w:t>mentais</w:t>
-      </w:r>
-      <w:r>
-        <w:t xml:space="preserve"> internas e ameaças externas, reforçando a ideia de que lidar com emoções é um processo inevitável da existência.</w:t>
+        <w:t xml:space="preserve"> Kaisen apresenta uma narrativa que explora intensamente a relação entre emoções negativas e o enfrentamento de traumas pessoais. Na obra, temas como medo, raiva e dor se manifestam literal e metaforicamente na forma de “maldições”, criaturas originadas do sofrimento humano. Assim, o anime estabelece uma conexão direta entre forças mentais internas e ameaças externas, reforçando a ideia de que lidar com emoções é um processo inevitável da existência.</w:t>
       </w:r>
     </w:p>
     <w:p>
@@ -2195,8 +2513,6 @@
     <w:p>
       <w:r>
         <w:tab/>
-      </w:r>
-      <w:r>
         <w:t xml:space="preserve">A história acompanha jovens feiticeiros que precisam superar seus próprios limites psicológicos enquanto </w:t>
       </w:r>
       <w:r>
@@ -2207,8 +2523,6 @@
     <w:p>
       <w:r>
         <w:tab/>
-      </w:r>
-      <w:r>
         <w:t xml:space="preserve">Essa narrativa intensa e complexa também destaca o papel do apoio social no desenvolvimento individual. Laços de amizade, confiança e cuidado mútuo são elementos fundamentais para o crescimento psicológico dentro da história. Ao combinar ação com questionamentos profundos sobre a condição humana, </w:t>
       </w:r>
       <w:proofErr w:type="spellStart"/>
@@ -2228,7 +2542,7 @@
           <w:numId w:val="6"/>
         </w:numPr>
       </w:pPr>
-      <w:bookmarkStart w:id="5" w:name="_Toc213700194"/>
+      <w:bookmarkStart w:id="5" w:name="_Toc216010128"/>
       <w:proofErr w:type="spellStart"/>
       <w:r>
         <w:t>Kimetsu</w:t>
@@ -2276,8 +2590,6 @@
     <w:p>
       <w:r>
         <w:tab/>
-      </w:r>
-      <w:r>
         <w:t xml:space="preserve">O anime enfatiza o poder das relações humanas para fortalecer a resiliência emocional. Valores como compaixão, bondade e compreensão do sofrimento alheio são componentes essenciais da narrativa. O desenvolvimento dos personagens é guiado tanto por batalhas físicas quanto por conflitos internos, mostrando que a verdadeira força muitas </w:t>
       </w:r>
       <w:r>
@@ -2386,21 +2698,12 @@
           <w:sz w:val="24"/>
           <w:szCs w:val="24"/>
         </w:rPr>
-        <w:t xml:space="preserve"> Kaisen lançado em 20</w:t>
-      </w:r>
-      <w:r>
-        <w:rPr>
-          <w:sz w:val="24"/>
-          <w:szCs w:val="24"/>
-        </w:rPr>
-        <w:t>20</w:t>
+        <w:t xml:space="preserve"> Kaisen lançado em 2020</w:t>
       </w:r>
     </w:p>
     <w:p>
       <w:r>
         <w:tab/>
-      </w:r>
-      <w:r>
         <w:t xml:space="preserve">Outro ponto marcante é o equilíbrio emocional, constantemente desafiado pela violência do mundo em que vivem. Ao representar a dualidade entre fragilidade e determinação, </w:t>
       </w:r>
       <w:proofErr w:type="spellStart"/>
@@ -2428,7 +2731,7 @@
           <w:numId w:val="6"/>
         </w:numPr>
       </w:pPr>
-      <w:bookmarkStart w:id="6" w:name="_Toc213700195"/>
+      <w:bookmarkStart w:id="6" w:name="_Toc216010129"/>
       <w:r>
         <w:t xml:space="preserve">Maki </w:t>
       </w:r>
@@ -2445,8 +2748,6 @@
     <w:p>
       <w:r>
         <w:tab/>
-      </w:r>
-      <w:r>
         <w:t xml:space="preserve">Maki </w:t>
       </w:r>
       <w:proofErr w:type="spellStart"/>
@@ -2605,44 +2906,19 @@
     <w:p>
       <w:r>
         <w:tab/>
-      </w:r>
-      <w:r>
-        <w:t>A resiliência é o principal traço de Maki. Mesmo sendo vista como inferior, ela canaliza suas dificuldades para aprimorar suas capacidades físicas e técnicas. Em vez de se conformar com o destino imposto pela família, escolhe cultivar uma mente independente, longe de expectativas alheias. Sua força não surge da sorte ou de poderes herdados, mas de treinamento intenso, disciplina e autoconfiança</w:t>
-      </w:r>
-      <w:r>
-        <w:t>,</w:t>
-      </w:r>
-      <w:r>
-        <w:t xml:space="preserve"> aspectos que traduzem a teoria psicológica do crescimento pós-trauma, onde o indivíduo transforma adversidades em desenvolvimento pessoal.</w:t>
+        <w:t>A resiliência é o principal traço de Maki. Mesmo sendo vista como inferior, ela canaliza suas dificuldades para aprimorar suas capacidades físicas e técnicas. Em vez de se conformar com o destino imposto pela família, escolhe cultivar uma mente independente, longe de expectativas alheias. Sua força não surge da sorte ou de poderes herdados, mas de treinamento intenso, disciplina e autoconfiança, aspectos que traduzem a teoria psicológica do crescimento pós-trauma, onde o indivíduo transforma adversidades em desenvolvimento pessoal.</w:t>
       </w:r>
     </w:p>
     <w:p>
       <w:r>
         <w:tab/>
-      </w:r>
-      <w:r>
-        <w:t xml:space="preserve">Ao se apoiar em suas próprias habilidades, Maki reforça um importante princípio de Psicologia </w:t>
-      </w:r>
-      <w:r>
-        <w:t>Positiva</w:t>
-      </w:r>
-      <w:r>
-        <w:t xml:space="preserve">: a construção </w:t>
-      </w:r>
-      <w:r>
-        <w:t xml:space="preserve">de </w:t>
+        <w:t xml:space="preserve">Ao se apoiar em suas próprias habilidades, Maki reforça um importante princípio de Psicologia Positiva: a construção de </w:t>
       </w:r>
       <w:r>
         <w:t>autossuficiência</w:t>
       </w:r>
       <w:r>
-        <w:t>, que não depende de validações externas para existir. Sua jornada inspira espectadores que também se sentem desacreditados ou marginalizados a enxergar que limitações impostas por outros não definem a identidade individual. Assim, Maki representa coragem emocional, propósito e quebra de padrões</w:t>
-      </w:r>
-      <w:r>
-        <w:t>,</w:t>
-      </w:r>
-      <w:r>
-        <w:t xml:space="preserve"> pilares essenciais para saúde mental e fortalecimento pessoal.</w:t>
+        <w:t>, que não depende de validações externas para existir. Sua jornada inspira espectadores que também se sentem desacreditados ou marginalizados a enxergar que limitações impostas por outros não definem a identidade individual. Assim, Maki representa coragem emocional, propósito e quebra de padrões, pilares essenciais para saúde mental e fortalecimento pessoal.</w:t>
       </w:r>
     </w:p>
     <w:p/>
@@ -2654,7 +2930,7 @@
           <w:numId w:val="6"/>
         </w:numPr>
       </w:pPr>
-      <w:bookmarkStart w:id="7" w:name="_Toc213700196"/>
+      <w:bookmarkStart w:id="7" w:name="_Toc216010130"/>
       <w:r>
         <w:lastRenderedPageBreak/>
         <w:t xml:space="preserve">Shinobu </w:t>
@@ -2672,8 +2948,6 @@
     <w:p>
       <w:r>
         <w:tab/>
-      </w:r>
-      <w:r>
         <w:t xml:space="preserve">Shinobu </w:t>
       </w:r>
       <w:proofErr w:type="spellStart"/>
@@ -2801,53 +3075,46 @@
           <w:sz w:val="24"/>
           <w:szCs w:val="24"/>
         </w:rPr>
-        <w:t xml:space="preserve">Personagem </w:t>
-      </w:r>
+        <w:t xml:space="preserve">Personagem Shinobu </w:t>
+      </w:r>
+      <w:proofErr w:type="spellStart"/>
       <w:r>
         <w:rPr>
           <w:sz w:val="24"/>
           <w:szCs w:val="24"/>
         </w:rPr>
-        <w:t xml:space="preserve">Shinobu </w:t>
-      </w:r>
-      <w:proofErr w:type="spellStart"/>
+        <w:t>Kochou</w:t>
+      </w:r>
+      <w:proofErr w:type="spellEnd"/>
       <w:r>
         <w:rPr>
           <w:sz w:val="24"/>
           <w:szCs w:val="24"/>
         </w:rPr>
-        <w:t>Kochou</w:t>
-      </w:r>
-      <w:proofErr w:type="spellEnd"/>
+        <w:t xml:space="preserve"> de </w:t>
+      </w:r>
+      <w:proofErr w:type="spellStart"/>
       <w:r>
         <w:rPr>
           <w:sz w:val="24"/>
           <w:szCs w:val="24"/>
         </w:rPr>
-        <w:t xml:space="preserve"> de </w:t>
-      </w:r>
-      <w:proofErr w:type="spellStart"/>
+        <w:t>Kimetsu</w:t>
+      </w:r>
+      <w:proofErr w:type="spellEnd"/>
       <w:r>
         <w:rPr>
           <w:sz w:val="24"/>
           <w:szCs w:val="24"/>
         </w:rPr>
-        <w:t>Kimetsu</w:t>
-      </w:r>
-      <w:proofErr w:type="spellEnd"/>
+        <w:t xml:space="preserve"> no </w:t>
+      </w:r>
+      <w:proofErr w:type="spellStart"/>
       <w:r>
         <w:rPr>
           <w:sz w:val="24"/>
           <w:szCs w:val="24"/>
         </w:rPr>
-        <w:t xml:space="preserve"> no </w:t>
-      </w:r>
-      <w:proofErr w:type="spellStart"/>
-      <w:r>
-        <w:rPr>
-          <w:sz w:val="24"/>
-          <w:szCs w:val="24"/>
-        </w:rPr>
         <w:t>Yaiba</w:t>
       </w:r>
       <w:proofErr w:type="spellEnd"/>
@@ -2855,63 +3122,17 @@
     <w:p>
       <w:r>
         <w:tab/>
-      </w:r>
-      <w:r>
-        <w:t>Seu comportamento está intimamente ligado ao conceito de resiliência adaptativa</w:t>
-      </w:r>
-      <w:r>
-        <w:t>,</w:t>
-      </w:r>
-      <w:r>
-        <w:t xml:space="preserve"> quando o indivíduo </w:t>
-      </w:r>
-      <w:r>
-        <w:t>cria</w:t>
-      </w:r>
-      <w:r>
-        <w:t xml:space="preserve"> recursos para lidar </w:t>
-      </w:r>
-      <w:r>
-        <w:t>com situações diversas</w:t>
-      </w:r>
-      <w:r>
-        <w:t>. Sem força física suficiente, Shinobu desenvolve um estilo de combate baseado em armas químicas e toxinas, tornando-se letal por meio de criatividade, treinamento analítico e controle emocional. Ela é guiada por valores humanitários, mas também por um conflito interno: sua raiva e tristeza são constantemente reprimidas, convertidas em sorriso e gentileza como forma de enfrentar a dor.</w:t>
+        <w:t>Seu comportamento está intimamente ligado ao conceito de resiliência adaptativa, quando o indivíduo cria recursos para lidar com situações diversas. Sem força física suficiente, Shinobu desenvolve um estilo de combate baseado em armas químicas e toxinas, tornando-se letal por meio de criatividade, treinamento analítico e controle emocional. Ela é guiada por valores humanitários, mas também por um conflito interno: sua raiva e tristeza são constantemente reprimidas, convertidas em sorriso e gentileza como forma de enfrentar a dor.</w:t>
       </w:r>
     </w:p>
     <w:p>
       <w:r>
         <w:tab/>
-      </w:r>
-      <w:r>
-        <w:t xml:space="preserve">Do ponto de vista psicológico, Shinobu representa a busca por sentido em meio ao sofrimento. Sua </w:t>
-      </w:r>
-      <w:r>
-        <w:t>jornada</w:t>
-      </w:r>
-      <w:r>
-        <w:t xml:space="preserve"> reflete </w:t>
-      </w:r>
-      <w:r>
-        <w:t>atitudes onde ela</w:t>
-      </w:r>
-      <w:r>
-        <w:t xml:space="preserve"> transforma dor em motivação, sufoca</w:t>
-      </w:r>
-      <w:r>
-        <w:t xml:space="preserve"> </w:t>
-      </w:r>
-      <w:r>
-        <w:t xml:space="preserve">impulsos destrutivos e direciona energia para um propósito </w:t>
+        <w:t xml:space="preserve">Do ponto de vista psicológico, Shinobu representa a busca por sentido em meio ao sofrimento. Sua jornada reflete atitudes onde ela transforma dor em motivação, sufoca impulsos destrutivos e direciona energia para um propósito </w:t>
       </w:r>
       <w:r>
         <w:lastRenderedPageBreak/>
-        <w:t>maior</w:t>
-      </w:r>
-      <w:r>
-        <w:t xml:space="preserve">, </w:t>
-      </w:r>
-      <w:r>
-        <w:t>proteger outras pessoas. Para espectadores que se percebem fragilizados fisicamente ou emocionalmente, a personagem reforça a ideia de que a força pode vir da mente, e não apenas dos músculos.</w:t>
+        <w:t>maior, proteger outras pessoas. Para espectadores que se percebem fragilizados fisicamente ou emocionalmente, a personagem reforça a ideia de que a força pode vir da mente, e não apenas dos músculos.</w:t>
       </w:r>
     </w:p>
     <w:p>
@@ -2922,7 +3143,7 @@
           <w:numId w:val="6"/>
         </w:numPr>
       </w:pPr>
-      <w:bookmarkStart w:id="8" w:name="_Toc213700197"/>
+      <w:bookmarkStart w:id="8" w:name="_Toc216010131"/>
       <w:r>
         <w:t>Conexão com a ODS 3: Saúde e Bem-Estar</w:t>
       </w:r>
@@ -2931,15 +3152,7 @@
     <w:p>
       <w:r>
         <w:tab/>
-      </w:r>
-      <w:r>
-        <w:t>A Agenda 2030 da ONU, por meio da ODS 3</w:t>
-      </w:r>
-      <w:r>
-        <w:t xml:space="preserve">, </w:t>
-      </w:r>
-      <w:r>
-        <w:t xml:space="preserve">Saúde e Bem-Estar, busca garantir vidas saudáveis e promover o bem-estar para todas as pessoas, em todas as idades. Esse objetivo inclui a atenção à saúde mental, reconhecida como parte fundamental do desenvolvimento humano. Estudos apontam que transtornos psicológicos têm crescido </w:t>
+        <w:t xml:space="preserve">A Agenda 2030 da ONU, por meio da ODS 3, Saúde e Bem-Estar, busca garantir vidas saudáveis e promover o bem-estar para todas as pessoas, em todas as idades. Esse objetivo inclui a atenção à saúde mental, reconhecida como parte fundamental do desenvolvimento humano. Estudos apontam que transtornos psicológicos têm crescido </w:t>
       </w:r>
       <w:r>
         <w:t xml:space="preserve">e afetado </w:t>
@@ -2948,10 +3161,7 @@
         <w:t>de forma significativa</w:t>
       </w:r>
       <w:r>
-        <w:t xml:space="preserve"> </w:t>
-      </w:r>
-      <w:r>
-        <w:t>jovens e adultos</w:t>
+        <w:t xml:space="preserve"> jovens e adultos</w:t>
       </w:r>
       <w:r>
         <w:t>, reforçando a necessidade de iniciativas que incentivem o autoconhecimento, a gestão emocional e o fortalecimento da autoestima.</w:t>
@@ -3017,15 +3227,13 @@
         </w:rPr>
         <w:t xml:space="preserve">7 – Gráfico de Afastamento por Saúde Mental entre 2014 </w:t>
       </w:r>
-      <w:proofErr w:type="gramStart"/>
       <w:r>
         <w:rPr>
           <w:sz w:val="24"/>
           <w:szCs w:val="24"/>
         </w:rPr>
-        <w:t>a</w:t>
-      </w:r>
-      <w:proofErr w:type="gramEnd"/>
+        <w:t>e</w:t>
+      </w:r>
       <w:r>
         <w:rPr>
           <w:sz w:val="24"/>
@@ -3059,10 +3267,7 @@
         <w:t>suicídio foi responsável por mais de uma morte a cada cem, e a maioria desses casos, cerca de 58%, aconteceu antes das pessoas completarem 50 anos de idade.</w:t>
       </w:r>
       <w:r>
-        <w:t xml:space="preserve"> </w:t>
-      </w:r>
-      <w:r>
-        <w:t xml:space="preserve">Os transtornos mentais representam a principal causa de incapacidade, sendo responsáveis por um em cada seis anos vividos com alguma </w:t>
+        <w:t xml:space="preserve"> Os transtornos mentais representam a principal causa de incapacidade, sendo responsáveis por um em cada seis anos vividos com alguma </w:t>
       </w:r>
       <w:r>
         <w:lastRenderedPageBreak/>
@@ -3146,21 +3351,7 @@
           <w:sz w:val="24"/>
           <w:szCs w:val="24"/>
         </w:rPr>
-        <w:t>8</w:t>
-      </w:r>
-      <w:r>
-        <w:rPr>
-          <w:sz w:val="24"/>
-          <w:szCs w:val="24"/>
-        </w:rPr>
-        <w:t xml:space="preserve"> – Gráfico </w:t>
-      </w:r>
-      <w:r>
-        <w:rPr>
-          <w:sz w:val="24"/>
-          <w:szCs w:val="24"/>
-        </w:rPr>
-        <w:t>da taxa de mortalidade por suicídio em diferentes Países (OMS)</w:t>
+        <w:t>8 – Gráfico da taxa de mortalidade por suicídio em diferentes Países (OMS)</w:t>
       </w:r>
     </w:p>
     <w:p>
@@ -3240,81 +3431,39 @@
           <w:sz w:val="24"/>
           <w:szCs w:val="24"/>
         </w:rPr>
-        <w:t>9</w:t>
-      </w:r>
+        <w:t>9 – Gráfico da taxa de mortalidade por suicídio em diferentes no Brasil (</w:t>
+      </w:r>
+      <w:proofErr w:type="spellStart"/>
       <w:r>
         <w:rPr>
           <w:sz w:val="24"/>
           <w:szCs w:val="24"/>
         </w:rPr>
-        <w:t xml:space="preserve"> – Gráfico da </w:t>
-      </w:r>
+        <w:t>Datasus</w:t>
+      </w:r>
+      <w:proofErr w:type="spellEnd"/>
       <w:r>
         <w:rPr>
           <w:sz w:val="24"/>
           <w:szCs w:val="24"/>
         </w:rPr>
-        <w:t>t</w:t>
-      </w:r>
+        <w:t xml:space="preserve">, </w:t>
+      </w:r>
+      <w:proofErr w:type="spellStart"/>
       <w:r>
         <w:rPr>
           <w:sz w:val="24"/>
           <w:szCs w:val="24"/>
         </w:rPr>
-        <w:t xml:space="preserve">axa de mortalidade por suicídio em diferentes </w:t>
-      </w:r>
+        <w:t>Whosis</w:t>
+      </w:r>
+      <w:proofErr w:type="spellEnd"/>
       <w:r>
         <w:rPr>
           <w:sz w:val="24"/>
           <w:szCs w:val="24"/>
         </w:rPr>
-        <w:t>no Brasil</w:t>
-      </w:r>
-      <w:r>
-        <w:rPr>
-          <w:sz w:val="24"/>
-          <w:szCs w:val="24"/>
-        </w:rPr>
-        <w:t xml:space="preserve"> (</w:t>
-      </w:r>
-      <w:proofErr w:type="spellStart"/>
-      <w:r>
-        <w:rPr>
-          <w:sz w:val="24"/>
-          <w:szCs w:val="24"/>
-        </w:rPr>
-        <w:t>Datasus</w:t>
-      </w:r>
-      <w:proofErr w:type="spellEnd"/>
-      <w:r>
-        <w:rPr>
-          <w:sz w:val="24"/>
-          <w:szCs w:val="24"/>
-        </w:rPr>
-        <w:t xml:space="preserve">, </w:t>
-      </w:r>
-      <w:proofErr w:type="spellStart"/>
-      <w:r>
-        <w:rPr>
-          <w:sz w:val="24"/>
-          <w:szCs w:val="24"/>
-        </w:rPr>
-        <w:t>Whosis</w:t>
-      </w:r>
-      <w:proofErr w:type="spellEnd"/>
-      <w:r>
-        <w:rPr>
-          <w:sz w:val="24"/>
-          <w:szCs w:val="24"/>
-        </w:rPr>
-        <w:t xml:space="preserve"> e ONU</w:t>
-      </w:r>
-      <w:r>
-        <w:rPr>
-          <w:sz w:val="24"/>
-          <w:szCs w:val="24"/>
-        </w:rPr>
-        <w:t>)</w:t>
+        <w:t xml:space="preserve"> e ONU)</w:t>
       </w:r>
     </w:p>
     <w:p>
@@ -3325,10 +3474,7 @@
         <w:t xml:space="preserve">Nesse contexto, o presente projeto </w:t>
       </w:r>
       <w:r>
-        <w:t xml:space="preserve">correlaciona </w:t>
-      </w:r>
-      <w:r>
-        <w:t>elementos culturais populares, animes e psicologia</w:t>
+        <w:t>correlaciona elementos culturais populares, animes e psicologia</w:t>
       </w:r>
       <w:r>
         <w:t xml:space="preserve"> com a ODS 3 </w:t>
@@ -3370,8 +3516,6 @@
     <w:p>
       <w:r>
         <w:tab/>
-      </w:r>
-      <w:r>
         <w:t xml:space="preserve">Além disso, ao aproximar a linguagem da juventude de conceitos da Psicologia, a iniciativa contribui para reduzir o estigma relacionado ao debate sobre saúde mental. Trabalhar essas reflexões de forma acessível e engajadora fortalece a consciência emocional e a busca por equilíbrio interno. Dessa </w:t>
       </w:r>
       <w:r>
@@ -3387,7 +3531,7 @@
           <w:numId w:val="6"/>
         </w:numPr>
       </w:pPr>
-      <w:bookmarkStart w:id="9" w:name="_Toc213700198"/>
+      <w:bookmarkStart w:id="9" w:name="_Toc216010132"/>
       <w:r>
         <w:t>Objetivo</w:t>
       </w:r>
@@ -3398,13 +3542,7 @@
         <w:tab/>
       </w:r>
       <w:r>
-        <w:t xml:space="preserve">Este projeto tem como objetivo geral desenvolver uma aplicação web que, por meio de um quiz relacionado a traços </w:t>
-      </w:r>
-      <w:r>
-        <w:t>de personalidade</w:t>
-      </w:r>
-      <w:r>
-        <w:t xml:space="preserve"> inspirados em personagens dos animes </w:t>
+        <w:t xml:space="preserve">Este projeto tem como objetivo geral desenvolver uma aplicação web que, por meio de um quiz relacionado a traços de personalidade inspirados em personagens dos animes </w:t>
       </w:r>
       <w:proofErr w:type="spellStart"/>
       <w:r>
@@ -3428,19 +3566,7 @@
       </w:r>
       <w:proofErr w:type="spellEnd"/>
       <w:r>
-        <w:t xml:space="preserve">, contribua para o autoconhecimento, a reflexão emocional e a promoção do bem-estar entre jovens, </w:t>
-      </w:r>
-      <w:r>
-        <w:t>alinhando-se à</w:t>
-      </w:r>
-      <w:r>
-        <w:t xml:space="preserve"> ODS 3</w:t>
-      </w:r>
-      <w:r>
-        <w:t>,</w:t>
-      </w:r>
-      <w:r>
-        <w:t xml:space="preserve"> Saúde e Bem-Estar. </w:t>
+        <w:t xml:space="preserve">, contribua para o autoconhecimento, a reflexão emocional e a promoção do bem-estar entre jovens, alinhando-se à ODS 3, Saúde e Bem-Estar. </w:t>
       </w:r>
     </w:p>
     <w:p>
@@ -3456,8 +3582,16 @@
       <w:r>
         <w:t xml:space="preserve"> a entrega de um sistema composto por um </w:t>
       </w:r>
-      <w:r>
-        <w:t xml:space="preserve">quis, </w:t>
+      <w:proofErr w:type="spellStart"/>
+      <w:r>
+        <w:t>qui</w:t>
+      </w:r>
+      <w:r>
+        <w:t>zz</w:t>
+      </w:r>
+      <w:proofErr w:type="spellEnd"/>
+      <w:r>
+        <w:t xml:space="preserve">, </w:t>
       </w:r>
       <w:r>
         <w:t>uma dashboar</w:t>
@@ -3501,7 +3635,7 @@
           <w:numId w:val="6"/>
         </w:numPr>
       </w:pPr>
-      <w:bookmarkStart w:id="10" w:name="_Toc213700199"/>
+      <w:bookmarkStart w:id="10" w:name="_Toc216010133"/>
       <w:r>
         <w:t>Justificativa</w:t>
       </w:r>
@@ -3515,40 +3649,17 @@
         <w:tab/>
       </w:r>
       <w:r>
-        <w:t>O grande aumento da taxa transtorno entre os jovens</w:t>
-      </w:r>
-      <w:r>
-        <w:t xml:space="preserve"> evidencia a necessidade de criar ferramentas acessíveis e compatíveis com a realidade desse público. Segundo o Ministério da Saúde, transtornos emocionais como ansiedade e depressão têm se tornado cada vez mais comuns entre adolescentes e adultos jovens no Brasil, reforçando a importância de abordagens que estimulem o </w:t>
+        <w:t xml:space="preserve">O grande aumento da taxa transtorno entre os jovens evidencia a necessidade de criar ferramentas acessíveis e compatíveis com a realidade desse público. Segundo o Ministério da Saúde, transtornos emocionais como ansiedade e depressão têm se tornado cada vez mais comuns entre adolescentes e adultos jovens no Brasil, reforçando a importância de abordagens que estimulem o </w:t>
       </w:r>
       <w:r>
         <w:lastRenderedPageBreak/>
-        <w:t>autoconhecimento e a reflexão emocional de forma leve e compreensível. Nesse contexto, a cultura dos animes</w:t>
-      </w:r>
-      <w:r>
-        <w:t>,</w:t>
-      </w:r>
-      <w:r>
-        <w:t xml:space="preserve"> amplamente consumida por essa faixa etária</w:t>
-      </w:r>
-      <w:r>
-        <w:t xml:space="preserve">, </w:t>
-      </w:r>
-      <w:r>
-        <w:t>surge como uma oportunidade estratégica para aproximar discussões psicológicas de forma natural, engajadora e livre de estigmas.</w:t>
+        <w:t>autoconhecimento e a reflexão emocional de forma leve e compreensível. Nesse contexto, a cultura dos animes, amplamente consumida por essa faixa etária, surge como uma oportunidade estratégica para aproximar discussões psicológicas de forma natural, engajadora e livre de estigmas.</w:t>
       </w:r>
     </w:p>
     <w:p>
       <w:r>
         <w:tab/>
-      </w:r>
-      <w:r>
-        <w:t>Combinando tecnologia, Psicologia e elementos narrativos de animes populares, este projeto oferece uma solução inovadora, conectando aspectos de entretenimento ao desenvolvimento socioemocional. Ao utilizar personagens com histórias marcadas por superação e resiliência, o sistema busca incentivar o usuário a reconhecer suas próprias forças, promover bem-estar e ampliar a consciência emocional, alinhando-se diretamente à ODS 3</w:t>
-      </w:r>
-      <w:r>
-        <w:t>,</w:t>
-      </w:r>
-      <w:r>
-        <w:t xml:space="preserve"> Saúde e Bem-Estar. Dessa forma, o projeto não apenas entrega um produto funcional e interativo, mas também contribui para a formação de jovens mais preparados para lidar com suas emoções e desafios pessoais.</w:t>
+        <w:t>Combinando tecnologia, Psicologia e elementos narrativos de animes populares, este projeto oferece uma solução inovadora, conectando aspectos de entretenimento ao desenvolvimento socioemocional. Ao utilizar personagens com histórias marcadas por superação e resiliência, o sistema busca incentivar o usuário a reconhecer suas próprias forças, promover bem-estar e ampliar a consciência emocional, alinhando-se diretamente à ODS 3, Saúde e Bem-Estar. Dessa forma, o projeto não apenas entrega um produto funcional e interativo, mas também contribui para a formação de jovens mais preparados para lidar com suas emoções e desafios pessoais.</w:t>
       </w:r>
     </w:p>
     <w:p>
@@ -3559,7 +3670,7 @@
           <w:numId w:val="6"/>
         </w:numPr>
       </w:pPr>
-      <w:bookmarkStart w:id="11" w:name="_Toc213700200"/>
+      <w:bookmarkStart w:id="11" w:name="_Toc216010134"/>
       <w:r>
         <w:t>Escopo</w:t>
       </w:r>
@@ -3568,21 +3679,7 @@
     <w:p>
       <w:r>
         <w:tab/>
-      </w:r>
-      <w:r>
-        <w:t xml:space="preserve">Este projeto contempla o desenvolvimento de uma aplicação web que utiliza um quiz baseado em traços </w:t>
-      </w:r>
-      <w:r>
-        <w:t>de personalidade</w:t>
-      </w:r>
-      <w:r>
-        <w:t xml:space="preserve"> inspirados em personagens de animes, com o objetivo de promover autoconhecimento e bem-estar emocional. O escopo inclui o desenvolvimento de funcionalidades </w:t>
-      </w:r>
-      <w:r>
-        <w:t>que permitam</w:t>
-      </w:r>
-      <w:r>
-        <w:t xml:space="preserve"> a participação do usuário no quiz, o processamento dos resultados e a visualização dos indicadores por meio de uma dashboard.</w:t>
+        <w:t>Este projeto contempla o desenvolvimento de uma aplicação web que utiliza um quiz baseado em traços de personalidade inspirados em personagens de animes, com o objetivo de promover autoconhecimento e bem-estar emocional. O escopo inclui o desenvolvimento de funcionalidades que permitam a participação do usuário no quiz, o processamento dos resultados e a visualização dos indicadores por meio de uma dashboard.</w:t>
       </w:r>
     </w:p>
     <w:p>
@@ -3801,7 +3898,7 @@
           <w:numId w:val="6"/>
         </w:numPr>
       </w:pPr>
-      <w:bookmarkStart w:id="12" w:name="_Toc213700201"/>
+      <w:bookmarkStart w:id="12" w:name="_Toc216010135"/>
       <w:r>
         <w:lastRenderedPageBreak/>
         <w:t xml:space="preserve">Premissas </w:t>
@@ -3814,8 +3911,6 @@
     <w:p>
       <w:r>
         <w:tab/>
-      </w:r>
-      <w:r>
         <w:t>As premissas representam condições consideradas verdadeiras e necessárias para o desenvolvimento adequado do projeto. São elas:</w:t>
       </w:r>
     </w:p>
@@ -3864,13 +3959,7 @@
         </w:numPr>
       </w:pPr>
       <w:r>
-        <w:t>O aluno desenvolvedor possui</w:t>
-      </w:r>
-      <w:r>
-        <w:t xml:space="preserve">r conhecimento </w:t>
-      </w:r>
-      <w:r>
-        <w:t xml:space="preserve">das tecnologias previstas em aula, como HTML, CSS, </w:t>
+        <w:t xml:space="preserve">O aluno desenvolvedor possuir conhecimento das tecnologias previstas em aula, como HTML, CSS, </w:t>
       </w:r>
       <w:proofErr w:type="spellStart"/>
       <w:r>
@@ -3883,10 +3972,7 @@
     </w:p>
     <w:p>
       <w:r>
-        <w:t xml:space="preserve"> Restrições</w:t>
-      </w:r>
-      <w:r>
-        <w:t>:</w:t>
+        <w:t xml:space="preserve"> Restrições:</w:t>
       </w:r>
     </w:p>
     <w:p>
@@ -3964,27 +4050,475 @@
         <w:t xml:space="preserve">. Ou seja, a integração com </w:t>
       </w:r>
       <w:r>
+        <w:t>virtualizado</w:t>
+      </w:r>
+      <w:r>
+        <w:t xml:space="preserve"> com estrutura simples e prática.</w:t>
+      </w:r>
+    </w:p>
+    <w:p>
+      <w:pPr>
+        <w:pStyle w:val="Ttulo1"/>
+        <w:numPr>
+          <w:ilvl w:val="0"/>
+          <w:numId w:val="6"/>
+        </w:numPr>
+      </w:pPr>
+      <w:bookmarkStart w:id="13" w:name="_Toc216010136"/>
+      <w:r>
         <w:lastRenderedPageBreak/>
-        <w:t xml:space="preserve">banco de dados se limitará ao MySQL em um </w:t>
-      </w:r>
-      <w:proofErr w:type="gramStart"/>
-      <w:r>
-        <w:t>ambiente Virtualizado</w:t>
-      </w:r>
-      <w:proofErr w:type="gramEnd"/>
-      <w:r>
-        <w:t xml:space="preserve"> com estrutura simples e prática.</w:t>
+        <w:t>Diagrama de Negócio e Funcionamento</w:t>
+      </w:r>
+      <w:bookmarkEnd w:id="13"/>
+    </w:p>
+    <w:p>
+      <w:r>
+        <w:tab/>
+      </w:r>
+      <w:r>
+        <w:t>O diagrama demonstra o fluxo principal de interação do usuário com o sistema. Tudo começa quando o usuário manifesta o interesse em aprender mais sobre saúde mental através do universo dos animes. Em seguida, ele acessa a plataforma e realiza seu cadastro e login para liberar o uso. Após autenticado, o usuário passa a ter acesso ao conteúdo do site voltado para Psicologia e Animes, incluindo materiais informativos e recursos interativos. Por fim, ele realiza o Teste de Personalidade e tem acesso à Dashboard de Resultados, onde pode visualizar de forma personalizada seu perfil psicológico e suas compatibilidades com personagens dos animes.</w:t>
+      </w:r>
+    </w:p>
+    <w:p>
+      <w:r>
+        <w:rPr>
+          <w:noProof/>
+        </w:rPr>
+        <w:drawing>
+          <wp:inline distT="0" distB="0" distL="0" distR="0" wp14:anchorId="39FCA98B" wp14:editId="79AA5FA8">
+            <wp:extent cx="5400040" cy="2160270"/>
+            <wp:effectExtent l="0" t="0" r="0" b="0"/>
+            <wp:docPr id="1738028004" name="Imagem 9" descr="Tela de jogo de vídeo game&#10;&#10;O conteúdo gerado por IA pode estar incorreto."/>
+            <wp:cNvGraphicFramePr>
+              <a:graphicFrameLocks xmlns:a="http://schemas.openxmlformats.org/drawingml/2006/main" noChangeAspect="1"/>
+            </wp:cNvGraphicFramePr>
+            <a:graphic xmlns:a="http://schemas.openxmlformats.org/drawingml/2006/main">
+              <a:graphicData uri="http://schemas.openxmlformats.org/drawingml/2006/picture">
+                <pic:pic xmlns:pic="http://schemas.openxmlformats.org/drawingml/2006/picture">
+                  <pic:nvPicPr>
+                    <pic:cNvPr id="1738028004" name="Imagem 9" descr="Tela de jogo de vídeo game&#10;&#10;O conteúdo gerado por IA pode estar incorreto."/>
+                    <pic:cNvPicPr/>
+                  </pic:nvPicPr>
+                  <pic:blipFill>
+                    <a:blip r:embed="rId22">
+                      <a:extLst>
+                        <a:ext uri="{28A0092B-C50C-407E-A947-70E740481C1C}">
+                          <a14:useLocalDpi xmlns:a14="http://schemas.microsoft.com/office/drawing/2010/main" val="0"/>
+                        </a:ext>
+                      </a:extLst>
+                    </a:blip>
+                    <a:stretch>
+                      <a:fillRect/>
+                    </a:stretch>
+                  </pic:blipFill>
+                  <pic:spPr>
+                    <a:xfrm>
+                      <a:off x="0" y="0"/>
+                      <a:ext cx="5400040" cy="2160270"/>
+                    </a:xfrm>
+                    <a:prstGeom prst="rect">
+                      <a:avLst/>
+                    </a:prstGeom>
+                  </pic:spPr>
+                </pic:pic>
+              </a:graphicData>
+            </a:graphic>
+          </wp:inline>
+        </w:drawing>
       </w:r>
     </w:p>
     <w:p>
       <w:pPr>
         <w:pStyle w:val="Ttulo1"/>
-      </w:pPr>
-      <w:bookmarkStart w:id="13" w:name="_Toc213700202"/>
-      <w:r>
+        <w:numPr>
+          <w:ilvl w:val="0"/>
+          <w:numId w:val="6"/>
+        </w:numPr>
+      </w:pPr>
+      <w:bookmarkStart w:id="14" w:name="_Toc216010137"/>
+      <w:r>
+        <w:t>Diagrama de Solução Técnica</w:t>
+      </w:r>
+      <w:bookmarkEnd w:id="14"/>
+      <w:r>
+        <w:t xml:space="preserve"> </w:t>
+      </w:r>
+    </w:p>
+    <w:p>
+      <w:r>
+        <w:tab/>
+        <w:t xml:space="preserve">O diagrama representa a arquitetura do sistema desenvolvido para a plataforma ANIPSI. Ele é composto por um ambiente de servidor virtual, onde estão hospedados todos os componentes essenciais da aplicação. Dentro desse servidor, é executado o sistema operacional </w:t>
+      </w:r>
+      <w:proofErr w:type="spellStart"/>
+      <w:r>
+        <w:t>Lubuntu</w:t>
+      </w:r>
+      <w:proofErr w:type="spellEnd"/>
+      <w:r>
+        <w:t>, responsável por suportar a infraestrutura de software.</w:t>
+      </w:r>
+    </w:p>
+    <w:p/>
+    <w:p>
+      <w:r>
+        <w:lastRenderedPageBreak/>
+        <w:t>No centro da aplicação está a API desenvolvida em Node.js, que realiza toda a comunicação com o Banco de Dados MySQL, armazenando e recuperando as informações referentes aos usuários e aos resultados do teste. A API também é responsável por fornecer esses dados para a interface web e para os dashboards.</w:t>
+      </w:r>
+    </w:p>
+    <w:p>
+      <w:r>
+        <w:tab/>
+        <w:t xml:space="preserve">A camada de Aplicação Web, construída utilizando HTML, CSS e </w:t>
+      </w:r>
+      <w:proofErr w:type="spellStart"/>
+      <w:r>
+        <w:t>JavaScript</w:t>
+      </w:r>
+      <w:proofErr w:type="spellEnd"/>
+      <w:r>
+        <w:t>, é responsável pela interação direta com o usuário, apresentando as páginas do teste e demais funcionalidades.</w:t>
+      </w:r>
+    </w:p>
+    <w:p>
+      <w:r>
+        <w:tab/>
+        <w:t>Os dashboards se conectam à API para buscar os dados armazenados no banco e exibir análises visuais personalizadas ao usuário.</w:t>
+      </w:r>
+    </w:p>
+    <w:p>
+      <w:r>
+        <w:tab/>
+        <w:t>O acesso do usuário ocorre a partir de uma máquina local (host), que se comunica com todos os recursos do servidor através da rede, permitindo navegar pelo site, realizar o teste e visualizar os resultados apresentados na dashboard.</w:t>
+      </w:r>
+      <w:r>
+        <w:rPr>
+          <w:noProof/>
+        </w:rPr>
+        <w:drawing>
+          <wp:inline distT="0" distB="0" distL="0" distR="0" wp14:anchorId="35B61A0A" wp14:editId="7B7F7AC8">
+            <wp:extent cx="5400040" cy="3775075"/>
+            <wp:effectExtent l="0" t="0" r="0" b="0"/>
+            <wp:docPr id="653071486" name="Imagem 10" descr="Interface gráfica do usuário, Aplicativo&#10;&#10;O conteúdo gerado por IA pode estar incorreto."/>
+            <wp:cNvGraphicFramePr>
+              <a:graphicFrameLocks xmlns:a="http://schemas.openxmlformats.org/drawingml/2006/main" noChangeAspect="1"/>
+            </wp:cNvGraphicFramePr>
+            <a:graphic xmlns:a="http://schemas.openxmlformats.org/drawingml/2006/main">
+              <a:graphicData uri="http://schemas.openxmlformats.org/drawingml/2006/picture">
+                <pic:pic xmlns:pic="http://schemas.openxmlformats.org/drawingml/2006/picture">
+                  <pic:nvPicPr>
+                    <pic:cNvPr id="653071486" name="Imagem 10" descr="Interface gráfica do usuário, Aplicativo&#10;&#10;O conteúdo gerado por IA pode estar incorreto."/>
+                    <pic:cNvPicPr/>
+                  </pic:nvPicPr>
+                  <pic:blipFill>
+                    <a:blip r:embed="rId23" cstate="print">
+                      <a:extLst>
+                        <a:ext uri="{28A0092B-C50C-407E-A947-70E740481C1C}">
+                          <a14:useLocalDpi xmlns:a14="http://schemas.microsoft.com/office/drawing/2010/main" val="0"/>
+                        </a:ext>
+                      </a:extLst>
+                    </a:blip>
+                    <a:stretch>
+                      <a:fillRect/>
+                    </a:stretch>
+                  </pic:blipFill>
+                  <pic:spPr>
+                    <a:xfrm>
+                      <a:off x="0" y="0"/>
+                      <a:ext cx="5400040" cy="3775075"/>
+                    </a:xfrm>
+                    <a:prstGeom prst="rect">
+                      <a:avLst/>
+                    </a:prstGeom>
+                  </pic:spPr>
+                </pic:pic>
+              </a:graphicData>
+            </a:graphic>
+          </wp:inline>
+        </w:drawing>
+      </w:r>
+    </w:p>
+    <w:p/>
+    <w:p>
+      <w:pPr>
+        <w:pStyle w:val="Ttulo1"/>
+        <w:numPr>
+          <w:ilvl w:val="0"/>
+          <w:numId w:val="6"/>
+        </w:numPr>
+      </w:pPr>
+      <w:bookmarkStart w:id="15" w:name="_Toc216010138"/>
+      <w:r>
+        <w:t>Metodologia Scrum</w:t>
+      </w:r>
+      <w:bookmarkEnd w:id="15"/>
+    </w:p>
+    <w:p>
+      <w:r>
+        <w:tab/>
+      </w:r>
+      <w:r>
+        <w:t>Para o desenvolvimento da solução ANIPSI, foi adotada a metodologia ágil Scrum, que permite um processo iterativo e incremental, focado em entregas contínuas e na melhoria constante do software.</w:t>
+      </w:r>
+    </w:p>
+    <w:p>
+      <w:r>
+        <w:tab/>
+        <w:t>O projeto foi organizado em Sprints semanais, onde cada ciclo possuía metas e resultados práticos a serem entregues, como novas funcionalidades do teste, do dashboard e ajustes visuais da aplicação.</w:t>
+      </w:r>
+    </w:p>
+    <w:p>
+      <w:r>
+        <w:tab/>
+        <w:t>Durante a execução das etapas, foram utilizadas práticas fundamentais do Scrum, como:</w:t>
+      </w:r>
+    </w:p>
+    <w:p>
+      <w:pPr>
+        <w:pStyle w:val="PargrafodaLista"/>
+        <w:numPr>
+          <w:ilvl w:val="0"/>
+          <w:numId w:val="26"/>
+        </w:numPr>
+      </w:pPr>
+      <w:proofErr w:type="spellStart"/>
+      <w:r>
+        <w:t>Product</w:t>
+      </w:r>
+      <w:proofErr w:type="spellEnd"/>
+      <w:r>
+        <w:t xml:space="preserve"> Backlog: lista priorizada com todas as funcionalidades e melhorias do sistema.</w:t>
+      </w:r>
+    </w:p>
+    <w:p>
+      <w:pPr>
+        <w:pStyle w:val="PargrafodaLista"/>
+        <w:numPr>
+          <w:ilvl w:val="0"/>
+          <w:numId w:val="26"/>
+        </w:numPr>
+      </w:pPr>
+      <w:r>
+        <w:t>Sprint Planning: planejamento do que seria desenvolvido em cada Sprint definindo prazos.</w:t>
+      </w:r>
+    </w:p>
+    <w:p>
+      <w:r>
+        <w:t>Com isso, o Scrum contribuiu para:</w:t>
+      </w:r>
+    </w:p>
+    <w:p>
+      <w:pPr>
+        <w:pStyle w:val="PargrafodaLista"/>
+        <w:numPr>
+          <w:ilvl w:val="0"/>
+          <w:numId w:val="25"/>
+        </w:numPr>
+      </w:pPr>
+      <w:r>
+        <w:t xml:space="preserve"> Organização do fluxo de trabalho</w:t>
+      </w:r>
+    </w:p>
+    <w:p>
+      <w:pPr>
+        <w:pStyle w:val="PargrafodaLista"/>
+        <w:numPr>
+          <w:ilvl w:val="0"/>
+          <w:numId w:val="25"/>
+        </w:numPr>
+      </w:pPr>
+      <w:r>
+        <w:t xml:space="preserve"> Maior previsibilidade das entregas</w:t>
+      </w:r>
+    </w:p>
+    <w:p>
+      <w:pPr>
+        <w:pStyle w:val="PargrafodaLista"/>
+        <w:numPr>
+          <w:ilvl w:val="0"/>
+          <w:numId w:val="25"/>
+        </w:numPr>
+      </w:pPr>
+      <w:r>
+        <w:t xml:space="preserve"> Adaptação rápida a mudanças</w:t>
+      </w:r>
+    </w:p>
+    <w:p>
+      <w:pPr>
+        <w:pStyle w:val="PargrafodaLista"/>
+        <w:numPr>
+          <w:ilvl w:val="0"/>
+          <w:numId w:val="25"/>
+        </w:numPr>
+      </w:pPr>
+      <w:r>
+        <w:t xml:space="preserve"> Evolução contínua do projeto</w:t>
+      </w:r>
+    </w:p>
+    <w:p>
+      <w:pPr>
+        <w:pStyle w:val="Ttulo1"/>
+        <w:numPr>
+          <w:ilvl w:val="0"/>
+          <w:numId w:val="6"/>
+        </w:numPr>
+      </w:pPr>
+      <w:bookmarkStart w:id="16" w:name="_Toc216010139"/>
+      <w:r>
+        <w:t>Metodologia Scrum</w:t>
+      </w:r>
+      <w:bookmarkEnd w:id="16"/>
+    </w:p>
+    <w:p>
+      <w:r>
+        <w:tab/>
+        <w:t xml:space="preserve">Para garantir o planejamento eficiente do projeto, foi elaborado um </w:t>
+      </w:r>
+      <w:proofErr w:type="spellStart"/>
+      <w:r>
+        <w:t>Product</w:t>
+      </w:r>
+      <w:proofErr w:type="spellEnd"/>
+      <w:r>
+        <w:t xml:space="preserve"> Backlog com todos os requisitos do sistema, classificados por prioridade e tamanho. Esses itens foram distribuídos ao longo das sprints, possibilitando uma visão clara da evolução do desenvolvimento.</w:t>
+      </w:r>
+    </w:p>
+    <w:p>
+      <w:r>
+        <w:rPr>
+          <w:noProof/>
+        </w:rPr>
+        <w:lastRenderedPageBreak/>
+        <w:drawing>
+          <wp:inline distT="0" distB="0" distL="0" distR="0" wp14:anchorId="431CCED1" wp14:editId="23AF7599">
+            <wp:extent cx="5400040" cy="1891030"/>
+            <wp:effectExtent l="0" t="0" r="0" b="0"/>
+            <wp:docPr id="984343926" name="Imagem 1" descr="Gráfico, Aplicativo, Tabela, Excel&#10;&#10;O conteúdo gerado por IA pode estar incorreto."/>
+            <wp:cNvGraphicFramePr>
+              <a:graphicFrameLocks xmlns:a="http://schemas.openxmlformats.org/drawingml/2006/main" noChangeAspect="1"/>
+            </wp:cNvGraphicFramePr>
+            <a:graphic xmlns:a="http://schemas.openxmlformats.org/drawingml/2006/main">
+              <a:graphicData uri="http://schemas.openxmlformats.org/drawingml/2006/picture">
+                <pic:pic xmlns:pic="http://schemas.openxmlformats.org/drawingml/2006/picture">
+                  <pic:nvPicPr>
+                    <pic:cNvPr id="984343926" name="Imagem 1" descr="Gráfico, Aplicativo, Tabela, Excel&#10;&#10;O conteúdo gerado por IA pode estar incorreto."/>
+                    <pic:cNvPicPr/>
+                  </pic:nvPicPr>
+                  <pic:blipFill>
+                    <a:blip r:embed="rId24"/>
+                    <a:stretch>
+                      <a:fillRect/>
+                    </a:stretch>
+                  </pic:blipFill>
+                  <pic:spPr>
+                    <a:xfrm>
+                      <a:off x="0" y="0"/>
+                      <a:ext cx="5400040" cy="1891030"/>
+                    </a:xfrm>
+                    <a:prstGeom prst="rect">
+                      <a:avLst/>
+                    </a:prstGeom>
+                  </pic:spPr>
+                </pic:pic>
+              </a:graphicData>
+            </a:graphic>
+          </wp:inline>
+        </w:drawing>
+      </w:r>
+    </w:p>
+    <w:p>
+      <w:r>
+        <w:tab/>
+        <w:t xml:space="preserve">O </w:t>
+      </w:r>
+      <w:proofErr w:type="spellStart"/>
+      <w:r>
+        <w:t>Trello</w:t>
+      </w:r>
+      <w:proofErr w:type="spellEnd"/>
+      <w:r>
+        <w:t xml:space="preserve"> foi utilizado como ferramenta de gestão visual, permitindo organizar as tarefas em colunas (Backlog, </w:t>
+      </w:r>
+      <w:proofErr w:type="spellStart"/>
+      <w:r>
+        <w:t>To</w:t>
+      </w:r>
+      <w:proofErr w:type="spellEnd"/>
+      <w:r>
+        <w:t xml:space="preserve"> Do, </w:t>
+      </w:r>
+      <w:proofErr w:type="spellStart"/>
+      <w:r>
+        <w:t>Doing</w:t>
+      </w:r>
+      <w:proofErr w:type="spellEnd"/>
+      <w:r>
+        <w:t xml:space="preserve"> e </w:t>
+      </w:r>
+      <w:proofErr w:type="spellStart"/>
+      <w:r>
+        <w:t>Done</w:t>
+      </w:r>
+      <w:proofErr w:type="spellEnd"/>
+      <w:r>
+        <w:t>) e acompanhar o progresso de forma dinâmica e transparente. Cada cartão representava uma funcionalidade ou atividade do projeto, facilitando o controle e priorização ao longo da execução.</w:t>
+      </w:r>
+    </w:p>
+    <w:p>
+      <w:r>
+        <w:rPr>
+          <w:noProof/>
+        </w:rPr>
+        <w:drawing>
+          <wp:inline distT="0" distB="0" distL="0" distR="0" wp14:anchorId="0A19C532" wp14:editId="54775C93">
+            <wp:extent cx="5400040" cy="2737485"/>
+            <wp:effectExtent l="0" t="0" r="0" b="5715"/>
+            <wp:docPr id="1415978848" name="Imagem 1" descr="Diagrama&#10;&#10;O conteúdo gerado por IA pode estar incorreto."/>
+            <wp:cNvGraphicFramePr>
+              <a:graphicFrameLocks xmlns:a="http://schemas.openxmlformats.org/drawingml/2006/main" noChangeAspect="1"/>
+            </wp:cNvGraphicFramePr>
+            <a:graphic xmlns:a="http://schemas.openxmlformats.org/drawingml/2006/main">
+              <a:graphicData uri="http://schemas.openxmlformats.org/drawingml/2006/picture">
+                <pic:pic xmlns:pic="http://schemas.openxmlformats.org/drawingml/2006/picture">
+                  <pic:nvPicPr>
+                    <pic:cNvPr id="1415978848" name="Imagem 1" descr="Diagrama&#10;&#10;O conteúdo gerado por IA pode estar incorreto."/>
+                    <pic:cNvPicPr/>
+                  </pic:nvPicPr>
+                  <pic:blipFill>
+                    <a:blip r:embed="rId25"/>
+                    <a:stretch>
+                      <a:fillRect/>
+                    </a:stretch>
+                  </pic:blipFill>
+                  <pic:spPr>
+                    <a:xfrm>
+                      <a:off x="0" y="0"/>
+                      <a:ext cx="5400040" cy="2737485"/>
+                    </a:xfrm>
+                    <a:prstGeom prst="rect">
+                      <a:avLst/>
+                    </a:prstGeom>
+                  </pic:spPr>
+                </pic:pic>
+              </a:graphicData>
+            </a:graphic>
+          </wp:inline>
+        </w:drawing>
+      </w:r>
+    </w:p>
+    <w:p/>
+    <w:p/>
+    <w:p/>
+    <w:p/>
+    <w:p>
+      <w:pPr>
+        <w:pStyle w:val="Ttulo1"/>
+      </w:pPr>
+      <w:bookmarkStart w:id="17" w:name="_Toc216010140"/>
+      <w:r>
+        <w:lastRenderedPageBreak/>
         <w:t>Bibliografia</w:t>
       </w:r>
-      <w:bookmarkEnd w:id="13"/>
+      <w:bookmarkEnd w:id="17"/>
       <w:r>
         <w:t xml:space="preserve"> </w:t>
       </w:r>
@@ -4077,19 +4611,7 @@
         <w:rPr>
           <w:szCs w:val="32"/>
         </w:rPr>
-        <w:t>Psicologia Social: O Que É e Qual Sua Importância? Disponível em:</w:t>
-      </w:r>
-      <w:r>
-        <w:rPr>
-          <w:szCs w:val="32"/>
-        </w:rPr>
-        <w:t xml:space="preserve"> </w:t>
-      </w:r>
-      <w:r>
-        <w:rPr>
-          <w:szCs w:val="32"/>
-        </w:rPr>
-        <w:t>&lt;https://www.psymeetsocial.com/blog/artigos/psicologia-social&gt;.</w:t>
+        <w:t>Psicologia Social: O Que É e Qual Sua Importância? Disponível em: &lt;https://www.psymeetsocial.com/blog/artigos/psicologia-social&gt;.</w:t>
       </w:r>
     </w:p>
     <w:p>
@@ -4228,14 +4750,7 @@
         <w:rPr>
           <w:szCs w:val="32"/>
         </w:rPr>
-        <w:t xml:space="preserve">OPAS. OMS destaca necessidade urgente de transformar saúde mental e atenção - OPAS/OMS | Organização Pan-Americana da Saúde. Disponível em: </w:t>
-      </w:r>
-      <w:r>
-        <w:rPr>
-          <w:szCs w:val="32"/>
-        </w:rPr>
-        <w:lastRenderedPageBreak/>
-        <w:t>&lt;https://www.paho.org/pt/noticias/17-6-2022-oms-destaca-necessidade-urgente-transformar-saude-mental-e-atencao&gt;.</w:t>
+        <w:t>OPAS. OMS destaca necessidade urgente de transformar saúde mental e atenção - OPAS/OMS | Organização Pan-Americana da Saúde. Disponível em: &lt;https://www.paho.org/pt/noticias/17-6-2022-oms-destaca-necessidade-urgente-transformar-saude-mental-e-atencao&gt;.</w:t>
       </w:r>
     </w:p>
     <w:p>
@@ -4254,7 +4769,14 @@
         <w:rPr>
           <w:szCs w:val="32"/>
         </w:rPr>
-        <w:t>CRISE. Crise de saúde mental: Brasil tem maior número de afastamentos. Disponível em: &lt;https://g1.globo.com/trabalho-e-carreira/noticia/2025/03/10/crise-de-saude-mental-brasil-tem-maior-numero-de-afastamentos-por-ansiedade-e-depressao-em-10-anos.ghtml&gt;.</w:t>
+        <w:t xml:space="preserve">CRISE. Crise de saúde mental: Brasil tem maior número de afastamentos. Disponível em: </w:t>
+      </w:r>
+      <w:r>
+        <w:rPr>
+          <w:szCs w:val="32"/>
+        </w:rPr>
+        <w:lastRenderedPageBreak/>
+        <w:t>&lt;https://g1.globo.com/trabalho-e-carreira/noticia/2025/03/10/crise-de-saude-mental-brasil-tem-maior-numero-de-afastamentos-por-ansiedade-e-depressao-em-10-anos.ghtml&gt;.</w:t>
       </w:r>
       <w:r>
         <w:rPr>
@@ -4319,25 +4841,7 @@
         <w:rPr>
           <w:szCs w:val="32"/>
         </w:rPr>
-        <w:t>Ministério Público do Estado do Paraná.</w:t>
-      </w:r>
-      <w:r>
-        <w:rPr>
-          <w:szCs w:val="32"/>
-        </w:rPr>
-        <w:t xml:space="preserve"> </w:t>
-      </w:r>
-      <w:r>
-        <w:rPr>
-          <w:szCs w:val="32"/>
-        </w:rPr>
-        <w:t>SAÚDE - Taxa de suicídio entre jovens cresce 30% em 25 anos no Brasil</w:t>
-      </w:r>
-      <w:r>
-        <w:rPr>
-          <w:szCs w:val="32"/>
-        </w:rPr>
-        <w:t xml:space="preserve">. </w:t>
+        <w:t xml:space="preserve">Ministério Público do Estado do Paraná. SAÚDE - Taxa de suicídio entre jovens cresce 30% em 25 anos no Brasil. </w:t>
       </w:r>
       <w:r>
         <w:rPr>
@@ -4350,8 +4854,8 @@
     <w:p/>
     <w:p/>
     <w:sectPr>
-      <w:headerReference w:type="default" r:id="rId22"/>
-      <w:footerReference w:type="default" r:id="rId23"/>
+      <w:headerReference w:type="default" r:id="rId26"/>
+      <w:footerReference w:type="default" r:id="rId27"/>
       <w:pgSz w:w="11906" w:h="16838"/>
       <w:pgMar w:top="1417" w:right="1701" w:bottom="1417" w:left="1701" w:header="708" w:footer="708" w:gutter="0"/>
       <w:cols w:space="708"/>
@@ -5469,545 +5973,7 @@
     </w:lvl>
   </w:abstractNum>
   <w:abstractNum w:abstractNumId="3" w15:restartNumberingAfterBreak="0">
-    <w:nsid w:val="1CC55AEF"/>
-    <w:multiLevelType w:val="hybridMultilevel"/>
-    <w:tmpl w:val="CD7825BE"/>
-    <w:lvl w:ilvl="0" w:tplc="04160001">
-      <w:start w:val="1"/>
-      <w:numFmt w:val="bullet"/>
-      <w:lvlText w:val=""/>
-      <w:lvlJc w:val="left"/>
-      <w:pPr>
-        <w:ind w:left="720" w:hanging="360"/>
-      </w:pPr>
-      <w:rPr>
-        <w:rFonts w:ascii="Symbol" w:hAnsi="Symbol" w:hint="default"/>
-      </w:rPr>
-    </w:lvl>
-    <w:lvl w:ilvl="1" w:tplc="04160003" w:tentative="1">
-      <w:start w:val="1"/>
-      <w:numFmt w:val="bullet"/>
-      <w:lvlText w:val="o"/>
-      <w:lvlJc w:val="left"/>
-      <w:pPr>
-        <w:ind w:left="1440" w:hanging="360"/>
-      </w:pPr>
-      <w:rPr>
-        <w:rFonts w:ascii="Courier New" w:hAnsi="Courier New" w:cs="Courier New" w:hint="default"/>
-      </w:rPr>
-    </w:lvl>
-    <w:lvl w:ilvl="2" w:tplc="04160005" w:tentative="1">
-      <w:start w:val="1"/>
-      <w:numFmt w:val="bullet"/>
-      <w:lvlText w:val=""/>
-      <w:lvlJc w:val="left"/>
-      <w:pPr>
-        <w:ind w:left="2160" w:hanging="360"/>
-      </w:pPr>
-      <w:rPr>
-        <w:rFonts w:ascii="Wingdings" w:hAnsi="Wingdings" w:hint="default"/>
-      </w:rPr>
-    </w:lvl>
-    <w:lvl w:ilvl="3" w:tplc="04160001" w:tentative="1">
-      <w:start w:val="1"/>
-      <w:numFmt w:val="bullet"/>
-      <w:lvlText w:val=""/>
-      <w:lvlJc w:val="left"/>
-      <w:pPr>
-        <w:ind w:left="2880" w:hanging="360"/>
-      </w:pPr>
-      <w:rPr>
-        <w:rFonts w:ascii="Symbol" w:hAnsi="Symbol" w:hint="default"/>
-      </w:rPr>
-    </w:lvl>
-    <w:lvl w:ilvl="4" w:tplc="04160003" w:tentative="1">
-      <w:start w:val="1"/>
-      <w:numFmt w:val="bullet"/>
-      <w:lvlText w:val="o"/>
-      <w:lvlJc w:val="left"/>
-      <w:pPr>
-        <w:ind w:left="3600" w:hanging="360"/>
-      </w:pPr>
-      <w:rPr>
-        <w:rFonts w:ascii="Courier New" w:hAnsi="Courier New" w:cs="Courier New" w:hint="default"/>
-      </w:rPr>
-    </w:lvl>
-    <w:lvl w:ilvl="5" w:tplc="04160005" w:tentative="1">
-      <w:start w:val="1"/>
-      <w:numFmt w:val="bullet"/>
-      <w:lvlText w:val=""/>
-      <w:lvlJc w:val="left"/>
-      <w:pPr>
-        <w:ind w:left="4320" w:hanging="360"/>
-      </w:pPr>
-      <w:rPr>
-        <w:rFonts w:ascii="Wingdings" w:hAnsi="Wingdings" w:hint="default"/>
-      </w:rPr>
-    </w:lvl>
-    <w:lvl w:ilvl="6" w:tplc="04160001" w:tentative="1">
-      <w:start w:val="1"/>
-      <w:numFmt w:val="bullet"/>
-      <w:lvlText w:val=""/>
-      <w:lvlJc w:val="left"/>
-      <w:pPr>
-        <w:ind w:left="5040" w:hanging="360"/>
-      </w:pPr>
-      <w:rPr>
-        <w:rFonts w:ascii="Symbol" w:hAnsi="Symbol" w:hint="default"/>
-      </w:rPr>
-    </w:lvl>
-    <w:lvl w:ilvl="7" w:tplc="04160003" w:tentative="1">
-      <w:start w:val="1"/>
-      <w:numFmt w:val="bullet"/>
-      <w:lvlText w:val="o"/>
-      <w:lvlJc w:val="left"/>
-      <w:pPr>
-        <w:ind w:left="5760" w:hanging="360"/>
-      </w:pPr>
-      <w:rPr>
-        <w:rFonts w:ascii="Courier New" w:hAnsi="Courier New" w:cs="Courier New" w:hint="default"/>
-      </w:rPr>
-    </w:lvl>
-    <w:lvl w:ilvl="8" w:tplc="04160005" w:tentative="1">
-      <w:start w:val="1"/>
-      <w:numFmt w:val="bullet"/>
-      <w:lvlText w:val=""/>
-      <w:lvlJc w:val="left"/>
-      <w:pPr>
-        <w:ind w:left="6480" w:hanging="360"/>
-      </w:pPr>
-      <w:rPr>
-        <w:rFonts w:ascii="Wingdings" w:hAnsi="Wingdings" w:hint="default"/>
-      </w:rPr>
-    </w:lvl>
-  </w:abstractNum>
-  <w:abstractNum w:abstractNumId="4" w15:restartNumberingAfterBreak="0">
-    <w:nsid w:val="22CC1B9E"/>
-    <w:multiLevelType w:val="hybridMultilevel"/>
-    <w:tmpl w:val="404AC176"/>
-    <w:lvl w:ilvl="0" w:tplc="04160001">
-      <w:start w:val="1"/>
-      <w:numFmt w:val="bullet"/>
-      <w:lvlText w:val=""/>
-      <w:lvlJc w:val="left"/>
-      <w:pPr>
-        <w:ind w:left="720" w:hanging="360"/>
-      </w:pPr>
-      <w:rPr>
-        <w:rFonts w:ascii="Symbol" w:hAnsi="Symbol" w:hint="default"/>
-      </w:rPr>
-    </w:lvl>
-    <w:lvl w:ilvl="1" w:tplc="04160003" w:tentative="1">
-      <w:start w:val="1"/>
-      <w:numFmt w:val="bullet"/>
-      <w:lvlText w:val="o"/>
-      <w:lvlJc w:val="left"/>
-      <w:pPr>
-        <w:ind w:left="1440" w:hanging="360"/>
-      </w:pPr>
-      <w:rPr>
-        <w:rFonts w:ascii="Courier New" w:hAnsi="Courier New" w:cs="Courier New" w:hint="default"/>
-      </w:rPr>
-    </w:lvl>
-    <w:lvl w:ilvl="2" w:tplc="04160005" w:tentative="1">
-      <w:start w:val="1"/>
-      <w:numFmt w:val="bullet"/>
-      <w:lvlText w:val=""/>
-      <w:lvlJc w:val="left"/>
-      <w:pPr>
-        <w:ind w:left="2160" w:hanging="360"/>
-      </w:pPr>
-      <w:rPr>
-        <w:rFonts w:ascii="Wingdings" w:hAnsi="Wingdings" w:hint="default"/>
-      </w:rPr>
-    </w:lvl>
-    <w:lvl w:ilvl="3" w:tplc="04160001" w:tentative="1">
-      <w:start w:val="1"/>
-      <w:numFmt w:val="bullet"/>
-      <w:lvlText w:val=""/>
-      <w:lvlJc w:val="left"/>
-      <w:pPr>
-        <w:ind w:left="2880" w:hanging="360"/>
-      </w:pPr>
-      <w:rPr>
-        <w:rFonts w:ascii="Symbol" w:hAnsi="Symbol" w:hint="default"/>
-      </w:rPr>
-    </w:lvl>
-    <w:lvl w:ilvl="4" w:tplc="04160003" w:tentative="1">
-      <w:start w:val="1"/>
-      <w:numFmt w:val="bullet"/>
-      <w:lvlText w:val="o"/>
-      <w:lvlJc w:val="left"/>
-      <w:pPr>
-        <w:ind w:left="3600" w:hanging="360"/>
-      </w:pPr>
-      <w:rPr>
-        <w:rFonts w:ascii="Courier New" w:hAnsi="Courier New" w:cs="Courier New" w:hint="default"/>
-      </w:rPr>
-    </w:lvl>
-    <w:lvl w:ilvl="5" w:tplc="04160005" w:tentative="1">
-      <w:start w:val="1"/>
-      <w:numFmt w:val="bullet"/>
-      <w:lvlText w:val=""/>
-      <w:lvlJc w:val="left"/>
-      <w:pPr>
-        <w:ind w:left="4320" w:hanging="360"/>
-      </w:pPr>
-      <w:rPr>
-        <w:rFonts w:ascii="Wingdings" w:hAnsi="Wingdings" w:hint="default"/>
-      </w:rPr>
-    </w:lvl>
-    <w:lvl w:ilvl="6" w:tplc="04160001" w:tentative="1">
-      <w:start w:val="1"/>
-      <w:numFmt w:val="bullet"/>
-      <w:lvlText w:val=""/>
-      <w:lvlJc w:val="left"/>
-      <w:pPr>
-        <w:ind w:left="5040" w:hanging="360"/>
-      </w:pPr>
-      <w:rPr>
-        <w:rFonts w:ascii="Symbol" w:hAnsi="Symbol" w:hint="default"/>
-      </w:rPr>
-    </w:lvl>
-    <w:lvl w:ilvl="7" w:tplc="04160003" w:tentative="1">
-      <w:start w:val="1"/>
-      <w:numFmt w:val="bullet"/>
-      <w:lvlText w:val="o"/>
-      <w:lvlJc w:val="left"/>
-      <w:pPr>
-        <w:ind w:left="5760" w:hanging="360"/>
-      </w:pPr>
-      <w:rPr>
-        <w:rFonts w:ascii="Courier New" w:hAnsi="Courier New" w:cs="Courier New" w:hint="default"/>
-      </w:rPr>
-    </w:lvl>
-    <w:lvl w:ilvl="8" w:tplc="04160005" w:tentative="1">
-      <w:start w:val="1"/>
-      <w:numFmt w:val="bullet"/>
-      <w:lvlText w:val=""/>
-      <w:lvlJc w:val="left"/>
-      <w:pPr>
-        <w:ind w:left="6480" w:hanging="360"/>
-      </w:pPr>
-      <w:rPr>
-        <w:rFonts w:ascii="Wingdings" w:hAnsi="Wingdings" w:hint="default"/>
-      </w:rPr>
-    </w:lvl>
-  </w:abstractNum>
-  <w:abstractNum w:abstractNumId="5" w15:restartNumberingAfterBreak="0">
-    <w:nsid w:val="23C62C54"/>
-    <w:multiLevelType w:val="hybridMultilevel"/>
-    <w:tmpl w:val="A9604072"/>
-    <w:lvl w:ilvl="0" w:tplc="04160001">
-      <w:start w:val="1"/>
-      <w:numFmt w:val="bullet"/>
-      <w:lvlText w:val=""/>
-      <w:lvlJc w:val="left"/>
-      <w:pPr>
-        <w:ind w:left="720" w:hanging="360"/>
-      </w:pPr>
-      <w:rPr>
-        <w:rFonts w:ascii="Symbol" w:hAnsi="Symbol" w:hint="default"/>
-      </w:rPr>
-    </w:lvl>
-    <w:lvl w:ilvl="1" w:tplc="04160003" w:tentative="1">
-      <w:start w:val="1"/>
-      <w:numFmt w:val="bullet"/>
-      <w:lvlText w:val="o"/>
-      <w:lvlJc w:val="left"/>
-      <w:pPr>
-        <w:ind w:left="1440" w:hanging="360"/>
-      </w:pPr>
-      <w:rPr>
-        <w:rFonts w:ascii="Courier New" w:hAnsi="Courier New" w:cs="Courier New" w:hint="default"/>
-      </w:rPr>
-    </w:lvl>
-    <w:lvl w:ilvl="2" w:tplc="04160005" w:tentative="1">
-      <w:start w:val="1"/>
-      <w:numFmt w:val="bullet"/>
-      <w:lvlText w:val=""/>
-      <w:lvlJc w:val="left"/>
-      <w:pPr>
-        <w:ind w:left="2160" w:hanging="360"/>
-      </w:pPr>
-      <w:rPr>
-        <w:rFonts w:ascii="Wingdings" w:hAnsi="Wingdings" w:hint="default"/>
-      </w:rPr>
-    </w:lvl>
-    <w:lvl w:ilvl="3" w:tplc="04160001" w:tentative="1">
-      <w:start w:val="1"/>
-      <w:numFmt w:val="bullet"/>
-      <w:lvlText w:val=""/>
-      <w:lvlJc w:val="left"/>
-      <w:pPr>
-        <w:ind w:left="2880" w:hanging="360"/>
-      </w:pPr>
-      <w:rPr>
-        <w:rFonts w:ascii="Symbol" w:hAnsi="Symbol" w:hint="default"/>
-      </w:rPr>
-    </w:lvl>
-    <w:lvl w:ilvl="4" w:tplc="04160003" w:tentative="1">
-      <w:start w:val="1"/>
-      <w:numFmt w:val="bullet"/>
-      <w:lvlText w:val="o"/>
-      <w:lvlJc w:val="left"/>
-      <w:pPr>
-        <w:ind w:left="3600" w:hanging="360"/>
-      </w:pPr>
-      <w:rPr>
-        <w:rFonts w:ascii="Courier New" w:hAnsi="Courier New" w:cs="Courier New" w:hint="default"/>
-      </w:rPr>
-    </w:lvl>
-    <w:lvl w:ilvl="5" w:tplc="04160005" w:tentative="1">
-      <w:start w:val="1"/>
-      <w:numFmt w:val="bullet"/>
-      <w:lvlText w:val=""/>
-      <w:lvlJc w:val="left"/>
-      <w:pPr>
-        <w:ind w:left="4320" w:hanging="360"/>
-      </w:pPr>
-      <w:rPr>
-        <w:rFonts w:ascii="Wingdings" w:hAnsi="Wingdings" w:hint="default"/>
-      </w:rPr>
-    </w:lvl>
-    <w:lvl w:ilvl="6" w:tplc="04160001" w:tentative="1">
-      <w:start w:val="1"/>
-      <w:numFmt w:val="bullet"/>
-      <w:lvlText w:val=""/>
-      <w:lvlJc w:val="left"/>
-      <w:pPr>
-        <w:ind w:left="5040" w:hanging="360"/>
-      </w:pPr>
-      <w:rPr>
-        <w:rFonts w:ascii="Symbol" w:hAnsi="Symbol" w:hint="default"/>
-      </w:rPr>
-    </w:lvl>
-    <w:lvl w:ilvl="7" w:tplc="04160003" w:tentative="1">
-      <w:start w:val="1"/>
-      <w:numFmt w:val="bullet"/>
-      <w:lvlText w:val="o"/>
-      <w:lvlJc w:val="left"/>
-      <w:pPr>
-        <w:ind w:left="5760" w:hanging="360"/>
-      </w:pPr>
-      <w:rPr>
-        <w:rFonts w:ascii="Courier New" w:hAnsi="Courier New" w:cs="Courier New" w:hint="default"/>
-      </w:rPr>
-    </w:lvl>
-    <w:lvl w:ilvl="8" w:tplc="04160005" w:tentative="1">
-      <w:start w:val="1"/>
-      <w:numFmt w:val="bullet"/>
-      <w:lvlText w:val=""/>
-      <w:lvlJc w:val="left"/>
-      <w:pPr>
-        <w:ind w:left="6480" w:hanging="360"/>
-      </w:pPr>
-      <w:rPr>
-        <w:rFonts w:ascii="Wingdings" w:hAnsi="Wingdings" w:hint="default"/>
-      </w:rPr>
-    </w:lvl>
-  </w:abstractNum>
-  <w:abstractNum w:abstractNumId="6" w15:restartNumberingAfterBreak="0">
-    <w:nsid w:val="23E54037"/>
-    <w:multiLevelType w:val="hybridMultilevel"/>
-    <w:tmpl w:val="5C5CC7E4"/>
-    <w:lvl w:ilvl="0" w:tplc="FFFFFFFF">
-      <w:start w:val="1"/>
-      <w:numFmt w:val="decimal"/>
-      <w:lvlText w:val="%1."/>
-      <w:lvlJc w:val="left"/>
-      <w:pPr>
-        <w:ind w:left="720" w:hanging="360"/>
-      </w:pPr>
-    </w:lvl>
-    <w:lvl w:ilvl="1" w:tplc="04160019">
-      <w:start w:val="1"/>
-      <w:numFmt w:val="lowerLetter"/>
-      <w:lvlText w:val="%2."/>
-      <w:lvlJc w:val="left"/>
-      <w:pPr>
-        <w:ind w:left="1440" w:hanging="360"/>
-      </w:pPr>
-    </w:lvl>
-    <w:lvl w:ilvl="2" w:tplc="0416001B" w:tentative="1">
-      <w:start w:val="1"/>
-      <w:numFmt w:val="lowerRoman"/>
-      <w:lvlText w:val="%3."/>
-      <w:lvlJc w:val="right"/>
-      <w:pPr>
-        <w:ind w:left="2160" w:hanging="180"/>
-      </w:pPr>
-    </w:lvl>
-    <w:lvl w:ilvl="3" w:tplc="0416000F" w:tentative="1">
-      <w:start w:val="1"/>
-      <w:numFmt w:val="decimal"/>
-      <w:lvlText w:val="%4."/>
-      <w:lvlJc w:val="left"/>
-      <w:pPr>
-        <w:ind w:left="2880" w:hanging="360"/>
-      </w:pPr>
-    </w:lvl>
-    <w:lvl w:ilvl="4" w:tplc="04160019" w:tentative="1">
-      <w:start w:val="1"/>
-      <w:numFmt w:val="lowerLetter"/>
-      <w:lvlText w:val="%5."/>
-      <w:lvlJc w:val="left"/>
-      <w:pPr>
-        <w:ind w:left="3600" w:hanging="360"/>
-      </w:pPr>
-    </w:lvl>
-    <w:lvl w:ilvl="5" w:tplc="0416001B" w:tentative="1">
-      <w:start w:val="1"/>
-      <w:numFmt w:val="lowerRoman"/>
-      <w:lvlText w:val="%6."/>
-      <w:lvlJc w:val="right"/>
-      <w:pPr>
-        <w:ind w:left="4320" w:hanging="180"/>
-      </w:pPr>
-    </w:lvl>
-    <w:lvl w:ilvl="6" w:tplc="0416000F" w:tentative="1">
-      <w:start w:val="1"/>
-      <w:numFmt w:val="decimal"/>
-      <w:lvlText w:val="%7."/>
-      <w:lvlJc w:val="left"/>
-      <w:pPr>
-        <w:ind w:left="5040" w:hanging="360"/>
-      </w:pPr>
-    </w:lvl>
-    <w:lvl w:ilvl="7" w:tplc="04160019" w:tentative="1">
-      <w:start w:val="1"/>
-      <w:numFmt w:val="lowerLetter"/>
-      <w:lvlText w:val="%8."/>
-      <w:lvlJc w:val="left"/>
-      <w:pPr>
-        <w:ind w:left="5760" w:hanging="360"/>
-      </w:pPr>
-    </w:lvl>
-    <w:lvl w:ilvl="8" w:tplc="0416001B" w:tentative="1">
-      <w:start w:val="1"/>
-      <w:numFmt w:val="lowerRoman"/>
-      <w:lvlText w:val="%9."/>
-      <w:lvlJc w:val="right"/>
-      <w:pPr>
-        <w:ind w:left="6480" w:hanging="180"/>
-      </w:pPr>
-    </w:lvl>
-  </w:abstractNum>
-  <w:abstractNum w:abstractNumId="7" w15:restartNumberingAfterBreak="0">
-    <w:nsid w:val="36C5641A"/>
-    <w:multiLevelType w:val="hybridMultilevel"/>
-    <w:tmpl w:val="1414AD5C"/>
-    <w:lvl w:ilvl="0" w:tplc="04160001">
-      <w:start w:val="1"/>
-      <w:numFmt w:val="bullet"/>
-      <w:lvlText w:val=""/>
-      <w:lvlJc w:val="left"/>
-      <w:pPr>
-        <w:ind w:left="720" w:hanging="360"/>
-      </w:pPr>
-      <w:rPr>
-        <w:rFonts w:ascii="Symbol" w:hAnsi="Symbol" w:hint="default"/>
-      </w:rPr>
-    </w:lvl>
-    <w:lvl w:ilvl="1" w:tplc="04160003" w:tentative="1">
-      <w:start w:val="1"/>
-      <w:numFmt w:val="bullet"/>
-      <w:lvlText w:val="o"/>
-      <w:lvlJc w:val="left"/>
-      <w:pPr>
-        <w:ind w:left="1440" w:hanging="360"/>
-      </w:pPr>
-      <w:rPr>
-        <w:rFonts w:ascii="Courier New" w:hAnsi="Courier New" w:cs="Courier New" w:hint="default"/>
-      </w:rPr>
-    </w:lvl>
-    <w:lvl w:ilvl="2" w:tplc="04160005" w:tentative="1">
-      <w:start w:val="1"/>
-      <w:numFmt w:val="bullet"/>
-      <w:lvlText w:val=""/>
-      <w:lvlJc w:val="left"/>
-      <w:pPr>
-        <w:ind w:left="2160" w:hanging="360"/>
-      </w:pPr>
-      <w:rPr>
-        <w:rFonts w:ascii="Wingdings" w:hAnsi="Wingdings" w:hint="default"/>
-      </w:rPr>
-    </w:lvl>
-    <w:lvl w:ilvl="3" w:tplc="04160001" w:tentative="1">
-      <w:start w:val="1"/>
-      <w:numFmt w:val="bullet"/>
-      <w:lvlText w:val=""/>
-      <w:lvlJc w:val="left"/>
-      <w:pPr>
-        <w:ind w:left="2880" w:hanging="360"/>
-      </w:pPr>
-      <w:rPr>
-        <w:rFonts w:ascii="Symbol" w:hAnsi="Symbol" w:hint="default"/>
-      </w:rPr>
-    </w:lvl>
-    <w:lvl w:ilvl="4" w:tplc="04160003" w:tentative="1">
-      <w:start w:val="1"/>
-      <w:numFmt w:val="bullet"/>
-      <w:lvlText w:val="o"/>
-      <w:lvlJc w:val="left"/>
-      <w:pPr>
-        <w:ind w:left="3600" w:hanging="360"/>
-      </w:pPr>
-      <w:rPr>
-        <w:rFonts w:ascii="Courier New" w:hAnsi="Courier New" w:cs="Courier New" w:hint="default"/>
-      </w:rPr>
-    </w:lvl>
-    <w:lvl w:ilvl="5" w:tplc="04160005" w:tentative="1">
-      <w:start w:val="1"/>
-      <w:numFmt w:val="bullet"/>
-      <w:lvlText w:val=""/>
-      <w:lvlJc w:val="left"/>
-      <w:pPr>
-        <w:ind w:left="4320" w:hanging="360"/>
-      </w:pPr>
-      <w:rPr>
-        <w:rFonts w:ascii="Wingdings" w:hAnsi="Wingdings" w:hint="default"/>
-      </w:rPr>
-    </w:lvl>
-    <w:lvl w:ilvl="6" w:tplc="04160001" w:tentative="1">
-      <w:start w:val="1"/>
-      <w:numFmt w:val="bullet"/>
-      <w:lvlText w:val=""/>
-      <w:lvlJc w:val="left"/>
-      <w:pPr>
-        <w:ind w:left="5040" w:hanging="360"/>
-      </w:pPr>
-      <w:rPr>
-        <w:rFonts w:ascii="Symbol" w:hAnsi="Symbol" w:hint="default"/>
-      </w:rPr>
-    </w:lvl>
-    <w:lvl w:ilvl="7" w:tplc="04160003" w:tentative="1">
-      <w:start w:val="1"/>
-      <w:numFmt w:val="bullet"/>
-      <w:lvlText w:val="o"/>
-      <w:lvlJc w:val="left"/>
-      <w:pPr>
-        <w:ind w:left="5760" w:hanging="360"/>
-      </w:pPr>
-      <w:rPr>
-        <w:rFonts w:ascii="Courier New" w:hAnsi="Courier New" w:cs="Courier New" w:hint="default"/>
-      </w:rPr>
-    </w:lvl>
-    <w:lvl w:ilvl="8" w:tplc="04160005" w:tentative="1">
-      <w:start w:val="1"/>
-      <w:numFmt w:val="bullet"/>
-      <w:lvlText w:val=""/>
-      <w:lvlJc w:val="left"/>
-      <w:pPr>
-        <w:ind w:left="6480" w:hanging="360"/>
-      </w:pPr>
-      <w:rPr>
-        <w:rFonts w:ascii="Wingdings" w:hAnsi="Wingdings" w:hint="default"/>
-      </w:rPr>
-    </w:lvl>
-  </w:abstractNum>
-  <w:abstractNum w:abstractNumId="8" w15:restartNumberingAfterBreak="0">
-    <w:nsid w:val="41BF7D69"/>
+    <w:nsid w:val="18577506"/>
     <w:multiLevelType w:val="multilevel"/>
     <w:tmpl w:val="8A683080"/>
     <w:lvl w:ilvl="0">
@@ -6127,11 +6093,350 @@
       </w:rPr>
     </w:lvl>
   </w:abstractNum>
-  <w:abstractNum w:abstractNumId="9" w15:restartNumberingAfterBreak="0">
-    <w:nsid w:val="432105A8"/>
+  <w:abstractNum w:abstractNumId="4" w15:restartNumberingAfterBreak="0">
+    <w:nsid w:val="1CC55AEF"/>
     <w:multiLevelType w:val="hybridMultilevel"/>
-    <w:tmpl w:val="16503EB2"/>
-    <w:lvl w:ilvl="0" w:tplc="0416000F">
+    <w:tmpl w:val="CD7825BE"/>
+    <w:lvl w:ilvl="0" w:tplc="04160001">
+      <w:start w:val="1"/>
+      <w:numFmt w:val="bullet"/>
+      <w:lvlText w:val=""/>
+      <w:lvlJc w:val="left"/>
+      <w:pPr>
+        <w:ind w:left="720" w:hanging="360"/>
+      </w:pPr>
+      <w:rPr>
+        <w:rFonts w:ascii="Symbol" w:hAnsi="Symbol" w:hint="default"/>
+      </w:rPr>
+    </w:lvl>
+    <w:lvl w:ilvl="1" w:tplc="04160003" w:tentative="1">
+      <w:start w:val="1"/>
+      <w:numFmt w:val="bullet"/>
+      <w:lvlText w:val="o"/>
+      <w:lvlJc w:val="left"/>
+      <w:pPr>
+        <w:ind w:left="1440" w:hanging="360"/>
+      </w:pPr>
+      <w:rPr>
+        <w:rFonts w:ascii="Courier New" w:hAnsi="Courier New" w:cs="Courier New" w:hint="default"/>
+      </w:rPr>
+    </w:lvl>
+    <w:lvl w:ilvl="2" w:tplc="04160005" w:tentative="1">
+      <w:start w:val="1"/>
+      <w:numFmt w:val="bullet"/>
+      <w:lvlText w:val=""/>
+      <w:lvlJc w:val="left"/>
+      <w:pPr>
+        <w:ind w:left="2160" w:hanging="360"/>
+      </w:pPr>
+      <w:rPr>
+        <w:rFonts w:ascii="Wingdings" w:hAnsi="Wingdings" w:hint="default"/>
+      </w:rPr>
+    </w:lvl>
+    <w:lvl w:ilvl="3" w:tplc="04160001" w:tentative="1">
+      <w:start w:val="1"/>
+      <w:numFmt w:val="bullet"/>
+      <w:lvlText w:val=""/>
+      <w:lvlJc w:val="left"/>
+      <w:pPr>
+        <w:ind w:left="2880" w:hanging="360"/>
+      </w:pPr>
+      <w:rPr>
+        <w:rFonts w:ascii="Symbol" w:hAnsi="Symbol" w:hint="default"/>
+      </w:rPr>
+    </w:lvl>
+    <w:lvl w:ilvl="4" w:tplc="04160003" w:tentative="1">
+      <w:start w:val="1"/>
+      <w:numFmt w:val="bullet"/>
+      <w:lvlText w:val="o"/>
+      <w:lvlJc w:val="left"/>
+      <w:pPr>
+        <w:ind w:left="3600" w:hanging="360"/>
+      </w:pPr>
+      <w:rPr>
+        <w:rFonts w:ascii="Courier New" w:hAnsi="Courier New" w:cs="Courier New" w:hint="default"/>
+      </w:rPr>
+    </w:lvl>
+    <w:lvl w:ilvl="5" w:tplc="04160005" w:tentative="1">
+      <w:start w:val="1"/>
+      <w:numFmt w:val="bullet"/>
+      <w:lvlText w:val=""/>
+      <w:lvlJc w:val="left"/>
+      <w:pPr>
+        <w:ind w:left="4320" w:hanging="360"/>
+      </w:pPr>
+      <w:rPr>
+        <w:rFonts w:ascii="Wingdings" w:hAnsi="Wingdings" w:hint="default"/>
+      </w:rPr>
+    </w:lvl>
+    <w:lvl w:ilvl="6" w:tplc="04160001" w:tentative="1">
+      <w:start w:val="1"/>
+      <w:numFmt w:val="bullet"/>
+      <w:lvlText w:val=""/>
+      <w:lvlJc w:val="left"/>
+      <w:pPr>
+        <w:ind w:left="5040" w:hanging="360"/>
+      </w:pPr>
+      <w:rPr>
+        <w:rFonts w:ascii="Symbol" w:hAnsi="Symbol" w:hint="default"/>
+      </w:rPr>
+    </w:lvl>
+    <w:lvl w:ilvl="7" w:tplc="04160003" w:tentative="1">
+      <w:start w:val="1"/>
+      <w:numFmt w:val="bullet"/>
+      <w:lvlText w:val="o"/>
+      <w:lvlJc w:val="left"/>
+      <w:pPr>
+        <w:ind w:left="5760" w:hanging="360"/>
+      </w:pPr>
+      <w:rPr>
+        <w:rFonts w:ascii="Courier New" w:hAnsi="Courier New" w:cs="Courier New" w:hint="default"/>
+      </w:rPr>
+    </w:lvl>
+    <w:lvl w:ilvl="8" w:tplc="04160005" w:tentative="1">
+      <w:start w:val="1"/>
+      <w:numFmt w:val="bullet"/>
+      <w:lvlText w:val=""/>
+      <w:lvlJc w:val="left"/>
+      <w:pPr>
+        <w:ind w:left="6480" w:hanging="360"/>
+      </w:pPr>
+      <w:rPr>
+        <w:rFonts w:ascii="Wingdings" w:hAnsi="Wingdings" w:hint="default"/>
+      </w:rPr>
+    </w:lvl>
+  </w:abstractNum>
+  <w:abstractNum w:abstractNumId="5" w15:restartNumberingAfterBreak="0">
+    <w:nsid w:val="22CC1B9E"/>
+    <w:multiLevelType w:val="hybridMultilevel"/>
+    <w:tmpl w:val="404AC176"/>
+    <w:lvl w:ilvl="0" w:tplc="04160001">
+      <w:start w:val="1"/>
+      <w:numFmt w:val="bullet"/>
+      <w:lvlText w:val=""/>
+      <w:lvlJc w:val="left"/>
+      <w:pPr>
+        <w:ind w:left="720" w:hanging="360"/>
+      </w:pPr>
+      <w:rPr>
+        <w:rFonts w:ascii="Symbol" w:hAnsi="Symbol" w:hint="default"/>
+      </w:rPr>
+    </w:lvl>
+    <w:lvl w:ilvl="1" w:tplc="04160003" w:tentative="1">
+      <w:start w:val="1"/>
+      <w:numFmt w:val="bullet"/>
+      <w:lvlText w:val="o"/>
+      <w:lvlJc w:val="left"/>
+      <w:pPr>
+        <w:ind w:left="1440" w:hanging="360"/>
+      </w:pPr>
+      <w:rPr>
+        <w:rFonts w:ascii="Courier New" w:hAnsi="Courier New" w:cs="Courier New" w:hint="default"/>
+      </w:rPr>
+    </w:lvl>
+    <w:lvl w:ilvl="2" w:tplc="04160005" w:tentative="1">
+      <w:start w:val="1"/>
+      <w:numFmt w:val="bullet"/>
+      <w:lvlText w:val=""/>
+      <w:lvlJc w:val="left"/>
+      <w:pPr>
+        <w:ind w:left="2160" w:hanging="360"/>
+      </w:pPr>
+      <w:rPr>
+        <w:rFonts w:ascii="Wingdings" w:hAnsi="Wingdings" w:hint="default"/>
+      </w:rPr>
+    </w:lvl>
+    <w:lvl w:ilvl="3" w:tplc="04160001" w:tentative="1">
+      <w:start w:val="1"/>
+      <w:numFmt w:val="bullet"/>
+      <w:lvlText w:val=""/>
+      <w:lvlJc w:val="left"/>
+      <w:pPr>
+        <w:ind w:left="2880" w:hanging="360"/>
+      </w:pPr>
+      <w:rPr>
+        <w:rFonts w:ascii="Symbol" w:hAnsi="Symbol" w:hint="default"/>
+      </w:rPr>
+    </w:lvl>
+    <w:lvl w:ilvl="4" w:tplc="04160003" w:tentative="1">
+      <w:start w:val="1"/>
+      <w:numFmt w:val="bullet"/>
+      <w:lvlText w:val="o"/>
+      <w:lvlJc w:val="left"/>
+      <w:pPr>
+        <w:ind w:left="3600" w:hanging="360"/>
+      </w:pPr>
+      <w:rPr>
+        <w:rFonts w:ascii="Courier New" w:hAnsi="Courier New" w:cs="Courier New" w:hint="default"/>
+      </w:rPr>
+    </w:lvl>
+    <w:lvl w:ilvl="5" w:tplc="04160005" w:tentative="1">
+      <w:start w:val="1"/>
+      <w:numFmt w:val="bullet"/>
+      <w:lvlText w:val=""/>
+      <w:lvlJc w:val="left"/>
+      <w:pPr>
+        <w:ind w:left="4320" w:hanging="360"/>
+      </w:pPr>
+      <w:rPr>
+        <w:rFonts w:ascii="Wingdings" w:hAnsi="Wingdings" w:hint="default"/>
+      </w:rPr>
+    </w:lvl>
+    <w:lvl w:ilvl="6" w:tplc="04160001" w:tentative="1">
+      <w:start w:val="1"/>
+      <w:numFmt w:val="bullet"/>
+      <w:lvlText w:val=""/>
+      <w:lvlJc w:val="left"/>
+      <w:pPr>
+        <w:ind w:left="5040" w:hanging="360"/>
+      </w:pPr>
+      <w:rPr>
+        <w:rFonts w:ascii="Symbol" w:hAnsi="Symbol" w:hint="default"/>
+      </w:rPr>
+    </w:lvl>
+    <w:lvl w:ilvl="7" w:tplc="04160003" w:tentative="1">
+      <w:start w:val="1"/>
+      <w:numFmt w:val="bullet"/>
+      <w:lvlText w:val="o"/>
+      <w:lvlJc w:val="left"/>
+      <w:pPr>
+        <w:ind w:left="5760" w:hanging="360"/>
+      </w:pPr>
+      <w:rPr>
+        <w:rFonts w:ascii="Courier New" w:hAnsi="Courier New" w:cs="Courier New" w:hint="default"/>
+      </w:rPr>
+    </w:lvl>
+    <w:lvl w:ilvl="8" w:tplc="04160005" w:tentative="1">
+      <w:start w:val="1"/>
+      <w:numFmt w:val="bullet"/>
+      <w:lvlText w:val=""/>
+      <w:lvlJc w:val="left"/>
+      <w:pPr>
+        <w:ind w:left="6480" w:hanging="360"/>
+      </w:pPr>
+      <w:rPr>
+        <w:rFonts w:ascii="Wingdings" w:hAnsi="Wingdings" w:hint="default"/>
+      </w:rPr>
+    </w:lvl>
+  </w:abstractNum>
+  <w:abstractNum w:abstractNumId="6" w15:restartNumberingAfterBreak="0">
+    <w:nsid w:val="23C62C54"/>
+    <w:multiLevelType w:val="hybridMultilevel"/>
+    <w:tmpl w:val="A9604072"/>
+    <w:lvl w:ilvl="0" w:tplc="04160001">
+      <w:start w:val="1"/>
+      <w:numFmt w:val="bullet"/>
+      <w:lvlText w:val=""/>
+      <w:lvlJc w:val="left"/>
+      <w:pPr>
+        <w:ind w:left="720" w:hanging="360"/>
+      </w:pPr>
+      <w:rPr>
+        <w:rFonts w:ascii="Symbol" w:hAnsi="Symbol" w:hint="default"/>
+      </w:rPr>
+    </w:lvl>
+    <w:lvl w:ilvl="1" w:tplc="04160003" w:tentative="1">
+      <w:start w:val="1"/>
+      <w:numFmt w:val="bullet"/>
+      <w:lvlText w:val="o"/>
+      <w:lvlJc w:val="left"/>
+      <w:pPr>
+        <w:ind w:left="1440" w:hanging="360"/>
+      </w:pPr>
+      <w:rPr>
+        <w:rFonts w:ascii="Courier New" w:hAnsi="Courier New" w:cs="Courier New" w:hint="default"/>
+      </w:rPr>
+    </w:lvl>
+    <w:lvl w:ilvl="2" w:tplc="04160005" w:tentative="1">
+      <w:start w:val="1"/>
+      <w:numFmt w:val="bullet"/>
+      <w:lvlText w:val=""/>
+      <w:lvlJc w:val="left"/>
+      <w:pPr>
+        <w:ind w:left="2160" w:hanging="360"/>
+      </w:pPr>
+      <w:rPr>
+        <w:rFonts w:ascii="Wingdings" w:hAnsi="Wingdings" w:hint="default"/>
+      </w:rPr>
+    </w:lvl>
+    <w:lvl w:ilvl="3" w:tplc="04160001" w:tentative="1">
+      <w:start w:val="1"/>
+      <w:numFmt w:val="bullet"/>
+      <w:lvlText w:val=""/>
+      <w:lvlJc w:val="left"/>
+      <w:pPr>
+        <w:ind w:left="2880" w:hanging="360"/>
+      </w:pPr>
+      <w:rPr>
+        <w:rFonts w:ascii="Symbol" w:hAnsi="Symbol" w:hint="default"/>
+      </w:rPr>
+    </w:lvl>
+    <w:lvl w:ilvl="4" w:tplc="04160003" w:tentative="1">
+      <w:start w:val="1"/>
+      <w:numFmt w:val="bullet"/>
+      <w:lvlText w:val="o"/>
+      <w:lvlJc w:val="left"/>
+      <w:pPr>
+        <w:ind w:left="3600" w:hanging="360"/>
+      </w:pPr>
+      <w:rPr>
+        <w:rFonts w:ascii="Courier New" w:hAnsi="Courier New" w:cs="Courier New" w:hint="default"/>
+      </w:rPr>
+    </w:lvl>
+    <w:lvl w:ilvl="5" w:tplc="04160005" w:tentative="1">
+      <w:start w:val="1"/>
+      <w:numFmt w:val="bullet"/>
+      <w:lvlText w:val=""/>
+      <w:lvlJc w:val="left"/>
+      <w:pPr>
+        <w:ind w:left="4320" w:hanging="360"/>
+      </w:pPr>
+      <w:rPr>
+        <w:rFonts w:ascii="Wingdings" w:hAnsi="Wingdings" w:hint="default"/>
+      </w:rPr>
+    </w:lvl>
+    <w:lvl w:ilvl="6" w:tplc="04160001" w:tentative="1">
+      <w:start w:val="1"/>
+      <w:numFmt w:val="bullet"/>
+      <w:lvlText w:val=""/>
+      <w:lvlJc w:val="left"/>
+      <w:pPr>
+        <w:ind w:left="5040" w:hanging="360"/>
+      </w:pPr>
+      <w:rPr>
+        <w:rFonts w:ascii="Symbol" w:hAnsi="Symbol" w:hint="default"/>
+      </w:rPr>
+    </w:lvl>
+    <w:lvl w:ilvl="7" w:tplc="04160003" w:tentative="1">
+      <w:start w:val="1"/>
+      <w:numFmt w:val="bullet"/>
+      <w:lvlText w:val="o"/>
+      <w:lvlJc w:val="left"/>
+      <w:pPr>
+        <w:ind w:left="5760" w:hanging="360"/>
+      </w:pPr>
+      <w:rPr>
+        <w:rFonts w:ascii="Courier New" w:hAnsi="Courier New" w:cs="Courier New" w:hint="default"/>
+      </w:rPr>
+    </w:lvl>
+    <w:lvl w:ilvl="8" w:tplc="04160005" w:tentative="1">
+      <w:start w:val="1"/>
+      <w:numFmt w:val="bullet"/>
+      <w:lvlText w:val=""/>
+      <w:lvlJc w:val="left"/>
+      <w:pPr>
+        <w:ind w:left="6480" w:hanging="360"/>
+      </w:pPr>
+      <w:rPr>
+        <w:rFonts w:ascii="Wingdings" w:hAnsi="Wingdings" w:hint="default"/>
+      </w:rPr>
+    </w:lvl>
+  </w:abstractNum>
+  <w:abstractNum w:abstractNumId="7" w15:restartNumberingAfterBreak="0">
+    <w:nsid w:val="23E54037"/>
+    <w:multiLevelType w:val="hybridMultilevel"/>
+    <w:tmpl w:val="5C5CC7E4"/>
+    <w:lvl w:ilvl="0" w:tplc="FFFFFFFF">
       <w:start w:val="1"/>
       <w:numFmt w:val="decimal"/>
       <w:lvlText w:val="%1."/>
@@ -6140,7 +6445,7 @@
         <w:ind w:left="720" w:hanging="360"/>
       </w:pPr>
     </w:lvl>
-    <w:lvl w:ilvl="1" w:tplc="04160019" w:tentative="1">
+    <w:lvl w:ilvl="1" w:tplc="04160019">
       <w:start w:val="1"/>
       <w:numFmt w:val="lowerLetter"/>
       <w:lvlText w:val="%2."/>
@@ -6213,322 +6518,10 @@
       </w:pPr>
     </w:lvl>
   </w:abstractNum>
-  <w:abstractNum w:abstractNumId="10" w15:restartNumberingAfterBreak="0">
-    <w:nsid w:val="4A3E7F6C"/>
-    <w:multiLevelType w:val="hybridMultilevel"/>
-    <w:tmpl w:val="3C4EC968"/>
-    <w:lvl w:ilvl="0" w:tplc="FFFFFFFF">
-      <w:start w:val="1"/>
-      <w:numFmt w:val="decimal"/>
-      <w:lvlText w:val="%1."/>
-      <w:lvlJc w:val="left"/>
-      <w:pPr>
-        <w:ind w:left="720" w:hanging="360"/>
-      </w:pPr>
-    </w:lvl>
-    <w:lvl w:ilvl="1" w:tplc="FFFFFFFF" w:tentative="1">
-      <w:start w:val="1"/>
-      <w:numFmt w:val="lowerLetter"/>
-      <w:lvlText w:val="%2."/>
-      <w:lvlJc w:val="left"/>
-      <w:pPr>
-        <w:ind w:left="1440" w:hanging="360"/>
-      </w:pPr>
-    </w:lvl>
-    <w:lvl w:ilvl="2" w:tplc="FFFFFFFF" w:tentative="1">
-      <w:start w:val="1"/>
-      <w:numFmt w:val="lowerRoman"/>
-      <w:lvlText w:val="%3."/>
-      <w:lvlJc w:val="right"/>
-      <w:pPr>
-        <w:ind w:left="2160" w:hanging="180"/>
-      </w:pPr>
-    </w:lvl>
-    <w:lvl w:ilvl="3" w:tplc="FFFFFFFF" w:tentative="1">
-      <w:start w:val="1"/>
-      <w:numFmt w:val="decimal"/>
-      <w:lvlText w:val="%4."/>
-      <w:lvlJc w:val="left"/>
-      <w:pPr>
-        <w:ind w:left="2880" w:hanging="360"/>
-      </w:pPr>
-    </w:lvl>
-    <w:lvl w:ilvl="4" w:tplc="FFFFFFFF" w:tentative="1">
-      <w:start w:val="1"/>
-      <w:numFmt w:val="lowerLetter"/>
-      <w:lvlText w:val="%5."/>
-      <w:lvlJc w:val="left"/>
-      <w:pPr>
-        <w:ind w:left="3600" w:hanging="360"/>
-      </w:pPr>
-    </w:lvl>
-    <w:lvl w:ilvl="5" w:tplc="FFFFFFFF" w:tentative="1">
-      <w:start w:val="1"/>
-      <w:numFmt w:val="lowerRoman"/>
-      <w:lvlText w:val="%6."/>
-      <w:lvlJc w:val="right"/>
-      <w:pPr>
-        <w:ind w:left="4320" w:hanging="180"/>
-      </w:pPr>
-    </w:lvl>
-    <w:lvl w:ilvl="6" w:tplc="FFFFFFFF" w:tentative="1">
-      <w:start w:val="1"/>
-      <w:numFmt w:val="decimal"/>
-      <w:lvlText w:val="%7."/>
-      <w:lvlJc w:val="left"/>
-      <w:pPr>
-        <w:ind w:left="5040" w:hanging="360"/>
-      </w:pPr>
-    </w:lvl>
-    <w:lvl w:ilvl="7" w:tplc="FFFFFFFF" w:tentative="1">
-      <w:start w:val="1"/>
-      <w:numFmt w:val="lowerLetter"/>
-      <w:lvlText w:val="%8."/>
-      <w:lvlJc w:val="left"/>
-      <w:pPr>
-        <w:ind w:left="5760" w:hanging="360"/>
-      </w:pPr>
-    </w:lvl>
-    <w:lvl w:ilvl="8" w:tplc="FFFFFFFF" w:tentative="1">
-      <w:start w:val="1"/>
-      <w:numFmt w:val="lowerRoman"/>
-      <w:lvlText w:val="%9."/>
-      <w:lvlJc w:val="right"/>
-      <w:pPr>
-        <w:ind w:left="6480" w:hanging="180"/>
-      </w:pPr>
-    </w:lvl>
-  </w:abstractNum>
-  <w:abstractNum w:abstractNumId="11" w15:restartNumberingAfterBreak="0">
-    <w:nsid w:val="5237592C"/>
-    <w:multiLevelType w:val="hybridMultilevel"/>
-    <w:tmpl w:val="4F98D7BA"/>
-    <w:lvl w:ilvl="0" w:tplc="04160001">
-      <w:start w:val="1"/>
-      <w:numFmt w:val="bullet"/>
-      <w:lvlText w:val=""/>
-      <w:lvlJc w:val="left"/>
-      <w:pPr>
-        <w:ind w:left="720" w:hanging="360"/>
-      </w:pPr>
-      <w:rPr>
-        <w:rFonts w:ascii="Symbol" w:hAnsi="Symbol" w:hint="default"/>
-      </w:rPr>
-    </w:lvl>
-    <w:lvl w:ilvl="1" w:tplc="04160003" w:tentative="1">
-      <w:start w:val="1"/>
-      <w:numFmt w:val="bullet"/>
-      <w:lvlText w:val="o"/>
-      <w:lvlJc w:val="left"/>
-      <w:pPr>
-        <w:ind w:left="1440" w:hanging="360"/>
-      </w:pPr>
-      <w:rPr>
-        <w:rFonts w:ascii="Courier New" w:hAnsi="Courier New" w:cs="Courier New" w:hint="default"/>
-      </w:rPr>
-    </w:lvl>
-    <w:lvl w:ilvl="2" w:tplc="04160005" w:tentative="1">
-      <w:start w:val="1"/>
-      <w:numFmt w:val="bullet"/>
-      <w:lvlText w:val=""/>
-      <w:lvlJc w:val="left"/>
-      <w:pPr>
-        <w:ind w:left="2160" w:hanging="360"/>
-      </w:pPr>
-      <w:rPr>
-        <w:rFonts w:ascii="Wingdings" w:hAnsi="Wingdings" w:hint="default"/>
-      </w:rPr>
-    </w:lvl>
-    <w:lvl w:ilvl="3" w:tplc="04160001" w:tentative="1">
-      <w:start w:val="1"/>
-      <w:numFmt w:val="bullet"/>
-      <w:lvlText w:val=""/>
-      <w:lvlJc w:val="left"/>
-      <w:pPr>
-        <w:ind w:left="2880" w:hanging="360"/>
-      </w:pPr>
-      <w:rPr>
-        <w:rFonts w:ascii="Symbol" w:hAnsi="Symbol" w:hint="default"/>
-      </w:rPr>
-    </w:lvl>
-    <w:lvl w:ilvl="4" w:tplc="04160003" w:tentative="1">
-      <w:start w:val="1"/>
-      <w:numFmt w:val="bullet"/>
-      <w:lvlText w:val="o"/>
-      <w:lvlJc w:val="left"/>
-      <w:pPr>
-        <w:ind w:left="3600" w:hanging="360"/>
-      </w:pPr>
-      <w:rPr>
-        <w:rFonts w:ascii="Courier New" w:hAnsi="Courier New" w:cs="Courier New" w:hint="default"/>
-      </w:rPr>
-    </w:lvl>
-    <w:lvl w:ilvl="5" w:tplc="04160005" w:tentative="1">
-      <w:start w:val="1"/>
-      <w:numFmt w:val="bullet"/>
-      <w:lvlText w:val=""/>
-      <w:lvlJc w:val="left"/>
-      <w:pPr>
-        <w:ind w:left="4320" w:hanging="360"/>
-      </w:pPr>
-      <w:rPr>
-        <w:rFonts w:ascii="Wingdings" w:hAnsi="Wingdings" w:hint="default"/>
-      </w:rPr>
-    </w:lvl>
-    <w:lvl w:ilvl="6" w:tplc="04160001" w:tentative="1">
-      <w:start w:val="1"/>
-      <w:numFmt w:val="bullet"/>
-      <w:lvlText w:val=""/>
-      <w:lvlJc w:val="left"/>
-      <w:pPr>
-        <w:ind w:left="5040" w:hanging="360"/>
-      </w:pPr>
-      <w:rPr>
-        <w:rFonts w:ascii="Symbol" w:hAnsi="Symbol" w:hint="default"/>
-      </w:rPr>
-    </w:lvl>
-    <w:lvl w:ilvl="7" w:tplc="04160003" w:tentative="1">
-      <w:start w:val="1"/>
-      <w:numFmt w:val="bullet"/>
-      <w:lvlText w:val="o"/>
-      <w:lvlJc w:val="left"/>
-      <w:pPr>
-        <w:ind w:left="5760" w:hanging="360"/>
-      </w:pPr>
-      <w:rPr>
-        <w:rFonts w:ascii="Courier New" w:hAnsi="Courier New" w:cs="Courier New" w:hint="default"/>
-      </w:rPr>
-    </w:lvl>
-    <w:lvl w:ilvl="8" w:tplc="04160005" w:tentative="1">
-      <w:start w:val="1"/>
-      <w:numFmt w:val="bullet"/>
-      <w:lvlText w:val=""/>
-      <w:lvlJc w:val="left"/>
-      <w:pPr>
-        <w:ind w:left="6480" w:hanging="360"/>
-      </w:pPr>
-      <w:rPr>
-        <w:rFonts w:ascii="Wingdings" w:hAnsi="Wingdings" w:hint="default"/>
-      </w:rPr>
-    </w:lvl>
-  </w:abstractNum>
-  <w:abstractNum w:abstractNumId="12" w15:restartNumberingAfterBreak="0">
-    <w:nsid w:val="57523749"/>
-    <w:multiLevelType w:val="hybridMultilevel"/>
-    <w:tmpl w:val="5BC4CFC4"/>
-    <w:lvl w:ilvl="0" w:tplc="04160001">
-      <w:start w:val="1"/>
-      <w:numFmt w:val="bullet"/>
-      <w:lvlText w:val=""/>
-      <w:lvlJc w:val="left"/>
-      <w:pPr>
-        <w:ind w:left="720" w:hanging="360"/>
-      </w:pPr>
-      <w:rPr>
-        <w:rFonts w:ascii="Symbol" w:hAnsi="Symbol" w:hint="default"/>
-      </w:rPr>
-    </w:lvl>
-    <w:lvl w:ilvl="1" w:tplc="04160003" w:tentative="1">
-      <w:start w:val="1"/>
-      <w:numFmt w:val="bullet"/>
-      <w:lvlText w:val="o"/>
-      <w:lvlJc w:val="left"/>
-      <w:pPr>
-        <w:ind w:left="1440" w:hanging="360"/>
-      </w:pPr>
-      <w:rPr>
-        <w:rFonts w:ascii="Courier New" w:hAnsi="Courier New" w:cs="Courier New" w:hint="default"/>
-      </w:rPr>
-    </w:lvl>
-    <w:lvl w:ilvl="2" w:tplc="04160005" w:tentative="1">
-      <w:start w:val="1"/>
-      <w:numFmt w:val="bullet"/>
-      <w:lvlText w:val=""/>
-      <w:lvlJc w:val="left"/>
-      <w:pPr>
-        <w:ind w:left="2160" w:hanging="360"/>
-      </w:pPr>
-      <w:rPr>
-        <w:rFonts w:ascii="Wingdings" w:hAnsi="Wingdings" w:hint="default"/>
-      </w:rPr>
-    </w:lvl>
-    <w:lvl w:ilvl="3" w:tplc="04160001" w:tentative="1">
-      <w:start w:val="1"/>
-      <w:numFmt w:val="bullet"/>
-      <w:lvlText w:val=""/>
-      <w:lvlJc w:val="left"/>
-      <w:pPr>
-        <w:ind w:left="2880" w:hanging="360"/>
-      </w:pPr>
-      <w:rPr>
-        <w:rFonts w:ascii="Symbol" w:hAnsi="Symbol" w:hint="default"/>
-      </w:rPr>
-    </w:lvl>
-    <w:lvl w:ilvl="4" w:tplc="04160003" w:tentative="1">
-      <w:start w:val="1"/>
-      <w:numFmt w:val="bullet"/>
-      <w:lvlText w:val="o"/>
-      <w:lvlJc w:val="left"/>
-      <w:pPr>
-        <w:ind w:left="3600" w:hanging="360"/>
-      </w:pPr>
-      <w:rPr>
-        <w:rFonts w:ascii="Courier New" w:hAnsi="Courier New" w:cs="Courier New" w:hint="default"/>
-      </w:rPr>
-    </w:lvl>
-    <w:lvl w:ilvl="5" w:tplc="04160005" w:tentative="1">
-      <w:start w:val="1"/>
-      <w:numFmt w:val="bullet"/>
-      <w:lvlText w:val=""/>
-      <w:lvlJc w:val="left"/>
-      <w:pPr>
-        <w:ind w:left="4320" w:hanging="360"/>
-      </w:pPr>
-      <w:rPr>
-        <w:rFonts w:ascii="Wingdings" w:hAnsi="Wingdings" w:hint="default"/>
-      </w:rPr>
-    </w:lvl>
-    <w:lvl w:ilvl="6" w:tplc="04160001" w:tentative="1">
-      <w:start w:val="1"/>
-      <w:numFmt w:val="bullet"/>
-      <w:lvlText w:val=""/>
-      <w:lvlJc w:val="left"/>
-      <w:pPr>
-        <w:ind w:left="5040" w:hanging="360"/>
-      </w:pPr>
-      <w:rPr>
-        <w:rFonts w:ascii="Symbol" w:hAnsi="Symbol" w:hint="default"/>
-      </w:rPr>
-    </w:lvl>
-    <w:lvl w:ilvl="7" w:tplc="04160003" w:tentative="1">
-      <w:start w:val="1"/>
-      <w:numFmt w:val="bullet"/>
-      <w:lvlText w:val="o"/>
-      <w:lvlJc w:val="left"/>
-      <w:pPr>
-        <w:ind w:left="5760" w:hanging="360"/>
-      </w:pPr>
-      <w:rPr>
-        <w:rFonts w:ascii="Courier New" w:hAnsi="Courier New" w:cs="Courier New" w:hint="default"/>
-      </w:rPr>
-    </w:lvl>
-    <w:lvl w:ilvl="8" w:tplc="04160005" w:tentative="1">
-      <w:start w:val="1"/>
-      <w:numFmt w:val="bullet"/>
-      <w:lvlText w:val=""/>
-      <w:lvlJc w:val="left"/>
-      <w:pPr>
-        <w:ind w:left="6480" w:hanging="360"/>
-      </w:pPr>
-      <w:rPr>
-        <w:rFonts w:ascii="Wingdings" w:hAnsi="Wingdings" w:hint="default"/>
-      </w:rPr>
-    </w:lvl>
-  </w:abstractNum>
-  <w:abstractNum w:abstractNumId="13" w15:restartNumberingAfterBreak="0">
-    <w:nsid w:val="5A594856"/>
+  <w:abstractNum w:abstractNumId="8" w15:restartNumberingAfterBreak="0">
+    <w:nsid w:val="2D1A6C93"/>
     <w:multiLevelType w:val="multilevel"/>
-    <w:tmpl w:val="8A683080"/>
+    <w:tmpl w:val="3202E03A"/>
     <w:lvl w:ilvl="0">
       <w:start w:val="1"/>
       <w:numFmt w:val="decimal"/>
@@ -6646,412 +6639,121 @@
       </w:rPr>
     </w:lvl>
   </w:abstractNum>
-  <w:abstractNum w:abstractNumId="14" w15:restartNumberingAfterBreak="0">
-    <w:nsid w:val="5CE93356"/>
+  <w:abstractNum w:abstractNumId="9" w15:restartNumberingAfterBreak="0">
+    <w:nsid w:val="36C5641A"/>
     <w:multiLevelType w:val="hybridMultilevel"/>
-    <w:tmpl w:val="51B0472A"/>
+    <w:tmpl w:val="1414AD5C"/>
     <w:lvl w:ilvl="0" w:tplc="04160001">
       <w:start w:val="1"/>
       <w:numFmt w:val="bullet"/>
       <w:lvlText w:val=""/>
       <w:lvlJc w:val="left"/>
       <w:pPr>
+        <w:ind w:left="720" w:hanging="360"/>
+      </w:pPr>
+      <w:rPr>
+        <w:rFonts w:ascii="Symbol" w:hAnsi="Symbol" w:hint="default"/>
+      </w:rPr>
+    </w:lvl>
+    <w:lvl w:ilvl="1" w:tplc="04160003" w:tentative="1">
+      <w:start w:val="1"/>
+      <w:numFmt w:val="bullet"/>
+      <w:lvlText w:val="o"/>
+      <w:lvlJc w:val="left"/>
+      <w:pPr>
         <w:ind w:left="1440" w:hanging="360"/>
       </w:pPr>
       <w:rPr>
+        <w:rFonts w:ascii="Courier New" w:hAnsi="Courier New" w:cs="Courier New" w:hint="default"/>
+      </w:rPr>
+    </w:lvl>
+    <w:lvl w:ilvl="2" w:tplc="04160005" w:tentative="1">
+      <w:start w:val="1"/>
+      <w:numFmt w:val="bullet"/>
+      <w:lvlText w:val=""/>
+      <w:lvlJc w:val="left"/>
+      <w:pPr>
+        <w:ind w:left="2160" w:hanging="360"/>
+      </w:pPr>
+      <w:rPr>
+        <w:rFonts w:ascii="Wingdings" w:hAnsi="Wingdings" w:hint="default"/>
+      </w:rPr>
+    </w:lvl>
+    <w:lvl w:ilvl="3" w:tplc="04160001" w:tentative="1">
+      <w:start w:val="1"/>
+      <w:numFmt w:val="bullet"/>
+      <w:lvlText w:val=""/>
+      <w:lvlJc w:val="left"/>
+      <w:pPr>
+        <w:ind w:left="2880" w:hanging="360"/>
+      </w:pPr>
+      <w:rPr>
         <w:rFonts w:ascii="Symbol" w:hAnsi="Symbol" w:hint="default"/>
       </w:rPr>
     </w:lvl>
-    <w:lvl w:ilvl="1" w:tplc="04160003" w:tentative="1">
+    <w:lvl w:ilvl="4" w:tplc="04160003" w:tentative="1">
       <w:start w:val="1"/>
       <w:numFmt w:val="bullet"/>
       <w:lvlText w:val="o"/>
       <w:lvlJc w:val="left"/>
       <w:pPr>
-        <w:ind w:left="2160" w:hanging="360"/>
+        <w:ind w:left="3600" w:hanging="360"/>
       </w:pPr>
       <w:rPr>
         <w:rFonts w:ascii="Courier New" w:hAnsi="Courier New" w:cs="Courier New" w:hint="default"/>
       </w:rPr>
     </w:lvl>
-    <w:lvl w:ilvl="2" w:tplc="04160005" w:tentative="1">
+    <w:lvl w:ilvl="5" w:tplc="04160005" w:tentative="1">
       <w:start w:val="1"/>
       <w:numFmt w:val="bullet"/>
       <w:lvlText w:val=""/>
       <w:lvlJc w:val="left"/>
       <w:pPr>
-        <w:ind w:left="2880" w:hanging="360"/>
+        <w:ind w:left="4320" w:hanging="360"/>
       </w:pPr>
       <w:rPr>
         <w:rFonts w:ascii="Wingdings" w:hAnsi="Wingdings" w:hint="default"/>
       </w:rPr>
     </w:lvl>
-    <w:lvl w:ilvl="3" w:tplc="04160001" w:tentative="1">
+    <w:lvl w:ilvl="6" w:tplc="04160001" w:tentative="1">
       <w:start w:val="1"/>
       <w:numFmt w:val="bullet"/>
       <w:lvlText w:val=""/>
       <w:lvlJc w:val="left"/>
       <w:pPr>
-        <w:ind w:left="3600" w:hanging="360"/>
+        <w:ind w:left="5040" w:hanging="360"/>
       </w:pPr>
       <w:rPr>
         <w:rFonts w:ascii="Symbol" w:hAnsi="Symbol" w:hint="default"/>
       </w:rPr>
     </w:lvl>
-    <w:lvl w:ilvl="4" w:tplc="04160003" w:tentative="1">
+    <w:lvl w:ilvl="7" w:tplc="04160003" w:tentative="1">
       <w:start w:val="1"/>
       <w:numFmt w:val="bullet"/>
       <w:lvlText w:val="o"/>
       <w:lvlJc w:val="left"/>
       <w:pPr>
-        <w:ind w:left="4320" w:hanging="360"/>
+        <w:ind w:left="5760" w:hanging="360"/>
       </w:pPr>
       <w:rPr>
         <w:rFonts w:ascii="Courier New" w:hAnsi="Courier New" w:cs="Courier New" w:hint="default"/>
       </w:rPr>
     </w:lvl>
-    <w:lvl w:ilvl="5" w:tplc="04160005" w:tentative="1">
+    <w:lvl w:ilvl="8" w:tplc="04160005" w:tentative="1">
       <w:start w:val="1"/>
       <w:numFmt w:val="bullet"/>
       <w:lvlText w:val=""/>
       <w:lvlJc w:val="left"/>
       <w:pPr>
-        <w:ind w:left="5040" w:hanging="360"/>
+        <w:ind w:left="6480" w:hanging="360"/>
       </w:pPr>
       <w:rPr>
         <w:rFonts w:ascii="Wingdings" w:hAnsi="Wingdings" w:hint="default"/>
       </w:rPr>
     </w:lvl>
-    <w:lvl w:ilvl="6" w:tplc="04160001" w:tentative="1">
-      <w:start w:val="1"/>
-      <w:numFmt w:val="bullet"/>
-      <w:lvlText w:val=""/>
-      <w:lvlJc w:val="left"/>
-      <w:pPr>
-        <w:ind w:left="5760" w:hanging="360"/>
-      </w:pPr>
-      <w:rPr>
-        <w:rFonts w:ascii="Symbol" w:hAnsi="Symbol" w:hint="default"/>
-      </w:rPr>
-    </w:lvl>
-    <w:lvl w:ilvl="7" w:tplc="04160003" w:tentative="1">
-      <w:start w:val="1"/>
-      <w:numFmt w:val="bullet"/>
-      <w:lvlText w:val="o"/>
-      <w:lvlJc w:val="left"/>
-      <w:pPr>
-        <w:ind w:left="6480" w:hanging="360"/>
-      </w:pPr>
-      <w:rPr>
-        <w:rFonts w:ascii="Courier New" w:hAnsi="Courier New" w:cs="Courier New" w:hint="default"/>
-      </w:rPr>
-    </w:lvl>
-    <w:lvl w:ilvl="8" w:tplc="04160005" w:tentative="1">
-      <w:start w:val="1"/>
-      <w:numFmt w:val="bullet"/>
-      <w:lvlText w:val=""/>
-      <w:lvlJc w:val="left"/>
-      <w:pPr>
-        <w:ind w:left="7200" w:hanging="360"/>
-      </w:pPr>
-      <w:rPr>
-        <w:rFonts w:ascii="Wingdings" w:hAnsi="Wingdings" w:hint="default"/>
-      </w:rPr>
-    </w:lvl>
   </w:abstractNum>
-  <w:abstractNum w:abstractNumId="15" w15:restartNumberingAfterBreak="0">
-    <w:nsid w:val="5EB34768"/>
-    <w:multiLevelType w:val="hybridMultilevel"/>
-    <w:tmpl w:val="943C2D96"/>
-    <w:lvl w:ilvl="0" w:tplc="0416000F">
-      <w:start w:val="1"/>
-      <w:numFmt w:val="decimal"/>
-      <w:lvlText w:val="%1."/>
-      <w:lvlJc w:val="left"/>
-      <w:pPr>
-        <w:ind w:left="720" w:hanging="360"/>
-      </w:pPr>
-      <w:rPr>
-        <w:rFonts w:hint="default"/>
-      </w:rPr>
-    </w:lvl>
-    <w:lvl w:ilvl="1" w:tplc="04160019" w:tentative="1">
-      <w:start w:val="1"/>
-      <w:numFmt w:val="lowerLetter"/>
-      <w:lvlText w:val="%2."/>
-      <w:lvlJc w:val="left"/>
-      <w:pPr>
-        <w:ind w:left="1440" w:hanging="360"/>
-      </w:pPr>
-    </w:lvl>
-    <w:lvl w:ilvl="2" w:tplc="0416001B" w:tentative="1">
-      <w:start w:val="1"/>
-      <w:numFmt w:val="lowerRoman"/>
-      <w:lvlText w:val="%3."/>
-      <w:lvlJc w:val="right"/>
-      <w:pPr>
-        <w:ind w:left="2160" w:hanging="180"/>
-      </w:pPr>
-    </w:lvl>
-    <w:lvl w:ilvl="3" w:tplc="0416000F" w:tentative="1">
-      <w:start w:val="1"/>
-      <w:numFmt w:val="decimal"/>
-      <w:lvlText w:val="%4."/>
-      <w:lvlJc w:val="left"/>
-      <w:pPr>
-        <w:ind w:left="2880" w:hanging="360"/>
-      </w:pPr>
-    </w:lvl>
-    <w:lvl w:ilvl="4" w:tplc="04160019" w:tentative="1">
-      <w:start w:val="1"/>
-      <w:numFmt w:val="lowerLetter"/>
-      <w:lvlText w:val="%5."/>
-      <w:lvlJc w:val="left"/>
-      <w:pPr>
-        <w:ind w:left="3600" w:hanging="360"/>
-      </w:pPr>
-    </w:lvl>
-    <w:lvl w:ilvl="5" w:tplc="0416001B" w:tentative="1">
-      <w:start w:val="1"/>
-      <w:numFmt w:val="lowerRoman"/>
-      <w:lvlText w:val="%6."/>
-      <w:lvlJc w:val="right"/>
-      <w:pPr>
-        <w:ind w:left="4320" w:hanging="180"/>
-      </w:pPr>
-    </w:lvl>
-    <w:lvl w:ilvl="6" w:tplc="0416000F" w:tentative="1">
-      <w:start w:val="1"/>
-      <w:numFmt w:val="decimal"/>
-      <w:lvlText w:val="%7."/>
-      <w:lvlJc w:val="left"/>
-      <w:pPr>
-        <w:ind w:left="5040" w:hanging="360"/>
-      </w:pPr>
-    </w:lvl>
-    <w:lvl w:ilvl="7" w:tplc="04160019" w:tentative="1">
-      <w:start w:val="1"/>
-      <w:numFmt w:val="lowerLetter"/>
-      <w:lvlText w:val="%8."/>
-      <w:lvlJc w:val="left"/>
-      <w:pPr>
-        <w:ind w:left="5760" w:hanging="360"/>
-      </w:pPr>
-    </w:lvl>
-    <w:lvl w:ilvl="8" w:tplc="0416001B" w:tentative="1">
-      <w:start w:val="1"/>
-      <w:numFmt w:val="lowerRoman"/>
-      <w:lvlText w:val="%9."/>
-      <w:lvlJc w:val="right"/>
-      <w:pPr>
-        <w:ind w:left="6480" w:hanging="180"/>
-      </w:pPr>
-    </w:lvl>
-  </w:abstractNum>
-  <w:abstractNum w:abstractNumId="16" w15:restartNumberingAfterBreak="0">
-    <w:nsid w:val="6629073F"/>
-    <w:multiLevelType w:val="hybridMultilevel"/>
-    <w:tmpl w:val="4FEA57D6"/>
-    <w:lvl w:ilvl="0" w:tplc="04160001">
-      <w:start w:val="1"/>
-      <w:numFmt w:val="bullet"/>
-      <w:lvlText w:val=""/>
-      <w:lvlJc w:val="left"/>
-      <w:pPr>
-        <w:ind w:left="720" w:hanging="360"/>
-      </w:pPr>
-      <w:rPr>
-        <w:rFonts w:ascii="Symbol" w:hAnsi="Symbol" w:hint="default"/>
-      </w:rPr>
-    </w:lvl>
-    <w:lvl w:ilvl="1" w:tplc="04160003" w:tentative="1">
-      <w:start w:val="1"/>
-      <w:numFmt w:val="bullet"/>
-      <w:lvlText w:val="o"/>
-      <w:lvlJc w:val="left"/>
-      <w:pPr>
-        <w:ind w:left="1440" w:hanging="360"/>
-      </w:pPr>
-      <w:rPr>
-        <w:rFonts w:ascii="Courier New" w:hAnsi="Courier New" w:cs="Courier New" w:hint="default"/>
-      </w:rPr>
-    </w:lvl>
-    <w:lvl w:ilvl="2" w:tplc="04160005" w:tentative="1">
-      <w:start w:val="1"/>
-      <w:numFmt w:val="bullet"/>
-      <w:lvlText w:val=""/>
-      <w:lvlJc w:val="left"/>
-      <w:pPr>
-        <w:ind w:left="2160" w:hanging="360"/>
-      </w:pPr>
-      <w:rPr>
-        <w:rFonts w:ascii="Wingdings" w:hAnsi="Wingdings" w:hint="default"/>
-      </w:rPr>
-    </w:lvl>
-    <w:lvl w:ilvl="3" w:tplc="04160001" w:tentative="1">
-      <w:start w:val="1"/>
-      <w:numFmt w:val="bullet"/>
-      <w:lvlText w:val=""/>
-      <w:lvlJc w:val="left"/>
-      <w:pPr>
-        <w:ind w:left="2880" w:hanging="360"/>
-      </w:pPr>
-      <w:rPr>
-        <w:rFonts w:ascii="Symbol" w:hAnsi="Symbol" w:hint="default"/>
-      </w:rPr>
-    </w:lvl>
-    <w:lvl w:ilvl="4" w:tplc="04160003" w:tentative="1">
-      <w:start w:val="1"/>
-      <w:numFmt w:val="bullet"/>
-      <w:lvlText w:val="o"/>
-      <w:lvlJc w:val="left"/>
-      <w:pPr>
-        <w:ind w:left="3600" w:hanging="360"/>
-      </w:pPr>
-      <w:rPr>
-        <w:rFonts w:ascii="Courier New" w:hAnsi="Courier New" w:cs="Courier New" w:hint="default"/>
-      </w:rPr>
-    </w:lvl>
-    <w:lvl w:ilvl="5" w:tplc="04160005" w:tentative="1">
-      <w:start w:val="1"/>
-      <w:numFmt w:val="bullet"/>
-      <w:lvlText w:val=""/>
-      <w:lvlJc w:val="left"/>
-      <w:pPr>
-        <w:ind w:left="4320" w:hanging="360"/>
-      </w:pPr>
-      <w:rPr>
-        <w:rFonts w:ascii="Wingdings" w:hAnsi="Wingdings" w:hint="default"/>
-      </w:rPr>
-    </w:lvl>
-    <w:lvl w:ilvl="6" w:tplc="04160001" w:tentative="1">
-      <w:start w:val="1"/>
-      <w:numFmt w:val="bullet"/>
-      <w:lvlText w:val=""/>
-      <w:lvlJc w:val="left"/>
-      <w:pPr>
-        <w:ind w:left="5040" w:hanging="360"/>
-      </w:pPr>
-      <w:rPr>
-        <w:rFonts w:ascii="Symbol" w:hAnsi="Symbol" w:hint="default"/>
-      </w:rPr>
-    </w:lvl>
-    <w:lvl w:ilvl="7" w:tplc="04160003" w:tentative="1">
-      <w:start w:val="1"/>
-      <w:numFmt w:val="bullet"/>
-      <w:lvlText w:val="o"/>
-      <w:lvlJc w:val="left"/>
-      <w:pPr>
-        <w:ind w:left="5760" w:hanging="360"/>
-      </w:pPr>
-      <w:rPr>
-        <w:rFonts w:ascii="Courier New" w:hAnsi="Courier New" w:cs="Courier New" w:hint="default"/>
-      </w:rPr>
-    </w:lvl>
-    <w:lvl w:ilvl="8" w:tplc="04160005" w:tentative="1">
-      <w:start w:val="1"/>
-      <w:numFmt w:val="bullet"/>
-      <w:lvlText w:val=""/>
-      <w:lvlJc w:val="left"/>
-      <w:pPr>
-        <w:ind w:left="6480" w:hanging="360"/>
-      </w:pPr>
-      <w:rPr>
-        <w:rFonts w:ascii="Wingdings" w:hAnsi="Wingdings" w:hint="default"/>
-      </w:rPr>
-    </w:lvl>
-  </w:abstractNum>
-  <w:abstractNum w:abstractNumId="17" w15:restartNumberingAfterBreak="0">
-    <w:nsid w:val="66D241DD"/>
-    <w:multiLevelType w:val="hybridMultilevel"/>
-    <w:tmpl w:val="DB5844F8"/>
-    <w:lvl w:ilvl="0" w:tplc="FFFFFFFF">
-      <w:start w:val="1"/>
-      <w:numFmt w:val="decimal"/>
-      <w:lvlText w:val="%1."/>
-      <w:lvlJc w:val="left"/>
-      <w:pPr>
-        <w:ind w:left="720" w:hanging="360"/>
-      </w:pPr>
-      <w:rPr>
-        <w:rFonts w:hint="default"/>
-      </w:rPr>
-    </w:lvl>
-    <w:lvl w:ilvl="1" w:tplc="FFFFFFFF" w:tentative="1">
-      <w:start w:val="1"/>
-      <w:numFmt w:val="lowerLetter"/>
-      <w:lvlText w:val="%2."/>
-      <w:lvlJc w:val="left"/>
-      <w:pPr>
-        <w:ind w:left="1440" w:hanging="360"/>
-      </w:pPr>
-    </w:lvl>
-    <w:lvl w:ilvl="2" w:tplc="FFFFFFFF" w:tentative="1">
-      <w:start w:val="1"/>
-      <w:numFmt w:val="lowerRoman"/>
-      <w:lvlText w:val="%3."/>
-      <w:lvlJc w:val="right"/>
-      <w:pPr>
-        <w:ind w:left="2160" w:hanging="180"/>
-      </w:pPr>
-    </w:lvl>
-    <w:lvl w:ilvl="3" w:tplc="FFFFFFFF" w:tentative="1">
-      <w:start w:val="1"/>
-      <w:numFmt w:val="decimal"/>
-      <w:lvlText w:val="%4."/>
-      <w:lvlJc w:val="left"/>
-      <w:pPr>
-        <w:ind w:left="2880" w:hanging="360"/>
-      </w:pPr>
-    </w:lvl>
-    <w:lvl w:ilvl="4" w:tplc="FFFFFFFF" w:tentative="1">
-      <w:start w:val="1"/>
-      <w:numFmt w:val="lowerLetter"/>
-      <w:lvlText w:val="%5."/>
-      <w:lvlJc w:val="left"/>
-      <w:pPr>
-        <w:ind w:left="3600" w:hanging="360"/>
-      </w:pPr>
-    </w:lvl>
-    <w:lvl w:ilvl="5" w:tplc="FFFFFFFF" w:tentative="1">
-      <w:start w:val="1"/>
-      <w:numFmt w:val="lowerRoman"/>
-      <w:lvlText w:val="%6."/>
-      <w:lvlJc w:val="right"/>
-      <w:pPr>
-        <w:ind w:left="4320" w:hanging="180"/>
-      </w:pPr>
-    </w:lvl>
-    <w:lvl w:ilvl="6" w:tplc="FFFFFFFF" w:tentative="1">
-      <w:start w:val="1"/>
-      <w:numFmt w:val="decimal"/>
-      <w:lvlText w:val="%7."/>
-      <w:lvlJc w:val="left"/>
-      <w:pPr>
-        <w:ind w:left="5040" w:hanging="360"/>
-      </w:pPr>
-    </w:lvl>
-    <w:lvl w:ilvl="7" w:tplc="FFFFFFFF" w:tentative="1">
-      <w:start w:val="1"/>
-      <w:numFmt w:val="lowerLetter"/>
-      <w:lvlText w:val="%8."/>
-      <w:lvlJc w:val="left"/>
-      <w:pPr>
-        <w:ind w:left="5760" w:hanging="360"/>
-      </w:pPr>
-    </w:lvl>
-    <w:lvl w:ilvl="8" w:tplc="FFFFFFFF" w:tentative="1">
-      <w:start w:val="1"/>
-      <w:numFmt w:val="lowerRoman"/>
-      <w:lvlText w:val="%9."/>
-      <w:lvlJc w:val="right"/>
-      <w:pPr>
-        <w:ind w:left="6480" w:hanging="180"/>
-      </w:pPr>
-    </w:lvl>
-  </w:abstractNum>
-  <w:abstractNum w:abstractNumId="18" w15:restartNumberingAfterBreak="0">
-    <w:nsid w:val="68704DBB"/>
+  <w:abstractNum w:abstractNumId="10" w15:restartNumberingAfterBreak="0">
+    <w:nsid w:val="41BF7D69"/>
     <w:multiLevelType w:val="multilevel"/>
     <w:tmpl w:val="8A683080"/>
     <w:lvl w:ilvl="0">
@@ -7171,10 +6873,182 @@
       </w:rPr>
     </w:lvl>
   </w:abstractNum>
-  <w:abstractNum w:abstractNumId="19" w15:restartNumberingAfterBreak="0">
-    <w:nsid w:val="69D6152A"/>
+  <w:abstractNum w:abstractNumId="11" w15:restartNumberingAfterBreak="0">
+    <w:nsid w:val="432105A8"/>
     <w:multiLevelType w:val="hybridMultilevel"/>
-    <w:tmpl w:val="41E43E9C"/>
+    <w:tmpl w:val="16503EB2"/>
+    <w:lvl w:ilvl="0" w:tplc="0416000F">
+      <w:start w:val="1"/>
+      <w:numFmt w:val="decimal"/>
+      <w:lvlText w:val="%1."/>
+      <w:lvlJc w:val="left"/>
+      <w:pPr>
+        <w:ind w:left="720" w:hanging="360"/>
+      </w:pPr>
+    </w:lvl>
+    <w:lvl w:ilvl="1" w:tplc="04160019" w:tentative="1">
+      <w:start w:val="1"/>
+      <w:numFmt w:val="lowerLetter"/>
+      <w:lvlText w:val="%2."/>
+      <w:lvlJc w:val="left"/>
+      <w:pPr>
+        <w:ind w:left="1440" w:hanging="360"/>
+      </w:pPr>
+    </w:lvl>
+    <w:lvl w:ilvl="2" w:tplc="0416001B" w:tentative="1">
+      <w:start w:val="1"/>
+      <w:numFmt w:val="lowerRoman"/>
+      <w:lvlText w:val="%3."/>
+      <w:lvlJc w:val="right"/>
+      <w:pPr>
+        <w:ind w:left="2160" w:hanging="180"/>
+      </w:pPr>
+    </w:lvl>
+    <w:lvl w:ilvl="3" w:tplc="0416000F" w:tentative="1">
+      <w:start w:val="1"/>
+      <w:numFmt w:val="decimal"/>
+      <w:lvlText w:val="%4."/>
+      <w:lvlJc w:val="left"/>
+      <w:pPr>
+        <w:ind w:left="2880" w:hanging="360"/>
+      </w:pPr>
+    </w:lvl>
+    <w:lvl w:ilvl="4" w:tplc="04160019" w:tentative="1">
+      <w:start w:val="1"/>
+      <w:numFmt w:val="lowerLetter"/>
+      <w:lvlText w:val="%5."/>
+      <w:lvlJc w:val="left"/>
+      <w:pPr>
+        <w:ind w:left="3600" w:hanging="360"/>
+      </w:pPr>
+    </w:lvl>
+    <w:lvl w:ilvl="5" w:tplc="0416001B" w:tentative="1">
+      <w:start w:val="1"/>
+      <w:numFmt w:val="lowerRoman"/>
+      <w:lvlText w:val="%6."/>
+      <w:lvlJc w:val="right"/>
+      <w:pPr>
+        <w:ind w:left="4320" w:hanging="180"/>
+      </w:pPr>
+    </w:lvl>
+    <w:lvl w:ilvl="6" w:tplc="0416000F" w:tentative="1">
+      <w:start w:val="1"/>
+      <w:numFmt w:val="decimal"/>
+      <w:lvlText w:val="%7."/>
+      <w:lvlJc w:val="left"/>
+      <w:pPr>
+        <w:ind w:left="5040" w:hanging="360"/>
+      </w:pPr>
+    </w:lvl>
+    <w:lvl w:ilvl="7" w:tplc="04160019" w:tentative="1">
+      <w:start w:val="1"/>
+      <w:numFmt w:val="lowerLetter"/>
+      <w:lvlText w:val="%8."/>
+      <w:lvlJc w:val="left"/>
+      <w:pPr>
+        <w:ind w:left="5760" w:hanging="360"/>
+      </w:pPr>
+    </w:lvl>
+    <w:lvl w:ilvl="8" w:tplc="0416001B" w:tentative="1">
+      <w:start w:val="1"/>
+      <w:numFmt w:val="lowerRoman"/>
+      <w:lvlText w:val="%9."/>
+      <w:lvlJc w:val="right"/>
+      <w:pPr>
+        <w:ind w:left="6480" w:hanging="180"/>
+      </w:pPr>
+    </w:lvl>
+  </w:abstractNum>
+  <w:abstractNum w:abstractNumId="12" w15:restartNumberingAfterBreak="0">
+    <w:nsid w:val="4A3E7F6C"/>
+    <w:multiLevelType w:val="hybridMultilevel"/>
+    <w:tmpl w:val="3C4EC968"/>
+    <w:lvl w:ilvl="0" w:tplc="FFFFFFFF">
+      <w:start w:val="1"/>
+      <w:numFmt w:val="decimal"/>
+      <w:lvlText w:val="%1."/>
+      <w:lvlJc w:val="left"/>
+      <w:pPr>
+        <w:ind w:left="720" w:hanging="360"/>
+      </w:pPr>
+    </w:lvl>
+    <w:lvl w:ilvl="1" w:tplc="FFFFFFFF" w:tentative="1">
+      <w:start w:val="1"/>
+      <w:numFmt w:val="lowerLetter"/>
+      <w:lvlText w:val="%2."/>
+      <w:lvlJc w:val="left"/>
+      <w:pPr>
+        <w:ind w:left="1440" w:hanging="360"/>
+      </w:pPr>
+    </w:lvl>
+    <w:lvl w:ilvl="2" w:tplc="FFFFFFFF" w:tentative="1">
+      <w:start w:val="1"/>
+      <w:numFmt w:val="lowerRoman"/>
+      <w:lvlText w:val="%3."/>
+      <w:lvlJc w:val="right"/>
+      <w:pPr>
+        <w:ind w:left="2160" w:hanging="180"/>
+      </w:pPr>
+    </w:lvl>
+    <w:lvl w:ilvl="3" w:tplc="FFFFFFFF" w:tentative="1">
+      <w:start w:val="1"/>
+      <w:numFmt w:val="decimal"/>
+      <w:lvlText w:val="%4."/>
+      <w:lvlJc w:val="left"/>
+      <w:pPr>
+        <w:ind w:left="2880" w:hanging="360"/>
+      </w:pPr>
+    </w:lvl>
+    <w:lvl w:ilvl="4" w:tplc="FFFFFFFF" w:tentative="1">
+      <w:start w:val="1"/>
+      <w:numFmt w:val="lowerLetter"/>
+      <w:lvlText w:val="%5."/>
+      <w:lvlJc w:val="left"/>
+      <w:pPr>
+        <w:ind w:left="3600" w:hanging="360"/>
+      </w:pPr>
+    </w:lvl>
+    <w:lvl w:ilvl="5" w:tplc="FFFFFFFF" w:tentative="1">
+      <w:start w:val="1"/>
+      <w:numFmt w:val="lowerRoman"/>
+      <w:lvlText w:val="%6."/>
+      <w:lvlJc w:val="right"/>
+      <w:pPr>
+        <w:ind w:left="4320" w:hanging="180"/>
+      </w:pPr>
+    </w:lvl>
+    <w:lvl w:ilvl="6" w:tplc="FFFFFFFF" w:tentative="1">
+      <w:start w:val="1"/>
+      <w:numFmt w:val="decimal"/>
+      <w:lvlText w:val="%7."/>
+      <w:lvlJc w:val="left"/>
+      <w:pPr>
+        <w:ind w:left="5040" w:hanging="360"/>
+      </w:pPr>
+    </w:lvl>
+    <w:lvl w:ilvl="7" w:tplc="FFFFFFFF" w:tentative="1">
+      <w:start w:val="1"/>
+      <w:numFmt w:val="lowerLetter"/>
+      <w:lvlText w:val="%8."/>
+      <w:lvlJc w:val="left"/>
+      <w:pPr>
+        <w:ind w:left="5760" w:hanging="360"/>
+      </w:pPr>
+    </w:lvl>
+    <w:lvl w:ilvl="8" w:tplc="FFFFFFFF" w:tentative="1">
+      <w:start w:val="1"/>
+      <w:numFmt w:val="lowerRoman"/>
+      <w:lvlText w:val="%9."/>
+      <w:lvlJc w:val="right"/>
+      <w:pPr>
+        <w:ind w:left="6480" w:hanging="180"/>
+      </w:pPr>
+    </w:lvl>
+  </w:abstractNum>
+  <w:abstractNum w:abstractNumId="13" w15:restartNumberingAfterBreak="0">
+    <w:nsid w:val="5237592C"/>
+    <w:multiLevelType w:val="hybridMultilevel"/>
+    <w:tmpl w:val="4F98D7BA"/>
     <w:lvl w:ilvl="0" w:tplc="04160001">
       <w:start w:val="1"/>
       <w:numFmt w:val="bullet"/>
@@ -7284,10 +7158,10 @@
       </w:rPr>
     </w:lvl>
   </w:abstractNum>
-  <w:abstractNum w:abstractNumId="20" w15:restartNumberingAfterBreak="0">
-    <w:nsid w:val="76D40636"/>
+  <w:abstractNum w:abstractNumId="14" w15:restartNumberingAfterBreak="0">
+    <w:nsid w:val="57523749"/>
     <w:multiLevelType w:val="hybridMultilevel"/>
-    <w:tmpl w:val="CBD6479A"/>
+    <w:tmpl w:val="5BC4CFC4"/>
     <w:lvl w:ilvl="0" w:tplc="04160001">
       <w:start w:val="1"/>
       <w:numFmt w:val="bullet"/>
@@ -7397,8 +7271,8 @@
       </w:rPr>
     </w:lvl>
   </w:abstractNum>
-  <w:abstractNum w:abstractNumId="21" w15:restartNumberingAfterBreak="0">
-    <w:nsid w:val="7F6C37BB"/>
+  <w:abstractNum w:abstractNumId="15" w15:restartNumberingAfterBreak="0">
+    <w:nsid w:val="5A594856"/>
     <w:multiLevelType w:val="multilevel"/>
     <w:tmpl w:val="8A683080"/>
     <w:lvl w:ilvl="0">
@@ -7518,71 +7392,1181 @@
       </w:rPr>
     </w:lvl>
   </w:abstractNum>
+  <w:abstractNum w:abstractNumId="16" w15:restartNumberingAfterBreak="0">
+    <w:nsid w:val="5CE93356"/>
+    <w:multiLevelType w:val="hybridMultilevel"/>
+    <w:tmpl w:val="51B0472A"/>
+    <w:lvl w:ilvl="0" w:tplc="04160001">
+      <w:start w:val="1"/>
+      <w:numFmt w:val="bullet"/>
+      <w:lvlText w:val=""/>
+      <w:lvlJc w:val="left"/>
+      <w:pPr>
+        <w:ind w:left="1440" w:hanging="360"/>
+      </w:pPr>
+      <w:rPr>
+        <w:rFonts w:ascii="Symbol" w:hAnsi="Symbol" w:hint="default"/>
+      </w:rPr>
+    </w:lvl>
+    <w:lvl w:ilvl="1" w:tplc="04160003" w:tentative="1">
+      <w:start w:val="1"/>
+      <w:numFmt w:val="bullet"/>
+      <w:lvlText w:val="o"/>
+      <w:lvlJc w:val="left"/>
+      <w:pPr>
+        <w:ind w:left="2160" w:hanging="360"/>
+      </w:pPr>
+      <w:rPr>
+        <w:rFonts w:ascii="Courier New" w:hAnsi="Courier New" w:cs="Courier New" w:hint="default"/>
+      </w:rPr>
+    </w:lvl>
+    <w:lvl w:ilvl="2" w:tplc="04160005" w:tentative="1">
+      <w:start w:val="1"/>
+      <w:numFmt w:val="bullet"/>
+      <w:lvlText w:val=""/>
+      <w:lvlJc w:val="left"/>
+      <w:pPr>
+        <w:ind w:left="2880" w:hanging="360"/>
+      </w:pPr>
+      <w:rPr>
+        <w:rFonts w:ascii="Wingdings" w:hAnsi="Wingdings" w:hint="default"/>
+      </w:rPr>
+    </w:lvl>
+    <w:lvl w:ilvl="3" w:tplc="04160001" w:tentative="1">
+      <w:start w:val="1"/>
+      <w:numFmt w:val="bullet"/>
+      <w:lvlText w:val=""/>
+      <w:lvlJc w:val="left"/>
+      <w:pPr>
+        <w:ind w:left="3600" w:hanging="360"/>
+      </w:pPr>
+      <w:rPr>
+        <w:rFonts w:ascii="Symbol" w:hAnsi="Symbol" w:hint="default"/>
+      </w:rPr>
+    </w:lvl>
+    <w:lvl w:ilvl="4" w:tplc="04160003" w:tentative="1">
+      <w:start w:val="1"/>
+      <w:numFmt w:val="bullet"/>
+      <w:lvlText w:val="o"/>
+      <w:lvlJc w:val="left"/>
+      <w:pPr>
+        <w:ind w:left="4320" w:hanging="360"/>
+      </w:pPr>
+      <w:rPr>
+        <w:rFonts w:ascii="Courier New" w:hAnsi="Courier New" w:cs="Courier New" w:hint="default"/>
+      </w:rPr>
+    </w:lvl>
+    <w:lvl w:ilvl="5" w:tplc="04160005" w:tentative="1">
+      <w:start w:val="1"/>
+      <w:numFmt w:val="bullet"/>
+      <w:lvlText w:val=""/>
+      <w:lvlJc w:val="left"/>
+      <w:pPr>
+        <w:ind w:left="5040" w:hanging="360"/>
+      </w:pPr>
+      <w:rPr>
+        <w:rFonts w:ascii="Wingdings" w:hAnsi="Wingdings" w:hint="default"/>
+      </w:rPr>
+    </w:lvl>
+    <w:lvl w:ilvl="6" w:tplc="04160001" w:tentative="1">
+      <w:start w:val="1"/>
+      <w:numFmt w:val="bullet"/>
+      <w:lvlText w:val=""/>
+      <w:lvlJc w:val="left"/>
+      <w:pPr>
+        <w:ind w:left="5760" w:hanging="360"/>
+      </w:pPr>
+      <w:rPr>
+        <w:rFonts w:ascii="Symbol" w:hAnsi="Symbol" w:hint="default"/>
+      </w:rPr>
+    </w:lvl>
+    <w:lvl w:ilvl="7" w:tplc="04160003" w:tentative="1">
+      <w:start w:val="1"/>
+      <w:numFmt w:val="bullet"/>
+      <w:lvlText w:val="o"/>
+      <w:lvlJc w:val="left"/>
+      <w:pPr>
+        <w:ind w:left="6480" w:hanging="360"/>
+      </w:pPr>
+      <w:rPr>
+        <w:rFonts w:ascii="Courier New" w:hAnsi="Courier New" w:cs="Courier New" w:hint="default"/>
+      </w:rPr>
+    </w:lvl>
+    <w:lvl w:ilvl="8" w:tplc="04160005" w:tentative="1">
+      <w:start w:val="1"/>
+      <w:numFmt w:val="bullet"/>
+      <w:lvlText w:val=""/>
+      <w:lvlJc w:val="left"/>
+      <w:pPr>
+        <w:ind w:left="7200" w:hanging="360"/>
+      </w:pPr>
+      <w:rPr>
+        <w:rFonts w:ascii="Wingdings" w:hAnsi="Wingdings" w:hint="default"/>
+      </w:rPr>
+    </w:lvl>
+  </w:abstractNum>
+  <w:abstractNum w:abstractNumId="17" w15:restartNumberingAfterBreak="0">
+    <w:nsid w:val="5E215EAE"/>
+    <w:multiLevelType w:val="hybridMultilevel"/>
+    <w:tmpl w:val="289A1802"/>
+    <w:lvl w:ilvl="0" w:tplc="04160001">
+      <w:start w:val="1"/>
+      <w:numFmt w:val="bullet"/>
+      <w:lvlText w:val=""/>
+      <w:lvlJc w:val="left"/>
+      <w:pPr>
+        <w:ind w:left="720" w:hanging="360"/>
+      </w:pPr>
+      <w:rPr>
+        <w:rFonts w:ascii="Symbol" w:hAnsi="Symbol" w:hint="default"/>
+      </w:rPr>
+    </w:lvl>
+    <w:lvl w:ilvl="1" w:tplc="04160003" w:tentative="1">
+      <w:start w:val="1"/>
+      <w:numFmt w:val="bullet"/>
+      <w:lvlText w:val="o"/>
+      <w:lvlJc w:val="left"/>
+      <w:pPr>
+        <w:ind w:left="1440" w:hanging="360"/>
+      </w:pPr>
+      <w:rPr>
+        <w:rFonts w:ascii="Courier New" w:hAnsi="Courier New" w:cs="Courier New" w:hint="default"/>
+      </w:rPr>
+    </w:lvl>
+    <w:lvl w:ilvl="2" w:tplc="04160005" w:tentative="1">
+      <w:start w:val="1"/>
+      <w:numFmt w:val="bullet"/>
+      <w:lvlText w:val=""/>
+      <w:lvlJc w:val="left"/>
+      <w:pPr>
+        <w:ind w:left="2160" w:hanging="360"/>
+      </w:pPr>
+      <w:rPr>
+        <w:rFonts w:ascii="Wingdings" w:hAnsi="Wingdings" w:hint="default"/>
+      </w:rPr>
+    </w:lvl>
+    <w:lvl w:ilvl="3" w:tplc="04160001" w:tentative="1">
+      <w:start w:val="1"/>
+      <w:numFmt w:val="bullet"/>
+      <w:lvlText w:val=""/>
+      <w:lvlJc w:val="left"/>
+      <w:pPr>
+        <w:ind w:left="2880" w:hanging="360"/>
+      </w:pPr>
+      <w:rPr>
+        <w:rFonts w:ascii="Symbol" w:hAnsi="Symbol" w:hint="default"/>
+      </w:rPr>
+    </w:lvl>
+    <w:lvl w:ilvl="4" w:tplc="04160003" w:tentative="1">
+      <w:start w:val="1"/>
+      <w:numFmt w:val="bullet"/>
+      <w:lvlText w:val="o"/>
+      <w:lvlJc w:val="left"/>
+      <w:pPr>
+        <w:ind w:left="3600" w:hanging="360"/>
+      </w:pPr>
+      <w:rPr>
+        <w:rFonts w:ascii="Courier New" w:hAnsi="Courier New" w:cs="Courier New" w:hint="default"/>
+      </w:rPr>
+    </w:lvl>
+    <w:lvl w:ilvl="5" w:tplc="04160005" w:tentative="1">
+      <w:start w:val="1"/>
+      <w:numFmt w:val="bullet"/>
+      <w:lvlText w:val=""/>
+      <w:lvlJc w:val="left"/>
+      <w:pPr>
+        <w:ind w:left="4320" w:hanging="360"/>
+      </w:pPr>
+      <w:rPr>
+        <w:rFonts w:ascii="Wingdings" w:hAnsi="Wingdings" w:hint="default"/>
+      </w:rPr>
+    </w:lvl>
+    <w:lvl w:ilvl="6" w:tplc="04160001" w:tentative="1">
+      <w:start w:val="1"/>
+      <w:numFmt w:val="bullet"/>
+      <w:lvlText w:val=""/>
+      <w:lvlJc w:val="left"/>
+      <w:pPr>
+        <w:ind w:left="5040" w:hanging="360"/>
+      </w:pPr>
+      <w:rPr>
+        <w:rFonts w:ascii="Symbol" w:hAnsi="Symbol" w:hint="default"/>
+      </w:rPr>
+    </w:lvl>
+    <w:lvl w:ilvl="7" w:tplc="04160003" w:tentative="1">
+      <w:start w:val="1"/>
+      <w:numFmt w:val="bullet"/>
+      <w:lvlText w:val="o"/>
+      <w:lvlJc w:val="left"/>
+      <w:pPr>
+        <w:ind w:left="5760" w:hanging="360"/>
+      </w:pPr>
+      <w:rPr>
+        <w:rFonts w:ascii="Courier New" w:hAnsi="Courier New" w:cs="Courier New" w:hint="default"/>
+      </w:rPr>
+    </w:lvl>
+    <w:lvl w:ilvl="8" w:tplc="04160005" w:tentative="1">
+      <w:start w:val="1"/>
+      <w:numFmt w:val="bullet"/>
+      <w:lvlText w:val=""/>
+      <w:lvlJc w:val="left"/>
+      <w:pPr>
+        <w:ind w:left="6480" w:hanging="360"/>
+      </w:pPr>
+      <w:rPr>
+        <w:rFonts w:ascii="Wingdings" w:hAnsi="Wingdings" w:hint="default"/>
+      </w:rPr>
+    </w:lvl>
+  </w:abstractNum>
+  <w:abstractNum w:abstractNumId="18" w15:restartNumberingAfterBreak="0">
+    <w:nsid w:val="5EB34768"/>
+    <w:multiLevelType w:val="hybridMultilevel"/>
+    <w:tmpl w:val="943C2D96"/>
+    <w:lvl w:ilvl="0" w:tplc="0416000F">
+      <w:start w:val="1"/>
+      <w:numFmt w:val="decimal"/>
+      <w:lvlText w:val="%1."/>
+      <w:lvlJc w:val="left"/>
+      <w:pPr>
+        <w:ind w:left="720" w:hanging="360"/>
+      </w:pPr>
+      <w:rPr>
+        <w:rFonts w:hint="default"/>
+      </w:rPr>
+    </w:lvl>
+    <w:lvl w:ilvl="1" w:tplc="04160019" w:tentative="1">
+      <w:start w:val="1"/>
+      <w:numFmt w:val="lowerLetter"/>
+      <w:lvlText w:val="%2."/>
+      <w:lvlJc w:val="left"/>
+      <w:pPr>
+        <w:ind w:left="1440" w:hanging="360"/>
+      </w:pPr>
+    </w:lvl>
+    <w:lvl w:ilvl="2" w:tplc="0416001B" w:tentative="1">
+      <w:start w:val="1"/>
+      <w:numFmt w:val="lowerRoman"/>
+      <w:lvlText w:val="%3."/>
+      <w:lvlJc w:val="right"/>
+      <w:pPr>
+        <w:ind w:left="2160" w:hanging="180"/>
+      </w:pPr>
+    </w:lvl>
+    <w:lvl w:ilvl="3" w:tplc="0416000F" w:tentative="1">
+      <w:start w:val="1"/>
+      <w:numFmt w:val="decimal"/>
+      <w:lvlText w:val="%4."/>
+      <w:lvlJc w:val="left"/>
+      <w:pPr>
+        <w:ind w:left="2880" w:hanging="360"/>
+      </w:pPr>
+    </w:lvl>
+    <w:lvl w:ilvl="4" w:tplc="04160019" w:tentative="1">
+      <w:start w:val="1"/>
+      <w:numFmt w:val="lowerLetter"/>
+      <w:lvlText w:val="%5."/>
+      <w:lvlJc w:val="left"/>
+      <w:pPr>
+        <w:ind w:left="3600" w:hanging="360"/>
+      </w:pPr>
+    </w:lvl>
+    <w:lvl w:ilvl="5" w:tplc="0416001B" w:tentative="1">
+      <w:start w:val="1"/>
+      <w:numFmt w:val="lowerRoman"/>
+      <w:lvlText w:val="%6."/>
+      <w:lvlJc w:val="right"/>
+      <w:pPr>
+        <w:ind w:left="4320" w:hanging="180"/>
+      </w:pPr>
+    </w:lvl>
+    <w:lvl w:ilvl="6" w:tplc="0416000F" w:tentative="1">
+      <w:start w:val="1"/>
+      <w:numFmt w:val="decimal"/>
+      <w:lvlText w:val="%7."/>
+      <w:lvlJc w:val="left"/>
+      <w:pPr>
+        <w:ind w:left="5040" w:hanging="360"/>
+      </w:pPr>
+    </w:lvl>
+    <w:lvl w:ilvl="7" w:tplc="04160019" w:tentative="1">
+      <w:start w:val="1"/>
+      <w:numFmt w:val="lowerLetter"/>
+      <w:lvlText w:val="%8."/>
+      <w:lvlJc w:val="left"/>
+      <w:pPr>
+        <w:ind w:left="5760" w:hanging="360"/>
+      </w:pPr>
+    </w:lvl>
+    <w:lvl w:ilvl="8" w:tplc="0416001B" w:tentative="1">
+      <w:start w:val="1"/>
+      <w:numFmt w:val="lowerRoman"/>
+      <w:lvlText w:val="%9."/>
+      <w:lvlJc w:val="right"/>
+      <w:pPr>
+        <w:ind w:left="6480" w:hanging="180"/>
+      </w:pPr>
+    </w:lvl>
+  </w:abstractNum>
+  <w:abstractNum w:abstractNumId="19" w15:restartNumberingAfterBreak="0">
+    <w:nsid w:val="5FC14C7D"/>
+    <w:multiLevelType w:val="hybridMultilevel"/>
+    <w:tmpl w:val="3F6EAA56"/>
+    <w:lvl w:ilvl="0" w:tplc="04160001">
+      <w:start w:val="1"/>
+      <w:numFmt w:val="bullet"/>
+      <w:lvlText w:val=""/>
+      <w:lvlJc w:val="left"/>
+      <w:pPr>
+        <w:ind w:left="720" w:hanging="360"/>
+      </w:pPr>
+      <w:rPr>
+        <w:rFonts w:ascii="Symbol" w:hAnsi="Symbol" w:hint="default"/>
+      </w:rPr>
+    </w:lvl>
+    <w:lvl w:ilvl="1" w:tplc="04160003" w:tentative="1">
+      <w:start w:val="1"/>
+      <w:numFmt w:val="bullet"/>
+      <w:lvlText w:val="o"/>
+      <w:lvlJc w:val="left"/>
+      <w:pPr>
+        <w:ind w:left="1440" w:hanging="360"/>
+      </w:pPr>
+      <w:rPr>
+        <w:rFonts w:ascii="Courier New" w:hAnsi="Courier New" w:cs="Courier New" w:hint="default"/>
+      </w:rPr>
+    </w:lvl>
+    <w:lvl w:ilvl="2" w:tplc="04160005" w:tentative="1">
+      <w:start w:val="1"/>
+      <w:numFmt w:val="bullet"/>
+      <w:lvlText w:val=""/>
+      <w:lvlJc w:val="left"/>
+      <w:pPr>
+        <w:ind w:left="2160" w:hanging="360"/>
+      </w:pPr>
+      <w:rPr>
+        <w:rFonts w:ascii="Wingdings" w:hAnsi="Wingdings" w:hint="default"/>
+      </w:rPr>
+    </w:lvl>
+    <w:lvl w:ilvl="3" w:tplc="04160001" w:tentative="1">
+      <w:start w:val="1"/>
+      <w:numFmt w:val="bullet"/>
+      <w:lvlText w:val=""/>
+      <w:lvlJc w:val="left"/>
+      <w:pPr>
+        <w:ind w:left="2880" w:hanging="360"/>
+      </w:pPr>
+      <w:rPr>
+        <w:rFonts w:ascii="Symbol" w:hAnsi="Symbol" w:hint="default"/>
+      </w:rPr>
+    </w:lvl>
+    <w:lvl w:ilvl="4" w:tplc="04160003" w:tentative="1">
+      <w:start w:val="1"/>
+      <w:numFmt w:val="bullet"/>
+      <w:lvlText w:val="o"/>
+      <w:lvlJc w:val="left"/>
+      <w:pPr>
+        <w:ind w:left="3600" w:hanging="360"/>
+      </w:pPr>
+      <w:rPr>
+        <w:rFonts w:ascii="Courier New" w:hAnsi="Courier New" w:cs="Courier New" w:hint="default"/>
+      </w:rPr>
+    </w:lvl>
+    <w:lvl w:ilvl="5" w:tplc="04160005" w:tentative="1">
+      <w:start w:val="1"/>
+      <w:numFmt w:val="bullet"/>
+      <w:lvlText w:val=""/>
+      <w:lvlJc w:val="left"/>
+      <w:pPr>
+        <w:ind w:left="4320" w:hanging="360"/>
+      </w:pPr>
+      <w:rPr>
+        <w:rFonts w:ascii="Wingdings" w:hAnsi="Wingdings" w:hint="default"/>
+      </w:rPr>
+    </w:lvl>
+    <w:lvl w:ilvl="6" w:tplc="04160001" w:tentative="1">
+      <w:start w:val="1"/>
+      <w:numFmt w:val="bullet"/>
+      <w:lvlText w:val=""/>
+      <w:lvlJc w:val="left"/>
+      <w:pPr>
+        <w:ind w:left="5040" w:hanging="360"/>
+      </w:pPr>
+      <w:rPr>
+        <w:rFonts w:ascii="Symbol" w:hAnsi="Symbol" w:hint="default"/>
+      </w:rPr>
+    </w:lvl>
+    <w:lvl w:ilvl="7" w:tplc="04160003" w:tentative="1">
+      <w:start w:val="1"/>
+      <w:numFmt w:val="bullet"/>
+      <w:lvlText w:val="o"/>
+      <w:lvlJc w:val="left"/>
+      <w:pPr>
+        <w:ind w:left="5760" w:hanging="360"/>
+      </w:pPr>
+      <w:rPr>
+        <w:rFonts w:ascii="Courier New" w:hAnsi="Courier New" w:cs="Courier New" w:hint="default"/>
+      </w:rPr>
+    </w:lvl>
+    <w:lvl w:ilvl="8" w:tplc="04160005" w:tentative="1">
+      <w:start w:val="1"/>
+      <w:numFmt w:val="bullet"/>
+      <w:lvlText w:val=""/>
+      <w:lvlJc w:val="left"/>
+      <w:pPr>
+        <w:ind w:left="6480" w:hanging="360"/>
+      </w:pPr>
+      <w:rPr>
+        <w:rFonts w:ascii="Wingdings" w:hAnsi="Wingdings" w:hint="default"/>
+      </w:rPr>
+    </w:lvl>
+  </w:abstractNum>
+  <w:abstractNum w:abstractNumId="20" w15:restartNumberingAfterBreak="0">
+    <w:nsid w:val="6629073F"/>
+    <w:multiLevelType w:val="hybridMultilevel"/>
+    <w:tmpl w:val="4FEA57D6"/>
+    <w:lvl w:ilvl="0" w:tplc="04160001">
+      <w:start w:val="1"/>
+      <w:numFmt w:val="bullet"/>
+      <w:lvlText w:val=""/>
+      <w:lvlJc w:val="left"/>
+      <w:pPr>
+        <w:ind w:left="720" w:hanging="360"/>
+      </w:pPr>
+      <w:rPr>
+        <w:rFonts w:ascii="Symbol" w:hAnsi="Symbol" w:hint="default"/>
+      </w:rPr>
+    </w:lvl>
+    <w:lvl w:ilvl="1" w:tplc="04160003" w:tentative="1">
+      <w:start w:val="1"/>
+      <w:numFmt w:val="bullet"/>
+      <w:lvlText w:val="o"/>
+      <w:lvlJc w:val="left"/>
+      <w:pPr>
+        <w:ind w:left="1440" w:hanging="360"/>
+      </w:pPr>
+      <w:rPr>
+        <w:rFonts w:ascii="Courier New" w:hAnsi="Courier New" w:cs="Courier New" w:hint="default"/>
+      </w:rPr>
+    </w:lvl>
+    <w:lvl w:ilvl="2" w:tplc="04160005" w:tentative="1">
+      <w:start w:val="1"/>
+      <w:numFmt w:val="bullet"/>
+      <w:lvlText w:val=""/>
+      <w:lvlJc w:val="left"/>
+      <w:pPr>
+        <w:ind w:left="2160" w:hanging="360"/>
+      </w:pPr>
+      <w:rPr>
+        <w:rFonts w:ascii="Wingdings" w:hAnsi="Wingdings" w:hint="default"/>
+      </w:rPr>
+    </w:lvl>
+    <w:lvl w:ilvl="3" w:tplc="04160001" w:tentative="1">
+      <w:start w:val="1"/>
+      <w:numFmt w:val="bullet"/>
+      <w:lvlText w:val=""/>
+      <w:lvlJc w:val="left"/>
+      <w:pPr>
+        <w:ind w:left="2880" w:hanging="360"/>
+      </w:pPr>
+      <w:rPr>
+        <w:rFonts w:ascii="Symbol" w:hAnsi="Symbol" w:hint="default"/>
+      </w:rPr>
+    </w:lvl>
+    <w:lvl w:ilvl="4" w:tplc="04160003" w:tentative="1">
+      <w:start w:val="1"/>
+      <w:numFmt w:val="bullet"/>
+      <w:lvlText w:val="o"/>
+      <w:lvlJc w:val="left"/>
+      <w:pPr>
+        <w:ind w:left="3600" w:hanging="360"/>
+      </w:pPr>
+      <w:rPr>
+        <w:rFonts w:ascii="Courier New" w:hAnsi="Courier New" w:cs="Courier New" w:hint="default"/>
+      </w:rPr>
+    </w:lvl>
+    <w:lvl w:ilvl="5" w:tplc="04160005" w:tentative="1">
+      <w:start w:val="1"/>
+      <w:numFmt w:val="bullet"/>
+      <w:lvlText w:val=""/>
+      <w:lvlJc w:val="left"/>
+      <w:pPr>
+        <w:ind w:left="4320" w:hanging="360"/>
+      </w:pPr>
+      <w:rPr>
+        <w:rFonts w:ascii="Wingdings" w:hAnsi="Wingdings" w:hint="default"/>
+      </w:rPr>
+    </w:lvl>
+    <w:lvl w:ilvl="6" w:tplc="04160001" w:tentative="1">
+      <w:start w:val="1"/>
+      <w:numFmt w:val="bullet"/>
+      <w:lvlText w:val=""/>
+      <w:lvlJc w:val="left"/>
+      <w:pPr>
+        <w:ind w:left="5040" w:hanging="360"/>
+      </w:pPr>
+      <w:rPr>
+        <w:rFonts w:ascii="Symbol" w:hAnsi="Symbol" w:hint="default"/>
+      </w:rPr>
+    </w:lvl>
+    <w:lvl w:ilvl="7" w:tplc="04160003" w:tentative="1">
+      <w:start w:val="1"/>
+      <w:numFmt w:val="bullet"/>
+      <w:lvlText w:val="o"/>
+      <w:lvlJc w:val="left"/>
+      <w:pPr>
+        <w:ind w:left="5760" w:hanging="360"/>
+      </w:pPr>
+      <w:rPr>
+        <w:rFonts w:ascii="Courier New" w:hAnsi="Courier New" w:cs="Courier New" w:hint="default"/>
+      </w:rPr>
+    </w:lvl>
+    <w:lvl w:ilvl="8" w:tplc="04160005" w:tentative="1">
+      <w:start w:val="1"/>
+      <w:numFmt w:val="bullet"/>
+      <w:lvlText w:val=""/>
+      <w:lvlJc w:val="left"/>
+      <w:pPr>
+        <w:ind w:left="6480" w:hanging="360"/>
+      </w:pPr>
+      <w:rPr>
+        <w:rFonts w:ascii="Wingdings" w:hAnsi="Wingdings" w:hint="default"/>
+      </w:rPr>
+    </w:lvl>
+  </w:abstractNum>
+  <w:abstractNum w:abstractNumId="21" w15:restartNumberingAfterBreak="0">
+    <w:nsid w:val="66D241DD"/>
+    <w:multiLevelType w:val="hybridMultilevel"/>
+    <w:tmpl w:val="DB5844F8"/>
+    <w:lvl w:ilvl="0" w:tplc="FFFFFFFF">
+      <w:start w:val="1"/>
+      <w:numFmt w:val="decimal"/>
+      <w:lvlText w:val="%1."/>
+      <w:lvlJc w:val="left"/>
+      <w:pPr>
+        <w:ind w:left="720" w:hanging="360"/>
+      </w:pPr>
+      <w:rPr>
+        <w:rFonts w:hint="default"/>
+      </w:rPr>
+    </w:lvl>
+    <w:lvl w:ilvl="1" w:tplc="FFFFFFFF" w:tentative="1">
+      <w:start w:val="1"/>
+      <w:numFmt w:val="lowerLetter"/>
+      <w:lvlText w:val="%2."/>
+      <w:lvlJc w:val="left"/>
+      <w:pPr>
+        <w:ind w:left="1440" w:hanging="360"/>
+      </w:pPr>
+    </w:lvl>
+    <w:lvl w:ilvl="2" w:tplc="FFFFFFFF" w:tentative="1">
+      <w:start w:val="1"/>
+      <w:numFmt w:val="lowerRoman"/>
+      <w:lvlText w:val="%3."/>
+      <w:lvlJc w:val="right"/>
+      <w:pPr>
+        <w:ind w:left="2160" w:hanging="180"/>
+      </w:pPr>
+    </w:lvl>
+    <w:lvl w:ilvl="3" w:tplc="FFFFFFFF" w:tentative="1">
+      <w:start w:val="1"/>
+      <w:numFmt w:val="decimal"/>
+      <w:lvlText w:val="%4."/>
+      <w:lvlJc w:val="left"/>
+      <w:pPr>
+        <w:ind w:left="2880" w:hanging="360"/>
+      </w:pPr>
+    </w:lvl>
+    <w:lvl w:ilvl="4" w:tplc="FFFFFFFF" w:tentative="1">
+      <w:start w:val="1"/>
+      <w:numFmt w:val="lowerLetter"/>
+      <w:lvlText w:val="%5."/>
+      <w:lvlJc w:val="left"/>
+      <w:pPr>
+        <w:ind w:left="3600" w:hanging="360"/>
+      </w:pPr>
+    </w:lvl>
+    <w:lvl w:ilvl="5" w:tplc="FFFFFFFF" w:tentative="1">
+      <w:start w:val="1"/>
+      <w:numFmt w:val="lowerRoman"/>
+      <w:lvlText w:val="%6."/>
+      <w:lvlJc w:val="right"/>
+      <w:pPr>
+        <w:ind w:left="4320" w:hanging="180"/>
+      </w:pPr>
+    </w:lvl>
+    <w:lvl w:ilvl="6" w:tplc="FFFFFFFF" w:tentative="1">
+      <w:start w:val="1"/>
+      <w:numFmt w:val="decimal"/>
+      <w:lvlText w:val="%7."/>
+      <w:lvlJc w:val="left"/>
+      <w:pPr>
+        <w:ind w:left="5040" w:hanging="360"/>
+      </w:pPr>
+    </w:lvl>
+    <w:lvl w:ilvl="7" w:tplc="FFFFFFFF" w:tentative="1">
+      <w:start w:val="1"/>
+      <w:numFmt w:val="lowerLetter"/>
+      <w:lvlText w:val="%8."/>
+      <w:lvlJc w:val="left"/>
+      <w:pPr>
+        <w:ind w:left="5760" w:hanging="360"/>
+      </w:pPr>
+    </w:lvl>
+    <w:lvl w:ilvl="8" w:tplc="FFFFFFFF" w:tentative="1">
+      <w:start w:val="1"/>
+      <w:numFmt w:val="lowerRoman"/>
+      <w:lvlText w:val="%9."/>
+      <w:lvlJc w:val="right"/>
+      <w:pPr>
+        <w:ind w:left="6480" w:hanging="180"/>
+      </w:pPr>
+    </w:lvl>
+  </w:abstractNum>
+  <w:abstractNum w:abstractNumId="22" w15:restartNumberingAfterBreak="0">
+    <w:nsid w:val="68704DBB"/>
+    <w:multiLevelType w:val="multilevel"/>
+    <w:tmpl w:val="8A683080"/>
+    <w:lvl w:ilvl="0">
+      <w:start w:val="1"/>
+      <w:numFmt w:val="decimal"/>
+      <w:lvlText w:val="%1."/>
+      <w:lvlJc w:val="left"/>
+      <w:pPr>
+        <w:ind w:left="720" w:hanging="360"/>
+      </w:pPr>
+      <w:rPr>
+        <w:rFonts w:hint="default"/>
+      </w:rPr>
+    </w:lvl>
+    <w:lvl w:ilvl="1">
+      <w:start w:val="5"/>
+      <w:numFmt w:val="decimal"/>
+      <w:isLgl/>
+      <w:lvlText w:val="%1.%2"/>
+      <w:lvlJc w:val="left"/>
+      <w:pPr>
+        <w:ind w:left="1429" w:hanging="720"/>
+      </w:pPr>
+      <w:rPr>
+        <w:rFonts w:hint="default"/>
+      </w:rPr>
+    </w:lvl>
+    <w:lvl w:ilvl="2">
+      <w:start w:val="1"/>
+      <w:numFmt w:val="decimal"/>
+      <w:isLgl/>
+      <w:lvlText w:val="%1.%2.%3"/>
+      <w:lvlJc w:val="left"/>
+      <w:pPr>
+        <w:ind w:left="1778" w:hanging="720"/>
+      </w:pPr>
+      <w:rPr>
+        <w:rFonts w:hint="default"/>
+      </w:rPr>
+    </w:lvl>
+    <w:lvl w:ilvl="3">
+      <w:start w:val="1"/>
+      <w:numFmt w:val="decimal"/>
+      <w:isLgl/>
+      <w:lvlText w:val="%1.%2.%3.%4"/>
+      <w:lvlJc w:val="left"/>
+      <w:pPr>
+        <w:ind w:left="2487" w:hanging="1080"/>
+      </w:pPr>
+      <w:rPr>
+        <w:rFonts w:hint="default"/>
+      </w:rPr>
+    </w:lvl>
+    <w:lvl w:ilvl="4">
+      <w:start w:val="1"/>
+      <w:numFmt w:val="decimal"/>
+      <w:isLgl/>
+      <w:lvlText w:val="%1.%2.%3.%4.%5"/>
+      <w:lvlJc w:val="left"/>
+      <w:pPr>
+        <w:ind w:left="3196" w:hanging="1440"/>
+      </w:pPr>
+      <w:rPr>
+        <w:rFonts w:hint="default"/>
+      </w:rPr>
+    </w:lvl>
+    <w:lvl w:ilvl="5">
+      <w:start w:val="1"/>
+      <w:numFmt w:val="decimal"/>
+      <w:isLgl/>
+      <w:lvlText w:val="%1.%2.%3.%4.%5.%6"/>
+      <w:lvlJc w:val="left"/>
+      <w:pPr>
+        <w:ind w:left="3905" w:hanging="1800"/>
+      </w:pPr>
+      <w:rPr>
+        <w:rFonts w:hint="default"/>
+      </w:rPr>
+    </w:lvl>
+    <w:lvl w:ilvl="6">
+      <w:start w:val="1"/>
+      <w:numFmt w:val="decimal"/>
+      <w:isLgl/>
+      <w:lvlText w:val="%1.%2.%3.%4.%5.%6.%7"/>
+      <w:lvlJc w:val="left"/>
+      <w:pPr>
+        <w:ind w:left="4254" w:hanging="1800"/>
+      </w:pPr>
+      <w:rPr>
+        <w:rFonts w:hint="default"/>
+      </w:rPr>
+    </w:lvl>
+    <w:lvl w:ilvl="7">
+      <w:start w:val="1"/>
+      <w:numFmt w:val="decimal"/>
+      <w:isLgl/>
+      <w:lvlText w:val="%1.%2.%3.%4.%5.%6.%7.%8"/>
+      <w:lvlJc w:val="left"/>
+      <w:pPr>
+        <w:ind w:left="4963" w:hanging="2160"/>
+      </w:pPr>
+      <w:rPr>
+        <w:rFonts w:hint="default"/>
+      </w:rPr>
+    </w:lvl>
+    <w:lvl w:ilvl="8">
+      <w:start w:val="1"/>
+      <w:numFmt w:val="decimal"/>
+      <w:isLgl/>
+      <w:lvlText w:val="%1.%2.%3.%4.%5.%6.%7.%8.%9"/>
+      <w:lvlJc w:val="left"/>
+      <w:pPr>
+        <w:ind w:left="5672" w:hanging="2520"/>
+      </w:pPr>
+      <w:rPr>
+        <w:rFonts w:hint="default"/>
+      </w:rPr>
+    </w:lvl>
+  </w:abstractNum>
+  <w:abstractNum w:abstractNumId="23" w15:restartNumberingAfterBreak="0">
+    <w:nsid w:val="69D6152A"/>
+    <w:multiLevelType w:val="hybridMultilevel"/>
+    <w:tmpl w:val="41E43E9C"/>
+    <w:lvl w:ilvl="0" w:tplc="04160001">
+      <w:start w:val="1"/>
+      <w:numFmt w:val="bullet"/>
+      <w:lvlText w:val=""/>
+      <w:lvlJc w:val="left"/>
+      <w:pPr>
+        <w:ind w:left="720" w:hanging="360"/>
+      </w:pPr>
+      <w:rPr>
+        <w:rFonts w:ascii="Symbol" w:hAnsi="Symbol" w:hint="default"/>
+      </w:rPr>
+    </w:lvl>
+    <w:lvl w:ilvl="1" w:tplc="04160003" w:tentative="1">
+      <w:start w:val="1"/>
+      <w:numFmt w:val="bullet"/>
+      <w:lvlText w:val="o"/>
+      <w:lvlJc w:val="left"/>
+      <w:pPr>
+        <w:ind w:left="1440" w:hanging="360"/>
+      </w:pPr>
+      <w:rPr>
+        <w:rFonts w:ascii="Courier New" w:hAnsi="Courier New" w:cs="Courier New" w:hint="default"/>
+      </w:rPr>
+    </w:lvl>
+    <w:lvl w:ilvl="2" w:tplc="04160005" w:tentative="1">
+      <w:start w:val="1"/>
+      <w:numFmt w:val="bullet"/>
+      <w:lvlText w:val=""/>
+      <w:lvlJc w:val="left"/>
+      <w:pPr>
+        <w:ind w:left="2160" w:hanging="360"/>
+      </w:pPr>
+      <w:rPr>
+        <w:rFonts w:ascii="Wingdings" w:hAnsi="Wingdings" w:hint="default"/>
+      </w:rPr>
+    </w:lvl>
+    <w:lvl w:ilvl="3" w:tplc="04160001" w:tentative="1">
+      <w:start w:val="1"/>
+      <w:numFmt w:val="bullet"/>
+      <w:lvlText w:val=""/>
+      <w:lvlJc w:val="left"/>
+      <w:pPr>
+        <w:ind w:left="2880" w:hanging="360"/>
+      </w:pPr>
+      <w:rPr>
+        <w:rFonts w:ascii="Symbol" w:hAnsi="Symbol" w:hint="default"/>
+      </w:rPr>
+    </w:lvl>
+    <w:lvl w:ilvl="4" w:tplc="04160003" w:tentative="1">
+      <w:start w:val="1"/>
+      <w:numFmt w:val="bullet"/>
+      <w:lvlText w:val="o"/>
+      <w:lvlJc w:val="left"/>
+      <w:pPr>
+        <w:ind w:left="3600" w:hanging="360"/>
+      </w:pPr>
+      <w:rPr>
+        <w:rFonts w:ascii="Courier New" w:hAnsi="Courier New" w:cs="Courier New" w:hint="default"/>
+      </w:rPr>
+    </w:lvl>
+    <w:lvl w:ilvl="5" w:tplc="04160005" w:tentative="1">
+      <w:start w:val="1"/>
+      <w:numFmt w:val="bullet"/>
+      <w:lvlText w:val=""/>
+      <w:lvlJc w:val="left"/>
+      <w:pPr>
+        <w:ind w:left="4320" w:hanging="360"/>
+      </w:pPr>
+      <w:rPr>
+        <w:rFonts w:ascii="Wingdings" w:hAnsi="Wingdings" w:hint="default"/>
+      </w:rPr>
+    </w:lvl>
+    <w:lvl w:ilvl="6" w:tplc="04160001" w:tentative="1">
+      <w:start w:val="1"/>
+      <w:numFmt w:val="bullet"/>
+      <w:lvlText w:val=""/>
+      <w:lvlJc w:val="left"/>
+      <w:pPr>
+        <w:ind w:left="5040" w:hanging="360"/>
+      </w:pPr>
+      <w:rPr>
+        <w:rFonts w:ascii="Symbol" w:hAnsi="Symbol" w:hint="default"/>
+      </w:rPr>
+    </w:lvl>
+    <w:lvl w:ilvl="7" w:tplc="04160003" w:tentative="1">
+      <w:start w:val="1"/>
+      <w:numFmt w:val="bullet"/>
+      <w:lvlText w:val="o"/>
+      <w:lvlJc w:val="left"/>
+      <w:pPr>
+        <w:ind w:left="5760" w:hanging="360"/>
+      </w:pPr>
+      <w:rPr>
+        <w:rFonts w:ascii="Courier New" w:hAnsi="Courier New" w:cs="Courier New" w:hint="default"/>
+      </w:rPr>
+    </w:lvl>
+    <w:lvl w:ilvl="8" w:tplc="04160005" w:tentative="1">
+      <w:start w:val="1"/>
+      <w:numFmt w:val="bullet"/>
+      <w:lvlText w:val=""/>
+      <w:lvlJc w:val="left"/>
+      <w:pPr>
+        <w:ind w:left="6480" w:hanging="360"/>
+      </w:pPr>
+      <w:rPr>
+        <w:rFonts w:ascii="Wingdings" w:hAnsi="Wingdings" w:hint="default"/>
+      </w:rPr>
+    </w:lvl>
+  </w:abstractNum>
+  <w:abstractNum w:abstractNumId="24" w15:restartNumberingAfterBreak="0">
+    <w:nsid w:val="76D40636"/>
+    <w:multiLevelType w:val="hybridMultilevel"/>
+    <w:tmpl w:val="CBD6479A"/>
+    <w:lvl w:ilvl="0" w:tplc="04160001">
+      <w:start w:val="1"/>
+      <w:numFmt w:val="bullet"/>
+      <w:lvlText w:val=""/>
+      <w:lvlJc w:val="left"/>
+      <w:pPr>
+        <w:ind w:left="720" w:hanging="360"/>
+      </w:pPr>
+      <w:rPr>
+        <w:rFonts w:ascii="Symbol" w:hAnsi="Symbol" w:hint="default"/>
+      </w:rPr>
+    </w:lvl>
+    <w:lvl w:ilvl="1" w:tplc="04160003" w:tentative="1">
+      <w:start w:val="1"/>
+      <w:numFmt w:val="bullet"/>
+      <w:lvlText w:val="o"/>
+      <w:lvlJc w:val="left"/>
+      <w:pPr>
+        <w:ind w:left="1440" w:hanging="360"/>
+      </w:pPr>
+      <w:rPr>
+        <w:rFonts w:ascii="Courier New" w:hAnsi="Courier New" w:cs="Courier New" w:hint="default"/>
+      </w:rPr>
+    </w:lvl>
+    <w:lvl w:ilvl="2" w:tplc="04160005" w:tentative="1">
+      <w:start w:val="1"/>
+      <w:numFmt w:val="bullet"/>
+      <w:lvlText w:val=""/>
+      <w:lvlJc w:val="left"/>
+      <w:pPr>
+        <w:ind w:left="2160" w:hanging="360"/>
+      </w:pPr>
+      <w:rPr>
+        <w:rFonts w:ascii="Wingdings" w:hAnsi="Wingdings" w:hint="default"/>
+      </w:rPr>
+    </w:lvl>
+    <w:lvl w:ilvl="3" w:tplc="04160001" w:tentative="1">
+      <w:start w:val="1"/>
+      <w:numFmt w:val="bullet"/>
+      <w:lvlText w:val=""/>
+      <w:lvlJc w:val="left"/>
+      <w:pPr>
+        <w:ind w:left="2880" w:hanging="360"/>
+      </w:pPr>
+      <w:rPr>
+        <w:rFonts w:ascii="Symbol" w:hAnsi="Symbol" w:hint="default"/>
+      </w:rPr>
+    </w:lvl>
+    <w:lvl w:ilvl="4" w:tplc="04160003" w:tentative="1">
+      <w:start w:val="1"/>
+      <w:numFmt w:val="bullet"/>
+      <w:lvlText w:val="o"/>
+      <w:lvlJc w:val="left"/>
+      <w:pPr>
+        <w:ind w:left="3600" w:hanging="360"/>
+      </w:pPr>
+      <w:rPr>
+        <w:rFonts w:ascii="Courier New" w:hAnsi="Courier New" w:cs="Courier New" w:hint="default"/>
+      </w:rPr>
+    </w:lvl>
+    <w:lvl w:ilvl="5" w:tplc="04160005" w:tentative="1">
+      <w:start w:val="1"/>
+      <w:numFmt w:val="bullet"/>
+      <w:lvlText w:val=""/>
+      <w:lvlJc w:val="left"/>
+      <w:pPr>
+        <w:ind w:left="4320" w:hanging="360"/>
+      </w:pPr>
+      <w:rPr>
+        <w:rFonts w:ascii="Wingdings" w:hAnsi="Wingdings" w:hint="default"/>
+      </w:rPr>
+    </w:lvl>
+    <w:lvl w:ilvl="6" w:tplc="04160001" w:tentative="1">
+      <w:start w:val="1"/>
+      <w:numFmt w:val="bullet"/>
+      <w:lvlText w:val=""/>
+      <w:lvlJc w:val="left"/>
+      <w:pPr>
+        <w:ind w:left="5040" w:hanging="360"/>
+      </w:pPr>
+      <w:rPr>
+        <w:rFonts w:ascii="Symbol" w:hAnsi="Symbol" w:hint="default"/>
+      </w:rPr>
+    </w:lvl>
+    <w:lvl w:ilvl="7" w:tplc="04160003" w:tentative="1">
+      <w:start w:val="1"/>
+      <w:numFmt w:val="bullet"/>
+      <w:lvlText w:val="o"/>
+      <w:lvlJc w:val="left"/>
+      <w:pPr>
+        <w:ind w:left="5760" w:hanging="360"/>
+      </w:pPr>
+      <w:rPr>
+        <w:rFonts w:ascii="Courier New" w:hAnsi="Courier New" w:cs="Courier New" w:hint="default"/>
+      </w:rPr>
+    </w:lvl>
+    <w:lvl w:ilvl="8" w:tplc="04160005" w:tentative="1">
+      <w:start w:val="1"/>
+      <w:numFmt w:val="bullet"/>
+      <w:lvlText w:val=""/>
+      <w:lvlJc w:val="left"/>
+      <w:pPr>
+        <w:ind w:left="6480" w:hanging="360"/>
+      </w:pPr>
+      <w:rPr>
+        <w:rFonts w:ascii="Wingdings" w:hAnsi="Wingdings" w:hint="default"/>
+      </w:rPr>
+    </w:lvl>
+  </w:abstractNum>
+  <w:abstractNum w:abstractNumId="25" w15:restartNumberingAfterBreak="0">
+    <w:nsid w:val="7F6C37BB"/>
+    <w:multiLevelType w:val="multilevel"/>
+    <w:tmpl w:val="3202E03A"/>
+    <w:lvl w:ilvl="0">
+      <w:start w:val="1"/>
+      <w:numFmt w:val="decimal"/>
+      <w:lvlText w:val="%1."/>
+      <w:lvlJc w:val="left"/>
+      <w:pPr>
+        <w:ind w:left="720" w:hanging="360"/>
+      </w:pPr>
+      <w:rPr>
+        <w:rFonts w:hint="default"/>
+      </w:rPr>
+    </w:lvl>
+    <w:lvl w:ilvl="1">
+      <w:start w:val="5"/>
+      <w:numFmt w:val="decimal"/>
+      <w:isLgl/>
+      <w:lvlText w:val="%1.%2"/>
+      <w:lvlJc w:val="left"/>
+      <w:pPr>
+        <w:ind w:left="1429" w:hanging="720"/>
+      </w:pPr>
+      <w:rPr>
+        <w:rFonts w:hint="default"/>
+      </w:rPr>
+    </w:lvl>
+    <w:lvl w:ilvl="2">
+      <w:start w:val="1"/>
+      <w:numFmt w:val="decimal"/>
+      <w:isLgl/>
+      <w:lvlText w:val="%1.%2.%3"/>
+      <w:lvlJc w:val="left"/>
+      <w:pPr>
+        <w:ind w:left="1778" w:hanging="720"/>
+      </w:pPr>
+      <w:rPr>
+        <w:rFonts w:hint="default"/>
+      </w:rPr>
+    </w:lvl>
+    <w:lvl w:ilvl="3">
+      <w:start w:val="1"/>
+      <w:numFmt w:val="decimal"/>
+      <w:isLgl/>
+      <w:lvlText w:val="%1.%2.%3.%4"/>
+      <w:lvlJc w:val="left"/>
+      <w:pPr>
+        <w:ind w:left="2487" w:hanging="1080"/>
+      </w:pPr>
+      <w:rPr>
+        <w:rFonts w:hint="default"/>
+      </w:rPr>
+    </w:lvl>
+    <w:lvl w:ilvl="4">
+      <w:start w:val="1"/>
+      <w:numFmt w:val="decimal"/>
+      <w:isLgl/>
+      <w:lvlText w:val="%1.%2.%3.%4.%5"/>
+      <w:lvlJc w:val="left"/>
+      <w:pPr>
+        <w:ind w:left="3196" w:hanging="1440"/>
+      </w:pPr>
+      <w:rPr>
+        <w:rFonts w:hint="default"/>
+      </w:rPr>
+    </w:lvl>
+    <w:lvl w:ilvl="5">
+      <w:start w:val="1"/>
+      <w:numFmt w:val="decimal"/>
+      <w:isLgl/>
+      <w:lvlText w:val="%1.%2.%3.%4.%5.%6"/>
+      <w:lvlJc w:val="left"/>
+      <w:pPr>
+        <w:ind w:left="3905" w:hanging="1800"/>
+      </w:pPr>
+      <w:rPr>
+        <w:rFonts w:hint="default"/>
+      </w:rPr>
+    </w:lvl>
+    <w:lvl w:ilvl="6">
+      <w:start w:val="1"/>
+      <w:numFmt w:val="decimal"/>
+      <w:isLgl/>
+      <w:lvlText w:val="%1.%2.%3.%4.%5.%6.%7"/>
+      <w:lvlJc w:val="left"/>
+      <w:pPr>
+        <w:ind w:left="4254" w:hanging="1800"/>
+      </w:pPr>
+      <w:rPr>
+        <w:rFonts w:hint="default"/>
+      </w:rPr>
+    </w:lvl>
+    <w:lvl w:ilvl="7">
+      <w:start w:val="1"/>
+      <w:numFmt w:val="decimal"/>
+      <w:isLgl/>
+      <w:lvlText w:val="%1.%2.%3.%4.%5.%6.%7.%8"/>
+      <w:lvlJc w:val="left"/>
+      <w:pPr>
+        <w:ind w:left="4963" w:hanging="2160"/>
+      </w:pPr>
+      <w:rPr>
+        <w:rFonts w:hint="default"/>
+      </w:rPr>
+    </w:lvl>
+    <w:lvl w:ilvl="8">
+      <w:start w:val="1"/>
+      <w:numFmt w:val="decimal"/>
+      <w:isLgl/>
+      <w:lvlText w:val="%1.%2.%3.%4.%5.%6.%7.%8.%9"/>
+      <w:lvlJc w:val="left"/>
+      <w:pPr>
+        <w:ind w:left="5672" w:hanging="2520"/>
+      </w:pPr>
+      <w:rPr>
+        <w:rFonts w:hint="default"/>
+      </w:rPr>
+    </w:lvl>
+  </w:abstractNum>
   <w:num w:numId="1" w16cid:durableId="911240189">
     <w:abstractNumId w:val="1"/>
   </w:num>
   <w:num w:numId="2" w16cid:durableId="396636423">
+    <w:abstractNumId w:val="12"/>
+  </w:num>
+  <w:num w:numId="3" w16cid:durableId="1177230711">
+    <w:abstractNumId w:val="7"/>
+  </w:num>
+  <w:num w:numId="4" w16cid:durableId="797265899">
+    <w:abstractNumId w:val="11"/>
+  </w:num>
+  <w:num w:numId="5" w16cid:durableId="1092971111">
+    <w:abstractNumId w:val="18"/>
+  </w:num>
+  <w:num w:numId="6" w16cid:durableId="1633049345">
+    <w:abstractNumId w:val="25"/>
+  </w:num>
+  <w:num w:numId="7" w16cid:durableId="74866806">
+    <w:abstractNumId w:val="21"/>
+  </w:num>
+  <w:num w:numId="8" w16cid:durableId="1991249482">
+    <w:abstractNumId w:val="23"/>
+  </w:num>
+  <w:num w:numId="9" w16cid:durableId="1836798905">
+    <w:abstractNumId w:val="6"/>
+  </w:num>
+  <w:num w:numId="10" w16cid:durableId="1041319205">
+    <w:abstractNumId w:val="20"/>
+  </w:num>
+  <w:num w:numId="11" w16cid:durableId="591857829">
+    <w:abstractNumId w:val="16"/>
+  </w:num>
+  <w:num w:numId="12" w16cid:durableId="1789932001">
+    <w:abstractNumId w:val="9"/>
+  </w:num>
+  <w:num w:numId="13" w16cid:durableId="646934439">
+    <w:abstractNumId w:val="5"/>
+  </w:num>
+  <w:num w:numId="14" w16cid:durableId="1076317314">
+    <w:abstractNumId w:val="22"/>
+  </w:num>
+  <w:num w:numId="15" w16cid:durableId="1919165945">
     <w:abstractNumId w:val="10"/>
   </w:num>
-  <w:num w:numId="3" w16cid:durableId="1177230711">
-    <w:abstractNumId w:val="6"/>
-  </w:num>
-  <w:num w:numId="4" w16cid:durableId="797265899">
-    <w:abstractNumId w:val="9"/>
-  </w:num>
-  <w:num w:numId="5" w16cid:durableId="1092971111">
+  <w:num w:numId="16" w16cid:durableId="1368871942">
     <w:abstractNumId w:val="15"/>
   </w:num>
-  <w:num w:numId="6" w16cid:durableId="1633049345">
-    <w:abstractNumId w:val="21"/>
+  <w:num w:numId="17" w16cid:durableId="1017662224">
+    <w:abstractNumId w:val="24"/>
   </w:num>
-  <w:num w:numId="7" w16cid:durableId="74866806">
-    <w:abstractNumId w:val="17"/>
+  <w:num w:numId="18" w16cid:durableId="2170616">
+    <w:abstractNumId w:val="13"/>
   </w:num>
-  <w:num w:numId="8" w16cid:durableId="1991249482">
-    <w:abstractNumId w:val="19"/>
-  </w:num>
-  <w:num w:numId="9" w16cid:durableId="1836798905">
-    <w:abstractNumId w:val="5"/>
-  </w:num>
-  <w:num w:numId="10" w16cid:durableId="1041319205">
-    <w:abstractNumId w:val="16"/>
-  </w:num>
-  <w:num w:numId="11" w16cid:durableId="591857829">
-    <w:abstractNumId w:val="14"/>
-  </w:num>
-  <w:num w:numId="12" w16cid:durableId="1789932001">
-    <w:abstractNumId w:val="7"/>
-  </w:num>
-  <w:num w:numId="13" w16cid:durableId="646934439">
+  <w:num w:numId="19" w16cid:durableId="1705447174">
     <w:abstractNumId w:val="4"/>
   </w:num>
-  <w:num w:numId="14" w16cid:durableId="1076317314">
-    <w:abstractNumId w:val="18"/>
-  </w:num>
-  <w:num w:numId="15" w16cid:durableId="1919165945">
-    <w:abstractNumId w:val="8"/>
-  </w:num>
-  <w:num w:numId="16" w16cid:durableId="1368871942">
-    <w:abstractNumId w:val="13"/>
-  </w:num>
-  <w:num w:numId="17" w16cid:durableId="1017662224">
-    <w:abstractNumId w:val="20"/>
-  </w:num>
-  <w:num w:numId="18" w16cid:durableId="2170616">
-    <w:abstractNumId w:val="11"/>
-  </w:num>
-  <w:num w:numId="19" w16cid:durableId="1705447174">
-    <w:abstractNumId w:val="3"/>
-  </w:num>
   <w:num w:numId="20" w16cid:durableId="981037002">
-    <w:abstractNumId w:val="12"/>
+    <w:abstractNumId w:val="14"/>
   </w:num>
   <w:num w:numId="21" w16cid:durableId="1206256953">
     <w:abstractNumId w:val="2"/>
   </w:num>
   <w:num w:numId="22" w16cid:durableId="1749620356">
     <w:abstractNumId w:val="0"/>
+  </w:num>
+  <w:num w:numId="23" w16cid:durableId="961502087">
+    <w:abstractNumId w:val="3"/>
+  </w:num>
+  <w:num w:numId="24" w16cid:durableId="399905318">
+    <w:abstractNumId w:val="8"/>
+  </w:num>
+  <w:num w:numId="25" w16cid:durableId="1124621887">
+    <w:abstractNumId w:val="19"/>
+  </w:num>
+  <w:num w:numId="26" w16cid:durableId="1440447895">
+    <w:abstractNumId w:val="17"/>
   </w:num>
 </w:numbering>
 </file>
@@ -8195,6 +9179,7 @@
   <w:style w:type="character" w:default="1" w:styleId="Fontepargpadro">
     <w:name w:val="Default Paragraph Font"/>
     <w:uiPriority w:val="1"/>
+    <w:semiHidden/>
     <w:unhideWhenUsed/>
   </w:style>
   <w:style w:type="table" w:default="1" w:styleId="Tabelanormal">
@@ -9174,13 +10159,7 @@
   <ds:schemaRefs>
     <ds:schemaRef ds:uri="http://schemas.microsoft.com/office/2006/metadata/properties"/>
     <ds:schemaRef ds:uri="http://schemas.microsoft.com/office/infopath/2007/PartnerControls"/>
-    <ds:schemaRef ds:uri="http://purl.org/dc/dcmitype/"/>
     <ds:schemaRef ds:uri="8497f9ae-9c71-438c-b553-1e6fe8b1acb0"/>
-    <ds:schemaRef ds:uri="http://www.w3.org/XML/1998/namespace"/>
-    <ds:schemaRef ds:uri="http://purl.org/dc/elements/1.1/"/>
-    <ds:schemaRef ds:uri="http://schemas.microsoft.com/office/2006/documentManagement/types"/>
-    <ds:schemaRef ds:uri="http://schemas.openxmlformats.org/package/2006/metadata/core-properties"/>
-    <ds:schemaRef ds:uri="http://purl.org/dc/terms/"/>
   </ds:schemaRefs>
 </ds:datastoreItem>
 </file>
